--- a/Documentacao/APS - Fonte Linear Regulada.docx
+++ b/Documentacao/APS - Fonte Linear Regulada.docx
@@ -350,10 +350,1181 @@
         <w:br w:type="page"/>
       </w:r>
     </w:p>
+    <w:p>
+      <w:pPr>
+        <w:ind w:left="-1"/>
+      </w:pPr>
+      <w:r>
+        <w:lastRenderedPageBreak/>
+        <w:t>Este relatório apresenta o desenvolvimento da Atividade Prática Supervisionada (APS) da Engenharia Elétrica (Eletrônica) no primeiro semestre letivo de 2026. O objetivo principal do trabalho consiste na construção de uma fonte de alimentação linear 12 volts ajustável e na realização de testes experimentais no projeto. Essa atividade tem o intuito de colaborar diretamente no aprendizado do curso integrando realizações práticas com o conhecimento teórico apresentado ao longo do quinto semestre do curso. Nas seguintes etapas, o relatório apresenta seções importantes que ajudam na compreensão e validação do trabalho, como a fundamentação teórica dos conceitos principais do projeto, método de construção adotado, materiais utilizados, cálculos teóricos e comparações com valores medidos, confirmação do objetivo do projeto, uma conclusão do trabalho detalhando as dificuldades e opiniões obtidas pelo grupo e uma série de testes essenciais para validar o funcionamento e garantir a segurança na utilização da fonte linear.</w:t>
+      </w:r>
+    </w:p>
+    <w:p>
+      <w:pPr>
+        <w:ind w:left="-1"/>
+      </w:pPr>
+    </w:p>
+    <w:p>
+      <w:pPr>
+        <w:ind w:left="-1"/>
+      </w:pPr>
+      <w:proofErr w:type="spellStart"/>
+      <w:r>
+        <w:t>This</w:t>
+      </w:r>
+      <w:proofErr w:type="spellEnd"/>
+      <w:r>
+        <w:t xml:space="preserve"> </w:t>
+      </w:r>
+      <w:proofErr w:type="spellStart"/>
+      <w:r>
+        <w:t>report</w:t>
+      </w:r>
+      <w:proofErr w:type="spellEnd"/>
+      <w:r>
+        <w:t xml:space="preserve"> </w:t>
+      </w:r>
+      <w:proofErr w:type="spellStart"/>
+      <w:r>
+        <w:t>presents</w:t>
+      </w:r>
+      <w:proofErr w:type="spellEnd"/>
+      <w:r>
+        <w:t xml:space="preserve"> </w:t>
+      </w:r>
+      <w:proofErr w:type="spellStart"/>
+      <w:r>
+        <w:t>the</w:t>
+      </w:r>
+      <w:proofErr w:type="spellEnd"/>
+      <w:r>
+        <w:t xml:space="preserve"> </w:t>
+      </w:r>
+      <w:proofErr w:type="spellStart"/>
+      <w:r>
+        <w:t>development</w:t>
+      </w:r>
+      <w:proofErr w:type="spellEnd"/>
+      <w:r>
+        <w:t xml:space="preserve"> </w:t>
+      </w:r>
+      <w:proofErr w:type="spellStart"/>
+      <w:r>
+        <w:t>of</w:t>
+      </w:r>
+      <w:proofErr w:type="spellEnd"/>
+      <w:r>
+        <w:t xml:space="preserve"> </w:t>
+      </w:r>
+      <w:proofErr w:type="spellStart"/>
+      <w:r>
+        <w:t>the</w:t>
+      </w:r>
+      <w:proofErr w:type="spellEnd"/>
+      <w:r>
+        <w:t xml:space="preserve"> </w:t>
+      </w:r>
+      <w:proofErr w:type="spellStart"/>
+      <w:r>
+        <w:t>Supervised</w:t>
+      </w:r>
+      <w:proofErr w:type="spellEnd"/>
+      <w:r>
+        <w:t xml:space="preserve"> </w:t>
+      </w:r>
+      <w:proofErr w:type="spellStart"/>
+      <w:r>
+        <w:t>Practical</w:t>
+      </w:r>
+      <w:proofErr w:type="spellEnd"/>
+      <w:r>
+        <w:t xml:space="preserve"> </w:t>
+      </w:r>
+      <w:proofErr w:type="spellStart"/>
+      <w:r>
+        <w:t>Activity</w:t>
+      </w:r>
+      <w:proofErr w:type="spellEnd"/>
+      <w:r>
+        <w:t xml:space="preserve"> (APS) in </w:t>
+      </w:r>
+      <w:proofErr w:type="spellStart"/>
+      <w:r>
+        <w:t>Electrical</w:t>
+      </w:r>
+      <w:proofErr w:type="spellEnd"/>
+      <w:r>
+        <w:t xml:space="preserve"> </w:t>
+      </w:r>
+      <w:proofErr w:type="spellStart"/>
+      <w:r>
+        <w:t>Engineering</w:t>
+      </w:r>
+      <w:proofErr w:type="spellEnd"/>
+      <w:r>
+        <w:t xml:space="preserve"> (</w:t>
+      </w:r>
+      <w:proofErr w:type="spellStart"/>
+      <w:r>
+        <w:t>Electronics</w:t>
+      </w:r>
+      <w:proofErr w:type="spellEnd"/>
+      <w:r>
+        <w:t xml:space="preserve">) </w:t>
+      </w:r>
+      <w:proofErr w:type="spellStart"/>
+      <w:r>
+        <w:t>during</w:t>
+      </w:r>
+      <w:proofErr w:type="spellEnd"/>
+      <w:r>
+        <w:t xml:space="preserve"> </w:t>
+      </w:r>
+      <w:proofErr w:type="spellStart"/>
+      <w:r>
+        <w:t>the</w:t>
+      </w:r>
+      <w:proofErr w:type="spellEnd"/>
+      <w:r>
+        <w:t xml:space="preserve"> </w:t>
+      </w:r>
+      <w:proofErr w:type="spellStart"/>
+      <w:r>
+        <w:t>first</w:t>
+      </w:r>
+      <w:proofErr w:type="spellEnd"/>
+      <w:r>
+        <w:t xml:space="preserve"> </w:t>
+      </w:r>
+      <w:proofErr w:type="spellStart"/>
+      <w:r>
+        <w:t>semester</w:t>
+      </w:r>
+      <w:proofErr w:type="spellEnd"/>
+      <w:r>
+        <w:t xml:space="preserve"> </w:t>
+      </w:r>
+      <w:proofErr w:type="spellStart"/>
+      <w:r>
+        <w:t>of</w:t>
+      </w:r>
+      <w:proofErr w:type="spellEnd"/>
+      <w:r>
+        <w:t xml:space="preserve"> 2026. The </w:t>
+      </w:r>
+      <w:proofErr w:type="spellStart"/>
+      <w:r>
+        <w:t>main</w:t>
+      </w:r>
+      <w:proofErr w:type="spellEnd"/>
+      <w:r>
+        <w:t xml:space="preserve"> </w:t>
+      </w:r>
+      <w:proofErr w:type="spellStart"/>
+      <w:r>
+        <w:t>objective</w:t>
+      </w:r>
+      <w:proofErr w:type="spellEnd"/>
+      <w:r>
+        <w:t xml:space="preserve"> </w:t>
+      </w:r>
+      <w:proofErr w:type="spellStart"/>
+      <w:r>
+        <w:t>of</w:t>
+      </w:r>
+      <w:proofErr w:type="spellEnd"/>
+      <w:r>
+        <w:t xml:space="preserve"> </w:t>
+      </w:r>
+      <w:proofErr w:type="spellStart"/>
+      <w:r>
+        <w:t>the</w:t>
+      </w:r>
+      <w:proofErr w:type="spellEnd"/>
+      <w:r>
+        <w:t xml:space="preserve"> </w:t>
+      </w:r>
+      <w:proofErr w:type="spellStart"/>
+      <w:r>
+        <w:t>work</w:t>
+      </w:r>
+      <w:proofErr w:type="spellEnd"/>
+      <w:r>
+        <w:t xml:space="preserve"> </w:t>
+      </w:r>
+      <w:proofErr w:type="spellStart"/>
+      <w:r>
+        <w:t>is</w:t>
+      </w:r>
+      <w:proofErr w:type="spellEnd"/>
+      <w:r>
+        <w:t xml:space="preserve"> </w:t>
+      </w:r>
+      <w:proofErr w:type="spellStart"/>
+      <w:r>
+        <w:t>to</w:t>
+      </w:r>
+      <w:proofErr w:type="spellEnd"/>
+      <w:r>
+        <w:t xml:space="preserve"> </w:t>
+      </w:r>
+      <w:proofErr w:type="spellStart"/>
+      <w:r>
+        <w:t>construct</w:t>
+      </w:r>
+      <w:proofErr w:type="spellEnd"/>
+      <w:r>
+        <w:t xml:space="preserve"> a 12</w:t>
+      </w:r>
+      <w:r>
+        <w:t xml:space="preserve"> </w:t>
+      </w:r>
+      <w:r>
+        <w:t xml:space="preserve">volt </w:t>
+      </w:r>
+      <w:proofErr w:type="spellStart"/>
+      <w:r>
+        <w:t>adjustable</w:t>
+      </w:r>
+      <w:proofErr w:type="spellEnd"/>
+      <w:r>
+        <w:t xml:space="preserve"> linear </w:t>
+      </w:r>
+      <w:proofErr w:type="spellStart"/>
+      <w:r>
+        <w:t>power</w:t>
+      </w:r>
+      <w:proofErr w:type="spellEnd"/>
+      <w:r>
+        <w:t xml:space="preserve"> </w:t>
+      </w:r>
+      <w:proofErr w:type="spellStart"/>
+      <w:r>
+        <w:t>supply</w:t>
+      </w:r>
+      <w:proofErr w:type="spellEnd"/>
+      <w:r>
+        <w:t xml:space="preserve"> </w:t>
+      </w:r>
+      <w:proofErr w:type="spellStart"/>
+      <w:r>
+        <w:t>and</w:t>
+      </w:r>
+      <w:proofErr w:type="spellEnd"/>
+      <w:r>
+        <w:t xml:space="preserve"> </w:t>
+      </w:r>
+      <w:proofErr w:type="spellStart"/>
+      <w:r>
+        <w:t>to</w:t>
+      </w:r>
+      <w:proofErr w:type="spellEnd"/>
+      <w:r>
+        <w:t xml:space="preserve"> </w:t>
+      </w:r>
+      <w:proofErr w:type="spellStart"/>
+      <w:r>
+        <w:t>carry</w:t>
+      </w:r>
+      <w:proofErr w:type="spellEnd"/>
+      <w:r>
+        <w:t xml:space="preserve"> out experimental </w:t>
+      </w:r>
+      <w:proofErr w:type="spellStart"/>
+      <w:r>
+        <w:t>tests</w:t>
+      </w:r>
+      <w:proofErr w:type="spellEnd"/>
+      <w:r>
+        <w:t xml:space="preserve"> </w:t>
+      </w:r>
+      <w:proofErr w:type="spellStart"/>
+      <w:r>
+        <w:t>of</w:t>
+      </w:r>
+      <w:proofErr w:type="spellEnd"/>
+      <w:r>
+        <w:t xml:space="preserve"> </w:t>
+      </w:r>
+      <w:proofErr w:type="spellStart"/>
+      <w:r>
+        <w:t>the</w:t>
+      </w:r>
+      <w:proofErr w:type="spellEnd"/>
+      <w:r>
+        <w:t xml:space="preserve"> </w:t>
+      </w:r>
+      <w:proofErr w:type="spellStart"/>
+      <w:r>
+        <w:t>project</w:t>
+      </w:r>
+      <w:proofErr w:type="spellEnd"/>
+      <w:r>
+        <w:t xml:space="preserve">. </w:t>
+      </w:r>
+      <w:proofErr w:type="spellStart"/>
+      <w:r>
+        <w:t>This</w:t>
+      </w:r>
+      <w:proofErr w:type="spellEnd"/>
+      <w:r>
+        <w:t xml:space="preserve"> </w:t>
+      </w:r>
+      <w:proofErr w:type="spellStart"/>
+      <w:r>
+        <w:t>activity</w:t>
+      </w:r>
+      <w:proofErr w:type="spellEnd"/>
+      <w:r>
+        <w:t xml:space="preserve"> </w:t>
+      </w:r>
+      <w:proofErr w:type="spellStart"/>
+      <w:r>
+        <w:t>aims</w:t>
+      </w:r>
+      <w:proofErr w:type="spellEnd"/>
+      <w:r>
+        <w:t xml:space="preserve"> </w:t>
+      </w:r>
+      <w:proofErr w:type="spellStart"/>
+      <w:r>
+        <w:t>to</w:t>
+      </w:r>
+      <w:proofErr w:type="spellEnd"/>
+      <w:r>
+        <w:t xml:space="preserve"> </w:t>
+      </w:r>
+      <w:proofErr w:type="spellStart"/>
+      <w:r>
+        <w:t>contribute</w:t>
+      </w:r>
+      <w:proofErr w:type="spellEnd"/>
+      <w:r>
+        <w:t xml:space="preserve"> </w:t>
+      </w:r>
+      <w:proofErr w:type="spellStart"/>
+      <w:r>
+        <w:t>directly</w:t>
+      </w:r>
+      <w:proofErr w:type="spellEnd"/>
+      <w:r>
+        <w:t xml:space="preserve"> </w:t>
+      </w:r>
+      <w:proofErr w:type="spellStart"/>
+      <w:r>
+        <w:t>to</w:t>
+      </w:r>
+      <w:proofErr w:type="spellEnd"/>
+      <w:r>
+        <w:t xml:space="preserve"> </w:t>
+      </w:r>
+      <w:proofErr w:type="spellStart"/>
+      <w:r>
+        <w:t>the</w:t>
+      </w:r>
+      <w:proofErr w:type="spellEnd"/>
+      <w:r>
+        <w:t xml:space="preserve"> learning </w:t>
+      </w:r>
+      <w:proofErr w:type="spellStart"/>
+      <w:r>
+        <w:t>process</w:t>
+      </w:r>
+      <w:proofErr w:type="spellEnd"/>
+      <w:r>
+        <w:t xml:space="preserve"> </w:t>
+      </w:r>
+      <w:proofErr w:type="spellStart"/>
+      <w:r>
+        <w:t>of</w:t>
+      </w:r>
+      <w:proofErr w:type="spellEnd"/>
+      <w:r>
+        <w:t xml:space="preserve"> </w:t>
+      </w:r>
+      <w:proofErr w:type="spellStart"/>
+      <w:r>
+        <w:t>the</w:t>
+      </w:r>
+      <w:proofErr w:type="spellEnd"/>
+      <w:r>
+        <w:t xml:space="preserve"> discipline, </w:t>
+      </w:r>
+      <w:proofErr w:type="spellStart"/>
+      <w:r>
+        <w:t>integrating</w:t>
+      </w:r>
+      <w:proofErr w:type="spellEnd"/>
+      <w:r>
+        <w:t xml:space="preserve"> </w:t>
+      </w:r>
+      <w:proofErr w:type="spellStart"/>
+      <w:r>
+        <w:t>practical</w:t>
+      </w:r>
+      <w:proofErr w:type="spellEnd"/>
+      <w:r>
+        <w:t xml:space="preserve"> </w:t>
+      </w:r>
+      <w:proofErr w:type="spellStart"/>
+      <w:r>
+        <w:t>achievements</w:t>
+      </w:r>
+      <w:proofErr w:type="spellEnd"/>
+      <w:r>
+        <w:t xml:space="preserve"> </w:t>
+      </w:r>
+      <w:proofErr w:type="spellStart"/>
+      <w:r>
+        <w:t>with</w:t>
+      </w:r>
+      <w:proofErr w:type="spellEnd"/>
+      <w:r>
+        <w:t xml:space="preserve"> </w:t>
+      </w:r>
+      <w:proofErr w:type="spellStart"/>
+      <w:r>
+        <w:t>the</w:t>
+      </w:r>
+      <w:proofErr w:type="spellEnd"/>
+      <w:r>
+        <w:t xml:space="preserve"> </w:t>
+      </w:r>
+      <w:proofErr w:type="spellStart"/>
+      <w:r>
+        <w:t>theoretical</w:t>
+      </w:r>
+      <w:proofErr w:type="spellEnd"/>
+      <w:r>
+        <w:t xml:space="preserve"> </w:t>
+      </w:r>
+      <w:proofErr w:type="spellStart"/>
+      <w:r>
+        <w:t>knowledge</w:t>
+      </w:r>
+      <w:proofErr w:type="spellEnd"/>
+      <w:r>
+        <w:t xml:space="preserve"> </w:t>
+      </w:r>
+      <w:proofErr w:type="spellStart"/>
+      <w:r>
+        <w:t>presented</w:t>
+      </w:r>
+      <w:proofErr w:type="spellEnd"/>
+      <w:r>
+        <w:t xml:space="preserve"> </w:t>
+      </w:r>
+      <w:proofErr w:type="spellStart"/>
+      <w:r>
+        <w:t>throughout</w:t>
+      </w:r>
+      <w:proofErr w:type="spellEnd"/>
+      <w:r>
+        <w:t xml:space="preserve"> </w:t>
+      </w:r>
+      <w:proofErr w:type="spellStart"/>
+      <w:r>
+        <w:t>the</w:t>
+      </w:r>
+      <w:proofErr w:type="spellEnd"/>
+      <w:r>
+        <w:t xml:space="preserve"> </w:t>
+      </w:r>
+      <w:proofErr w:type="spellStart"/>
+      <w:r>
+        <w:t>fifth</w:t>
+      </w:r>
+      <w:proofErr w:type="spellEnd"/>
+      <w:r>
+        <w:t xml:space="preserve"> </w:t>
+      </w:r>
+      <w:proofErr w:type="spellStart"/>
+      <w:r>
+        <w:t>semester</w:t>
+      </w:r>
+      <w:proofErr w:type="spellEnd"/>
+      <w:r>
+        <w:t xml:space="preserve">. In </w:t>
+      </w:r>
+      <w:proofErr w:type="spellStart"/>
+      <w:r>
+        <w:t>the</w:t>
+      </w:r>
+      <w:proofErr w:type="spellEnd"/>
+      <w:r>
+        <w:t xml:space="preserve"> </w:t>
+      </w:r>
+      <w:proofErr w:type="spellStart"/>
+      <w:r>
+        <w:t>following</w:t>
+      </w:r>
+      <w:proofErr w:type="spellEnd"/>
+      <w:r>
+        <w:t xml:space="preserve"> </w:t>
+      </w:r>
+      <w:proofErr w:type="spellStart"/>
+      <w:r>
+        <w:t>stages</w:t>
+      </w:r>
+      <w:proofErr w:type="spellEnd"/>
+      <w:r>
+        <w:t xml:space="preserve">, </w:t>
+      </w:r>
+      <w:proofErr w:type="spellStart"/>
+      <w:r>
+        <w:t>the</w:t>
+      </w:r>
+      <w:proofErr w:type="spellEnd"/>
+      <w:r>
+        <w:t xml:space="preserve"> </w:t>
+      </w:r>
+      <w:proofErr w:type="spellStart"/>
+      <w:r>
+        <w:t>report</w:t>
+      </w:r>
+      <w:proofErr w:type="spellEnd"/>
+      <w:r>
+        <w:t xml:space="preserve"> </w:t>
+      </w:r>
+      <w:proofErr w:type="spellStart"/>
+      <w:r>
+        <w:t>presents</w:t>
+      </w:r>
+      <w:proofErr w:type="spellEnd"/>
+      <w:r>
+        <w:t xml:space="preserve"> </w:t>
+      </w:r>
+      <w:proofErr w:type="spellStart"/>
+      <w:r>
+        <w:t>important</w:t>
+      </w:r>
+      <w:proofErr w:type="spellEnd"/>
+      <w:r>
+        <w:t xml:space="preserve"> </w:t>
+      </w:r>
+      <w:proofErr w:type="spellStart"/>
+      <w:r>
+        <w:t>sections</w:t>
+      </w:r>
+      <w:proofErr w:type="spellEnd"/>
+      <w:r>
+        <w:t xml:space="preserve"> </w:t>
+      </w:r>
+      <w:proofErr w:type="spellStart"/>
+      <w:r>
+        <w:t>that</w:t>
+      </w:r>
+      <w:proofErr w:type="spellEnd"/>
+      <w:r>
+        <w:t xml:space="preserve"> </w:t>
+      </w:r>
+      <w:proofErr w:type="spellStart"/>
+      <w:r>
+        <w:t>aid</w:t>
+      </w:r>
+      <w:proofErr w:type="spellEnd"/>
+      <w:r>
+        <w:t xml:space="preserve"> in </w:t>
+      </w:r>
+      <w:proofErr w:type="spellStart"/>
+      <w:r>
+        <w:t>the</w:t>
+      </w:r>
+      <w:proofErr w:type="spellEnd"/>
+      <w:r>
+        <w:t xml:space="preserve"> </w:t>
+      </w:r>
+      <w:proofErr w:type="spellStart"/>
+      <w:r>
+        <w:t>understanding</w:t>
+      </w:r>
+      <w:proofErr w:type="spellEnd"/>
+      <w:r>
+        <w:t xml:space="preserve"> </w:t>
+      </w:r>
+      <w:proofErr w:type="spellStart"/>
+      <w:r>
+        <w:t>and</w:t>
+      </w:r>
+      <w:proofErr w:type="spellEnd"/>
+      <w:r>
+        <w:t xml:space="preserve"> </w:t>
+      </w:r>
+      <w:proofErr w:type="spellStart"/>
+      <w:r>
+        <w:t>validation</w:t>
+      </w:r>
+      <w:proofErr w:type="spellEnd"/>
+      <w:r>
+        <w:t xml:space="preserve"> </w:t>
+      </w:r>
+      <w:proofErr w:type="spellStart"/>
+      <w:r>
+        <w:t>of</w:t>
+      </w:r>
+      <w:proofErr w:type="spellEnd"/>
+      <w:r>
+        <w:t xml:space="preserve"> </w:t>
+      </w:r>
+      <w:proofErr w:type="spellStart"/>
+      <w:r>
+        <w:t>the</w:t>
+      </w:r>
+      <w:proofErr w:type="spellEnd"/>
+      <w:r>
+        <w:t xml:space="preserve"> </w:t>
+      </w:r>
+      <w:proofErr w:type="spellStart"/>
+      <w:r>
+        <w:t>work</w:t>
+      </w:r>
+      <w:proofErr w:type="spellEnd"/>
+      <w:r>
+        <w:t xml:space="preserve">, </w:t>
+      </w:r>
+      <w:proofErr w:type="spellStart"/>
+      <w:r>
+        <w:t>such</w:t>
+      </w:r>
+      <w:proofErr w:type="spellEnd"/>
+      <w:r>
+        <w:t xml:space="preserve"> as </w:t>
+      </w:r>
+      <w:proofErr w:type="spellStart"/>
+      <w:r>
+        <w:t>the</w:t>
+      </w:r>
+      <w:proofErr w:type="spellEnd"/>
+      <w:r>
+        <w:t xml:space="preserve"> </w:t>
+      </w:r>
+      <w:proofErr w:type="spellStart"/>
+      <w:r>
+        <w:t>theoretical</w:t>
+      </w:r>
+      <w:proofErr w:type="spellEnd"/>
+      <w:r>
+        <w:t xml:space="preserve"> </w:t>
+      </w:r>
+      <w:proofErr w:type="spellStart"/>
+      <w:r>
+        <w:t>foundation</w:t>
+      </w:r>
+      <w:proofErr w:type="spellEnd"/>
+      <w:r>
+        <w:t xml:space="preserve"> </w:t>
+      </w:r>
+      <w:proofErr w:type="spellStart"/>
+      <w:r>
+        <w:t>of</w:t>
+      </w:r>
+      <w:proofErr w:type="spellEnd"/>
+      <w:r>
+        <w:t xml:space="preserve"> </w:t>
+      </w:r>
+      <w:proofErr w:type="spellStart"/>
+      <w:r>
+        <w:t>the</w:t>
+      </w:r>
+      <w:proofErr w:type="spellEnd"/>
+      <w:r>
+        <w:t xml:space="preserve"> </w:t>
+      </w:r>
+      <w:proofErr w:type="spellStart"/>
+      <w:r>
+        <w:t>main</w:t>
+      </w:r>
+      <w:proofErr w:type="spellEnd"/>
+      <w:r>
+        <w:t xml:space="preserve"> </w:t>
+      </w:r>
+      <w:proofErr w:type="spellStart"/>
+      <w:r>
+        <w:t>concepts</w:t>
+      </w:r>
+      <w:proofErr w:type="spellEnd"/>
+      <w:r>
+        <w:t xml:space="preserve"> </w:t>
+      </w:r>
+      <w:proofErr w:type="spellStart"/>
+      <w:r>
+        <w:t>of</w:t>
+      </w:r>
+      <w:proofErr w:type="spellEnd"/>
+      <w:r>
+        <w:t xml:space="preserve"> </w:t>
+      </w:r>
+      <w:proofErr w:type="spellStart"/>
+      <w:r>
+        <w:t>the</w:t>
+      </w:r>
+      <w:proofErr w:type="spellEnd"/>
+      <w:r>
+        <w:t xml:space="preserve"> </w:t>
+      </w:r>
+      <w:proofErr w:type="spellStart"/>
+      <w:r>
+        <w:t>project</w:t>
+      </w:r>
+      <w:proofErr w:type="spellEnd"/>
+      <w:r>
+        <w:t xml:space="preserve">, </w:t>
+      </w:r>
+      <w:proofErr w:type="spellStart"/>
+      <w:r>
+        <w:t>the</w:t>
+      </w:r>
+      <w:proofErr w:type="spellEnd"/>
+      <w:r>
+        <w:t xml:space="preserve"> </w:t>
+      </w:r>
+      <w:proofErr w:type="spellStart"/>
+      <w:r>
+        <w:t>construction</w:t>
+      </w:r>
+      <w:proofErr w:type="spellEnd"/>
+      <w:r>
+        <w:t xml:space="preserve"> </w:t>
+      </w:r>
+      <w:proofErr w:type="spellStart"/>
+      <w:r>
+        <w:t>method</w:t>
+      </w:r>
+      <w:proofErr w:type="spellEnd"/>
+      <w:r>
+        <w:t xml:space="preserve"> </w:t>
+      </w:r>
+      <w:proofErr w:type="spellStart"/>
+      <w:r>
+        <w:t>adopted</w:t>
+      </w:r>
+      <w:proofErr w:type="spellEnd"/>
+      <w:r>
+        <w:t xml:space="preserve">, </w:t>
+      </w:r>
+      <w:proofErr w:type="spellStart"/>
+      <w:r>
+        <w:t>the</w:t>
+      </w:r>
+      <w:proofErr w:type="spellEnd"/>
+      <w:r>
+        <w:t xml:space="preserve"> </w:t>
+      </w:r>
+      <w:proofErr w:type="spellStart"/>
+      <w:r>
+        <w:t>materials</w:t>
+      </w:r>
+      <w:proofErr w:type="spellEnd"/>
+      <w:r>
+        <w:t xml:space="preserve"> </w:t>
+      </w:r>
+      <w:proofErr w:type="spellStart"/>
+      <w:r>
+        <w:t>used</w:t>
+      </w:r>
+      <w:proofErr w:type="spellEnd"/>
+      <w:r>
+        <w:t xml:space="preserve">, </w:t>
+      </w:r>
+      <w:proofErr w:type="spellStart"/>
+      <w:r>
+        <w:t>the</w:t>
+      </w:r>
+      <w:proofErr w:type="spellEnd"/>
+      <w:r>
+        <w:t xml:space="preserve"> </w:t>
+      </w:r>
+      <w:proofErr w:type="spellStart"/>
+      <w:r>
+        <w:t>theoretical</w:t>
+      </w:r>
+      <w:proofErr w:type="spellEnd"/>
+      <w:r>
+        <w:t xml:space="preserve"> </w:t>
+      </w:r>
+      <w:proofErr w:type="spellStart"/>
+      <w:r>
+        <w:t>calculations</w:t>
+      </w:r>
+      <w:proofErr w:type="spellEnd"/>
+      <w:r>
+        <w:t xml:space="preserve"> </w:t>
+      </w:r>
+      <w:proofErr w:type="spellStart"/>
+      <w:r>
+        <w:t>and</w:t>
+      </w:r>
+      <w:proofErr w:type="spellEnd"/>
+      <w:r>
+        <w:t xml:space="preserve"> </w:t>
+      </w:r>
+      <w:proofErr w:type="spellStart"/>
+      <w:r>
+        <w:t>comparisons</w:t>
+      </w:r>
+      <w:proofErr w:type="spellEnd"/>
+      <w:r>
+        <w:t xml:space="preserve"> </w:t>
+      </w:r>
+      <w:proofErr w:type="spellStart"/>
+      <w:r>
+        <w:t>with</w:t>
+      </w:r>
+      <w:proofErr w:type="spellEnd"/>
+      <w:r>
+        <w:t xml:space="preserve"> </w:t>
+      </w:r>
+      <w:proofErr w:type="spellStart"/>
+      <w:r>
+        <w:t>measured</w:t>
+      </w:r>
+      <w:proofErr w:type="spellEnd"/>
+      <w:r>
+        <w:t xml:space="preserve"> </w:t>
+      </w:r>
+      <w:proofErr w:type="spellStart"/>
+      <w:r>
+        <w:t>values</w:t>
+      </w:r>
+      <w:proofErr w:type="spellEnd"/>
+      <w:r>
+        <w:t xml:space="preserve">, </w:t>
+      </w:r>
+      <w:proofErr w:type="spellStart"/>
+      <w:r>
+        <w:t>the</w:t>
+      </w:r>
+      <w:proofErr w:type="spellEnd"/>
+      <w:r>
+        <w:t xml:space="preserve"> </w:t>
+      </w:r>
+      <w:proofErr w:type="spellStart"/>
+      <w:r>
+        <w:t>confirmation</w:t>
+      </w:r>
+      <w:proofErr w:type="spellEnd"/>
+      <w:r>
+        <w:t xml:space="preserve"> </w:t>
+      </w:r>
+      <w:proofErr w:type="spellStart"/>
+      <w:r>
+        <w:t>of</w:t>
+      </w:r>
+      <w:proofErr w:type="spellEnd"/>
+      <w:r>
+        <w:t xml:space="preserve"> </w:t>
+      </w:r>
+      <w:proofErr w:type="spellStart"/>
+      <w:r>
+        <w:t>the</w:t>
+      </w:r>
+      <w:proofErr w:type="spellEnd"/>
+      <w:r>
+        <w:t xml:space="preserve"> </w:t>
+      </w:r>
+      <w:proofErr w:type="spellStart"/>
+      <w:r>
+        <w:t>project's</w:t>
+      </w:r>
+      <w:proofErr w:type="spellEnd"/>
+      <w:r>
+        <w:t xml:space="preserve"> </w:t>
+      </w:r>
+      <w:proofErr w:type="spellStart"/>
+      <w:r>
+        <w:t>objective</w:t>
+      </w:r>
+      <w:proofErr w:type="spellEnd"/>
+      <w:r>
+        <w:t xml:space="preserve">, a </w:t>
+      </w:r>
+      <w:proofErr w:type="spellStart"/>
+      <w:r>
+        <w:t>conclusion</w:t>
+      </w:r>
+      <w:proofErr w:type="spellEnd"/>
+      <w:r>
+        <w:t xml:space="preserve"> </w:t>
+      </w:r>
+      <w:proofErr w:type="spellStart"/>
+      <w:r>
+        <w:t>detailing</w:t>
+      </w:r>
+      <w:proofErr w:type="spellEnd"/>
+      <w:r>
+        <w:t xml:space="preserve"> </w:t>
+      </w:r>
+      <w:proofErr w:type="spellStart"/>
+      <w:r>
+        <w:t>the</w:t>
+      </w:r>
+      <w:proofErr w:type="spellEnd"/>
+      <w:r>
+        <w:t xml:space="preserve"> </w:t>
+      </w:r>
+      <w:proofErr w:type="spellStart"/>
+      <w:r>
+        <w:t>difficulties</w:t>
+      </w:r>
+      <w:proofErr w:type="spellEnd"/>
+      <w:r>
+        <w:t xml:space="preserve"> </w:t>
+      </w:r>
+      <w:proofErr w:type="spellStart"/>
+      <w:r>
+        <w:t>and</w:t>
+      </w:r>
+      <w:proofErr w:type="spellEnd"/>
+      <w:r>
+        <w:t xml:space="preserve"> </w:t>
+      </w:r>
+      <w:proofErr w:type="spellStart"/>
+      <w:r>
+        <w:t>opinions</w:t>
+      </w:r>
+      <w:proofErr w:type="spellEnd"/>
+      <w:r>
+        <w:t xml:space="preserve"> </w:t>
+      </w:r>
+      <w:proofErr w:type="spellStart"/>
+      <w:r>
+        <w:t>obtained</w:t>
+      </w:r>
+      <w:proofErr w:type="spellEnd"/>
+      <w:r>
+        <w:t xml:space="preserve"> </w:t>
+      </w:r>
+      <w:proofErr w:type="spellStart"/>
+      <w:r>
+        <w:t>by</w:t>
+      </w:r>
+      <w:proofErr w:type="spellEnd"/>
+      <w:r>
+        <w:t xml:space="preserve"> </w:t>
+      </w:r>
+      <w:proofErr w:type="spellStart"/>
+      <w:r>
+        <w:t>the</w:t>
+      </w:r>
+      <w:proofErr w:type="spellEnd"/>
+      <w:r>
+        <w:t xml:space="preserve"> </w:t>
+      </w:r>
+      <w:proofErr w:type="spellStart"/>
+      <w:r>
+        <w:t>group</w:t>
+      </w:r>
+      <w:proofErr w:type="spellEnd"/>
+      <w:r>
+        <w:t xml:space="preserve">, </w:t>
+      </w:r>
+      <w:proofErr w:type="spellStart"/>
+      <w:r>
+        <w:t>and</w:t>
+      </w:r>
+      <w:proofErr w:type="spellEnd"/>
+      <w:r>
+        <w:t xml:space="preserve"> a series </w:t>
+      </w:r>
+      <w:proofErr w:type="spellStart"/>
+      <w:r>
+        <w:t>of</w:t>
+      </w:r>
+      <w:proofErr w:type="spellEnd"/>
+      <w:r>
+        <w:t xml:space="preserve"> </w:t>
+      </w:r>
+      <w:proofErr w:type="spellStart"/>
+      <w:r>
+        <w:t>essential</w:t>
+      </w:r>
+      <w:proofErr w:type="spellEnd"/>
+      <w:r>
+        <w:t xml:space="preserve"> </w:t>
+      </w:r>
+      <w:proofErr w:type="spellStart"/>
+      <w:r>
+        <w:t>tests</w:t>
+      </w:r>
+      <w:proofErr w:type="spellEnd"/>
+      <w:r>
+        <w:t xml:space="preserve"> </w:t>
+      </w:r>
+      <w:proofErr w:type="spellStart"/>
+      <w:r>
+        <w:t>to</w:t>
+      </w:r>
+      <w:proofErr w:type="spellEnd"/>
+      <w:r>
+        <w:t xml:space="preserve"> </w:t>
+      </w:r>
+      <w:proofErr w:type="spellStart"/>
+      <w:r>
+        <w:t>validate</w:t>
+      </w:r>
+      <w:proofErr w:type="spellEnd"/>
+      <w:r>
+        <w:t xml:space="preserve"> </w:t>
+      </w:r>
+      <w:proofErr w:type="spellStart"/>
+      <w:r>
+        <w:t>the</w:t>
+      </w:r>
+      <w:proofErr w:type="spellEnd"/>
+      <w:r>
+        <w:t xml:space="preserve"> </w:t>
+      </w:r>
+      <w:proofErr w:type="spellStart"/>
+      <w:r>
+        <w:t>operation</w:t>
+      </w:r>
+      <w:proofErr w:type="spellEnd"/>
+      <w:r>
+        <w:t xml:space="preserve"> </w:t>
+      </w:r>
+      <w:proofErr w:type="spellStart"/>
+      <w:r>
+        <w:t>and</w:t>
+      </w:r>
+      <w:proofErr w:type="spellEnd"/>
+      <w:r>
+        <w:t xml:space="preserve"> </w:t>
+      </w:r>
+      <w:proofErr w:type="spellStart"/>
+      <w:r>
+        <w:t>ensure</w:t>
+      </w:r>
+      <w:proofErr w:type="spellEnd"/>
+      <w:r>
+        <w:t xml:space="preserve"> </w:t>
+      </w:r>
+      <w:proofErr w:type="spellStart"/>
+      <w:r>
+        <w:t>the</w:t>
+      </w:r>
+      <w:proofErr w:type="spellEnd"/>
+      <w:r>
+        <w:t xml:space="preserve"> </w:t>
+      </w:r>
+      <w:proofErr w:type="spellStart"/>
+      <w:r>
+        <w:t>safety</w:t>
+      </w:r>
+      <w:proofErr w:type="spellEnd"/>
+      <w:r>
+        <w:t xml:space="preserve"> in </w:t>
+      </w:r>
+      <w:proofErr w:type="spellStart"/>
+      <w:r>
+        <w:t>the</w:t>
+      </w:r>
+      <w:proofErr w:type="spellEnd"/>
+      <w:r>
+        <w:t xml:space="preserve"> use </w:t>
+      </w:r>
+      <w:proofErr w:type="spellStart"/>
+      <w:r>
+        <w:t>of</w:t>
+      </w:r>
+      <w:proofErr w:type="spellEnd"/>
+      <w:r>
+        <w:t xml:space="preserve"> </w:t>
+      </w:r>
+      <w:proofErr w:type="spellStart"/>
+      <w:r>
+        <w:t>the</w:t>
+      </w:r>
+      <w:proofErr w:type="spellEnd"/>
+      <w:r>
+        <w:t xml:space="preserve"> linear </w:t>
+      </w:r>
+      <w:proofErr w:type="spellStart"/>
+      <w:r>
+        <w:t>power</w:t>
+      </w:r>
+      <w:proofErr w:type="spellEnd"/>
+      <w:r>
+        <w:t xml:space="preserve"> </w:t>
+      </w:r>
+      <w:proofErr w:type="spellStart"/>
+      <w:r>
+        <w:t>supply</w:t>
+      </w:r>
+      <w:proofErr w:type="spellEnd"/>
+      <w:r>
+        <w:t>.</w:t>
+      </w:r>
+    </w:p>
+    <w:p>
+      <w:pPr>
+        <w:spacing w:after="160" w:line="278" w:lineRule="auto"/>
+        <w:ind w:firstLine="0"/>
+        <w:jc w:val="left"/>
+        <w:rPr>
+          <w:b/>
+          <w:bCs/>
+        </w:rPr>
+      </w:pPr>
+    </w:p>
+    <w:p>
+      <w:pPr>
+        <w:spacing w:after="160" w:line="278" w:lineRule="auto"/>
+        <w:ind w:firstLine="0"/>
+        <w:jc w:val="left"/>
+        <w:rPr>
+          <w:b/>
+          <w:bCs/>
+        </w:rPr>
+      </w:pPr>
+    </w:p>
+    <w:p>
+      <w:pPr>
+        <w:spacing w:after="160" w:line="278" w:lineRule="auto"/>
+        <w:ind w:firstLine="0"/>
+        <w:jc w:val="left"/>
+        <w:rPr>
+          <w:b/>
+          <w:bCs/>
+        </w:rPr>
+      </w:pPr>
+    </w:p>
+    <w:p>
+      <w:pPr>
+        <w:spacing w:after="160" w:line="278" w:lineRule="auto"/>
+        <w:ind w:firstLine="0"/>
+        <w:jc w:val="left"/>
+        <w:rPr>
+          <w:b/>
+          <w:bCs/>
+        </w:rPr>
+      </w:pPr>
+    </w:p>
+    <w:p>
+      <w:pPr>
+        <w:spacing w:after="160" w:line="278" w:lineRule="auto"/>
+        <w:ind w:firstLine="0"/>
+        <w:jc w:val="left"/>
+        <w:rPr>
+          <w:b/>
+          <w:bCs/>
+        </w:rPr>
+      </w:pPr>
+    </w:p>
+    <w:p>
+      <w:pPr>
+        <w:spacing w:after="160" w:line="278" w:lineRule="auto"/>
+        <w:ind w:firstLine="0"/>
+        <w:jc w:val="left"/>
+        <w:rPr>
+          <w:b/>
+          <w:bCs/>
+        </w:rPr>
+      </w:pPr>
+    </w:p>
     <w:sdt>
       <w:sdtPr>
         <w:rPr>
-          <w:rFonts w:ascii="Times New Roman" w:eastAsiaTheme="minorEastAsia" w:hAnsi="Times New Roman" w:cstheme="minorBidi"/>
+          <w:rFonts w:eastAsiaTheme="minorEastAsia" w:cstheme="minorBidi"/>
           <w:color w:val="auto"/>
           <w:kern w:val="2"/>
           <w:sz w:val="24"/>
@@ -369,6 +1540,7 @@
       </w:sdtPr>
       <w:sdtEndPr>
         <w:rPr>
+          <w:rFonts w:ascii="Times New Roman" w:hAnsi="Times New Roman"/>
           <w:b/>
           <w:bCs/>
         </w:rPr>
@@ -416,7 +1588,7 @@
           <w:r>
             <w:fldChar w:fldCharType="separate"/>
           </w:r>
-          <w:hyperlink w:anchor="_Toc227682933" w:history="1">
+          <w:hyperlink w:anchor="_Toc230404748" w:history="1">
             <w:r>
               <w:rPr>
                 <w:rStyle w:val="Hyperlink"/>
@@ -458,7 +1630,7 @@
                 <w:noProof/>
                 <w:webHidden/>
               </w:rPr>
-              <w:instrText xml:space="preserve"> PAGEREF _Toc227682933 \h </w:instrText>
+              <w:instrText xml:space="preserve"> PAGEREF _Toc230404748 \h </w:instrText>
             </w:r>
             <w:r>
               <w:rPr>
@@ -478,7 +1650,7 @@
                 <w:noProof/>
                 <w:webHidden/>
               </w:rPr>
-              <w:t>4</w:t>
+              <w:t>5</w:t>
             </w:r>
             <w:r>
               <w:rPr>
@@ -502,7 +1674,7 @@
               <w:lang w:eastAsia="pt-BR"/>
             </w:rPr>
           </w:pPr>
-          <w:hyperlink w:anchor="_Toc227682934" w:history="1">
+          <w:hyperlink w:anchor="_Toc230404749" w:history="1">
             <w:r>
               <w:rPr>
                 <w:rStyle w:val="Hyperlink"/>
@@ -544,7 +1716,7 @@
                 <w:noProof/>
                 <w:webHidden/>
               </w:rPr>
-              <w:instrText xml:space="preserve"> PAGEREF _Toc227682934 \h </w:instrText>
+              <w:instrText xml:space="preserve"> PAGEREF _Toc230404749 \h </w:instrText>
             </w:r>
             <w:r>
               <w:rPr>
@@ -564,7 +1736,523 @@
                 <w:noProof/>
                 <w:webHidden/>
               </w:rPr>
-              <w:t>4</w:t>
+              <w:t>5</w:t>
+            </w:r>
+            <w:r>
+              <w:rPr>
+                <w:noProof/>
+                <w:webHidden/>
+              </w:rPr>
+              <w:fldChar w:fldCharType="end"/>
+            </w:r>
+          </w:hyperlink>
+        </w:p>
+        <w:p>
+          <w:pPr>
+            <w:pStyle w:val="Sumrio1"/>
+            <w:tabs>
+              <w:tab w:val="left" w:pos="1200"/>
+              <w:tab w:val="right" w:leader="dot" w:pos="8494"/>
+            </w:tabs>
+            <w:rPr>
+              <w:rFonts w:asciiTheme="minorHAnsi" w:eastAsiaTheme="minorEastAsia" w:hAnsiTheme="minorHAnsi"/>
+              <w:noProof/>
+              <w:lang w:eastAsia="pt-BR"/>
+            </w:rPr>
+          </w:pPr>
+          <w:hyperlink w:anchor="_Toc230404750" w:history="1">
+            <w:r>
+              <w:rPr>
+                <w:rStyle w:val="Hyperlink"/>
+                <w:noProof/>
+              </w:rPr>
+              <w:t>2</w:t>
+            </w:r>
+            <w:r>
+              <w:rPr>
+                <w:rFonts w:asciiTheme="minorHAnsi" w:eastAsiaTheme="minorEastAsia" w:hAnsiTheme="minorHAnsi"/>
+                <w:noProof/>
+                <w:lang w:eastAsia="pt-BR"/>
+              </w:rPr>
+              <w:tab/>
+            </w:r>
+            <w:r>
+              <w:rPr>
+                <w:rStyle w:val="Hyperlink"/>
+                <w:noProof/>
+              </w:rPr>
+              <w:t>Fundamentação Teórica</w:t>
+            </w:r>
+            <w:r>
+              <w:rPr>
+                <w:noProof/>
+                <w:webHidden/>
+              </w:rPr>
+              <w:tab/>
+            </w:r>
+            <w:r>
+              <w:rPr>
+                <w:noProof/>
+                <w:webHidden/>
+              </w:rPr>
+              <w:fldChar w:fldCharType="begin"/>
+            </w:r>
+            <w:r>
+              <w:rPr>
+                <w:noProof/>
+                <w:webHidden/>
+              </w:rPr>
+              <w:instrText xml:space="preserve"> PAGEREF _Toc230404750 \h </w:instrText>
+            </w:r>
+            <w:r>
+              <w:rPr>
+                <w:noProof/>
+                <w:webHidden/>
+              </w:rPr>
+            </w:r>
+            <w:r>
+              <w:rPr>
+                <w:noProof/>
+                <w:webHidden/>
+              </w:rPr>
+              <w:fldChar w:fldCharType="separate"/>
+            </w:r>
+            <w:r>
+              <w:rPr>
+                <w:noProof/>
+                <w:webHidden/>
+              </w:rPr>
+              <w:t>6</w:t>
+            </w:r>
+            <w:r>
+              <w:rPr>
+                <w:noProof/>
+                <w:webHidden/>
+              </w:rPr>
+              <w:fldChar w:fldCharType="end"/>
+            </w:r>
+          </w:hyperlink>
+        </w:p>
+        <w:p>
+          <w:pPr>
+            <w:pStyle w:val="Sumrio3"/>
+            <w:tabs>
+              <w:tab w:val="left" w:pos="1920"/>
+              <w:tab w:val="right" w:leader="dot" w:pos="8494"/>
+            </w:tabs>
+            <w:rPr>
+              <w:rFonts w:asciiTheme="minorHAnsi" w:eastAsiaTheme="minorEastAsia" w:hAnsiTheme="minorHAnsi"/>
+              <w:noProof/>
+              <w:lang w:eastAsia="pt-BR"/>
+            </w:rPr>
+          </w:pPr>
+          <w:hyperlink w:anchor="_Toc230404751" w:history="1">
+            <w:r>
+              <w:rPr>
+                <w:rStyle w:val="Hyperlink"/>
+                <w:noProof/>
+              </w:rPr>
+              <w:t>2.1.1</w:t>
+            </w:r>
+            <w:r>
+              <w:rPr>
+                <w:rFonts w:asciiTheme="minorHAnsi" w:eastAsiaTheme="minorEastAsia" w:hAnsiTheme="minorHAnsi"/>
+                <w:noProof/>
+                <w:lang w:eastAsia="pt-BR"/>
+              </w:rPr>
+              <w:tab/>
+            </w:r>
+            <w:r>
+              <w:rPr>
+                <w:rStyle w:val="Hyperlink"/>
+                <w:noProof/>
+              </w:rPr>
+              <w:t>Retificação e Filtragem</w:t>
+            </w:r>
+            <w:r>
+              <w:rPr>
+                <w:noProof/>
+                <w:webHidden/>
+              </w:rPr>
+              <w:tab/>
+            </w:r>
+            <w:r>
+              <w:rPr>
+                <w:noProof/>
+                <w:webHidden/>
+              </w:rPr>
+              <w:fldChar w:fldCharType="begin"/>
+            </w:r>
+            <w:r>
+              <w:rPr>
+                <w:noProof/>
+                <w:webHidden/>
+              </w:rPr>
+              <w:instrText xml:space="preserve"> PAGEREF _Toc230404751 \h </w:instrText>
+            </w:r>
+            <w:r>
+              <w:rPr>
+                <w:noProof/>
+                <w:webHidden/>
+              </w:rPr>
+            </w:r>
+            <w:r>
+              <w:rPr>
+                <w:noProof/>
+                <w:webHidden/>
+              </w:rPr>
+              <w:fldChar w:fldCharType="separate"/>
+            </w:r>
+            <w:r>
+              <w:rPr>
+                <w:noProof/>
+                <w:webHidden/>
+              </w:rPr>
+              <w:t>6</w:t>
+            </w:r>
+            <w:r>
+              <w:rPr>
+                <w:noProof/>
+                <w:webHidden/>
+              </w:rPr>
+              <w:fldChar w:fldCharType="end"/>
+            </w:r>
+          </w:hyperlink>
+        </w:p>
+        <w:p>
+          <w:pPr>
+            <w:pStyle w:val="Sumrio3"/>
+            <w:tabs>
+              <w:tab w:val="left" w:pos="1920"/>
+              <w:tab w:val="right" w:leader="dot" w:pos="8494"/>
+            </w:tabs>
+            <w:rPr>
+              <w:rFonts w:asciiTheme="minorHAnsi" w:eastAsiaTheme="minorEastAsia" w:hAnsiTheme="minorHAnsi"/>
+              <w:noProof/>
+              <w:lang w:eastAsia="pt-BR"/>
+            </w:rPr>
+          </w:pPr>
+          <w:hyperlink w:anchor="_Toc230404752" w:history="1">
+            <w:r>
+              <w:rPr>
+                <w:rStyle w:val="Hyperlink"/>
+                <w:noProof/>
+              </w:rPr>
+              <w:t>2.1.2</w:t>
+            </w:r>
+            <w:r>
+              <w:rPr>
+                <w:rFonts w:asciiTheme="minorHAnsi" w:eastAsiaTheme="minorEastAsia" w:hAnsiTheme="minorHAnsi"/>
+                <w:noProof/>
+                <w:lang w:eastAsia="pt-BR"/>
+              </w:rPr>
+              <w:tab/>
+            </w:r>
+            <w:r>
+              <w:rPr>
+                <w:rStyle w:val="Hyperlink"/>
+                <w:noProof/>
+              </w:rPr>
+              <w:t>Regulação Linear</w:t>
+            </w:r>
+            <w:r>
+              <w:rPr>
+                <w:noProof/>
+                <w:webHidden/>
+              </w:rPr>
+              <w:tab/>
+            </w:r>
+            <w:r>
+              <w:rPr>
+                <w:noProof/>
+                <w:webHidden/>
+              </w:rPr>
+              <w:fldChar w:fldCharType="begin"/>
+            </w:r>
+            <w:r>
+              <w:rPr>
+                <w:noProof/>
+                <w:webHidden/>
+              </w:rPr>
+              <w:instrText xml:space="preserve"> PAGEREF _Toc230404752 \h </w:instrText>
+            </w:r>
+            <w:r>
+              <w:rPr>
+                <w:noProof/>
+                <w:webHidden/>
+              </w:rPr>
+            </w:r>
+            <w:r>
+              <w:rPr>
+                <w:noProof/>
+                <w:webHidden/>
+              </w:rPr>
+              <w:fldChar w:fldCharType="separate"/>
+            </w:r>
+            <w:r>
+              <w:rPr>
+                <w:noProof/>
+                <w:webHidden/>
+              </w:rPr>
+              <w:t>7</w:t>
+            </w:r>
+            <w:r>
+              <w:rPr>
+                <w:noProof/>
+                <w:webHidden/>
+              </w:rPr>
+              <w:fldChar w:fldCharType="end"/>
+            </w:r>
+          </w:hyperlink>
+        </w:p>
+        <w:p>
+          <w:pPr>
+            <w:pStyle w:val="Sumrio3"/>
+            <w:tabs>
+              <w:tab w:val="left" w:pos="1920"/>
+              <w:tab w:val="right" w:leader="dot" w:pos="8494"/>
+            </w:tabs>
+            <w:rPr>
+              <w:rFonts w:asciiTheme="minorHAnsi" w:eastAsiaTheme="minorEastAsia" w:hAnsiTheme="minorHAnsi"/>
+              <w:noProof/>
+              <w:lang w:eastAsia="pt-BR"/>
+            </w:rPr>
+          </w:pPr>
+          <w:hyperlink w:anchor="_Toc230404753" w:history="1">
+            <w:r>
+              <w:rPr>
+                <w:rStyle w:val="Hyperlink"/>
+                <w:noProof/>
+              </w:rPr>
+              <w:t>2.1.3</w:t>
+            </w:r>
+            <w:r>
+              <w:rPr>
+                <w:rFonts w:asciiTheme="minorHAnsi" w:eastAsiaTheme="minorEastAsia" w:hAnsiTheme="minorHAnsi"/>
+                <w:noProof/>
+                <w:lang w:eastAsia="pt-BR"/>
+              </w:rPr>
+              <w:tab/>
+            </w:r>
+            <w:r>
+              <w:rPr>
+                <w:rStyle w:val="Hyperlink"/>
+                <w:noProof/>
+              </w:rPr>
+              <w:t>Proteção Contra Sobrecorrente</w:t>
+            </w:r>
+            <w:r>
+              <w:rPr>
+                <w:noProof/>
+                <w:webHidden/>
+              </w:rPr>
+              <w:tab/>
+            </w:r>
+            <w:r>
+              <w:rPr>
+                <w:noProof/>
+                <w:webHidden/>
+              </w:rPr>
+              <w:fldChar w:fldCharType="begin"/>
+            </w:r>
+            <w:r>
+              <w:rPr>
+                <w:noProof/>
+                <w:webHidden/>
+              </w:rPr>
+              <w:instrText xml:space="preserve"> PAGEREF _Toc230404753 \h </w:instrText>
+            </w:r>
+            <w:r>
+              <w:rPr>
+                <w:noProof/>
+                <w:webHidden/>
+              </w:rPr>
+            </w:r>
+            <w:r>
+              <w:rPr>
+                <w:noProof/>
+                <w:webHidden/>
+              </w:rPr>
+              <w:fldChar w:fldCharType="separate"/>
+            </w:r>
+            <w:r>
+              <w:rPr>
+                <w:noProof/>
+                <w:webHidden/>
+              </w:rPr>
+              <w:t>8</w:t>
+            </w:r>
+            <w:r>
+              <w:rPr>
+                <w:noProof/>
+                <w:webHidden/>
+              </w:rPr>
+              <w:fldChar w:fldCharType="end"/>
+            </w:r>
+          </w:hyperlink>
+        </w:p>
+        <w:p>
+          <w:pPr>
+            <w:pStyle w:val="Sumrio3"/>
+            <w:tabs>
+              <w:tab w:val="left" w:pos="1920"/>
+              <w:tab w:val="right" w:leader="dot" w:pos="8494"/>
+            </w:tabs>
+            <w:rPr>
+              <w:rFonts w:asciiTheme="minorHAnsi" w:eastAsiaTheme="minorEastAsia" w:hAnsiTheme="minorHAnsi"/>
+              <w:noProof/>
+              <w:lang w:eastAsia="pt-BR"/>
+            </w:rPr>
+          </w:pPr>
+          <w:hyperlink w:anchor="_Toc230404754" w:history="1">
+            <w:r>
+              <w:rPr>
+                <w:rStyle w:val="Hyperlink"/>
+                <w:noProof/>
+              </w:rPr>
+              <w:t>2.1.4</w:t>
+            </w:r>
+            <w:r>
+              <w:rPr>
+                <w:rFonts w:asciiTheme="minorHAnsi" w:eastAsiaTheme="minorEastAsia" w:hAnsiTheme="minorHAnsi"/>
+                <w:noProof/>
+                <w:lang w:eastAsia="pt-BR"/>
+              </w:rPr>
+              <w:tab/>
+            </w:r>
+            <w:r>
+              <w:rPr>
+                <w:rStyle w:val="Hyperlink"/>
+                <w:noProof/>
+              </w:rPr>
+              <w:t>Sistema Microcontrolado</w:t>
+            </w:r>
+            <w:r>
+              <w:rPr>
+                <w:noProof/>
+                <w:webHidden/>
+              </w:rPr>
+              <w:tab/>
+            </w:r>
+            <w:r>
+              <w:rPr>
+                <w:noProof/>
+                <w:webHidden/>
+              </w:rPr>
+              <w:fldChar w:fldCharType="begin"/>
+            </w:r>
+            <w:r>
+              <w:rPr>
+                <w:noProof/>
+                <w:webHidden/>
+              </w:rPr>
+              <w:instrText xml:space="preserve"> PAGEREF _Toc230404754 \h </w:instrText>
+            </w:r>
+            <w:r>
+              <w:rPr>
+                <w:noProof/>
+                <w:webHidden/>
+              </w:rPr>
+            </w:r>
+            <w:r>
+              <w:rPr>
+                <w:noProof/>
+                <w:webHidden/>
+              </w:rPr>
+              <w:fldChar w:fldCharType="separate"/>
+            </w:r>
+            <w:r>
+              <w:rPr>
+                <w:noProof/>
+                <w:webHidden/>
+              </w:rPr>
+              <w:t>8</w:t>
+            </w:r>
+            <w:r>
+              <w:rPr>
+                <w:noProof/>
+                <w:webHidden/>
+              </w:rPr>
+              <w:fldChar w:fldCharType="end"/>
+            </w:r>
+          </w:hyperlink>
+        </w:p>
+        <w:p>
+          <w:pPr>
+            <w:pStyle w:val="Sumrio1"/>
+            <w:tabs>
+              <w:tab w:val="left" w:pos="1200"/>
+              <w:tab w:val="right" w:leader="dot" w:pos="8494"/>
+            </w:tabs>
+            <w:rPr>
+              <w:rFonts w:asciiTheme="minorHAnsi" w:eastAsiaTheme="minorEastAsia" w:hAnsiTheme="minorHAnsi"/>
+              <w:noProof/>
+              <w:lang w:eastAsia="pt-BR"/>
+            </w:rPr>
+          </w:pPr>
+          <w:hyperlink w:anchor="_Toc230404755" w:history="1">
+            <w:r>
+              <w:rPr>
+                <w:rStyle w:val="Hyperlink"/>
+                <w:noProof/>
+              </w:rPr>
+              <w:t>3</w:t>
+            </w:r>
+            <w:r>
+              <w:rPr>
+                <w:rFonts w:asciiTheme="minorHAnsi" w:eastAsiaTheme="minorEastAsia" w:hAnsiTheme="minorHAnsi"/>
+                <w:noProof/>
+                <w:lang w:eastAsia="pt-BR"/>
+              </w:rPr>
+              <w:tab/>
+            </w:r>
+            <w:r>
+              <w:rPr>
+                <w:rStyle w:val="Hyperlink"/>
+                <w:noProof/>
+              </w:rPr>
+              <w:t>Materiais e Métodos</w:t>
+            </w:r>
+            <w:r>
+              <w:rPr>
+                <w:noProof/>
+                <w:webHidden/>
+              </w:rPr>
+              <w:tab/>
+            </w:r>
+            <w:r>
+              <w:rPr>
+                <w:noProof/>
+                <w:webHidden/>
+              </w:rPr>
+              <w:fldChar w:fldCharType="begin"/>
+            </w:r>
+            <w:r>
+              <w:rPr>
+                <w:noProof/>
+                <w:webHidden/>
+              </w:rPr>
+              <w:instrText xml:space="preserve"> PAGEREF _Toc230404755 \h </w:instrText>
+            </w:r>
+            <w:r>
+              <w:rPr>
+                <w:noProof/>
+                <w:webHidden/>
+              </w:rPr>
+            </w:r>
+            <w:r>
+              <w:rPr>
+                <w:noProof/>
+                <w:webHidden/>
+              </w:rPr>
+              <w:fldChar w:fldCharType="separate"/>
+            </w:r>
+            <w:r>
+              <w:rPr>
+                <w:noProof/>
+                <w:webHidden/>
+              </w:rPr>
+              <w:t>9</w:t>
             </w:r>
             <w:r>
               <w:rPr>
@@ -588,13 +2276,13 @@
               <w:lang w:eastAsia="pt-BR"/>
             </w:rPr>
           </w:pPr>
-          <w:hyperlink w:anchor="_Toc227682935" w:history="1">
+          <w:hyperlink w:anchor="_Toc230404756" w:history="1">
             <w:r>
               <w:rPr>
                 <w:rStyle w:val="Hyperlink"/>
                 <w:noProof/>
               </w:rPr>
-              <w:t>1.2</w:t>
+              <w:t>3.1</w:t>
             </w:r>
             <w:r>
               <w:rPr>
@@ -609,7 +2297,7 @@
                 <w:rStyle w:val="Hyperlink"/>
                 <w:noProof/>
               </w:rPr>
-              <w:t>Fundamentação Teórica</w:t>
+              <w:t>Projeto do Circuito</w:t>
             </w:r>
             <w:r>
               <w:rPr>
@@ -630,7 +2318,7 @@
                 <w:noProof/>
                 <w:webHidden/>
               </w:rPr>
-              <w:instrText xml:space="preserve"> PAGEREF _Toc227682935 \h </w:instrText>
+              <w:instrText xml:space="preserve"> PAGEREF _Toc230404756 \h </w:instrText>
             </w:r>
             <w:r>
               <w:rPr>
@@ -650,7 +2338,437 @@
                 <w:noProof/>
                 <w:webHidden/>
               </w:rPr>
-              <w:t>4</w:t>
+              <w:t>9</w:t>
+            </w:r>
+            <w:r>
+              <w:rPr>
+                <w:noProof/>
+                <w:webHidden/>
+              </w:rPr>
+              <w:fldChar w:fldCharType="end"/>
+            </w:r>
+          </w:hyperlink>
+        </w:p>
+        <w:p>
+          <w:pPr>
+            <w:pStyle w:val="Sumrio2"/>
+            <w:tabs>
+              <w:tab w:val="left" w:pos="1680"/>
+              <w:tab w:val="right" w:leader="dot" w:pos="8494"/>
+            </w:tabs>
+            <w:rPr>
+              <w:rFonts w:asciiTheme="minorHAnsi" w:eastAsiaTheme="minorEastAsia" w:hAnsiTheme="minorHAnsi"/>
+              <w:noProof/>
+              <w:lang w:eastAsia="pt-BR"/>
+            </w:rPr>
+          </w:pPr>
+          <w:hyperlink w:anchor="_Toc230404757" w:history="1">
+            <w:r>
+              <w:rPr>
+                <w:rStyle w:val="Hyperlink"/>
+                <w:noProof/>
+              </w:rPr>
+              <w:t>3.2</w:t>
+            </w:r>
+            <w:r>
+              <w:rPr>
+                <w:rFonts w:asciiTheme="minorHAnsi" w:eastAsiaTheme="minorEastAsia" w:hAnsiTheme="minorHAnsi"/>
+                <w:noProof/>
+                <w:lang w:eastAsia="pt-BR"/>
+              </w:rPr>
+              <w:tab/>
+            </w:r>
+            <w:r>
+              <w:rPr>
+                <w:rStyle w:val="Hyperlink"/>
+                <w:noProof/>
+              </w:rPr>
+              <w:t>Montagem Experimental</w:t>
+            </w:r>
+            <w:r>
+              <w:rPr>
+                <w:noProof/>
+                <w:webHidden/>
+              </w:rPr>
+              <w:tab/>
+            </w:r>
+            <w:r>
+              <w:rPr>
+                <w:noProof/>
+                <w:webHidden/>
+              </w:rPr>
+              <w:fldChar w:fldCharType="begin"/>
+            </w:r>
+            <w:r>
+              <w:rPr>
+                <w:noProof/>
+                <w:webHidden/>
+              </w:rPr>
+              <w:instrText xml:space="preserve"> PAGEREF _Toc230404757 \h </w:instrText>
+            </w:r>
+            <w:r>
+              <w:rPr>
+                <w:noProof/>
+                <w:webHidden/>
+              </w:rPr>
+            </w:r>
+            <w:r>
+              <w:rPr>
+                <w:noProof/>
+                <w:webHidden/>
+              </w:rPr>
+              <w:fldChar w:fldCharType="separate"/>
+            </w:r>
+            <w:r>
+              <w:rPr>
+                <w:noProof/>
+                <w:webHidden/>
+              </w:rPr>
+              <w:t>9</w:t>
+            </w:r>
+            <w:r>
+              <w:rPr>
+                <w:noProof/>
+                <w:webHidden/>
+              </w:rPr>
+              <w:fldChar w:fldCharType="end"/>
+            </w:r>
+          </w:hyperlink>
+        </w:p>
+        <w:p>
+          <w:pPr>
+            <w:pStyle w:val="Sumrio2"/>
+            <w:tabs>
+              <w:tab w:val="left" w:pos="1680"/>
+              <w:tab w:val="right" w:leader="dot" w:pos="8494"/>
+            </w:tabs>
+            <w:rPr>
+              <w:rFonts w:asciiTheme="minorHAnsi" w:eastAsiaTheme="minorEastAsia" w:hAnsiTheme="minorHAnsi"/>
+              <w:noProof/>
+              <w:lang w:eastAsia="pt-BR"/>
+            </w:rPr>
+          </w:pPr>
+          <w:hyperlink w:anchor="_Toc230404758" w:history="1">
+            <w:r>
+              <w:rPr>
+                <w:rStyle w:val="Hyperlink"/>
+                <w:noProof/>
+              </w:rPr>
+              <w:t>3.3</w:t>
+            </w:r>
+            <w:r>
+              <w:rPr>
+                <w:rFonts w:asciiTheme="minorHAnsi" w:eastAsiaTheme="minorEastAsia" w:hAnsiTheme="minorHAnsi"/>
+                <w:noProof/>
+                <w:lang w:eastAsia="pt-BR"/>
+              </w:rPr>
+              <w:tab/>
+            </w:r>
+            <w:r>
+              <w:rPr>
+                <w:rStyle w:val="Hyperlink"/>
+                <w:noProof/>
+              </w:rPr>
+              <w:t>Esquemático</w:t>
+            </w:r>
+            <w:r>
+              <w:rPr>
+                <w:noProof/>
+                <w:webHidden/>
+              </w:rPr>
+              <w:tab/>
+            </w:r>
+            <w:r>
+              <w:rPr>
+                <w:noProof/>
+                <w:webHidden/>
+              </w:rPr>
+              <w:fldChar w:fldCharType="begin"/>
+            </w:r>
+            <w:r>
+              <w:rPr>
+                <w:noProof/>
+                <w:webHidden/>
+              </w:rPr>
+              <w:instrText xml:space="preserve"> PAGEREF _Toc230404758 \h </w:instrText>
+            </w:r>
+            <w:r>
+              <w:rPr>
+                <w:noProof/>
+                <w:webHidden/>
+              </w:rPr>
+            </w:r>
+            <w:r>
+              <w:rPr>
+                <w:noProof/>
+                <w:webHidden/>
+              </w:rPr>
+              <w:fldChar w:fldCharType="separate"/>
+            </w:r>
+            <w:r>
+              <w:rPr>
+                <w:noProof/>
+                <w:webHidden/>
+              </w:rPr>
+              <w:t>9</w:t>
+            </w:r>
+            <w:r>
+              <w:rPr>
+                <w:noProof/>
+                <w:webHidden/>
+              </w:rPr>
+              <w:fldChar w:fldCharType="end"/>
+            </w:r>
+          </w:hyperlink>
+        </w:p>
+        <w:p>
+          <w:pPr>
+            <w:pStyle w:val="Sumrio2"/>
+            <w:tabs>
+              <w:tab w:val="left" w:pos="1680"/>
+              <w:tab w:val="right" w:leader="dot" w:pos="8494"/>
+            </w:tabs>
+            <w:rPr>
+              <w:rFonts w:asciiTheme="minorHAnsi" w:eastAsiaTheme="minorEastAsia" w:hAnsiTheme="minorHAnsi"/>
+              <w:noProof/>
+              <w:lang w:eastAsia="pt-BR"/>
+            </w:rPr>
+          </w:pPr>
+          <w:hyperlink w:anchor="_Toc230404759" w:history="1">
+            <w:r>
+              <w:rPr>
+                <w:rStyle w:val="Hyperlink"/>
+                <w:noProof/>
+              </w:rPr>
+              <w:t>3.4</w:t>
+            </w:r>
+            <w:r>
+              <w:rPr>
+                <w:rFonts w:asciiTheme="minorHAnsi" w:eastAsiaTheme="minorEastAsia" w:hAnsiTheme="minorHAnsi"/>
+                <w:noProof/>
+                <w:lang w:eastAsia="pt-BR"/>
+              </w:rPr>
+              <w:tab/>
+            </w:r>
+            <w:r>
+              <w:rPr>
+                <w:rStyle w:val="Hyperlink"/>
+                <w:noProof/>
+              </w:rPr>
+              <w:t>Funcionamento dos componentes</w:t>
+            </w:r>
+            <w:r>
+              <w:rPr>
+                <w:noProof/>
+                <w:webHidden/>
+              </w:rPr>
+              <w:tab/>
+            </w:r>
+            <w:r>
+              <w:rPr>
+                <w:noProof/>
+                <w:webHidden/>
+              </w:rPr>
+              <w:fldChar w:fldCharType="begin"/>
+            </w:r>
+            <w:r>
+              <w:rPr>
+                <w:noProof/>
+                <w:webHidden/>
+              </w:rPr>
+              <w:instrText xml:space="preserve"> PAGEREF _Toc230404759 \h </w:instrText>
+            </w:r>
+            <w:r>
+              <w:rPr>
+                <w:noProof/>
+                <w:webHidden/>
+              </w:rPr>
+            </w:r>
+            <w:r>
+              <w:rPr>
+                <w:noProof/>
+                <w:webHidden/>
+              </w:rPr>
+              <w:fldChar w:fldCharType="separate"/>
+            </w:r>
+            <w:r>
+              <w:rPr>
+                <w:noProof/>
+                <w:webHidden/>
+              </w:rPr>
+              <w:t>9</w:t>
+            </w:r>
+            <w:r>
+              <w:rPr>
+                <w:noProof/>
+                <w:webHidden/>
+              </w:rPr>
+              <w:fldChar w:fldCharType="end"/>
+            </w:r>
+          </w:hyperlink>
+        </w:p>
+        <w:p>
+          <w:pPr>
+            <w:pStyle w:val="Sumrio2"/>
+            <w:tabs>
+              <w:tab w:val="left" w:pos="1680"/>
+              <w:tab w:val="right" w:leader="dot" w:pos="8494"/>
+            </w:tabs>
+            <w:rPr>
+              <w:rFonts w:asciiTheme="minorHAnsi" w:eastAsiaTheme="minorEastAsia" w:hAnsiTheme="minorHAnsi"/>
+              <w:noProof/>
+              <w:lang w:eastAsia="pt-BR"/>
+            </w:rPr>
+          </w:pPr>
+          <w:hyperlink w:anchor="_Toc230404760" w:history="1">
+            <w:r>
+              <w:rPr>
+                <w:rStyle w:val="Hyperlink"/>
+                <w:noProof/>
+              </w:rPr>
+              <w:t>3.5</w:t>
+            </w:r>
+            <w:r>
+              <w:rPr>
+                <w:rFonts w:asciiTheme="minorHAnsi" w:eastAsiaTheme="minorEastAsia" w:hAnsiTheme="minorHAnsi"/>
+                <w:noProof/>
+                <w:lang w:eastAsia="pt-BR"/>
+              </w:rPr>
+              <w:tab/>
+            </w:r>
+            <w:r>
+              <w:rPr>
+                <w:rStyle w:val="Hyperlink"/>
+                <w:noProof/>
+              </w:rPr>
+              <w:t>Cálculos</w:t>
+            </w:r>
+            <w:r>
+              <w:rPr>
+                <w:noProof/>
+                <w:webHidden/>
+              </w:rPr>
+              <w:tab/>
+            </w:r>
+            <w:r>
+              <w:rPr>
+                <w:noProof/>
+                <w:webHidden/>
+              </w:rPr>
+              <w:fldChar w:fldCharType="begin"/>
+            </w:r>
+            <w:r>
+              <w:rPr>
+                <w:noProof/>
+                <w:webHidden/>
+              </w:rPr>
+              <w:instrText xml:space="preserve"> PAGEREF _Toc230404760 \h </w:instrText>
+            </w:r>
+            <w:r>
+              <w:rPr>
+                <w:noProof/>
+                <w:webHidden/>
+              </w:rPr>
+            </w:r>
+            <w:r>
+              <w:rPr>
+                <w:noProof/>
+                <w:webHidden/>
+              </w:rPr>
+              <w:fldChar w:fldCharType="separate"/>
+            </w:r>
+            <w:r>
+              <w:rPr>
+                <w:noProof/>
+                <w:webHidden/>
+              </w:rPr>
+              <w:t>9</w:t>
+            </w:r>
+            <w:r>
+              <w:rPr>
+                <w:noProof/>
+                <w:webHidden/>
+              </w:rPr>
+              <w:fldChar w:fldCharType="end"/>
+            </w:r>
+          </w:hyperlink>
+        </w:p>
+        <w:p>
+          <w:pPr>
+            <w:pStyle w:val="Sumrio2"/>
+            <w:tabs>
+              <w:tab w:val="left" w:pos="1680"/>
+              <w:tab w:val="right" w:leader="dot" w:pos="8494"/>
+            </w:tabs>
+            <w:rPr>
+              <w:rFonts w:asciiTheme="minorHAnsi" w:eastAsiaTheme="minorEastAsia" w:hAnsiTheme="minorHAnsi"/>
+              <w:noProof/>
+              <w:lang w:eastAsia="pt-BR"/>
+            </w:rPr>
+          </w:pPr>
+          <w:hyperlink w:anchor="_Toc230404761" w:history="1">
+            <w:r>
+              <w:rPr>
+                <w:rStyle w:val="Hyperlink"/>
+                <w:noProof/>
+              </w:rPr>
+              <w:t>3.6</w:t>
+            </w:r>
+            <w:r>
+              <w:rPr>
+                <w:rFonts w:asciiTheme="minorHAnsi" w:eastAsiaTheme="minorEastAsia" w:hAnsiTheme="minorHAnsi"/>
+                <w:noProof/>
+                <w:lang w:eastAsia="pt-BR"/>
+              </w:rPr>
+              <w:tab/>
+            </w:r>
+            <w:r>
+              <w:rPr>
+                <w:rStyle w:val="Hyperlink"/>
+                <w:noProof/>
+              </w:rPr>
+              <w:t>Algoritmo</w:t>
+            </w:r>
+            <w:r>
+              <w:rPr>
+                <w:noProof/>
+                <w:webHidden/>
+              </w:rPr>
+              <w:tab/>
+            </w:r>
+            <w:r>
+              <w:rPr>
+                <w:noProof/>
+                <w:webHidden/>
+              </w:rPr>
+              <w:fldChar w:fldCharType="begin"/>
+            </w:r>
+            <w:r>
+              <w:rPr>
+                <w:noProof/>
+                <w:webHidden/>
+              </w:rPr>
+              <w:instrText xml:space="preserve"> PAGEREF _Toc230404761 \h </w:instrText>
+            </w:r>
+            <w:r>
+              <w:rPr>
+                <w:noProof/>
+                <w:webHidden/>
+              </w:rPr>
+            </w:r>
+            <w:r>
+              <w:rPr>
+                <w:noProof/>
+                <w:webHidden/>
+              </w:rPr>
+              <w:fldChar w:fldCharType="separate"/>
+            </w:r>
+            <w:r>
+              <w:rPr>
+                <w:noProof/>
+                <w:webHidden/>
+              </w:rPr>
+              <w:t>9</w:t>
             </w:r>
             <w:r>
               <w:rPr>
@@ -674,13 +2792,13 @@
               <w:lang w:eastAsia="pt-BR"/>
             </w:rPr>
           </w:pPr>
-          <w:hyperlink w:anchor="_Toc227682936" w:history="1">
+          <w:hyperlink w:anchor="_Toc230404762" w:history="1">
             <w:r>
               <w:rPr>
                 <w:rStyle w:val="Hyperlink"/>
                 <w:noProof/>
               </w:rPr>
-              <w:t>2</w:t>
+              <w:t>4</w:t>
             </w:r>
             <w:r>
               <w:rPr>
@@ -695,7 +2813,7 @@
                 <w:rStyle w:val="Hyperlink"/>
                 <w:noProof/>
               </w:rPr>
-              <w:t>Desenvolvimento</w:t>
+              <w:t>Resultados Experimentais</w:t>
             </w:r>
             <w:r>
               <w:rPr>
@@ -716,7 +2834,7 @@
                 <w:noProof/>
                 <w:webHidden/>
               </w:rPr>
-              <w:instrText xml:space="preserve"> PAGEREF _Toc227682936 \h </w:instrText>
+              <w:instrText xml:space="preserve"> PAGEREF _Toc230404762 \h </w:instrText>
             </w:r>
             <w:r>
               <w:rPr>
@@ -736,7 +2854,7 @@
                 <w:noProof/>
                 <w:webHidden/>
               </w:rPr>
-              <w:t>4</w:t>
+              <w:t>9</w:t>
             </w:r>
             <w:r>
               <w:rPr>
@@ -760,13 +2878,13 @@
               <w:lang w:eastAsia="pt-BR"/>
             </w:rPr>
           </w:pPr>
-          <w:hyperlink w:anchor="_Toc227682937" w:history="1">
+          <w:hyperlink w:anchor="_Toc230404763" w:history="1">
             <w:r>
               <w:rPr>
                 <w:rStyle w:val="Hyperlink"/>
                 <w:noProof/>
               </w:rPr>
-              <w:t>2.1</w:t>
+              <w:t>4.1</w:t>
             </w:r>
             <w:r>
               <w:rPr>
@@ -781,7 +2899,7 @@
                 <w:rStyle w:val="Hyperlink"/>
                 <w:noProof/>
               </w:rPr>
-              <w:t>Equipamentos e Materiais Utilizados</w:t>
+              <w:t>Regulação de Tensão</w:t>
             </w:r>
             <w:r>
               <w:rPr>
@@ -802,7 +2920,7 @@
                 <w:noProof/>
                 <w:webHidden/>
               </w:rPr>
-              <w:instrText xml:space="preserve"> PAGEREF _Toc227682937 \h </w:instrText>
+              <w:instrText xml:space="preserve"> PAGEREF _Toc230404763 \h </w:instrText>
             </w:r>
             <w:r>
               <w:rPr>
@@ -822,7 +2940,7 @@
                 <w:noProof/>
                 <w:webHidden/>
               </w:rPr>
-              <w:t>4</w:t>
+              <w:t>9</w:t>
             </w:r>
             <w:r>
               <w:rPr>
@@ -846,13 +2964,13 @@
               <w:lang w:eastAsia="pt-BR"/>
             </w:rPr>
           </w:pPr>
-          <w:hyperlink w:anchor="_Toc227682938" w:history="1">
+          <w:hyperlink w:anchor="_Toc230404764" w:history="1">
             <w:r>
               <w:rPr>
                 <w:rStyle w:val="Hyperlink"/>
                 <w:noProof/>
               </w:rPr>
-              <w:t>2.2</w:t>
+              <w:t>4.2</w:t>
             </w:r>
             <w:r>
               <w:rPr>
@@ -867,7 +2985,7 @@
                 <w:rStyle w:val="Hyperlink"/>
                 <w:noProof/>
               </w:rPr>
-              <w:t>Esquemas Elétricos</w:t>
+              <w:t>Variação da Carga</w:t>
             </w:r>
             <w:r>
               <w:rPr>
@@ -888,7 +3006,7 @@
                 <w:noProof/>
                 <w:webHidden/>
               </w:rPr>
-              <w:instrText xml:space="preserve"> PAGEREF _Toc227682938 \h </w:instrText>
+              <w:instrText xml:space="preserve"> PAGEREF _Toc230404764 \h </w:instrText>
             </w:r>
             <w:r>
               <w:rPr>
@@ -908,7 +3026,7 @@
                 <w:noProof/>
                 <w:webHidden/>
               </w:rPr>
-              <w:t>5</w:t>
+              <w:t>9</w:t>
             </w:r>
             <w:r>
               <w:rPr>
@@ -932,13 +3050,13 @@
               <w:lang w:eastAsia="pt-BR"/>
             </w:rPr>
           </w:pPr>
-          <w:hyperlink w:anchor="_Toc227682939" w:history="1">
+          <w:hyperlink w:anchor="_Toc230404765" w:history="1">
             <w:r>
               <w:rPr>
                 <w:rStyle w:val="Hyperlink"/>
                 <w:noProof/>
               </w:rPr>
-              <w:t>2.3</w:t>
+              <w:t>4.3</w:t>
             </w:r>
             <w:r>
               <w:rPr>
@@ -953,7 +3071,7 @@
                 <w:rStyle w:val="Hyperlink"/>
                 <w:noProof/>
               </w:rPr>
-              <w:t>Procedimento Experimental</w:t>
+              <w:t>Comparação de Medição</w:t>
             </w:r>
             <w:r>
               <w:rPr>
@@ -974,7 +3092,7 @@
                 <w:noProof/>
                 <w:webHidden/>
               </w:rPr>
-              <w:instrText xml:space="preserve"> PAGEREF _Toc227682939 \h </w:instrText>
+              <w:instrText xml:space="preserve"> PAGEREF _Toc230404765 \h </w:instrText>
             </w:r>
             <w:r>
               <w:rPr>
@@ -994,7 +3112,7 @@
                 <w:noProof/>
                 <w:webHidden/>
               </w:rPr>
-              <w:t>5</w:t>
+              <w:t>9</w:t>
             </w:r>
             <w:r>
               <w:rPr>
@@ -1018,13 +3136,13 @@
               <w:lang w:eastAsia="pt-BR"/>
             </w:rPr>
           </w:pPr>
-          <w:hyperlink w:anchor="_Toc227682940" w:history="1">
+          <w:hyperlink w:anchor="_Toc230404766" w:history="1">
             <w:r>
               <w:rPr>
                 <w:rStyle w:val="Hyperlink"/>
                 <w:noProof/>
               </w:rPr>
-              <w:t>2.4</w:t>
+              <w:t>4.4</w:t>
             </w:r>
             <w:r>
               <w:rPr>
@@ -1039,7 +3157,7 @@
                 <w:rStyle w:val="Hyperlink"/>
                 <w:noProof/>
               </w:rPr>
-              <w:t>Resultados</w:t>
+              <w:t>Teste de Sobrecorrente</w:t>
             </w:r>
             <w:r>
               <w:rPr>
@@ -1060,7 +3178,7 @@
                 <w:noProof/>
                 <w:webHidden/>
               </w:rPr>
-              <w:instrText xml:space="preserve"> PAGEREF _Toc227682940 \h </w:instrText>
+              <w:instrText xml:space="preserve"> PAGEREF _Toc230404766 \h </w:instrText>
             </w:r>
             <w:r>
               <w:rPr>
@@ -1080,93 +3198,7 @@
                 <w:noProof/>
                 <w:webHidden/>
               </w:rPr>
-              <w:t>5</w:t>
-            </w:r>
-            <w:r>
-              <w:rPr>
-                <w:noProof/>
-                <w:webHidden/>
-              </w:rPr>
-              <w:fldChar w:fldCharType="end"/>
-            </w:r>
-          </w:hyperlink>
-        </w:p>
-        <w:p>
-          <w:pPr>
-            <w:pStyle w:val="Sumrio2"/>
-            <w:tabs>
-              <w:tab w:val="left" w:pos="1680"/>
-              <w:tab w:val="right" w:leader="dot" w:pos="8494"/>
-            </w:tabs>
-            <w:rPr>
-              <w:rFonts w:asciiTheme="minorHAnsi" w:eastAsiaTheme="minorEastAsia" w:hAnsiTheme="minorHAnsi"/>
-              <w:noProof/>
-              <w:lang w:eastAsia="pt-BR"/>
-            </w:rPr>
-          </w:pPr>
-          <w:hyperlink w:anchor="_Toc227682941" w:history="1">
-            <w:r>
-              <w:rPr>
-                <w:rStyle w:val="Hyperlink"/>
-                <w:noProof/>
-              </w:rPr>
-              <w:t>2.5</w:t>
-            </w:r>
-            <w:r>
-              <w:rPr>
-                <w:rFonts w:asciiTheme="minorHAnsi" w:eastAsiaTheme="minorEastAsia" w:hAnsiTheme="minorHAnsi"/>
-                <w:noProof/>
-                <w:lang w:eastAsia="pt-BR"/>
-              </w:rPr>
-              <w:tab/>
-            </w:r>
-            <w:r>
-              <w:rPr>
-                <w:rStyle w:val="Hyperlink"/>
-                <w:noProof/>
-              </w:rPr>
-              <w:t>Discussão</w:t>
-            </w:r>
-            <w:r>
-              <w:rPr>
-                <w:noProof/>
-                <w:webHidden/>
-              </w:rPr>
-              <w:tab/>
-            </w:r>
-            <w:r>
-              <w:rPr>
-                <w:noProof/>
-                <w:webHidden/>
-              </w:rPr>
-              <w:fldChar w:fldCharType="begin"/>
-            </w:r>
-            <w:r>
-              <w:rPr>
-                <w:noProof/>
-                <w:webHidden/>
-              </w:rPr>
-              <w:instrText xml:space="preserve"> PAGEREF _Toc227682941 \h </w:instrText>
-            </w:r>
-            <w:r>
-              <w:rPr>
-                <w:noProof/>
-                <w:webHidden/>
-              </w:rPr>
-            </w:r>
-            <w:r>
-              <w:rPr>
-                <w:noProof/>
-                <w:webHidden/>
-              </w:rPr>
-              <w:fldChar w:fldCharType="separate"/>
-            </w:r>
-            <w:r>
-              <w:rPr>
-                <w:noProof/>
-                <w:webHidden/>
-              </w:rPr>
-              <w:t>5</w:t>
+              <w:t>9</w:t>
             </w:r>
             <w:r>
               <w:rPr>
@@ -1190,13 +3222,13 @@
               <w:lang w:eastAsia="pt-BR"/>
             </w:rPr>
           </w:pPr>
-          <w:hyperlink w:anchor="_Toc227682942" w:history="1">
+          <w:hyperlink w:anchor="_Toc230404767" w:history="1">
             <w:r>
               <w:rPr>
                 <w:rStyle w:val="Hyperlink"/>
                 <w:noProof/>
               </w:rPr>
-              <w:t>3</w:t>
+              <w:t>5</w:t>
             </w:r>
             <w:r>
               <w:rPr>
@@ -1211,7 +3243,7 @@
                 <w:rStyle w:val="Hyperlink"/>
                 <w:noProof/>
               </w:rPr>
-              <w:t>Conclusão</w:t>
+              <w:t>Discussão</w:t>
             </w:r>
             <w:r>
               <w:rPr>
@@ -1232,7 +3264,7 @@
                 <w:noProof/>
                 <w:webHidden/>
               </w:rPr>
-              <w:instrText xml:space="preserve"> PAGEREF _Toc227682942 \h </w:instrText>
+              <w:instrText xml:space="preserve"> PAGEREF _Toc230404767 \h </w:instrText>
             </w:r>
             <w:r>
               <w:rPr>
@@ -1252,7 +3284,7 @@
                 <w:noProof/>
                 <w:webHidden/>
               </w:rPr>
-              <w:t>5</w:t>
+              <w:t>10</w:t>
             </w:r>
             <w:r>
               <w:rPr>
@@ -1276,13 +3308,13 @@
               <w:lang w:eastAsia="pt-BR"/>
             </w:rPr>
           </w:pPr>
-          <w:hyperlink w:anchor="_Toc227682943" w:history="1">
+          <w:hyperlink w:anchor="_Toc230404768" w:history="1">
             <w:r>
               <w:rPr>
                 <w:rStyle w:val="Hyperlink"/>
                 <w:noProof/>
               </w:rPr>
-              <w:t>4</w:t>
+              <w:t>6</w:t>
             </w:r>
             <w:r>
               <w:rPr>
@@ -1297,7 +3329,7 @@
                 <w:rStyle w:val="Hyperlink"/>
                 <w:noProof/>
               </w:rPr>
-              <w:t>Bibliografia</w:t>
+              <w:t>Conclusão</w:t>
             </w:r>
             <w:r>
               <w:rPr>
@@ -1318,7 +3350,7 @@
                 <w:noProof/>
                 <w:webHidden/>
               </w:rPr>
-              <w:instrText xml:space="preserve"> PAGEREF _Toc227682943 \h </w:instrText>
+              <w:instrText xml:space="preserve"> PAGEREF _Toc230404768 \h </w:instrText>
             </w:r>
             <w:r>
               <w:rPr>
@@ -1338,7 +3370,93 @@
                 <w:noProof/>
                 <w:webHidden/>
               </w:rPr>
-              <w:t>5</w:t>
+              <w:t>10</w:t>
+            </w:r>
+            <w:r>
+              <w:rPr>
+                <w:noProof/>
+                <w:webHidden/>
+              </w:rPr>
+              <w:fldChar w:fldCharType="end"/>
+            </w:r>
+          </w:hyperlink>
+        </w:p>
+        <w:p>
+          <w:pPr>
+            <w:pStyle w:val="Sumrio1"/>
+            <w:tabs>
+              <w:tab w:val="left" w:pos="1200"/>
+              <w:tab w:val="right" w:leader="dot" w:pos="8494"/>
+            </w:tabs>
+            <w:rPr>
+              <w:rFonts w:asciiTheme="minorHAnsi" w:eastAsiaTheme="minorEastAsia" w:hAnsiTheme="minorHAnsi"/>
+              <w:noProof/>
+              <w:lang w:eastAsia="pt-BR"/>
+            </w:rPr>
+          </w:pPr>
+          <w:hyperlink w:anchor="_Toc230404769" w:history="1">
+            <w:r>
+              <w:rPr>
+                <w:rStyle w:val="Hyperlink"/>
+                <w:noProof/>
+              </w:rPr>
+              <w:t>7</w:t>
+            </w:r>
+            <w:r>
+              <w:rPr>
+                <w:rFonts w:asciiTheme="minorHAnsi" w:eastAsiaTheme="minorEastAsia" w:hAnsiTheme="minorHAnsi"/>
+                <w:noProof/>
+                <w:lang w:eastAsia="pt-BR"/>
+              </w:rPr>
+              <w:tab/>
+            </w:r>
+            <w:r>
+              <w:rPr>
+                <w:rStyle w:val="Hyperlink"/>
+                <w:noProof/>
+              </w:rPr>
+              <w:t>Referencias</w:t>
+            </w:r>
+            <w:r>
+              <w:rPr>
+                <w:noProof/>
+                <w:webHidden/>
+              </w:rPr>
+              <w:tab/>
+            </w:r>
+            <w:r>
+              <w:rPr>
+                <w:noProof/>
+                <w:webHidden/>
+              </w:rPr>
+              <w:fldChar w:fldCharType="begin"/>
+            </w:r>
+            <w:r>
+              <w:rPr>
+                <w:noProof/>
+                <w:webHidden/>
+              </w:rPr>
+              <w:instrText xml:space="preserve"> PAGEREF _Toc230404769 \h </w:instrText>
+            </w:r>
+            <w:r>
+              <w:rPr>
+                <w:noProof/>
+                <w:webHidden/>
+              </w:rPr>
+            </w:r>
+            <w:r>
+              <w:rPr>
+                <w:noProof/>
+                <w:webHidden/>
+              </w:rPr>
+              <w:fldChar w:fldCharType="separate"/>
+            </w:r>
+            <w:r>
+              <w:rPr>
+                <w:noProof/>
+                <w:webHidden/>
+              </w:rPr>
+              <w:t>10</w:t>
             </w:r>
             <w:r>
               <w:rPr>
@@ -1509,6 +3627,7 @@
           <w:sz w:val="32"/>
           <w:szCs w:val="32"/>
         </w:rPr>
+        <w:lastRenderedPageBreak/>
         <w:t>Equações</w:t>
       </w:r>
     </w:p>
@@ -1551,13 +3670,13 @@
         </w:rPr>
         <w:fldChar w:fldCharType="separate"/>
       </w:r>
-      <w:hyperlink w:anchor="_Toc227682924" w:history="1">
+      <w:hyperlink w:anchor="_Toc230404770" w:history="1">
         <w:r>
           <w:rPr>
             <w:rStyle w:val="Hyperlink"/>
             <w:noProof/>
           </w:rPr>
-          <w:t>Equação 1 Tensão equivalente do circuito da figura 1</w:t>
+          <w:t>Equação 1 Tensão de ondulação na entrada do regulador</w:t>
         </w:r>
         <w:r>
           <w:rPr>
@@ -1578,7 +3697,7 @@
             <w:noProof/>
             <w:webHidden/>
           </w:rPr>
-          <w:instrText xml:space="preserve"> PAGEREF _Toc227682924 \h </w:instrText>
+          <w:instrText xml:space="preserve"> PAGEREF _Toc230404770 \h </w:instrText>
         </w:r>
         <w:r>
           <w:rPr>
@@ -1598,7 +3717,7 @@
             <w:noProof/>
             <w:webHidden/>
           </w:rPr>
-          <w:t>5</w:t>
+          <w:t>9</w:t>
         </w:r>
         <w:r>
           <w:rPr>
@@ -1764,7 +3883,7 @@
       <w:pPr>
         <w:pStyle w:val="Ttulo1"/>
       </w:pPr>
-      <w:bookmarkStart w:id="0" w:name="_Toc227682933"/>
+      <w:bookmarkStart w:id="0" w:name="_Toc230404748"/>
       <w:r>
         <w:lastRenderedPageBreak/>
         <w:t>Introdução</w:t>
@@ -1909,7 +4028,7 @@
       <w:pPr>
         <w:pStyle w:val="Ttulo2"/>
       </w:pPr>
-      <w:bookmarkStart w:id="1" w:name="_Toc227682934"/>
+      <w:bookmarkStart w:id="1" w:name="_Toc230404749"/>
       <w:r>
         <w:t>Objetivo</w:t>
       </w:r>
@@ -1992,7 +4111,7 @@
       <w:pPr>
         <w:pStyle w:val="Ttulo1"/>
       </w:pPr>
-      <w:bookmarkStart w:id="2" w:name="_Toc227682935"/>
+      <w:bookmarkStart w:id="2" w:name="_Toc230404750"/>
       <w:r>
         <w:t>Fundamentação Teórica</w:t>
       </w:r>
@@ -2005,9 +4124,11 @@
       <w:pPr>
         <w:pStyle w:val="Ttulo3"/>
       </w:pPr>
+      <w:bookmarkStart w:id="3" w:name="_Toc230404751"/>
       <w:r>
         <w:t>Retificação e Filtragem</w:t>
       </w:r>
+      <w:bookmarkEnd w:id="3"/>
     </w:p>
     <w:p>
       <w:r>
@@ -2230,6 +4351,7 @@
     </w:p>
     <w:p>
       <w:r>
+        <w:lastRenderedPageBreak/>
         <w:t xml:space="preserve">O capacitor serve para filtrar a </w:t>
       </w:r>
       <w:r>
@@ -2255,506 +4377,511 @@
       <w:pPr>
         <w:pStyle w:val="Ttulo3"/>
       </w:pPr>
+      <w:bookmarkStart w:id="4" w:name="_Toc230404752"/>
+      <w:r>
+        <w:t xml:space="preserve">Regulação </w:t>
+      </w:r>
+      <w:r>
+        <w:t>L</w:t>
+      </w:r>
+      <w:r>
+        <w:t>inear</w:t>
+      </w:r>
+      <w:bookmarkEnd w:id="4"/>
+    </w:p>
+    <w:p>
+      <w:r>
+        <w:t xml:space="preserve">Para a realização da </w:t>
+      </w:r>
+      <w:r>
+        <w:t>Regulação</w:t>
+      </w:r>
+      <w:r>
+        <w:t xml:space="preserve"> </w:t>
+      </w:r>
+      <w:r>
+        <w:t>linear</w:t>
+      </w:r>
+      <w:r>
+        <w:t xml:space="preserve"> precisamos entender o conceito de diodo</w:t>
+      </w:r>
+      <w:r>
+        <w:t xml:space="preserve"> Zener</w:t>
+      </w:r>
+      <w:r>
+        <w:t xml:space="preserve"> e </w:t>
+      </w:r>
+      <w:r>
+        <w:t>Transistor</w:t>
+      </w:r>
+      <w:r>
+        <w:t xml:space="preserve"> na configuração </w:t>
+      </w:r>
+      <w:r>
+        <w:t>Coletor</w:t>
+      </w:r>
+      <w:r>
+        <w:t>-Comum</w:t>
+      </w:r>
+      <w:r>
+        <w:t>.</w:t>
+      </w:r>
+    </w:p>
+    <w:p>
+      <w:r>
+        <w:t xml:space="preserve">Diferentemente de um diodo comum, o diodo </w:t>
+      </w:r>
+      <w:r>
+        <w:t>Z</w:t>
+      </w:r>
+      <w:r>
+        <w:t xml:space="preserve">ener </w:t>
+      </w:r>
+      <w:r>
+        <w:t xml:space="preserve">trabalha </w:t>
+      </w:r>
+      <w:r>
+        <w:t xml:space="preserve">polarizado </w:t>
+      </w:r>
+      <w:r>
+        <w:t>inversamente</w:t>
+      </w:r>
+      <w:r>
+        <w:t xml:space="preserve">. </w:t>
+      </w:r>
+      <w:r>
+        <w:t xml:space="preserve">Quando polarizado diretamente, </w:t>
+      </w:r>
+      <w:r>
+        <w:t>ele</w:t>
+      </w:r>
+      <w:r>
+        <w:t xml:space="preserve"> trabalha como um diodo comum, porém, quando polarizado reversamente</w:t>
+      </w:r>
+      <w:r>
+        <w:t xml:space="preserve">, </w:t>
+      </w:r>
+      <w:r>
+        <w:t>mant</w:t>
+      </w:r>
+      <w:r>
+        <w:t>é</w:t>
+      </w:r>
+      <w:r>
+        <w:t>m</w:t>
+      </w:r>
+      <w:r>
+        <w:t xml:space="preserve"> uma tensão constante de acordo com sua tensão de ruptura.</w:t>
+      </w:r>
+      <w:r>
+        <w:t xml:space="preserve"> </w:t>
+      </w:r>
+    </w:p>
+    <w:p>
+      <w:r>
+        <w:t xml:space="preserve">Para ativar o diodo </w:t>
+      </w:r>
+      <w:r>
+        <w:t>Z</w:t>
+      </w:r>
+      <w:r>
+        <w:t xml:space="preserve">ener, a tensão no cátodo do diodo precisa atingir </w:t>
+      </w:r>
+      <w:r>
+        <w:t xml:space="preserve">a tensão de ruptura do componente, </w:t>
+      </w:r>
+      <w:r>
+        <w:t xml:space="preserve">após </w:t>
+      </w:r>
+      <w:r>
+        <w:t xml:space="preserve">atingir a tensão de ruptura do diodo, qualquer </w:t>
+      </w:r>
+      <w:r>
+        <w:t>oscilação</w:t>
+      </w:r>
+      <w:r>
+        <w:t xml:space="preserve"> ou </w:t>
+      </w:r>
+      <w:r>
+        <w:t xml:space="preserve">variação </w:t>
+      </w:r>
+      <w:r>
+        <w:t xml:space="preserve">de tensão que passar por ele não </w:t>
+      </w:r>
+      <w:r>
+        <w:t>alterará na tensão de saída</w:t>
+      </w:r>
+      <w:r>
+        <w:t xml:space="preserve">, pois </w:t>
+      </w:r>
+      <w:r>
+        <w:t xml:space="preserve">sua função </w:t>
+      </w:r>
+      <w:r>
+        <w:t xml:space="preserve">consiste em manter uma tensão </w:t>
+      </w:r>
+      <w:r>
+        <w:t>fixa nos terminais</w:t>
+      </w:r>
+      <w:r>
+        <w:t>. O</w:t>
+      </w:r>
+      <w:r>
+        <w:t xml:space="preserve"> diodo </w:t>
+      </w:r>
+      <w:r>
+        <w:t>Z</w:t>
+      </w:r>
+      <w:r>
+        <w:t xml:space="preserve">ener é muito utilizado em circuitos </w:t>
+      </w:r>
+      <w:r>
+        <w:t xml:space="preserve">reguladores </w:t>
+      </w:r>
+      <w:r>
+        <w:t>para manter uma tensão fixa, utilizando também um resistor de carga</w:t>
+      </w:r>
+      <w:r>
+        <w:t>.</w:t>
+      </w:r>
+    </w:p>
+    <w:p>
+      <w:r>
+        <w:t>De acordo com Boylestad e</w:t>
+      </w:r>
+      <w:r>
+        <w:t xml:space="preserve"> </w:t>
+      </w:r>
+      <w:r>
+        <w:t>Nashelsky</w:t>
+      </w:r>
+      <w:r>
+        <w:t>,</w:t>
+      </w:r>
+      <w:r>
+        <w:t xml:space="preserve"> o transistor é um dispositivo de silício semicondutor que consiste em duas camadas de material do tipo N e uma do tipo P ou vice versa.</w:t>
+      </w:r>
+      <w:r>
+        <w:t xml:space="preserve"> Sua função consiste em </w:t>
+      </w:r>
+      <w:r>
+        <w:t>amplificar ou controlar o fluxo da corrente em um circuito, es</w:t>
+      </w:r>
+      <w:r>
+        <w:t>te</w:t>
+      </w:r>
+      <w:r>
+        <w:t xml:space="preserve"> dispositivo possui três terminais: base, coletor e emissor.</w:t>
+      </w:r>
+    </w:p>
+    <w:p>
+      <w:r>
+        <w:t xml:space="preserve">O transistor na configuração </w:t>
+      </w:r>
+      <w:r>
+        <w:t xml:space="preserve">Coletor-Comum </w:t>
+      </w:r>
+      <w:r>
+        <w:t xml:space="preserve">possui alto valor de impedância de entrada e baixo </w:t>
+      </w:r>
+      <w:r>
+        <w:t xml:space="preserve">valor de impedância de saída, </w:t>
+      </w:r>
+      <w:r>
+        <w:t xml:space="preserve">sendo assim, na região ativa esse componente trabalha como </w:t>
+      </w:r>
+      <w:r>
+        <w:t xml:space="preserve">um regulador, </w:t>
+      </w:r>
+      <w:r>
+        <w:t xml:space="preserve">variando a impedância </w:t>
+      </w:r>
+      <w:r>
+        <w:t>dentro do próprio componente</w:t>
+      </w:r>
+      <w:r>
+        <w:t>. E</w:t>
+      </w:r>
+      <w:r>
+        <w:t xml:space="preserve">ssa configuração de transistor consegue </w:t>
+      </w:r>
+      <w:r>
+        <w:t>manter a tensão de saída proporcional à tensão de entrada (base) do componente.</w:t>
+      </w:r>
+    </w:p>
+    <w:p>
+      <w:r>
+        <w:t>O circuito regulador linear</w:t>
+      </w:r>
+      <w:r>
+        <w:t xml:space="preserve"> utiliza do</w:t>
+      </w:r>
+      <w:r>
+        <w:t xml:space="preserve"> transistor</w:t>
+      </w:r>
+      <w:r>
+        <w:t xml:space="preserve"> e</w:t>
+      </w:r>
+      <w:r>
+        <w:t xml:space="preserve"> diodo zener para estabilizar a carga que vem </w:t>
+      </w:r>
+      <w:r>
+        <w:t xml:space="preserve">do circuito retificador. </w:t>
+      </w:r>
+      <w:r>
+        <w:t xml:space="preserve">A tensão da base do transistor é </w:t>
+      </w:r>
+      <w:r>
+        <w:t>estabilizada</w:t>
+      </w:r>
+      <w:r>
+        <w:t xml:space="preserve"> pelo diodo </w:t>
+      </w:r>
+      <w:r>
+        <w:t>Z</w:t>
+      </w:r>
+      <w:r>
+        <w:t xml:space="preserve">ener </w:t>
+      </w:r>
+      <w:r>
+        <w:t>e ajustada através de um potenciômetro ou divisor de tensão,</w:t>
+      </w:r>
+      <w:r>
+        <w:t xml:space="preserve"> estabilizando e controlando toda a tensão de saída</w:t>
+      </w:r>
+      <w:r>
+        <w:t>.</w:t>
+      </w:r>
+      <w:r>
+        <w:t xml:space="preserve"> </w:t>
+      </w:r>
+      <w:r>
+        <w:t>Desse modo</w:t>
+      </w:r>
+      <w:r>
+        <w:t xml:space="preserve">, o diodo </w:t>
+      </w:r>
+      <w:r>
+        <w:t>Z</w:t>
+      </w:r>
+      <w:r>
+        <w:t>ener fixa um valor constante para tensão d</w:t>
+      </w:r>
+      <w:r>
+        <w:t>a base</w:t>
+      </w:r>
+      <w:r>
+        <w:t>, através do potenciômetro ou divisor</w:t>
+      </w:r>
+      <w:r>
+        <w:t xml:space="preserve"> a tensão se torna ajustável, a </w:t>
+      </w:r>
+      <w:r>
+        <w:t>tensão</w:t>
+      </w:r>
+      <w:r>
+        <w:t xml:space="preserve"> </w:t>
+      </w:r>
+      <w:r>
+        <w:t xml:space="preserve">entra na base do transistor, e na configuração coletor-comum, o transistor trabalha como uma resistência </w:t>
+      </w:r>
+      <w:r>
+        <w:t>flexível.</w:t>
+      </w:r>
+    </w:p>
+    <w:p>
+      <w:pPr>
+        <w:pStyle w:val="Ttulo3"/>
+      </w:pPr>
+      <w:bookmarkStart w:id="5" w:name="_Toc230404753"/>
       <w:r>
         <w:lastRenderedPageBreak/>
-        <w:t xml:space="preserve">Regulação </w:t>
-      </w:r>
-      <w:r>
-        <w:t>L</w:t>
-      </w:r>
-      <w:r>
-        <w:t>inear</w:t>
-      </w:r>
-    </w:p>
-    <w:p>
-      <w:r>
-        <w:t xml:space="preserve">Para a realização da </w:t>
-      </w:r>
-      <w:r>
-        <w:t>Regulação</w:t>
-      </w:r>
-      <w:r>
-        <w:t xml:space="preserve"> </w:t>
-      </w:r>
-      <w:r>
-        <w:t>linear</w:t>
-      </w:r>
-      <w:r>
-        <w:t xml:space="preserve"> precisamos entender o conceito de diodo</w:t>
-      </w:r>
-      <w:r>
-        <w:t xml:space="preserve"> Zener</w:t>
-      </w:r>
-      <w:r>
-        <w:t xml:space="preserve"> e </w:t>
-      </w:r>
-      <w:r>
-        <w:t>Transistor</w:t>
-      </w:r>
-      <w:r>
-        <w:t xml:space="preserve"> na configuração </w:t>
-      </w:r>
-      <w:r>
-        <w:t>Coletor</w:t>
-      </w:r>
-      <w:r>
-        <w:t>-Comum</w:t>
+        <w:t>Proteção Contra Sobrecorrente</w:t>
+      </w:r>
+      <w:bookmarkEnd w:id="5"/>
+    </w:p>
+    <w:p>
+      <w:r>
+        <w:t>Na realização de um circuito de proteção contra sobrecorrente, precisamos entender o conceito do Resistor Shunt</w:t>
+      </w:r>
+      <w:r>
+        <w:t xml:space="preserve"> e sobre o Transistor como chave.</w:t>
+      </w:r>
+    </w:p>
+    <w:p>
+      <w:r>
+        <w:t xml:space="preserve">O resistor </w:t>
+      </w:r>
+      <w:r>
+        <w:t>Shunt é um resistor com baixa resistência</w:t>
+      </w:r>
+      <w:r>
+        <w:t xml:space="preserve"> utilizado para medir correntes em circuitos e proteger circuitos juntamente com um transistor </w:t>
+      </w:r>
+      <w:r>
+        <w:t>como chave</w:t>
       </w:r>
       <w:r>
         <w:t>.</w:t>
       </w:r>
-    </w:p>
-    <w:p>
-      <w:r>
-        <w:t xml:space="preserve">Diferentemente de um diodo comum, o diodo </w:t>
-      </w:r>
-      <w:r>
-        <w:t>Z</w:t>
-      </w:r>
-      <w:r>
-        <w:t xml:space="preserve">ener </w:t>
-      </w:r>
-      <w:r>
-        <w:t xml:space="preserve">trabalha </w:t>
-      </w:r>
-      <w:r>
-        <w:t xml:space="preserve">polarizado </w:t>
-      </w:r>
-      <w:r>
-        <w:t>inversamente</w:t>
+      <w:r>
+        <w:t xml:space="preserve"> </w:t>
+      </w:r>
+      <w:r>
+        <w:t>P</w:t>
+      </w:r>
+      <w:r>
+        <w:t xml:space="preserve">or ter baixa </w:t>
+      </w:r>
+      <w:r>
+        <w:t>resistência</w:t>
+      </w:r>
+      <w:r>
+        <w:t>,</w:t>
+      </w:r>
+      <w:r>
+        <w:t xml:space="preserve"> a </w:t>
+      </w:r>
+      <w:r>
+        <w:t>queda de tensão nesse resistor</w:t>
+      </w:r>
+      <w:r>
+        <w:t xml:space="preserve"> é proporcional a </w:t>
+      </w:r>
+      <w:r>
+        <w:t>corrente do circuito, vemos</w:t>
+      </w:r>
+      <w:r>
+        <w:t xml:space="preserve"> através da lei de ohm </w:t>
+      </w:r>
+      <w:r>
+        <w:t>(V</w:t>
+      </w:r>
+      <w:r>
+        <w:t xml:space="preserve"> = I</w:t>
+      </w:r>
+      <w:r>
+        <w:t xml:space="preserve"> R).</w:t>
+      </w:r>
+    </w:p>
+    <w:p>
+      <w:r>
+        <w:t>Já o transistor como chave atua de uma forma um pouco diferente.</w:t>
+      </w:r>
+      <w:r>
+        <w:t xml:space="preserve"> Os</w:t>
+      </w:r>
+      <w:r>
+        <w:t xml:space="preserve"> </w:t>
+      </w:r>
+      <w:r>
+        <w:t>transistor</w:t>
+      </w:r>
+      <w:r>
+        <w:t xml:space="preserve">es </w:t>
+      </w:r>
+      <w:r>
+        <w:t xml:space="preserve">como chave </w:t>
+      </w:r>
+      <w:r>
+        <w:t xml:space="preserve">trabalham em </w:t>
+      </w:r>
+      <w:r>
+        <w:t xml:space="preserve">duas regiões, a de corte e saturação. O transistor fica na região de corte quando não circula corrente na base, bloqueando toda a circulação de carga que passar por ele, na região de saturação o transistor circula corrente em sua base, permitindo que a corrente que circula </w:t>
+      </w:r>
+      <w:r>
+        <w:t>do coletor para o</w:t>
+      </w:r>
+      <w:r>
+        <w:t xml:space="preserve"> </w:t>
+      </w:r>
+      <w:r>
+        <w:t>emissor</w:t>
+      </w:r>
+      <w:r>
+        <w:t xml:space="preserve"> flua normalmente</w:t>
       </w:r>
       <w:r>
         <w:t xml:space="preserve">. </w:t>
       </w:r>
       <w:r>
-        <w:t xml:space="preserve">Quando polarizado diretamente, </w:t>
-      </w:r>
-      <w:r>
-        <w:t>ele</w:t>
-      </w:r>
-      <w:r>
-        <w:t xml:space="preserve"> trabalha como um diodo comum, porém, quando polarizado reversamente</w:t>
+        <w:t xml:space="preserve">Dessa forma, </w:t>
+      </w:r>
+      <w:r>
+        <w:t xml:space="preserve">o transistor como chave atua como um </w:t>
+      </w:r>
+      <w:r>
+        <w:t>interruptor</w:t>
+      </w:r>
+      <w:r>
+        <w:t xml:space="preserve"> que ativa e desativa a</w:t>
+      </w:r>
+      <w:r>
+        <w:t xml:space="preserve"> circulação de</w:t>
+      </w:r>
+      <w:r>
+        <w:t xml:space="preserve"> corrente no circuito para </w:t>
+      </w:r>
+      <w:r>
+        <w:t>proteger.</w:t>
+      </w:r>
+    </w:p>
+    <w:p>
+      <w:r>
+        <w:t xml:space="preserve">O circuito de proteção contra sobrecorrente </w:t>
+      </w:r>
+      <w:r>
+        <w:t>consiste em manter o resistor Shunt em série com a saída do circuito e conectada na base do transistor como chave</w:t>
+      </w:r>
+      <w:r>
+        <w:t xml:space="preserve">. Quando a corrente está </w:t>
+      </w:r>
+      <w:r>
+        <w:t>abaixo do limite permitido e estipulado pelo circuito,</w:t>
+      </w:r>
+      <w:r>
+        <w:t xml:space="preserve"> o transistor permanece na região de corte (desligado)</w:t>
+      </w:r>
+      <w:r>
+        <w:t xml:space="preserve"> pois não há corrente circulando em sua base. Quando </w:t>
+      </w:r>
+      <w:r>
+        <w:t>a corrente ultrapassa o limite estipulado, a queda de tensão no resistor Shunt aumenta,</w:t>
+      </w:r>
+      <w:r>
+        <w:t xml:space="preserve"> fazendo assim o transistor </w:t>
+      </w:r>
+      <w:r>
+        <w:t>entrar na região de saturação (ligado)</w:t>
+      </w:r>
+      <w:r>
+        <w:t>. Quando o transistor como chave está saturado</w:t>
       </w:r>
       <w:r>
         <w:t xml:space="preserve">, </w:t>
       </w:r>
       <w:r>
-        <w:t>mant</w:t>
-      </w:r>
-      <w:r>
-        <w:t>é</w:t>
-      </w:r>
-      <w:r>
-        <w:t>m</w:t>
-      </w:r>
-      <w:r>
-        <w:t xml:space="preserve"> uma tensão constante de acordo com sua tensão de ruptura.</w:t>
-      </w:r>
-      <w:r>
-        <w:t xml:space="preserve"> </w:t>
-      </w:r>
-    </w:p>
-    <w:p>
-      <w:r>
-        <w:t xml:space="preserve">Para ativar o diodo </w:t>
-      </w:r>
-      <w:r>
-        <w:t>Z</w:t>
-      </w:r>
-      <w:r>
-        <w:t xml:space="preserve">ener, a tensão no cátodo do diodo precisa atingir </w:t>
-      </w:r>
-      <w:r>
-        <w:t xml:space="preserve">a tensão de ruptura do componente, </w:t>
-      </w:r>
-      <w:r>
-        <w:t xml:space="preserve">após </w:t>
-      </w:r>
-      <w:r>
-        <w:t xml:space="preserve">atingir a tensão de ruptura do diodo, qualquer </w:t>
-      </w:r>
-      <w:r>
-        <w:t>oscilação</w:t>
-      </w:r>
-      <w:r>
-        <w:t xml:space="preserve"> ou </w:t>
-      </w:r>
-      <w:r>
-        <w:t xml:space="preserve">variação </w:t>
-      </w:r>
-      <w:r>
-        <w:t xml:space="preserve">de tensão que passar por ele não </w:t>
-      </w:r>
-      <w:r>
-        <w:t>alterará na tensão de saída</w:t>
-      </w:r>
-      <w:r>
-        <w:t xml:space="preserve">, pois </w:t>
-      </w:r>
-      <w:r>
-        <w:t xml:space="preserve">sua função </w:t>
-      </w:r>
-      <w:r>
-        <w:t xml:space="preserve">consiste em manter uma tensão </w:t>
-      </w:r>
-      <w:r>
-        <w:t>fixa nos terminais</w:t>
-      </w:r>
-      <w:r>
-        <w:t>. O</w:t>
-      </w:r>
-      <w:r>
-        <w:t xml:space="preserve"> diodo </w:t>
-      </w:r>
-      <w:r>
-        <w:t>Z</w:t>
-      </w:r>
-      <w:r>
-        <w:t xml:space="preserve">ener é muito utilizado em circuitos </w:t>
-      </w:r>
-      <w:r>
-        <w:t xml:space="preserve">reguladores </w:t>
-      </w:r>
-      <w:r>
-        <w:t>para manter uma tensão fixa, utilizando também um resistor de carga</w:t>
-      </w:r>
-      <w:r>
-        <w:t>.</w:t>
-      </w:r>
-    </w:p>
-    <w:p>
-      <w:r>
-        <w:t>De acordo com Boylestad e</w:t>
-      </w:r>
-      <w:r>
-        <w:t xml:space="preserve"> </w:t>
-      </w:r>
-      <w:r>
-        <w:t>Nashelsky</w:t>
-      </w:r>
-      <w:r>
-        <w:t>,</w:t>
-      </w:r>
-      <w:r>
-        <w:t xml:space="preserve"> o transistor é um dispositivo de silício semicondutor que consiste em duas camadas de material do tipo N e uma do tipo P ou vice versa.</w:t>
-      </w:r>
-      <w:r>
-        <w:t xml:space="preserve"> Sua função consiste em </w:t>
-      </w:r>
-      <w:r>
-        <w:t>amplificar ou controlar o fluxo da corrente em um circuito, es</w:t>
-      </w:r>
-      <w:r>
-        <w:t>te</w:t>
-      </w:r>
-      <w:r>
-        <w:t xml:space="preserve"> dispositivo possui três terminais: base, coletor e emissor.</w:t>
-      </w:r>
-    </w:p>
-    <w:p>
-      <w:r>
-        <w:t xml:space="preserve">O transistor na configuração </w:t>
-      </w:r>
-      <w:r>
-        <w:t xml:space="preserve">Coletor-Comum </w:t>
-      </w:r>
-      <w:r>
-        <w:t xml:space="preserve">possui alto valor de impedância de entrada e baixo </w:t>
-      </w:r>
-      <w:r>
-        <w:t xml:space="preserve">valor de impedância de saída, </w:t>
-      </w:r>
-      <w:r>
-        <w:t xml:space="preserve">sendo assim, na região ativa esse componente trabalha como </w:t>
-      </w:r>
-      <w:r>
-        <w:t xml:space="preserve">um regulador, </w:t>
-      </w:r>
-      <w:r>
-        <w:t xml:space="preserve">variando a impedância </w:t>
-      </w:r>
-      <w:r>
-        <w:t>dentro do próprio componente</w:t>
-      </w:r>
-      <w:r>
-        <w:t>. E</w:t>
-      </w:r>
-      <w:r>
-        <w:t xml:space="preserve">ssa configuração de transistor consegue </w:t>
-      </w:r>
-      <w:r>
-        <w:t>manter a tensão de saída proporcional à tensão de entrada (base) do componente.</w:t>
-      </w:r>
-    </w:p>
-    <w:p>
-      <w:r>
-        <w:t>O circuito regulador linear</w:t>
-      </w:r>
-      <w:r>
-        <w:t xml:space="preserve"> utiliza do</w:t>
-      </w:r>
-      <w:r>
-        <w:t xml:space="preserve"> transistor</w:t>
-      </w:r>
-      <w:r>
-        <w:t xml:space="preserve"> e</w:t>
-      </w:r>
-      <w:r>
-        <w:t xml:space="preserve"> diodo zener para estabilizar a carga que vem </w:t>
-      </w:r>
-      <w:r>
-        <w:t xml:space="preserve">do circuito retificador. </w:t>
-      </w:r>
-      <w:r>
-        <w:t xml:space="preserve">A tensão da base do transistor é </w:t>
-      </w:r>
-      <w:r>
-        <w:t>estabilizada</w:t>
-      </w:r>
-      <w:r>
-        <w:t xml:space="preserve"> pelo diodo </w:t>
-      </w:r>
-      <w:r>
-        <w:t>Z</w:t>
-      </w:r>
-      <w:r>
-        <w:t xml:space="preserve">ener </w:t>
-      </w:r>
-      <w:r>
-        <w:t>e ajustada através de um potenciômetro ou divisor de tensão,</w:t>
-      </w:r>
-      <w:r>
-        <w:t xml:space="preserve"> estabilizando e controlando toda a tensão de saída</w:t>
-      </w:r>
-      <w:r>
-        <w:t>.</w:t>
-      </w:r>
-      <w:r>
-        <w:t xml:space="preserve"> </w:t>
-      </w:r>
-      <w:r>
-        <w:t>Desse modo</w:t>
-      </w:r>
-      <w:r>
-        <w:t xml:space="preserve">, o diodo </w:t>
-      </w:r>
-      <w:r>
-        <w:t>Z</w:t>
-      </w:r>
-      <w:r>
-        <w:t>ener fixa um valor constante para tensão d</w:t>
-      </w:r>
-      <w:r>
-        <w:t>a base</w:t>
-      </w:r>
-      <w:r>
-        <w:t>, através do potenciômetro ou divisor</w:t>
-      </w:r>
-      <w:r>
-        <w:t xml:space="preserve"> a tensão se torna ajustável, a </w:t>
-      </w:r>
-      <w:r>
-        <w:t>tensão</w:t>
-      </w:r>
-      <w:r>
-        <w:t xml:space="preserve"> </w:t>
-      </w:r>
-      <w:r>
-        <w:t xml:space="preserve">entra na base do transistor, e na configuração coletor-comum, o transistor trabalha como uma resistência </w:t>
-      </w:r>
-      <w:r>
-        <w:t>flexível.</w:t>
+        <w:t xml:space="preserve">a corrente indesejada </w:t>
+      </w:r>
+      <w:r>
+        <w:t xml:space="preserve">é desviada </w:t>
+      </w:r>
+      <w:r>
+        <w:t>protegendo o circuito completo.</w:t>
       </w:r>
     </w:p>
     <w:p>
       <w:pPr>
         <w:pStyle w:val="Ttulo3"/>
       </w:pPr>
-      <w:r>
-        <w:t>Proteção Contra Sobrecorrente</w:t>
-      </w:r>
-    </w:p>
-    <w:p>
-      <w:r>
-        <w:t>Na realização de um circuito de proteção contra sobrecorrente, precisamos entender o conceito do Resistor Shunt</w:t>
-      </w:r>
-      <w:r>
-        <w:t xml:space="preserve"> e sobre o Transistor como chave.</w:t>
-      </w:r>
-    </w:p>
-    <w:p>
-      <w:r>
-        <w:lastRenderedPageBreak/>
-        <w:t xml:space="preserve">O resistor </w:t>
-      </w:r>
-      <w:r>
-        <w:t>Shunt é um resistor com baixa resistência</w:t>
-      </w:r>
-      <w:r>
-        <w:t xml:space="preserve"> utilizado para medir correntes em circuitos e proteger circuitos juntamente com um transistor </w:t>
-      </w:r>
-      <w:r>
-        <w:t>como chave</w:t>
-      </w:r>
-      <w:r>
-        <w:t>.</w:t>
-      </w:r>
-      <w:r>
-        <w:t xml:space="preserve"> </w:t>
-      </w:r>
-      <w:r>
-        <w:t>P</w:t>
-      </w:r>
-      <w:r>
-        <w:t xml:space="preserve">or ter baixa </w:t>
-      </w:r>
-      <w:r>
-        <w:t>resistência</w:t>
-      </w:r>
-      <w:r>
-        <w:t>,</w:t>
-      </w:r>
-      <w:r>
-        <w:t xml:space="preserve"> a </w:t>
-      </w:r>
-      <w:r>
-        <w:t>queda de tensão nesse resistor</w:t>
-      </w:r>
-      <w:r>
-        <w:t xml:space="preserve"> é proporcional a </w:t>
-      </w:r>
-      <w:r>
-        <w:t>corrente do circuito, vemos</w:t>
-      </w:r>
-      <w:r>
-        <w:t xml:space="preserve"> através da lei de ohm </w:t>
-      </w:r>
-      <w:r>
-        <w:t>(V</w:t>
-      </w:r>
-      <w:r>
-        <w:t xml:space="preserve"> = I</w:t>
-      </w:r>
-      <w:r>
-        <w:t xml:space="preserve"> R).</w:t>
-      </w:r>
-    </w:p>
-    <w:p>
-      <w:r>
-        <w:t>Já o transistor como chave atua de uma forma um pouco diferente.</w:t>
-      </w:r>
-      <w:r>
-        <w:t xml:space="preserve"> Os</w:t>
-      </w:r>
-      <w:r>
-        <w:t xml:space="preserve"> </w:t>
-      </w:r>
-      <w:r>
-        <w:t>transistor</w:t>
-      </w:r>
-      <w:r>
-        <w:t xml:space="preserve">es </w:t>
-      </w:r>
-      <w:r>
-        <w:t xml:space="preserve">como chave </w:t>
-      </w:r>
-      <w:r>
-        <w:t xml:space="preserve">trabalham em </w:t>
-      </w:r>
-      <w:r>
-        <w:t xml:space="preserve">duas regiões, a de corte e saturação. O transistor fica na região de corte quando não circula corrente na base, bloqueando toda a circulação de carga que passar por ele, na região de saturação o transistor circula corrente em sua base, permitindo que a corrente que circula </w:t>
-      </w:r>
-      <w:r>
-        <w:t>do coletor para o</w:t>
-      </w:r>
-      <w:r>
-        <w:t xml:space="preserve"> </w:t>
-      </w:r>
-      <w:r>
-        <w:t>emissor</w:t>
-      </w:r>
-      <w:r>
-        <w:t xml:space="preserve"> flua normalmente</w:t>
-      </w:r>
-      <w:r>
-        <w:t xml:space="preserve">. </w:t>
-      </w:r>
-      <w:r>
-        <w:t xml:space="preserve">Dessa forma, </w:t>
-      </w:r>
-      <w:r>
-        <w:t xml:space="preserve">o transistor como chave atua como um </w:t>
-      </w:r>
-      <w:r>
-        <w:t>interruptor</w:t>
-      </w:r>
-      <w:r>
-        <w:t xml:space="preserve"> que ativa e desativa a</w:t>
-      </w:r>
-      <w:r>
-        <w:t xml:space="preserve"> circulação de</w:t>
-      </w:r>
-      <w:r>
-        <w:t xml:space="preserve"> corrente no circuito para </w:t>
-      </w:r>
-      <w:r>
-        <w:t>proteger.</w:t>
-      </w:r>
-    </w:p>
-    <w:p>
-      <w:r>
-        <w:t xml:space="preserve">O circuito de proteção contra sobrecorrente </w:t>
-      </w:r>
-      <w:r>
-        <w:t>consiste em manter o resistor Shunt em série com a saída do circuito e conectada na base do transistor como chave</w:t>
-      </w:r>
-      <w:r>
-        <w:t xml:space="preserve">. Quando a corrente está </w:t>
-      </w:r>
-      <w:r>
-        <w:t>abaixo do limite permitido e estipulado pelo circuito,</w:t>
-      </w:r>
-      <w:r>
-        <w:t xml:space="preserve"> o transistor permanece na região de corte (desligado)</w:t>
-      </w:r>
-      <w:r>
-        <w:t xml:space="preserve"> pois não há corrente circulando em sua base. Quando </w:t>
-      </w:r>
-      <w:r>
-        <w:t>a corrente ultrapassa o limite estipulado, a queda de tensão no resistor Shunt aumenta,</w:t>
-      </w:r>
-      <w:r>
-        <w:t xml:space="preserve"> fazendo assim o transistor </w:t>
-      </w:r>
-      <w:r>
-        <w:t>entrar na região de saturação (ligado)</w:t>
-      </w:r>
-      <w:r>
-        <w:t>. Quando o transistor como chave está saturado</w:t>
-      </w:r>
-      <w:r>
-        <w:t xml:space="preserve">, </w:t>
-      </w:r>
-      <w:r>
-        <w:t xml:space="preserve">a corrente indesejada </w:t>
-      </w:r>
-      <w:r>
-        <w:t xml:space="preserve">é desviada </w:t>
-      </w:r>
-      <w:r>
-        <w:t>protegendo o circuito completo.</w:t>
-      </w:r>
-    </w:p>
-    <w:p>
-      <w:pPr>
-        <w:pStyle w:val="Ttulo3"/>
-      </w:pPr>
+      <w:bookmarkStart w:id="6" w:name="_Toc230404754"/>
       <w:r>
         <w:t xml:space="preserve">Sistema </w:t>
       </w:r>
       <w:r>
         <w:t>Microcontrolado</w:t>
       </w:r>
+      <w:bookmarkEnd w:id="6"/>
     </w:p>
     <w:p/>
     <w:p/>
@@ -2794,11 +4921,11 @@
       <w:pPr>
         <w:pStyle w:val="Ttulo1"/>
       </w:pPr>
-      <w:bookmarkStart w:id="3" w:name="_Toc227682936"/>
-      <w:r>
-        <w:t>Desenvolvimento</w:t>
-      </w:r>
-      <w:bookmarkEnd w:id="3"/>
+      <w:bookmarkStart w:id="7" w:name="_Toc230404755"/>
+      <w:r>
+        <w:t>Materiais e Métodos</w:t>
+      </w:r>
+      <w:bookmarkEnd w:id="7"/>
       <w:r>
         <w:t xml:space="preserve"> </w:t>
       </w:r>
@@ -2807,602 +4934,245 @@
       <w:pPr>
         <w:pStyle w:val="Ttulo2"/>
       </w:pPr>
-      <w:bookmarkStart w:id="4" w:name="_Toc227682937"/>
-      <w:r>
-        <w:t xml:space="preserve">Equipamentos e </w:t>
-      </w:r>
-      <w:r>
-        <w:t>Materiais</w:t>
-      </w:r>
-      <w:r>
-        <w:t xml:space="preserve"> Utilizados</w:t>
-      </w:r>
-      <w:bookmarkEnd w:id="4"/>
+      <w:bookmarkStart w:id="8" w:name="_Toc230404756"/>
+      <w:r>
+        <w:t>Projeto do Circuito</w:t>
+      </w:r>
+      <w:bookmarkEnd w:id="8"/>
+    </w:p>
+    <w:p>
+      <w:pPr>
+        <w:pStyle w:val="Ttulo2"/>
+      </w:pPr>
+      <w:bookmarkStart w:id="9" w:name="_Toc230404757"/>
+      <w:r>
+        <w:t>Montagem Experimental</w:t>
+      </w:r>
+      <w:bookmarkEnd w:id="9"/>
+    </w:p>
+    <w:p>
+      <w:pPr>
+        <w:pStyle w:val="Ttulo2"/>
+      </w:pPr>
+      <w:bookmarkStart w:id="10" w:name="_Toc230404758"/>
+      <w:r>
+        <w:t>Esquemático</w:t>
+      </w:r>
+      <w:bookmarkEnd w:id="10"/>
+    </w:p>
+    <w:p>
+      <w:pPr>
+        <w:pStyle w:val="Ttulo2"/>
+      </w:pPr>
+      <w:bookmarkStart w:id="11" w:name="_Toc230404759"/>
+      <w:r>
+        <w:t>Funcionamento dos componentes</w:t>
+      </w:r>
+      <w:bookmarkEnd w:id="11"/>
+      <w:r>
+        <w:t xml:space="preserve"> </w:t>
+      </w:r>
+    </w:p>
+    <w:p>
+      <w:pPr>
+        <w:pStyle w:val="Ttulo2"/>
+      </w:pPr>
+      <w:bookmarkStart w:id="12" w:name="_Toc230404760"/>
+      <w:r>
+        <w:t>Cálculos</w:t>
+      </w:r>
+      <w:bookmarkEnd w:id="12"/>
+    </w:p>
+    <w:p>
+      <w:pPr>
+        <w:keepNext/>
+        <w:ind w:firstLine="0"/>
+      </w:pPr>
+      <m:oMathPara>
+        <m:oMathParaPr>
+          <m:jc m:val="left"/>
+        </m:oMathParaPr>
+        <m:oMath>
+          <m:r>
+            <w:rPr>
+              <w:rFonts w:ascii="Cambria Math" w:hAnsi="Cambria Math"/>
+            </w:rPr>
+            <m:t xml:space="preserve">∆Vripple= </m:t>
+          </m:r>
+          <m:f>
+            <m:fPr>
+              <m:ctrlPr>
+                <w:rPr>
+                  <w:rFonts w:ascii="Cambria Math" w:hAnsi="Cambria Math"/>
+                  <w:i/>
+                </w:rPr>
+              </m:ctrlPr>
+            </m:fPr>
+            <m:num>
+              <m:r>
+                <w:rPr>
+                  <w:rFonts w:ascii="Cambria Math" w:hAnsi="Cambria Math"/>
+                </w:rPr>
+                <m:t>Imax</m:t>
+              </m:r>
+            </m:num>
+            <m:den>
+              <m:r>
+                <m:rPr>
+                  <m:scr m:val="script"/>
+                </m:rPr>
+                <w:rPr>
+                  <w:rFonts w:ascii="Cambria Math" w:hAnsi="Cambria Math"/>
+                </w:rPr>
+                <m:t xml:space="preserve">F × </m:t>
+              </m:r>
+              <m:r>
+                <m:rPr>
+                  <m:scr m:val="script"/>
+                </m:rPr>
+                <w:rPr>
+                  <w:rFonts w:ascii="Cambria Math" w:hAnsi="Cambria Math"/>
+                </w:rPr>
+                <m:t>C</m:t>
+              </m:r>
+            </m:den>
+          </m:f>
+        </m:oMath>
+      </m:oMathPara>
     </w:p>
     <w:p>
       <w:pPr>
         <w:pStyle w:val="Legenda"/>
       </w:pPr>
-      <w:bookmarkStart w:id="5" w:name="_Toc227682929"/>
-      <w:r>
-        <w:t xml:space="preserve">Tabela </w:t>
-      </w:r>
-      <w:r>
-        <w:fldChar w:fldCharType="begin"/>
-      </w:r>
-      <w:r>
-        <w:instrText>SEQ Tabela \* ARABIC</w:instrText>
-      </w:r>
-      <w:r>
-        <w:fldChar w:fldCharType="separate"/>
-      </w:r>
-      <w:r>
-        <w:rPr>
-          <w:noProof/>
-        </w:rPr>
-        <w:t>1</w:t>
-      </w:r>
-      <w:r>
-        <w:fldChar w:fldCharType="end"/>
-      </w:r>
-      <w:r>
-        <w:t xml:space="preserve"> - Equipamentos e Materiais Utilizados</w:t>
-      </w:r>
-      <w:bookmarkEnd w:id="5"/>
-    </w:p>
-    <w:tbl>
-      <w:tblPr>
-        <w:tblStyle w:val="TabelaSimples4"/>
-        <w:tblW w:w="8505" w:type="dxa"/>
-        <w:tblLook w:val="04A0" w:firstRow="1" w:lastRow="0" w:firstColumn="1" w:lastColumn="0" w:noHBand="0" w:noVBand="1"/>
-      </w:tblPr>
-      <w:tblGrid>
-        <w:gridCol w:w="2831"/>
-        <w:gridCol w:w="2839"/>
-        <w:gridCol w:w="2835"/>
-      </w:tblGrid>
-      <w:tr>
-        <w:trPr>
-          <w:cnfStyle w:val="100000000000" w:firstRow="1" w:lastRow="0" w:firstColumn="0" w:lastColumn="0" w:oddVBand="0" w:evenVBand="0" w:oddHBand="0" w:evenHBand="0" w:firstRowFirstColumn="0" w:firstRowLastColumn="0" w:lastRowFirstColumn="0" w:lastRowLastColumn="0"/>
-        </w:trPr>
-        <w:tc>
-          <w:tcPr>
-            <w:cnfStyle w:val="001000000000" w:firstRow="0" w:lastRow="0" w:firstColumn="1" w:lastColumn="0" w:oddVBand="0" w:evenVBand="0" w:oddHBand="0" w:evenHBand="0" w:firstRowFirstColumn="0" w:firstRowLastColumn="0" w:lastRowFirstColumn="0" w:lastRowLastColumn="0"/>
-            <w:tcW w:w="2831" w:type="dxa"/>
-            <w:tcBorders>
-              <w:top w:val="single" w:sz="4" w:space="0" w:color="auto"/>
-              <w:bottom w:val="single" w:sz="4" w:space="0" w:color="auto"/>
-            </w:tcBorders>
-          </w:tcPr>
-          <w:p>
-            <w:pPr>
-              <w:ind w:firstLine="0"/>
-            </w:pPr>
-            <w:r>
-              <w:t>Nome</w:t>
-            </w:r>
-          </w:p>
-        </w:tc>
-        <w:tc>
-          <w:tcPr>
-            <w:tcW w:w="2839" w:type="dxa"/>
-            <w:tcBorders>
-              <w:top w:val="single" w:sz="4" w:space="0" w:color="auto"/>
-              <w:bottom w:val="single" w:sz="4" w:space="0" w:color="auto"/>
-            </w:tcBorders>
-          </w:tcPr>
-          <w:p>
-            <w:pPr>
-              <w:ind w:firstLine="0"/>
-              <w:cnfStyle w:val="100000000000" w:firstRow="1" w:lastRow="0" w:firstColumn="0" w:lastColumn="0" w:oddVBand="0" w:evenVBand="0" w:oddHBand="0" w:evenHBand="0" w:firstRowFirstColumn="0" w:firstRowLastColumn="0" w:lastRowFirstColumn="0" w:lastRowLastColumn="0"/>
-            </w:pPr>
-            <w:r>
-              <w:t>Modelo</w:t>
-            </w:r>
-          </w:p>
-        </w:tc>
-        <w:tc>
-          <w:tcPr>
-            <w:tcW w:w="2835" w:type="dxa"/>
-            <w:tcBorders>
-              <w:top w:val="single" w:sz="4" w:space="0" w:color="auto"/>
-              <w:bottom w:val="single" w:sz="4" w:space="0" w:color="auto"/>
-            </w:tcBorders>
-          </w:tcPr>
-          <w:p>
-            <w:pPr>
-              <w:ind w:firstLine="0"/>
-              <w:cnfStyle w:val="100000000000" w:firstRow="1" w:lastRow="0" w:firstColumn="0" w:lastColumn="0" w:oddVBand="0" w:evenVBand="0" w:oddHBand="0" w:evenHBand="0" w:firstRowFirstColumn="0" w:firstRowLastColumn="0" w:lastRowFirstColumn="0" w:lastRowLastColumn="0"/>
-            </w:pPr>
-            <w:r>
-              <w:t>Especificação / Precisão</w:t>
-            </w:r>
-          </w:p>
-        </w:tc>
-      </w:tr>
-      <w:tr>
-        <w:trPr>
-          <w:cnfStyle w:val="000000100000" w:firstRow="0" w:lastRow="0" w:firstColumn="0" w:lastColumn="0" w:oddVBand="0" w:evenVBand="0" w:oddHBand="1" w:evenHBand="0" w:firstRowFirstColumn="0" w:firstRowLastColumn="0" w:lastRowFirstColumn="0" w:lastRowLastColumn="0"/>
-        </w:trPr>
-        <w:tc>
-          <w:tcPr>
-            <w:cnfStyle w:val="001000000000" w:firstRow="0" w:lastRow="0" w:firstColumn="1" w:lastColumn="0" w:oddVBand="0" w:evenVBand="0" w:oddHBand="0" w:evenHBand="0" w:firstRowFirstColumn="0" w:firstRowLastColumn="0" w:lastRowFirstColumn="0" w:lastRowLastColumn="0"/>
-            <w:tcW w:w="2831" w:type="dxa"/>
-            <w:tcBorders>
-              <w:top w:val="single" w:sz="4" w:space="0" w:color="auto"/>
-            </w:tcBorders>
-            <w:shd w:val="clear" w:color="auto" w:fill="auto"/>
-          </w:tcPr>
-          <w:p>
-            <w:pPr>
-              <w:ind w:firstLine="0"/>
-              <w:rPr>
-                <w:b w:val="0"/>
-                <w:bCs w:val="0"/>
-              </w:rPr>
-            </w:pPr>
-            <w:r>
-              <w:rPr>
-                <w:b w:val="0"/>
-                <w:bCs w:val="0"/>
-              </w:rPr>
-              <w:t>Protoboard</w:t>
-            </w:r>
-          </w:p>
-        </w:tc>
-        <w:tc>
-          <w:tcPr>
-            <w:tcW w:w="2839" w:type="dxa"/>
-            <w:tcBorders>
-              <w:top w:val="single" w:sz="4" w:space="0" w:color="auto"/>
-            </w:tcBorders>
-            <w:shd w:val="clear" w:color="auto" w:fill="auto"/>
-          </w:tcPr>
-          <w:p>
-            <w:pPr>
-              <w:ind w:firstLine="0"/>
-              <w:cnfStyle w:val="000000100000" w:firstRow="0" w:lastRow="0" w:firstColumn="0" w:lastColumn="0" w:oddVBand="0" w:evenVBand="0" w:oddHBand="1" w:evenHBand="0" w:firstRowFirstColumn="0" w:firstRowLastColumn="0" w:lastRowFirstColumn="0" w:lastRowLastColumn="0"/>
-            </w:pPr>
-            <w:r>
-              <w:t>~ MB-102</w:t>
-            </w:r>
-            <w:r>
-              <w:t xml:space="preserve"> </w:t>
-            </w:r>
-          </w:p>
-        </w:tc>
-        <w:tc>
-          <w:tcPr>
-            <w:tcW w:w="2835" w:type="dxa"/>
-            <w:tcBorders>
-              <w:top w:val="single" w:sz="4" w:space="0" w:color="auto"/>
-            </w:tcBorders>
-            <w:shd w:val="clear" w:color="auto" w:fill="auto"/>
-          </w:tcPr>
-          <w:p>
-            <w:pPr>
-              <w:ind w:firstLine="0"/>
-              <w:cnfStyle w:val="000000100000" w:firstRow="0" w:lastRow="0" w:firstColumn="0" w:lastColumn="0" w:oddVBand="0" w:evenVBand="0" w:oddHBand="1" w:evenHBand="0" w:firstRowFirstColumn="0" w:firstRowLastColumn="0" w:lastRowFirstColumn="0" w:lastRowLastColumn="0"/>
-            </w:pPr>
-            <w:r>
-              <w:t xml:space="preserve">830 </w:t>
-            </w:r>
-            <w:r>
-              <w:t>p</w:t>
-            </w:r>
-            <w:r>
-              <w:t>ontos</w:t>
-            </w:r>
-          </w:p>
-        </w:tc>
-      </w:tr>
-      <w:tr>
-        <w:tc>
-          <w:tcPr>
-            <w:cnfStyle w:val="001000000000" w:firstRow="0" w:lastRow="0" w:firstColumn="1" w:lastColumn="0" w:oddVBand="0" w:evenVBand="0" w:oddHBand="0" w:evenHBand="0" w:firstRowFirstColumn="0" w:firstRowLastColumn="0" w:lastRowFirstColumn="0" w:lastRowLastColumn="0"/>
-            <w:tcW w:w="2831" w:type="dxa"/>
-          </w:tcPr>
-          <w:p>
-            <w:pPr>
-              <w:ind w:firstLine="0"/>
-              <w:rPr>
-                <w:b w:val="0"/>
-                <w:bCs w:val="0"/>
-              </w:rPr>
-            </w:pPr>
-            <w:r>
-              <w:rPr>
-                <w:b w:val="0"/>
-                <w:bCs w:val="0"/>
-              </w:rPr>
-              <w:t>Jumpers</w:t>
-            </w:r>
-          </w:p>
-        </w:tc>
-        <w:tc>
-          <w:tcPr>
-            <w:tcW w:w="2839" w:type="dxa"/>
-          </w:tcPr>
-          <w:p>
-            <w:pPr>
-              <w:ind w:firstLine="0"/>
-              <w:cnfStyle w:val="000000000000" w:firstRow="0" w:lastRow="0" w:firstColumn="0" w:lastColumn="0" w:oddVBand="0" w:evenVBand="0" w:oddHBand="0" w:evenHBand="0" w:firstRowFirstColumn="0" w:firstRowLastColumn="0" w:lastRowFirstColumn="0" w:lastRowLastColumn="0"/>
-            </w:pPr>
-            <w:r>
-              <w:t>Macho – Macho</w:t>
-            </w:r>
-            <w:r>
-              <w:t xml:space="preserve"> </w:t>
-            </w:r>
-          </w:p>
-        </w:tc>
-        <w:tc>
-          <w:tcPr>
-            <w:tcW w:w="2835" w:type="dxa"/>
-          </w:tcPr>
-          <w:p>
-            <w:pPr>
-              <w:ind w:firstLine="0"/>
-              <w:cnfStyle w:val="000000000000" w:firstRow="0" w:lastRow="0" w:firstColumn="0" w:lastColumn="0" w:oddVBand="0" w:evenVBand="0" w:oddHBand="0" w:evenHBand="0" w:firstRowFirstColumn="0" w:firstRowLastColumn="0" w:lastRowFirstColumn="0" w:lastRowLastColumn="0"/>
-            </w:pPr>
-            <w:r>
-              <w:t>23</w:t>
-            </w:r>
-            <w:r>
-              <w:t xml:space="preserve"> AWG</w:t>
-            </w:r>
-          </w:p>
-        </w:tc>
-      </w:tr>
-      <w:tr>
-        <w:trPr>
-          <w:cnfStyle w:val="000000100000" w:firstRow="0" w:lastRow="0" w:firstColumn="0" w:lastColumn="0" w:oddVBand="0" w:evenVBand="0" w:oddHBand="1" w:evenHBand="0" w:firstRowFirstColumn="0" w:firstRowLastColumn="0" w:lastRowFirstColumn="0" w:lastRowLastColumn="0"/>
-        </w:trPr>
-        <w:tc>
-          <w:tcPr>
-            <w:cnfStyle w:val="001000000000" w:firstRow="0" w:lastRow="0" w:firstColumn="1" w:lastColumn="0" w:oddVBand="0" w:evenVBand="0" w:oddHBand="0" w:evenHBand="0" w:firstRowFirstColumn="0" w:firstRowLastColumn="0" w:lastRowFirstColumn="0" w:lastRowLastColumn="0"/>
-            <w:tcW w:w="2831" w:type="dxa"/>
-            <w:shd w:val="clear" w:color="auto" w:fill="auto"/>
-          </w:tcPr>
-          <w:p>
-            <w:pPr>
-              <w:ind w:firstLine="0"/>
-              <w:rPr>
-                <w:b w:val="0"/>
-                <w:bCs w:val="0"/>
-              </w:rPr>
-            </w:pPr>
-            <w:r>
-              <w:rPr>
-                <w:b w:val="0"/>
-                <w:bCs w:val="0"/>
-              </w:rPr>
-              <w:t>Resistor</w:t>
-            </w:r>
-            <w:r>
-              <w:rPr>
-                <w:b w:val="0"/>
-                <w:bCs w:val="0"/>
-              </w:rPr>
-              <w:t>es</w:t>
-            </w:r>
-            <w:r>
-              <w:rPr>
-                <w:b w:val="0"/>
-                <w:bCs w:val="0"/>
-              </w:rPr>
-              <w:t xml:space="preserve"> </w:t>
-            </w:r>
-          </w:p>
-        </w:tc>
-        <w:tc>
-          <w:tcPr>
-            <w:tcW w:w="2839" w:type="dxa"/>
-            <w:shd w:val="clear" w:color="auto" w:fill="auto"/>
-          </w:tcPr>
-          <w:p>
-            <w:pPr>
-              <w:ind w:firstLine="0"/>
-              <w:cnfStyle w:val="000000100000" w:firstRow="0" w:lastRow="0" w:firstColumn="0" w:lastColumn="0" w:oddVBand="0" w:evenVBand="0" w:oddHBand="1" w:evenHBand="0" w:firstRowFirstColumn="0" w:firstRowLastColumn="0" w:lastRowFirstColumn="0" w:lastRowLastColumn="0"/>
-            </w:pPr>
-            <w:r>
-              <w:t>3,3</w:t>
-            </w:r>
-            <w:r>
-              <w:t>k</w:t>
-            </w:r>
-            <w:r>
-              <w:rPr>
-                <w:rFonts w:cs="Times New Roman"/>
-              </w:rPr>
-              <w:t>Ω</w:t>
-            </w:r>
-            <w:r>
-              <w:t>;</w:t>
-            </w:r>
-            <w:r>
-              <w:t xml:space="preserve"> </w:t>
-            </w:r>
-            <w:r>
-              <w:t>2,2</w:t>
-            </w:r>
-            <w:r>
-              <w:t>k</w:t>
-            </w:r>
-            <w:r>
-              <w:rPr>
-                <w:rFonts w:cs="Times New Roman"/>
-              </w:rPr>
-              <w:t>Ω</w:t>
-            </w:r>
-            <w:r>
-              <w:rPr>
-                <w:rFonts w:cs="Times New Roman"/>
-              </w:rPr>
-              <w:t>; 1</w:t>
-            </w:r>
-            <w:r>
-              <w:t>k</w:t>
-            </w:r>
-            <w:r>
-              <w:rPr>
-                <w:rFonts w:cs="Times New Roman"/>
-              </w:rPr>
-              <w:t>Ω</w:t>
-            </w:r>
-            <w:r>
-              <w:rPr>
-                <w:rFonts w:cs="Times New Roman"/>
-              </w:rPr>
-              <w:t>; 470</w:t>
-            </w:r>
-            <w:r>
-              <w:rPr>
-                <w:rFonts w:cs="Times New Roman"/>
-              </w:rPr>
-              <w:t>Ω</w:t>
-            </w:r>
-          </w:p>
-        </w:tc>
-        <w:tc>
-          <w:tcPr>
-            <w:tcW w:w="2835" w:type="dxa"/>
-            <w:shd w:val="clear" w:color="auto" w:fill="auto"/>
-          </w:tcPr>
-          <w:p>
-            <w:pPr>
-              <w:ind w:firstLine="0"/>
-              <w:cnfStyle w:val="000000100000" w:firstRow="0" w:lastRow="0" w:firstColumn="0" w:lastColumn="0" w:oddVBand="0" w:evenVBand="0" w:oddHBand="1" w:evenHBand="0" w:firstRowFirstColumn="0" w:firstRowLastColumn="0" w:lastRowFirstColumn="0" w:lastRowLastColumn="0"/>
-            </w:pPr>
-            <w:r>
-              <w:t>±</w:t>
-            </w:r>
-            <w:r>
-              <w:t xml:space="preserve"> </w:t>
-            </w:r>
-            <w:r>
-              <w:t>5%</w:t>
-            </w:r>
-          </w:p>
-        </w:tc>
-      </w:tr>
-      <w:tr>
-        <w:tc>
-          <w:tcPr>
-            <w:cnfStyle w:val="001000000000" w:firstRow="0" w:lastRow="0" w:firstColumn="1" w:lastColumn="0" w:oddVBand="0" w:evenVBand="0" w:oddHBand="0" w:evenHBand="0" w:firstRowFirstColumn="0" w:firstRowLastColumn="0" w:lastRowFirstColumn="0" w:lastRowLastColumn="0"/>
-            <w:tcW w:w="2831" w:type="dxa"/>
-          </w:tcPr>
-          <w:p>
-            <w:pPr>
-              <w:ind w:firstLine="0"/>
-              <w:rPr>
-                <w:b w:val="0"/>
-                <w:bCs w:val="0"/>
-              </w:rPr>
-            </w:pPr>
-            <w:r>
-              <w:rPr>
-                <w:b w:val="0"/>
-                <w:bCs w:val="0"/>
-              </w:rPr>
-              <w:t>Po</w:t>
-            </w:r>
-            <w:r>
-              <w:rPr>
-                <w:b w:val="0"/>
-                <w:bCs w:val="0"/>
-              </w:rPr>
-              <w:t xml:space="preserve">tenciômetro </w:t>
-            </w:r>
-          </w:p>
-        </w:tc>
-        <w:tc>
-          <w:tcPr>
-            <w:tcW w:w="2839" w:type="dxa"/>
-          </w:tcPr>
-          <w:p>
-            <w:pPr>
-              <w:ind w:firstLine="0"/>
-              <w:cnfStyle w:val="000000000000" w:firstRow="0" w:lastRow="0" w:firstColumn="0" w:lastColumn="0" w:oddVBand="0" w:evenVBand="0" w:oddHBand="0" w:evenHBand="0" w:firstRowFirstColumn="0" w:firstRowLastColumn="0" w:lastRowFirstColumn="0" w:lastRowLastColumn="0"/>
-            </w:pPr>
-            <w:r>
-              <w:t>100k</w:t>
-            </w:r>
-            <w:r>
-              <w:rPr>
-                <w:rFonts w:cs="Times New Roman"/>
-              </w:rPr>
-              <w:t>Ω</w:t>
-            </w:r>
-          </w:p>
-        </w:tc>
-        <w:tc>
-          <w:tcPr>
-            <w:tcW w:w="2835" w:type="dxa"/>
-          </w:tcPr>
-          <w:p>
-            <w:pPr>
-              <w:ind w:firstLine="0"/>
-              <w:cnfStyle w:val="000000000000" w:firstRow="0" w:lastRow="0" w:firstColumn="0" w:lastColumn="0" w:oddVBand="0" w:evenVBand="0" w:oddHBand="0" w:evenHBand="0" w:firstRowFirstColumn="0" w:firstRowLastColumn="0" w:lastRowFirstColumn="0" w:lastRowLastColumn="0"/>
-            </w:pPr>
-            <w:r>
-              <w:t>±</w:t>
-            </w:r>
-            <w:r>
-              <w:t>20%</w:t>
-            </w:r>
-          </w:p>
-        </w:tc>
-      </w:tr>
-      <w:tr>
-        <w:trPr>
-          <w:cnfStyle w:val="000000100000" w:firstRow="0" w:lastRow="0" w:firstColumn="0" w:lastColumn="0" w:oddVBand="0" w:evenVBand="0" w:oddHBand="1" w:evenHBand="0" w:firstRowFirstColumn="0" w:firstRowLastColumn="0" w:lastRowFirstColumn="0" w:lastRowLastColumn="0"/>
-        </w:trPr>
-        <w:tc>
-          <w:tcPr>
-            <w:cnfStyle w:val="001000000000" w:firstRow="0" w:lastRow="0" w:firstColumn="1" w:lastColumn="0" w:oddVBand="0" w:evenVBand="0" w:oddHBand="0" w:evenHBand="0" w:firstRowFirstColumn="0" w:firstRowLastColumn="0" w:lastRowFirstColumn="0" w:lastRowLastColumn="0"/>
-            <w:tcW w:w="2831" w:type="dxa"/>
-            <w:tcBorders>
-              <w:bottom w:val="single" w:sz="4" w:space="0" w:color="auto"/>
-            </w:tcBorders>
-          </w:tcPr>
-          <w:p>
-            <w:pPr>
-              <w:ind w:firstLine="0"/>
-              <w:rPr>
-                <w:b w:val="0"/>
-                <w:bCs w:val="0"/>
-              </w:rPr>
-            </w:pPr>
-            <w:r>
-              <w:rPr>
-                <w:b w:val="0"/>
-                <w:bCs w:val="0"/>
-              </w:rPr>
-              <w:t xml:space="preserve">Multímetro </w:t>
-            </w:r>
-          </w:p>
-        </w:tc>
-        <w:tc>
-          <w:tcPr>
-            <w:tcW w:w="2839" w:type="dxa"/>
-            <w:tcBorders>
-              <w:bottom w:val="single" w:sz="4" w:space="0" w:color="auto"/>
-            </w:tcBorders>
-          </w:tcPr>
-          <w:p>
-            <w:pPr>
-              <w:ind w:firstLine="0"/>
-              <w:cnfStyle w:val="000000100000" w:firstRow="0" w:lastRow="0" w:firstColumn="0" w:lastColumn="0" w:oddVBand="0" w:evenVBand="0" w:oddHBand="1" w:evenHBand="0" w:firstRowFirstColumn="0" w:firstRowLastColumn="0" w:lastRowFirstColumn="0" w:lastRowLastColumn="0"/>
-            </w:pPr>
-            <w:r>
-              <w:t>ET-1110B</w:t>
-            </w:r>
-          </w:p>
-        </w:tc>
-        <w:tc>
-          <w:tcPr>
-            <w:tcW w:w="2835" w:type="dxa"/>
-            <w:tcBorders>
-              <w:bottom w:val="single" w:sz="4" w:space="0" w:color="auto"/>
-            </w:tcBorders>
-          </w:tcPr>
-          <w:p>
-            <w:pPr>
-              <w:ind w:firstLine="0"/>
-              <w:cnfStyle w:val="000000100000" w:firstRow="0" w:lastRow="0" w:firstColumn="0" w:lastColumn="0" w:oddVBand="0" w:evenVBand="0" w:oddHBand="1" w:evenHBand="0" w:firstRowFirstColumn="0" w:firstRowLastColumn="0" w:lastRowFirstColumn="0" w:lastRowLastColumn="0"/>
-            </w:pPr>
-            <w:r>
-              <w:t>±</w:t>
-            </w:r>
-            <w:r>
-              <w:t xml:space="preserve"> 0,</w:t>
-            </w:r>
-            <w:r>
-              <w:t>5%</w:t>
-            </w:r>
-          </w:p>
-        </w:tc>
-      </w:tr>
-    </w:tbl>
-    <w:p>
-      <w:pPr>
-        <w:ind w:firstLine="0"/>
-        <w:rPr>
-          <w:sz w:val="20"/>
-          <w:szCs w:val="20"/>
-        </w:rPr>
-      </w:pPr>
-      <w:r>
-        <w:rPr>
-          <w:sz w:val="20"/>
-          <w:szCs w:val="20"/>
-        </w:rPr>
-        <w:t xml:space="preserve">Fonte: </w:t>
-      </w:r>
-      <w:r>
-        <w:rPr>
-          <w:sz w:val="20"/>
-          <w:szCs w:val="20"/>
-        </w:rPr>
-        <w:t>Elaborado pelo autor (2026).</w:t>
-      </w:r>
-    </w:p>
+      <w:bookmarkStart w:id="13" w:name="_Toc230404770"/>
+      <w:r>
+        <w:t xml:space="preserve">Equação </w:t>
+      </w:r>
+      <w:fldSimple w:instr=" SEQ Equação \* ARABIC ">
+        <w:r>
+          <w:rPr>
+            <w:noProof/>
+          </w:rPr>
+          <w:t>1</w:t>
+        </w:r>
+      </w:fldSimple>
+      <w:r>
+        <w:t xml:space="preserve"> </w:t>
+      </w:r>
+      <w:r>
+        <w:t>Tensão de ondulação na entrada do regulador</w:t>
+      </w:r>
+      <w:bookmarkEnd w:id="13"/>
+    </w:p>
+    <w:p/>
+    <w:p/>
     <w:p>
       <w:pPr>
         <w:pStyle w:val="Ttulo2"/>
       </w:pPr>
-      <w:bookmarkStart w:id="6" w:name="_Toc227682938"/>
-      <w:r>
-        <w:t>Esquemas Elétricos</w:t>
-      </w:r>
-      <w:bookmarkEnd w:id="6"/>
+      <w:bookmarkStart w:id="14" w:name="_Toc230404761"/>
+      <w:r>
+        <w:t>Algoritmo</w:t>
+      </w:r>
+      <w:bookmarkEnd w:id="14"/>
+      <w:r>
+        <w:t xml:space="preserve"> </w:t>
+      </w:r>
+    </w:p>
+    <w:p>
+      <w:pPr>
+        <w:pStyle w:val="Ttulo1"/>
+      </w:pPr>
+      <w:bookmarkStart w:id="15" w:name="_Toc230404762"/>
+      <w:r>
+        <w:t>Resultados Experimentais</w:t>
+      </w:r>
+      <w:bookmarkEnd w:id="15"/>
     </w:p>
     <w:p>
       <w:pPr>
         <w:pStyle w:val="Ttulo2"/>
       </w:pPr>
-      <w:bookmarkStart w:id="7" w:name="_Toc227682940"/>
-      <w:r>
-        <w:t>Resultados</w:t>
-      </w:r>
-      <w:bookmarkEnd w:id="7"/>
+      <w:bookmarkStart w:id="16" w:name="_Toc230404763"/>
+      <w:r>
+        <w:t>Regulação de Tensão</w:t>
+      </w:r>
+      <w:bookmarkEnd w:id="16"/>
     </w:p>
     <w:p>
       <w:pPr>
         <w:pStyle w:val="Ttulo2"/>
       </w:pPr>
-      <w:bookmarkStart w:id="8" w:name="_Toc227682941"/>
-      <w:r>
+      <w:bookmarkStart w:id="17" w:name="_Toc230404764"/>
+      <w:r>
+        <w:t>Variação da Carga</w:t>
+      </w:r>
+      <w:bookmarkEnd w:id="17"/>
+    </w:p>
+    <w:p>
+      <w:pPr>
+        <w:pStyle w:val="Ttulo2"/>
+      </w:pPr>
+      <w:bookmarkStart w:id="18" w:name="_Toc230404765"/>
+      <w:r>
+        <w:t>Comparação de Medição</w:t>
+      </w:r>
+      <w:bookmarkEnd w:id="18"/>
+      <w:r>
+        <w:t xml:space="preserve"> </w:t>
+      </w:r>
+    </w:p>
+    <w:p>
+      <w:pPr>
+        <w:pStyle w:val="Ttulo2"/>
+      </w:pPr>
+      <w:bookmarkStart w:id="19" w:name="_Toc230404766"/>
+      <w:r>
+        <w:t>Teste de Sobrecorrente</w:t>
+      </w:r>
+      <w:bookmarkEnd w:id="19"/>
+    </w:p>
+    <w:p/>
+    <w:p>
+      <w:pPr>
+        <w:pStyle w:val="Ttulo1"/>
+      </w:pPr>
+      <w:bookmarkStart w:id="20" w:name="_Toc230404767"/>
+      <w:r>
+        <w:lastRenderedPageBreak/>
         <w:t>Discussão</w:t>
       </w:r>
-      <w:bookmarkEnd w:id="8"/>
-      <w:r>
-        <w:t xml:space="preserve"> </w:t>
-      </w:r>
-    </w:p>
+      <w:bookmarkEnd w:id="20"/>
+      <w:r>
+        <w:t xml:space="preserve"> </w:t>
+      </w:r>
+      <w:r>
+        <w:t xml:space="preserve"> </w:t>
+      </w:r>
+    </w:p>
+    <w:p/>
+    <w:p/>
+    <w:p/>
     <w:p>
       <w:pPr>
         <w:pStyle w:val="Ttulo1"/>
       </w:pPr>
-      <w:bookmarkStart w:id="9" w:name="_Toc227682942"/>
+      <w:bookmarkStart w:id="21" w:name="_Toc230404768"/>
       <w:r>
         <w:t>Conclusão</w:t>
       </w:r>
-      <w:bookmarkEnd w:id="9"/>
-      <w:r>
-        <w:t xml:space="preserve"> </w:t>
-      </w:r>
-    </w:p>
+      <w:bookmarkEnd w:id="21"/>
+    </w:p>
+    <w:p/>
     <w:p>
       <w:pPr>
         <w:pStyle w:val="Ttulo1"/>
       </w:pPr>
-      <w:bookmarkStart w:id="10" w:name="_Toc227682943"/>
-      <w:r>
-        <w:t>Bibliografia</w:t>
-      </w:r>
-      <w:bookmarkEnd w:id="10"/>
+      <w:bookmarkStart w:id="22" w:name="_Toc230404769"/>
+      <w:r>
+        <w:t>Referencias</w:t>
+      </w:r>
+      <w:bookmarkEnd w:id="22"/>
     </w:p>
     <w:p>
       <w:pPr>
@@ -3738,6 +5508,11 @@
 
 <file path=word/header1.xml><?xml version="1.0" encoding="utf-8"?>
 <w:hdr xmlns:wpc="http://schemas.microsoft.com/office/word/2010/wordprocessingCanvas" xmlns:cx="http://schemas.microsoft.com/office/drawing/2014/chartex" xmlns:cx1="http://schemas.microsoft.com/office/drawing/2015/9/8/chartex" xmlns:cx2="http://schemas.microsoft.com/office/drawing/2015/10/21/chartex" xmlns:cx3="http://schemas.microsoft.com/office/drawing/2016/5/9/chartex" xmlns:cx4="http://schemas.microsoft.com/office/drawing/2016/5/10/chartex" xmlns:cx5="http://schemas.microsoft.com/office/drawing/2016/5/11/chartex" xmlns:cx6="http://schemas.microsoft.com/office/drawing/2016/5/12/chartex" xmlns:cx7="http://schemas.microsoft.com/office/drawing/2016/5/13/chartex" xmlns:cx8="http://schemas.microsoft.com/office/drawing/2016/5/14/chartex" xmlns:mc="http://schemas.openxmlformats.org/markup-compatibility/2006" xmlns:aink="http://schemas.microsoft.com/office/drawing/2016/ink" xmlns:am3d="http://schemas.microsoft.com/office/drawing/2017/model3d" xmlns:o="urn:schemas-microsoft-com:office:office" xmlns:oel="http://schemas.microsoft.com/office/2019/extlst" xmlns:r="http://schemas.openxmlformats.org/officeDocument/2006/relationships" xmlns:m="http://schemas.openxmlformats.org/officeDocument/2006/math" xmlns:v="urn:schemas-microsoft-com:vml" xmlns:wp14="http://schemas.microsoft.com/office/word/2010/wordprocessingDrawing" xmlns:wp="http://schemas.openxmlformats.org/drawingml/2006/wordprocessingDrawing" xmlns:w10="urn:schemas-microsoft-com:office:word" xmlns:w="http://schemas.openxmlformats.org/wordprocessingml/2006/main" xmlns:w14="http://schemas.microsoft.com/office/word/2010/wordml" xmlns:w15="http://schemas.microsoft.com/office/word/2012/wordml" xmlns:w16cex="http://schemas.microsoft.com/office/word/2018/wordml/cex" xmlns:w16cid="http://schemas.microsoft.com/office/word/2016/wordml/cid" xmlns:w16="http://schemas.microsoft.com/office/word/2018/wordml" xmlns:w16du="http://schemas.microsoft.com/office/word/2023/wordml/word16du" xmlns:w16sdtdh="http://schemas.microsoft.com/office/word/2020/wordml/sdtdatahash" xmlns:w16sdtfl="http://schemas.microsoft.com/office/word/2024/wordml/sdtformatlock" xmlns:w16se="http://schemas.microsoft.com/office/word/2015/wordml/symex" xmlns:wpg="http://schemas.microsoft.com/office/word/2010/wordprocessingGroup" xmlns:wpi="http://schemas.microsoft.com/office/word/2010/wordprocessingInk" xmlns:wne="http://schemas.microsoft.com/office/word/2006/wordml" xmlns:wps="http://schemas.microsoft.com/office/word/2010/wordprocessingShape" mc:Ignorable="w14 w15 w16se w16cid w16 w16cex w16sdtdh w16sdtfl w16du wp14">
+  <w:p>
+    <w:pPr>
+      <w:ind w:firstLine="0"/>
+    </w:pPr>
+  </w:p>
   <w:tbl>
     <w:tblPr>
       <w:tblW w:w="0" w:type="auto"/>
@@ -4344,7 +6119,7 @@
   <w:abstractNum w:abstractNumId="4" w15:restartNumberingAfterBreak="0">
     <w:nsid w:val="7C2C7981"/>
     <w:multiLevelType w:val="multilevel"/>
-    <w:tmpl w:val="E5D6BF00"/>
+    <w:tmpl w:val="1650656A"/>
     <w:lvl w:ilvl="0">
       <w:start w:val="1"/>
       <w:numFmt w:val="decimal"/>
@@ -4875,7 +6650,7 @@
   <w:style w:type="paragraph" w:default="1" w:styleId="Normal">
     <w:name w:val="Normal"/>
     <w:qFormat/>
-    <w:rsid w:val="00842020"/>
+    <w:rsid w:val="00F444B0"/>
     <w:pPr>
       <w:spacing w:after="0" w:line="360" w:lineRule="auto"/>
       <w:ind w:firstLine="709"/>
@@ -4893,7 +6668,7 @@
     <w:autoRedefine/>
     <w:uiPriority w:val="9"/>
     <w:qFormat/>
-    <w:rsid w:val="00816006"/>
+    <w:rsid w:val="00D5120F"/>
     <w:pPr>
       <w:keepNext/>
       <w:keepLines/>
@@ -4901,7 +6676,6 @@
         <w:numId w:val="1"/>
       </w:numPr>
       <w:spacing w:before="240" w:after="240"/>
-      <w:jc w:val="left"/>
       <w:outlineLvl w:val="0"/>
     </w:pPr>
     <w:rPr>
@@ -5153,7 +6927,7 @@
     <w:basedOn w:val="Fontepargpadro"/>
     <w:link w:val="Ttulo1"/>
     <w:uiPriority w:val="9"/>
-    <w:rsid w:val="00816006"/>
+    <w:rsid w:val="00D5120F"/>
     <w:rPr>
       <w:rFonts w:ascii="Times New Roman" w:eastAsiaTheme="majorEastAsia" w:hAnsi="Times New Roman" w:cstheme="majorBidi"/>
       <w:b/>
@@ -5842,6 +7616,19 @@
       <w:shd w:val="clear" w:color="auto" w:fill="E1DFDD"/>
     </w:rPr>
   </w:style>
+  <w:style w:type="paragraph" w:styleId="Sumrio3">
+    <w:name w:val="toc 3"/>
+    <w:basedOn w:val="Normal"/>
+    <w:next w:val="Normal"/>
+    <w:autoRedefine/>
+    <w:uiPriority w:val="39"/>
+    <w:unhideWhenUsed/>
+    <w:rsid w:val="00922CFD"/>
+    <w:pPr>
+      <w:spacing w:after="100"/>
+      <w:ind w:left="480"/>
+    </w:pPr>
+  </w:style>
 </w:styles>
 </file>
 
@@ -6161,19 +7948,14 @@
 </file>
 
 <file path=customXml/item1.xml><?xml version="1.0" encoding="utf-8"?>
-<b:Sources xmlns:b="http://schemas.openxmlformats.org/officeDocument/2006/bibliography" xmlns="http://schemas.openxmlformats.org/officeDocument/2006/bibliography" SelectedStyle="\APASixthEditionOfficeOnline.xsl" StyleName="APA" Version="6"/>
+<p:properties xmlns:p="http://schemas.microsoft.com/office/2006/metadata/properties" xmlns:xsi="http://www.w3.org/2001/XMLSchema-instance" xmlns:pc="http://schemas.microsoft.com/office/infopath/2007/PartnerControls">
+  <documentManagement>
+    <_activity xmlns="fe006c0b-4912-41ea-b8fb-fb13fc790363" xsi:nil="true"/>
+  </documentManagement>
+</p:properties>
 </file>
 
 <file path=customXml/item2.xml><?xml version="1.0" encoding="utf-8"?>
-<?mso-contentType ?>
-<FormTemplates xmlns="http://schemas.microsoft.com/sharepoint/v3/contenttype/forms">
-  <Display>DocumentLibraryForm</Display>
-  <Edit>DocumentLibraryForm</Edit>
-  <New>DocumentLibraryForm</New>
-</FormTemplates>
-</file>
-
-<file path=customXml/item3.xml><?xml version="1.0" encoding="utf-8"?>
 <ct:contentTypeSchema xmlns:ct="http://schemas.microsoft.com/office/2006/metadata/contentType" xmlns:ma="http://schemas.microsoft.com/office/2006/metadata/properties/metaAttributes" ct:_="" ma:_="" ma:contentTypeName="Document" ma:contentTypeID="0x0101005EEE5ED3FC6B184CB89A3D0309EC4FC5" ma:contentTypeVersion="6" ma:contentTypeDescription="Create a new document." ma:contentTypeScope="" ma:versionID="55c1603867461dc033e82de41065267a">
   <xsd:schema xmlns:xsd="http://www.w3.org/2001/XMLSchema" xmlns:xs="http://www.w3.org/2001/XMLSchema" xmlns:p="http://schemas.microsoft.com/office/2006/metadata/properties" xmlns:ns3="fe006c0b-4912-41ea-b8fb-fb13fc790363" targetNamespace="http://schemas.microsoft.com/office/2006/metadata/properties" ma:root="true" ma:fieldsID="89541c535ba7f6837dcffe6ec7b19d7a" ns3:_="">
     <xsd:import namespace="fe006c0b-4912-41ea-b8fb-fb13fc790363"/>
@@ -6329,31 +8111,30 @@
 </ct:contentTypeSchema>
 </file>
 
+<file path=customXml/item3.xml><?xml version="1.0" encoding="utf-8"?>
+<?mso-contentType ?>
+<FormTemplates xmlns="http://schemas.microsoft.com/sharepoint/v3/contenttype/forms">
+  <Display>DocumentLibraryForm</Display>
+  <Edit>DocumentLibraryForm</Edit>
+  <New>DocumentLibraryForm</New>
+</FormTemplates>
+</file>
+
 <file path=customXml/item4.xml><?xml version="1.0" encoding="utf-8"?>
-<p:properties xmlns:p="http://schemas.microsoft.com/office/2006/metadata/properties" xmlns:xsi="http://www.w3.org/2001/XMLSchema-instance" xmlns:pc="http://schemas.microsoft.com/office/infopath/2007/PartnerControls">
-  <documentManagement>
-    <_activity xmlns="fe006c0b-4912-41ea-b8fb-fb13fc790363" xsi:nil="true"/>
-  </documentManagement>
-</p:properties>
+<b:Sources xmlns:b="http://schemas.openxmlformats.org/officeDocument/2006/bibliography" xmlns="http://schemas.openxmlformats.org/officeDocument/2006/bibliography" SelectedStyle="\APASixthEditionOfficeOnline.xsl" StyleName="APA" Version="6"/>
 </file>
 
 <file path=customXml/itemProps1.xml><?xml version="1.0" encoding="utf-8"?>
-<ds:datastoreItem xmlns:ds="http://schemas.openxmlformats.org/officeDocument/2006/customXml" ds:itemID="{CB1380C5-C06B-45C6-80F0-7AEE23B5E2B8}">
+<ds:datastoreItem xmlns:ds="http://schemas.openxmlformats.org/officeDocument/2006/customXml" ds:itemID="{6504E372-959B-40CE-8EB4-7DD7820783AA}">
   <ds:schemaRefs>
-    <ds:schemaRef ds:uri="http://schemas.openxmlformats.org/officeDocument/2006/bibliography"/>
+    <ds:schemaRef ds:uri="http://schemas.microsoft.com/office/2006/metadata/properties"/>
+    <ds:schemaRef ds:uri="http://schemas.microsoft.com/office/infopath/2007/PartnerControls"/>
+    <ds:schemaRef ds:uri="fe006c0b-4912-41ea-b8fb-fb13fc790363"/>
   </ds:schemaRefs>
 </ds:datastoreItem>
 </file>
 
 <file path=customXml/itemProps2.xml><?xml version="1.0" encoding="utf-8"?>
-<ds:datastoreItem xmlns:ds="http://schemas.openxmlformats.org/officeDocument/2006/customXml" ds:itemID="{D7D3A90F-4EAF-4798-A979-8C92EF6F2F8F}">
-  <ds:schemaRefs>
-    <ds:schemaRef ds:uri="http://schemas.microsoft.com/sharepoint/v3/contenttype/forms"/>
-  </ds:schemaRefs>
-</ds:datastoreItem>
-</file>
-
-<file path=customXml/itemProps3.xml><?xml version="1.0" encoding="utf-8"?>
 <ds:datastoreItem xmlns:ds="http://schemas.openxmlformats.org/officeDocument/2006/customXml" ds:itemID="{F5F99F9B-3D0E-430B-B7D0-C7B08FA667EF}">
   <ds:schemaRefs>
     <ds:schemaRef ds:uri="http://schemas.microsoft.com/office/2006/metadata/contentType"/>
@@ -6371,12 +8152,18 @@
 </ds:datastoreItem>
 </file>
 
+<file path=customXml/itemProps3.xml><?xml version="1.0" encoding="utf-8"?>
+<ds:datastoreItem xmlns:ds="http://schemas.openxmlformats.org/officeDocument/2006/customXml" ds:itemID="{D7D3A90F-4EAF-4798-A979-8C92EF6F2F8F}">
+  <ds:schemaRefs>
+    <ds:schemaRef ds:uri="http://schemas.microsoft.com/sharepoint/v3/contenttype/forms"/>
+  </ds:schemaRefs>
+</ds:datastoreItem>
+</file>
+
 <file path=customXml/itemProps4.xml><?xml version="1.0" encoding="utf-8"?>
-<ds:datastoreItem xmlns:ds="http://schemas.openxmlformats.org/officeDocument/2006/customXml" ds:itemID="{6504E372-959B-40CE-8EB4-7DD7820783AA}">
+<ds:datastoreItem xmlns:ds="http://schemas.openxmlformats.org/officeDocument/2006/customXml" ds:itemID="{CB1380C5-C06B-45C6-80F0-7AEE23B5E2B8}">
   <ds:schemaRefs>
-    <ds:schemaRef ds:uri="http://schemas.microsoft.com/office/2006/metadata/properties"/>
-    <ds:schemaRef ds:uri="http://schemas.microsoft.com/office/infopath/2007/PartnerControls"/>
-    <ds:schemaRef ds:uri="fe006c0b-4912-41ea-b8fb-fb13fc790363"/>
+    <ds:schemaRef ds:uri="http://schemas.openxmlformats.org/officeDocument/2006/bibliography"/>
   </ds:schemaRefs>
 </ds:datastoreItem>
 </file>
--- a/Documentacao/APS - Fonte Linear Regulada.docx
+++ b/Documentacao/APS - Fonte Linear Regulada.docx
@@ -4883,25 +4883,38 @@
       </w:r>
       <w:bookmarkEnd w:id="6"/>
     </w:p>
-    <w:p/>
-    <w:p/>
-    <w:p>
-      <w:pPr>
-        <w:ind w:left="708" w:firstLine="0"/>
-      </w:pPr>
-    </w:p>
-    <w:p/>
-    <w:p/>
-    <w:p/>
-    <w:p/>
-    <w:p/>
-    <w:p/>
-    <w:p>
-      <w:r>
-        <w:t xml:space="preserve"> </w:t>
-      </w:r>
-    </w:p>
-    <w:p/>
+    <w:p>
+      <w:pPr>
+        <w:pStyle w:val="Ttulo1"/>
+      </w:pPr>
+      <w:r>
+        <w:t xml:space="preserve">Materiais e Métodos </w:t>
+      </w:r>
+    </w:p>
+    <w:p>
+      <w:pPr>
+        <w:pStyle w:val="Ttulo2"/>
+      </w:pPr>
+      <w:r>
+        <w:t>Projeto do Circuito</w:t>
+      </w:r>
+    </w:p>
+    <w:p>
+      <w:pPr>
+        <w:pStyle w:val="Ttulo2"/>
+      </w:pPr>
+      <w:r>
+        <w:t>Montagem Experimental</w:t>
+      </w:r>
+    </w:p>
+    <w:p>
+      <w:pPr>
+        <w:pStyle w:val="Ttulo2"/>
+      </w:pPr>
+      <w:r>
+        <w:t>Esquemático</w:t>
+      </w:r>
+    </w:p>
     <w:p>
       <w:pPr>
         <w:ind w:firstLine="0"/>
@@ -4909,21 +4922,12 @@
     </w:p>
     <w:p>
       <w:pPr>
-        <w:ind w:firstLine="0"/>
-      </w:pPr>
-    </w:p>
-    <w:p>
-      <w:pPr>
-        <w:ind w:firstLine="0"/>
-      </w:pPr>
-    </w:p>
-    <w:p>
-      <w:pPr>
-        <w:pStyle w:val="Ttulo1"/>
-      </w:pPr>
-      <w:bookmarkStart w:id="7" w:name="_Toc230404755"/>
-      <w:r>
-        <w:t>Materiais e Métodos</w:t>
+        <w:pStyle w:val="Ttulo2"/>
+      </w:pPr>
+      <w:bookmarkStart w:id="7" w:name="_Toc230404759"/>
+      <w:r>
+        <w:lastRenderedPageBreak/>
+        <w:t>Funcionamento dos componentes</w:t>
       </w:r>
       <w:bookmarkEnd w:id="7"/>
       <w:r>
@@ -4934,54 +4938,11 @@
       <w:pPr>
         <w:pStyle w:val="Ttulo2"/>
       </w:pPr>
-      <w:bookmarkStart w:id="8" w:name="_Toc230404756"/>
-      <w:r>
-        <w:t>Projeto do Circuito</w:t>
+      <w:bookmarkStart w:id="8" w:name="_Toc230404760"/>
+      <w:r>
+        <w:t>Cálculos</w:t>
       </w:r>
       <w:bookmarkEnd w:id="8"/>
-    </w:p>
-    <w:p>
-      <w:pPr>
-        <w:pStyle w:val="Ttulo2"/>
-      </w:pPr>
-      <w:bookmarkStart w:id="9" w:name="_Toc230404757"/>
-      <w:r>
-        <w:t>Montagem Experimental</w:t>
-      </w:r>
-      <w:bookmarkEnd w:id="9"/>
-    </w:p>
-    <w:p>
-      <w:pPr>
-        <w:pStyle w:val="Ttulo2"/>
-      </w:pPr>
-      <w:bookmarkStart w:id="10" w:name="_Toc230404758"/>
-      <w:r>
-        <w:t>Esquemático</w:t>
-      </w:r>
-      <w:bookmarkEnd w:id="10"/>
-    </w:p>
-    <w:p>
-      <w:pPr>
-        <w:pStyle w:val="Ttulo2"/>
-      </w:pPr>
-      <w:bookmarkStart w:id="11" w:name="_Toc230404759"/>
-      <w:r>
-        <w:t>Funcionamento dos componentes</w:t>
-      </w:r>
-      <w:bookmarkEnd w:id="11"/>
-      <w:r>
-        <w:t xml:space="preserve"> </w:t>
-      </w:r>
-    </w:p>
-    <w:p>
-      <w:pPr>
-        <w:pStyle w:val="Ttulo2"/>
-      </w:pPr>
-      <w:bookmarkStart w:id="12" w:name="_Toc230404760"/>
-      <w:r>
-        <w:t>Cálculos</w:t>
-      </w:r>
-      <w:bookmarkEnd w:id="12"/>
     </w:p>
     <w:p>
       <w:pPr>
@@ -4997,7 +4958,39 @@
             <w:rPr>
               <w:rFonts w:ascii="Cambria Math" w:hAnsi="Cambria Math"/>
             </w:rPr>
-            <m:t xml:space="preserve">∆Vripple= </m:t>
+            <m:t>∆</m:t>
+          </m:r>
+          <m:sSub>
+            <m:sSubPr>
+              <m:ctrlPr>
+                <w:rPr>
+                  <w:rFonts w:ascii="Cambria Math" w:hAnsi="Cambria Math"/>
+                  <w:i/>
+                </w:rPr>
+              </m:ctrlPr>
+            </m:sSubPr>
+            <m:e>
+              <m:r>
+                <w:rPr>
+                  <w:rFonts w:ascii="Cambria Math" w:hAnsi="Cambria Math"/>
+                </w:rPr>
+                <m:t>V</m:t>
+              </m:r>
+            </m:e>
+            <m:sub>
+              <m:r>
+                <w:rPr>
+                  <w:rFonts w:ascii="Cambria Math" w:hAnsi="Cambria Math"/>
+                </w:rPr>
+                <m:t>ripple</m:t>
+              </m:r>
+            </m:sub>
+          </m:sSub>
+          <m:r>
+            <w:rPr>
+              <w:rFonts w:ascii="Cambria Math" w:hAnsi="Cambria Math"/>
+            </w:rPr>
+            <m:t xml:space="preserve">= </m:t>
           </m:r>
           <m:f>
             <m:fPr>
@@ -5013,7 +5006,7 @@
                 <w:rPr>
                   <w:rFonts w:ascii="Cambria Math" w:hAnsi="Cambria Math"/>
                 </w:rPr>
-                <m:t>Imax</m:t>
+                <m:t xml:space="preserve">Imax </m:t>
               </m:r>
             </m:num>
             <m:den>
@@ -5037,6 +5030,12 @@
               </m:r>
             </m:den>
           </m:f>
+          <m:r>
+            <w:rPr>
+              <w:rFonts w:ascii="Cambria Math" w:hAnsi="Cambria Math"/>
+            </w:rPr>
+            <m:t xml:space="preserve"> </m:t>
+          </m:r>
         </m:oMath>
       </m:oMathPara>
     </w:p>
@@ -5044,7 +5043,7 @@
       <w:pPr>
         <w:pStyle w:val="Legenda"/>
       </w:pPr>
-      <w:bookmarkStart w:id="13" w:name="_Toc230404770"/>
+      <w:bookmarkStart w:id="9" w:name="_Toc230404770"/>
       <w:r>
         <w:t xml:space="preserve">Equação </w:t>
       </w:r>
@@ -5062,87 +5061,3564 @@
       <w:r>
         <w:t>Tensão de ondulação na entrada do regulador</w:t>
       </w:r>
+      <w:bookmarkEnd w:id="9"/>
+    </w:p>
+    <w:p>
+      <w:pPr>
+        <w:keepNext/>
+        <w:ind w:firstLine="0"/>
+      </w:pPr>
+      <m:oMathPara>
+        <m:oMathParaPr>
+          <m:jc m:val="left"/>
+        </m:oMathParaPr>
+        <m:oMath>
+          <m:sSub>
+            <m:sSubPr>
+              <m:ctrlPr>
+                <w:rPr>
+                  <w:rFonts w:ascii="Cambria Math" w:hAnsi="Cambria Math"/>
+                  <w:i/>
+                </w:rPr>
+              </m:ctrlPr>
+            </m:sSubPr>
+            <m:e>
+              <m:r>
+                <w:rPr>
+                  <w:rFonts w:ascii="Cambria Math" w:hAnsi="Cambria Math"/>
+                </w:rPr>
+                <m:t>I</m:t>
+              </m:r>
+            </m:e>
+            <m:sub>
+              <m:r>
+                <w:rPr>
+                  <w:rFonts w:ascii="Cambria Math" w:hAnsi="Cambria Math"/>
+                </w:rPr>
+                <m:t>z</m:t>
+              </m:r>
+            </m:sub>
+          </m:sSub>
+          <m:r>
+            <w:rPr>
+              <w:rFonts w:ascii="Cambria Math" w:hAnsi="Cambria Math"/>
+            </w:rPr>
+            <m:t xml:space="preserve">= </m:t>
+          </m:r>
+          <m:f>
+            <m:fPr>
+              <m:ctrlPr>
+                <w:rPr>
+                  <w:rFonts w:ascii="Cambria Math" w:hAnsi="Cambria Math"/>
+                  <w:i/>
+                </w:rPr>
+              </m:ctrlPr>
+            </m:fPr>
+            <m:num>
+              <m:sSub>
+                <m:sSubPr>
+                  <m:ctrlPr>
+                    <w:rPr>
+                      <w:rFonts w:ascii="Cambria Math" w:hAnsi="Cambria Math"/>
+                      <w:i/>
+                    </w:rPr>
+                  </m:ctrlPr>
+                </m:sSubPr>
+                <m:e>
+                  <m:r>
+                    <w:rPr>
+                      <w:rFonts w:ascii="Cambria Math" w:hAnsi="Cambria Math"/>
+                    </w:rPr>
+                    <m:t>V</m:t>
+                  </m:r>
+                </m:e>
+                <m:sub>
+                  <m:r>
+                    <w:rPr>
+                      <w:rFonts w:ascii="Cambria Math" w:hAnsi="Cambria Math"/>
+                    </w:rPr>
+                    <m:t>in</m:t>
+                  </m:r>
+                </m:sub>
+              </m:sSub>
+              <m:r>
+                <w:rPr>
+                  <w:rFonts w:ascii="Cambria Math" w:hAnsi="Cambria Math"/>
+                </w:rPr>
+                <m:t>-</m:t>
+              </m:r>
+              <m:sSub>
+                <m:sSubPr>
+                  <m:ctrlPr>
+                    <w:rPr>
+                      <w:rFonts w:ascii="Cambria Math" w:hAnsi="Cambria Math"/>
+                      <w:i/>
+                    </w:rPr>
+                  </m:ctrlPr>
+                </m:sSubPr>
+                <m:e>
+                  <m:r>
+                    <w:rPr>
+                      <w:rFonts w:ascii="Cambria Math" w:hAnsi="Cambria Math"/>
+                    </w:rPr>
+                    <m:t>V</m:t>
+                  </m:r>
+                </m:e>
+                <m:sub>
+                  <m:r>
+                    <w:rPr>
+                      <w:rFonts w:ascii="Cambria Math" w:hAnsi="Cambria Math"/>
+                    </w:rPr>
+                    <m:t>z</m:t>
+                  </m:r>
+                </m:sub>
+              </m:sSub>
+            </m:num>
+            <m:den>
+              <m:sSub>
+                <m:sSubPr>
+                  <m:ctrlPr>
+                    <w:rPr>
+                      <w:rFonts w:ascii="Cambria Math" w:hAnsi="Cambria Math"/>
+                      <w:i/>
+                    </w:rPr>
+                  </m:ctrlPr>
+                </m:sSubPr>
+                <m:e>
+                  <m:r>
+                    <w:rPr>
+                      <w:rFonts w:ascii="Cambria Math" w:hAnsi="Cambria Math"/>
+                    </w:rPr>
+                    <m:t>R</m:t>
+                  </m:r>
+                </m:e>
+                <m:sub>
+                  <m:r>
+                    <w:rPr>
+                      <w:rFonts w:ascii="Cambria Math" w:hAnsi="Cambria Math"/>
+                    </w:rPr>
+                    <m:t>1</m:t>
+                  </m:r>
+                </m:sub>
+              </m:sSub>
+            </m:den>
+          </m:f>
+          <m:r>
+            <w:rPr>
+              <w:rFonts w:ascii="Cambria Math" w:hAnsi="Cambria Math"/>
+            </w:rPr>
+            <m:t xml:space="preserve">→ </m:t>
+          </m:r>
+          <m:f>
+            <m:fPr>
+              <m:ctrlPr>
+                <w:rPr>
+                  <w:rFonts w:ascii="Cambria Math" w:hAnsi="Cambria Math"/>
+                  <w:i/>
+                </w:rPr>
+              </m:ctrlPr>
+            </m:fPr>
+            <m:num>
+              <m:r>
+                <w:rPr>
+                  <w:rFonts w:ascii="Cambria Math" w:hAnsi="Cambria Math"/>
+                </w:rPr>
+                <m:t>18</m:t>
+              </m:r>
+              <m:r>
+                <w:rPr>
+                  <w:rFonts w:ascii="Cambria Math" w:hAnsi="Cambria Math"/>
+                </w:rPr>
+                <m:t xml:space="preserve"> </m:t>
+              </m:r>
+              <m:r>
+                <w:rPr>
+                  <w:rFonts w:ascii="Cambria Math" w:hAnsi="Cambria Math"/>
+                </w:rPr>
+                <m:t>V-15</m:t>
+              </m:r>
+              <m:r>
+                <w:rPr>
+                  <w:rFonts w:ascii="Cambria Math" w:hAnsi="Cambria Math"/>
+                </w:rPr>
+                <m:t xml:space="preserve"> </m:t>
+              </m:r>
+              <m:r>
+                <w:rPr>
+                  <w:rFonts w:ascii="Cambria Math" w:hAnsi="Cambria Math"/>
+                </w:rPr>
+                <m:t>V</m:t>
+              </m:r>
+            </m:num>
+            <m:den>
+              <m:r>
+                <w:rPr>
+                  <w:rFonts w:ascii="Cambria Math" w:hAnsi="Cambria Math"/>
+                </w:rPr>
+                <m:t>330</m:t>
+              </m:r>
+              <m:r>
+                <w:rPr>
+                  <w:rFonts w:ascii="Cambria Math" w:hAnsi="Cambria Math"/>
+                </w:rPr>
+                <m:t xml:space="preserve"> </m:t>
+              </m:r>
+              <m:r>
+                <w:rPr>
+                  <w:rFonts w:ascii="Cambria Math" w:hAnsi="Cambria Math"/>
+                </w:rPr>
+                <m:t>Ω</m:t>
+              </m:r>
+            </m:den>
+          </m:f>
+          <m:r>
+            <w:rPr>
+              <w:rFonts w:ascii="Cambria Math" w:hAnsi="Cambria Math"/>
+            </w:rPr>
+            <m:t>=9</m:t>
+          </m:r>
+          <m:r>
+            <w:rPr>
+              <w:rFonts w:ascii="Cambria Math" w:hAnsi="Cambria Math"/>
+            </w:rPr>
+            <m:t xml:space="preserve"> </m:t>
+          </m:r>
+          <m:r>
+            <w:rPr>
+              <w:rFonts w:ascii="Cambria Math" w:hAnsi="Cambria Math"/>
+            </w:rPr>
+            <m:t>mA</m:t>
+          </m:r>
+        </m:oMath>
+      </m:oMathPara>
+    </w:p>
+    <w:p>
+      <w:pPr>
+        <w:pStyle w:val="Legenda"/>
+      </w:pPr>
+      <w:r>
+        <w:t xml:space="preserve">Equação </w:t>
+      </w:r>
+      <w:fldSimple w:instr=" SEQ Equação \* ARABIC ">
+        <w:r>
+          <w:rPr>
+            <w:noProof/>
+          </w:rPr>
+          <w:t>2</w:t>
+        </w:r>
+      </w:fldSimple>
+      <w:r>
+        <w:t xml:space="preserve"> Corrente no diodo Zener</w:t>
+      </w:r>
+    </w:p>
+    <w:p>
+      <w:pPr>
+        <w:keepNext/>
+        <w:rPr>
+          <w:rFonts w:eastAsiaTheme="minorEastAsia"/>
+        </w:rPr>
+      </w:pPr>
+      <m:oMathPara>
+        <m:oMathParaPr>
+          <m:jc m:val="left"/>
+        </m:oMathParaPr>
+        <m:oMath>
+          <m:sSub>
+            <m:sSubPr>
+              <m:ctrlPr>
+                <w:rPr>
+                  <w:rFonts w:ascii="Cambria Math" w:hAnsi="Cambria Math"/>
+                  <w:i/>
+                </w:rPr>
+              </m:ctrlPr>
+            </m:sSubPr>
+            <m:e>
+              <m:r>
+                <w:rPr>
+                  <w:rFonts w:ascii="Cambria Math" w:hAnsi="Cambria Math"/>
+                </w:rPr>
+                <m:t>P</m:t>
+              </m:r>
+            </m:e>
+            <m:sub>
+              <m:r>
+                <w:rPr>
+                  <w:rFonts w:ascii="Cambria Math" w:hAnsi="Cambria Math"/>
+                </w:rPr>
+                <m:t>r</m:t>
+              </m:r>
+            </m:sub>
+          </m:sSub>
+          <m:r>
+            <w:rPr>
+              <w:rFonts w:ascii="Cambria Math" w:hAnsi="Cambria Math"/>
+            </w:rPr>
+            <m:t xml:space="preserve">= </m:t>
+          </m:r>
+          <m:f>
+            <m:fPr>
+              <m:ctrlPr>
+                <w:rPr>
+                  <w:rFonts w:ascii="Cambria Math" w:hAnsi="Cambria Math"/>
+                  <w:i/>
+                </w:rPr>
+              </m:ctrlPr>
+            </m:fPr>
+            <m:num>
+              <m:r>
+                <w:rPr>
+                  <w:rFonts w:ascii="Cambria Math" w:hAnsi="Cambria Math"/>
+                </w:rPr>
+                <m:t>(</m:t>
+              </m:r>
+              <m:sSub>
+                <m:sSubPr>
+                  <m:ctrlPr>
+                    <w:rPr>
+                      <w:rFonts w:ascii="Cambria Math" w:hAnsi="Cambria Math"/>
+                      <w:i/>
+                    </w:rPr>
+                  </m:ctrlPr>
+                </m:sSubPr>
+                <m:e>
+                  <m:r>
+                    <w:rPr>
+                      <w:rFonts w:ascii="Cambria Math" w:hAnsi="Cambria Math"/>
+                    </w:rPr>
+                    <m:t>V</m:t>
+                  </m:r>
+                </m:e>
+                <m:sub>
+                  <m:r>
+                    <w:rPr>
+                      <w:rFonts w:ascii="Cambria Math" w:hAnsi="Cambria Math"/>
+                    </w:rPr>
+                    <m:t>in</m:t>
+                  </m:r>
+                </m:sub>
+              </m:sSub>
+              <m:r>
+                <w:rPr>
+                  <w:rFonts w:ascii="Cambria Math" w:hAnsi="Cambria Math"/>
+                </w:rPr>
+                <m:t>-</m:t>
+              </m:r>
+              <m:sSub>
+                <m:sSubPr>
+                  <m:ctrlPr>
+                    <w:rPr>
+                      <w:rFonts w:ascii="Cambria Math" w:hAnsi="Cambria Math"/>
+                      <w:i/>
+                    </w:rPr>
+                  </m:ctrlPr>
+                </m:sSubPr>
+                <m:e>
+                  <m:r>
+                    <w:rPr>
+                      <w:rFonts w:ascii="Cambria Math" w:hAnsi="Cambria Math"/>
+                    </w:rPr>
+                    <m:t>V</m:t>
+                  </m:r>
+                </m:e>
+                <m:sub>
+                  <m:r>
+                    <w:rPr>
+                      <w:rFonts w:ascii="Cambria Math" w:hAnsi="Cambria Math"/>
+                    </w:rPr>
+                    <m:t>z</m:t>
+                  </m:r>
+                </m:sub>
+              </m:sSub>
+              <m:r>
+                <w:rPr>
+                  <w:rFonts w:ascii="Cambria Math" w:hAnsi="Cambria Math"/>
+                </w:rPr>
+                <m:t>)²</m:t>
+              </m:r>
+            </m:num>
+            <m:den>
+              <m:sSub>
+                <m:sSubPr>
+                  <m:ctrlPr>
+                    <w:rPr>
+                      <w:rFonts w:ascii="Cambria Math" w:hAnsi="Cambria Math"/>
+                      <w:i/>
+                    </w:rPr>
+                  </m:ctrlPr>
+                </m:sSubPr>
+                <m:e>
+                  <m:r>
+                    <w:rPr>
+                      <w:rFonts w:ascii="Cambria Math" w:hAnsi="Cambria Math"/>
+                    </w:rPr>
+                    <m:t>R</m:t>
+                  </m:r>
+                </m:e>
+                <m:sub>
+                  <m:r>
+                    <w:rPr>
+                      <w:rFonts w:ascii="Cambria Math" w:hAnsi="Cambria Math"/>
+                    </w:rPr>
+                    <m:t>1</m:t>
+                  </m:r>
+                </m:sub>
+              </m:sSub>
+            </m:den>
+          </m:f>
+          <m:r>
+            <w:rPr>
+              <w:rFonts w:ascii="Cambria Math" w:hAnsi="Cambria Math"/>
+            </w:rPr>
+            <m:t xml:space="preserve">→ </m:t>
+          </m:r>
+          <m:f>
+            <m:fPr>
+              <m:ctrlPr>
+                <w:rPr>
+                  <w:rFonts w:ascii="Cambria Math" w:hAnsi="Cambria Math"/>
+                  <w:i/>
+                </w:rPr>
+              </m:ctrlPr>
+            </m:fPr>
+            <m:num>
+              <m:r>
+                <w:rPr>
+                  <w:rFonts w:ascii="Cambria Math" w:hAnsi="Cambria Math"/>
+                </w:rPr>
+                <m:t>(</m:t>
+              </m:r>
+              <m:r>
+                <w:rPr>
+                  <w:rFonts w:ascii="Cambria Math" w:hAnsi="Cambria Math"/>
+                </w:rPr>
+                <m:t>18</m:t>
+              </m:r>
+              <m:r>
+                <w:rPr>
+                  <w:rFonts w:ascii="Cambria Math" w:hAnsi="Cambria Math"/>
+                </w:rPr>
+                <m:t xml:space="preserve"> </m:t>
+              </m:r>
+              <m:r>
+                <w:rPr>
+                  <w:rFonts w:ascii="Cambria Math" w:hAnsi="Cambria Math"/>
+                </w:rPr>
+                <m:t>V-15</m:t>
+              </m:r>
+              <m:r>
+                <w:rPr>
+                  <w:rFonts w:ascii="Cambria Math" w:hAnsi="Cambria Math"/>
+                </w:rPr>
+                <m:t xml:space="preserve"> </m:t>
+              </m:r>
+              <m:r>
+                <w:rPr>
+                  <w:rFonts w:ascii="Cambria Math" w:hAnsi="Cambria Math"/>
+                </w:rPr>
+                <m:t>V</m:t>
+              </m:r>
+              <m:r>
+                <w:rPr>
+                  <w:rFonts w:ascii="Cambria Math" w:hAnsi="Cambria Math"/>
+                </w:rPr>
+                <m:t>)</m:t>
+              </m:r>
+              <m:r>
+                <w:rPr>
+                  <w:rFonts w:ascii="Cambria Math" w:hAnsi="Cambria Math"/>
+                </w:rPr>
+                <m:t>²</m:t>
+              </m:r>
+            </m:num>
+            <m:den>
+              <m:r>
+                <w:rPr>
+                  <w:rFonts w:ascii="Cambria Math" w:hAnsi="Cambria Math"/>
+                </w:rPr>
+                <m:t>330</m:t>
+              </m:r>
+              <m:r>
+                <w:rPr>
+                  <w:rFonts w:ascii="Cambria Math" w:hAnsi="Cambria Math"/>
+                </w:rPr>
+                <m:t xml:space="preserve"> </m:t>
+              </m:r>
+              <m:r>
+                <w:rPr>
+                  <w:rFonts w:ascii="Cambria Math" w:hAnsi="Cambria Math"/>
+                </w:rPr>
+                <m:t>Ω</m:t>
+              </m:r>
+            </m:den>
+          </m:f>
+          <m:r>
+            <w:rPr>
+              <w:rFonts w:ascii="Cambria Math" w:hAnsi="Cambria Math"/>
+            </w:rPr>
+            <m:t>=</m:t>
+          </m:r>
+          <m:r>
+            <w:rPr>
+              <w:rFonts w:ascii="Cambria Math" w:hAnsi="Cambria Math"/>
+            </w:rPr>
+            <m:t>27</m:t>
+          </m:r>
+          <m:r>
+            <w:rPr>
+              <w:rFonts w:ascii="Cambria Math" w:hAnsi="Cambria Math"/>
+            </w:rPr>
+            <m:t xml:space="preserve"> </m:t>
+          </m:r>
+          <m:r>
+            <w:rPr>
+              <w:rFonts w:ascii="Cambria Math" w:hAnsi="Cambria Math"/>
+            </w:rPr>
+            <m:t>mW</m:t>
+          </m:r>
+        </m:oMath>
+      </m:oMathPara>
+    </w:p>
+    <w:p>
+      <w:pPr>
+        <w:pStyle w:val="Legenda"/>
+        <w:rPr>
+          <w:rFonts w:eastAsiaTheme="minorEastAsia"/>
+        </w:rPr>
+      </w:pPr>
+      <w:r>
+        <w:t xml:space="preserve">Equação </w:t>
+      </w:r>
+      <w:fldSimple w:instr=" SEQ Equação \* ARABIC ">
+        <w:r>
+          <w:rPr>
+            <w:noProof/>
+          </w:rPr>
+          <w:t>3</w:t>
+        </w:r>
+      </w:fldSimple>
+      <w:r>
+        <w:t xml:space="preserve"> Potência dissipada no resistor</w:t>
+      </w:r>
+    </w:p>
+    <w:p>
+      <w:pPr>
+        <w:keepNext/>
+      </w:pPr>
+      <m:oMathPara>
+        <m:oMathParaPr>
+          <m:jc m:val="left"/>
+        </m:oMathParaPr>
+        <m:oMath>
+          <m:sSub>
+            <m:sSubPr>
+              <m:ctrlPr>
+                <w:rPr>
+                  <w:rFonts w:ascii="Cambria Math" w:hAnsi="Cambria Math"/>
+                  <w:i/>
+                </w:rPr>
+              </m:ctrlPr>
+            </m:sSubPr>
+            <m:e>
+              <m:r>
+                <w:rPr>
+                  <w:rFonts w:ascii="Cambria Math" w:hAnsi="Cambria Math"/>
+                </w:rPr>
+                <m:t>V</m:t>
+              </m:r>
+            </m:e>
+            <m:sub>
+              <m:r>
+                <w:rPr>
+                  <w:rFonts w:ascii="Cambria Math" w:hAnsi="Cambria Math"/>
+                </w:rPr>
+                <m:t>out</m:t>
+              </m:r>
+            </m:sub>
+          </m:sSub>
+          <m:r>
+            <w:rPr>
+              <w:rFonts w:ascii="Cambria Math" w:hAnsi="Cambria Math"/>
+            </w:rPr>
+            <m:t>=</m:t>
+          </m:r>
+          <m:sSub>
+            <m:sSubPr>
+              <m:ctrlPr>
+                <w:rPr>
+                  <w:rFonts w:ascii="Cambria Math" w:hAnsi="Cambria Math"/>
+                  <w:i/>
+                </w:rPr>
+              </m:ctrlPr>
+            </m:sSubPr>
+            <m:e>
+              <m:r>
+                <w:rPr>
+                  <w:rFonts w:ascii="Cambria Math" w:hAnsi="Cambria Math"/>
+                </w:rPr>
+                <m:t>V</m:t>
+              </m:r>
+            </m:e>
+            <m:sub>
+              <m:r>
+                <w:rPr>
+                  <w:rFonts w:ascii="Cambria Math" w:hAnsi="Cambria Math"/>
+                </w:rPr>
+                <m:t>base</m:t>
+              </m:r>
+            </m:sub>
+          </m:sSub>
+          <m:r>
+            <w:rPr>
+              <w:rFonts w:ascii="Cambria Math" w:hAnsi="Cambria Math"/>
+            </w:rPr>
+            <m:t xml:space="preserve"> </m:t>
+          </m:r>
+          <m:d>
+            <m:dPr>
+              <m:ctrlPr>
+                <w:rPr>
+                  <w:rFonts w:ascii="Cambria Math" w:hAnsi="Cambria Math"/>
+                  <w:i/>
+                </w:rPr>
+              </m:ctrlPr>
+            </m:dPr>
+            <m:e>
+              <m:r>
+                <w:rPr>
+                  <w:rFonts w:ascii="Cambria Math" w:hAnsi="Cambria Math"/>
+                </w:rPr>
+                <m:t>TIP120</m:t>
+              </m:r>
+            </m:e>
+          </m:d>
+          <m:r>
+            <w:rPr>
+              <w:rFonts w:ascii="Cambria Math" w:hAnsi="Cambria Math"/>
+            </w:rPr>
+            <m:t>-</m:t>
+          </m:r>
+          <m:sSub>
+            <m:sSubPr>
+              <m:ctrlPr>
+                <w:rPr>
+                  <w:rFonts w:ascii="Cambria Math" w:hAnsi="Cambria Math"/>
+                  <w:i/>
+                </w:rPr>
+              </m:ctrlPr>
+            </m:sSubPr>
+            <m:e>
+              <m:r>
+                <w:rPr>
+                  <w:rFonts w:ascii="Cambria Math" w:hAnsi="Cambria Math"/>
+                </w:rPr>
+                <m:t>V</m:t>
+              </m:r>
+            </m:e>
+            <m:sub>
+              <m:r>
+                <w:rPr>
+                  <w:rFonts w:ascii="Cambria Math" w:hAnsi="Cambria Math"/>
+                </w:rPr>
+                <m:t>be</m:t>
+              </m:r>
+            </m:sub>
+          </m:sSub>
+          <m:r>
+            <w:rPr>
+              <w:rFonts w:ascii="Cambria Math" w:hAnsi="Cambria Math"/>
+            </w:rPr>
+            <m:t xml:space="preserve"> </m:t>
+          </m:r>
+          <m:r>
+            <w:rPr>
+              <w:rFonts w:ascii="Cambria Math" w:hAnsi="Cambria Math"/>
+            </w:rPr>
+            <m:t xml:space="preserve"> (TIP120)</m:t>
+          </m:r>
+          <m:r>
+            <w:rPr>
+              <w:rFonts w:ascii="Cambria Math" w:hAnsi="Cambria Math"/>
+            </w:rPr>
+            <m:t>→15 V-1,4 V=13,6 V</m:t>
+          </m:r>
+        </m:oMath>
+      </m:oMathPara>
+    </w:p>
+    <w:p>
+      <w:pPr>
+        <w:pStyle w:val="Legenda"/>
+      </w:pPr>
+      <w:r>
+        <w:t xml:space="preserve">Equação </w:t>
+      </w:r>
+      <w:fldSimple w:instr=" SEQ Equação \* ARABIC ">
+        <w:r>
+          <w:rPr>
+            <w:noProof/>
+          </w:rPr>
+          <w:t>4</w:t>
+        </w:r>
+      </w:fldSimple>
+      <w:r>
+        <w:t xml:space="preserve"> Tensão máxima na saída</w:t>
+      </w:r>
+    </w:p>
+    <w:p>
+      <w:pPr>
+        <w:keepNext/>
+      </w:pPr>
+      <m:oMathPara>
+        <m:oMathParaPr>
+          <m:jc m:val="left"/>
+        </m:oMathParaPr>
+        <m:oMath>
+          <m:sSub>
+            <m:sSubPr>
+              <m:ctrlPr>
+                <w:rPr>
+                  <w:rFonts w:ascii="Cambria Math" w:hAnsi="Cambria Math"/>
+                  <w:i/>
+                </w:rPr>
+              </m:ctrlPr>
+            </m:sSubPr>
+            <m:e>
+              <m:r>
+                <w:rPr>
+                  <w:rFonts w:ascii="Cambria Math" w:hAnsi="Cambria Math"/>
+                </w:rPr>
+                <m:t>R</m:t>
+              </m:r>
+            </m:e>
+            <m:sub>
+              <m:r>
+                <w:rPr>
+                  <w:rFonts w:ascii="Cambria Math" w:hAnsi="Cambria Math"/>
+                </w:rPr>
+                <m:t>proteção</m:t>
+              </m:r>
+            </m:sub>
+          </m:sSub>
+          <m:r>
+            <w:rPr>
+              <w:rFonts w:ascii="Cambria Math" w:hAnsi="Cambria Math"/>
+            </w:rPr>
+            <m:t>=</m:t>
+          </m:r>
+          <m:sSub>
+            <m:sSubPr>
+              <m:ctrlPr>
+                <w:rPr>
+                  <w:rFonts w:ascii="Cambria Math" w:hAnsi="Cambria Math"/>
+                  <w:i/>
+                </w:rPr>
+              </m:ctrlPr>
+            </m:sSubPr>
+            <m:e>
+              <m:r>
+                <w:rPr>
+                  <w:rFonts w:ascii="Cambria Math" w:hAnsi="Cambria Math"/>
+                </w:rPr>
+                <m:t>R</m:t>
+              </m:r>
+            </m:e>
+            <m:sub>
+              <m:r>
+                <w:rPr>
+                  <w:rFonts w:ascii="Cambria Math" w:hAnsi="Cambria Math"/>
+                </w:rPr>
+                <m:t>2</m:t>
+              </m:r>
+            </m:sub>
+          </m:sSub>
+          <m:r>
+            <w:rPr>
+              <w:rFonts w:ascii="Cambria Math" w:hAnsi="Cambria Math"/>
+            </w:rPr>
+            <m:t>+</m:t>
+          </m:r>
+          <m:sSub>
+            <m:sSubPr>
+              <m:ctrlPr>
+                <w:rPr>
+                  <w:rFonts w:ascii="Cambria Math" w:hAnsi="Cambria Math"/>
+                  <w:i/>
+                </w:rPr>
+              </m:ctrlPr>
+            </m:sSubPr>
+            <m:e>
+              <m:r>
+                <w:rPr>
+                  <w:rFonts w:ascii="Cambria Math" w:hAnsi="Cambria Math"/>
+                </w:rPr>
+                <m:t>R</m:t>
+              </m:r>
+            </m:e>
+            <m:sub>
+              <m:r>
+                <w:rPr>
+                  <w:rFonts w:ascii="Cambria Math" w:hAnsi="Cambria Math"/>
+                </w:rPr>
+                <m:t>4</m:t>
+              </m:r>
+            </m:sub>
+          </m:sSub>
+          <m:r>
+            <w:rPr>
+              <w:rFonts w:ascii="Cambria Math" w:hAnsi="Cambria Math"/>
+            </w:rPr>
+            <m:t xml:space="preserve"> </m:t>
+          </m:r>
+          <m:r>
+            <w:rPr>
+              <w:rFonts w:ascii="Cambria Math" w:hAnsi="Cambria Math"/>
+            </w:rPr>
+            <m:t>→0,33 Ω+0,22 Ω=0,55 Ω</m:t>
+          </m:r>
+        </m:oMath>
+      </m:oMathPara>
+    </w:p>
+    <w:p>
+      <w:pPr>
+        <w:pStyle w:val="Legenda"/>
+      </w:pPr>
+      <w:r>
+        <w:t xml:space="preserve">Equação </w:t>
+      </w:r>
+      <w:fldSimple w:instr=" SEQ Equação \* ARABIC ">
+        <w:r>
+          <w:rPr>
+            <w:noProof/>
+          </w:rPr>
+          <w:t>5</w:t>
+        </w:r>
+      </w:fldSimple>
+      <w:r>
+        <w:t xml:space="preserve"> Resistencia no resistor de proteção</w:t>
+      </w:r>
+    </w:p>
+    <w:p>
+      <w:pPr>
+        <w:keepNext/>
+      </w:pPr>
+      <m:oMathPara>
+        <m:oMathParaPr>
+          <m:jc m:val="left"/>
+        </m:oMathParaPr>
+        <m:oMath>
+          <m:sSub>
+            <m:sSubPr>
+              <m:ctrlPr>
+                <w:rPr>
+                  <w:rFonts w:ascii="Cambria Math" w:hAnsi="Cambria Math"/>
+                  <w:i/>
+                </w:rPr>
+              </m:ctrlPr>
+            </m:sSubPr>
+            <m:e>
+              <m:r>
+                <w:rPr>
+                  <w:rFonts w:ascii="Cambria Math" w:hAnsi="Cambria Math"/>
+                </w:rPr>
+                <m:t>I</m:t>
+              </m:r>
+            </m:e>
+            <m:sub>
+              <m:r>
+                <w:rPr>
+                  <w:rFonts w:ascii="Cambria Math" w:hAnsi="Cambria Math"/>
+                </w:rPr>
+                <m:t>limite</m:t>
+              </m:r>
+            </m:sub>
+          </m:sSub>
+          <m:r>
+            <w:rPr>
+              <w:rFonts w:ascii="Cambria Math" w:hAnsi="Cambria Math"/>
+            </w:rPr>
+            <m:t xml:space="preserve">= </m:t>
+          </m:r>
+          <m:f>
+            <m:fPr>
+              <m:ctrlPr>
+                <w:rPr>
+                  <w:rFonts w:ascii="Cambria Math" w:hAnsi="Cambria Math"/>
+                  <w:i/>
+                </w:rPr>
+              </m:ctrlPr>
+            </m:fPr>
+            <m:num>
+              <m:sSub>
+                <m:sSubPr>
+                  <m:ctrlPr>
+                    <w:rPr>
+                      <w:rFonts w:ascii="Cambria Math" w:hAnsi="Cambria Math"/>
+                      <w:i/>
+                    </w:rPr>
+                  </m:ctrlPr>
+                </m:sSubPr>
+                <m:e>
+                  <m:r>
+                    <w:rPr>
+                      <w:rFonts w:ascii="Cambria Math" w:hAnsi="Cambria Math"/>
+                    </w:rPr>
+                    <m:t>V</m:t>
+                  </m:r>
+                </m:e>
+                <m:sub>
+                  <m:r>
+                    <w:rPr>
+                      <w:rFonts w:ascii="Cambria Math" w:hAnsi="Cambria Math"/>
+                    </w:rPr>
+                    <m:t>be</m:t>
+                  </m:r>
+                </m:sub>
+              </m:sSub>
+              <m:r>
+                <w:rPr>
+                  <w:rFonts w:ascii="Cambria Math" w:hAnsi="Cambria Math"/>
+                </w:rPr>
+                <m:t xml:space="preserve"> (BC547)</m:t>
+              </m:r>
+            </m:num>
+            <m:den>
+              <m:sSub>
+                <m:sSubPr>
+                  <m:ctrlPr>
+                    <w:rPr>
+                      <w:rFonts w:ascii="Cambria Math" w:hAnsi="Cambria Math"/>
+                      <w:i/>
+                    </w:rPr>
+                  </m:ctrlPr>
+                </m:sSubPr>
+                <m:e>
+                  <m:r>
+                    <w:rPr>
+                      <w:rFonts w:ascii="Cambria Math" w:hAnsi="Cambria Math"/>
+                    </w:rPr>
+                    <m:t>R</m:t>
+                  </m:r>
+                </m:e>
+                <m:sub>
+                  <m:r>
+                    <w:rPr>
+                      <w:rFonts w:ascii="Cambria Math" w:hAnsi="Cambria Math"/>
+                    </w:rPr>
+                    <m:t>proteção</m:t>
+                  </m:r>
+                </m:sub>
+              </m:sSub>
+            </m:den>
+          </m:f>
+          <m:r>
+            <w:rPr>
+              <w:rFonts w:ascii="Cambria Math" w:hAnsi="Cambria Math"/>
+            </w:rPr>
+            <m:t xml:space="preserve"> → </m:t>
+          </m:r>
+          <m:f>
+            <m:fPr>
+              <m:ctrlPr>
+                <w:rPr>
+                  <w:rFonts w:ascii="Cambria Math" w:hAnsi="Cambria Math"/>
+                  <w:i/>
+                </w:rPr>
+              </m:ctrlPr>
+            </m:fPr>
+            <m:num>
+              <m:r>
+                <w:rPr>
+                  <w:rFonts w:ascii="Cambria Math" w:hAnsi="Cambria Math"/>
+                </w:rPr>
+                <m:t>0,7 V</m:t>
+              </m:r>
+            </m:num>
+            <m:den>
+              <m:r>
+                <w:rPr>
+                  <w:rFonts w:ascii="Cambria Math" w:hAnsi="Cambria Math"/>
+                </w:rPr>
+                <m:t>0,55Ω</m:t>
+              </m:r>
+            </m:den>
+          </m:f>
+          <m:r>
+            <w:rPr>
+              <w:rFonts w:ascii="Cambria Math" w:hAnsi="Cambria Math"/>
+            </w:rPr>
+            <m:t>=1,27 mA</m:t>
+          </m:r>
+        </m:oMath>
+      </m:oMathPara>
+    </w:p>
+    <w:p>
+      <w:pPr>
+        <w:pStyle w:val="Legenda"/>
+      </w:pPr>
+      <w:r>
+        <w:t xml:space="preserve">Equação </w:t>
+      </w:r>
+      <w:fldSimple w:instr=" SEQ Equação \* ARABIC ">
+        <w:r>
+          <w:rPr>
+            <w:noProof/>
+          </w:rPr>
+          <w:t>6</w:t>
+        </w:r>
+      </w:fldSimple>
+      <w:r>
+        <w:t xml:space="preserve"> Limite da corrente para proteção do circuito</w:t>
+      </w:r>
+    </w:p>
+    <w:p>
+      <w:pPr>
+        <w:keepNext/>
+      </w:pPr>
+      <m:oMathPara>
+        <m:oMathParaPr>
+          <m:jc m:val="left"/>
+        </m:oMathParaPr>
+        <m:oMath>
+          <m:sSub>
+            <m:sSubPr>
+              <m:ctrlPr>
+                <w:rPr>
+                  <w:rFonts w:ascii="Cambria Math" w:hAnsi="Cambria Math"/>
+                  <w:i/>
+                </w:rPr>
+              </m:ctrlPr>
+            </m:sSubPr>
+            <m:e>
+              <m:r>
+                <w:rPr>
+                  <w:rFonts w:ascii="Cambria Math" w:hAnsi="Cambria Math"/>
+                </w:rPr>
+                <m:t>R</m:t>
+              </m:r>
+            </m:e>
+            <m:sub>
+              <m:r>
+                <w:rPr>
+                  <w:rFonts w:ascii="Cambria Math" w:hAnsi="Cambria Math"/>
+                </w:rPr>
+                <m:t>ref</m:t>
+              </m:r>
+            </m:sub>
+          </m:sSub>
+          <m:r>
+            <w:rPr>
+              <w:rFonts w:ascii="Cambria Math" w:hAnsi="Cambria Math"/>
+            </w:rPr>
+            <m:t xml:space="preserve">= </m:t>
+          </m:r>
+          <m:f>
+            <m:fPr>
+              <m:ctrlPr>
+                <w:rPr>
+                  <w:rFonts w:ascii="Cambria Math" w:hAnsi="Cambria Math"/>
+                  <w:i/>
+                </w:rPr>
+              </m:ctrlPr>
+            </m:fPr>
+            <m:num>
+              <m:sSub>
+                <m:sSubPr>
+                  <m:ctrlPr>
+                    <w:rPr>
+                      <w:rFonts w:ascii="Cambria Math" w:hAnsi="Cambria Math"/>
+                      <w:i/>
+                    </w:rPr>
+                  </m:ctrlPr>
+                </m:sSubPr>
+                <m:e>
+                  <m:r>
+                    <w:rPr>
+                      <w:rFonts w:ascii="Cambria Math" w:hAnsi="Cambria Math"/>
+                    </w:rPr>
+                    <m:t>R</m:t>
+                  </m:r>
+                </m:e>
+                <m:sub>
+                  <m:r>
+                    <w:rPr>
+                      <w:rFonts w:ascii="Cambria Math" w:hAnsi="Cambria Math"/>
+                    </w:rPr>
+                    <m:t>6</m:t>
+                  </m:r>
+                </m:sub>
+              </m:sSub>
+              <m:r>
+                <w:rPr>
+                  <w:rFonts w:ascii="Cambria Math" w:hAnsi="Cambria Math"/>
+                </w:rPr>
+                <m:t>×</m:t>
+              </m:r>
+              <m:sSub>
+                <m:sSubPr>
+                  <m:ctrlPr>
+                    <w:rPr>
+                      <w:rFonts w:ascii="Cambria Math" w:hAnsi="Cambria Math"/>
+                      <w:i/>
+                    </w:rPr>
+                  </m:ctrlPr>
+                </m:sSubPr>
+                <m:e>
+                  <m:r>
+                    <w:rPr>
+                      <w:rFonts w:ascii="Cambria Math" w:hAnsi="Cambria Math"/>
+                    </w:rPr>
+                    <m:t>R</m:t>
+                  </m:r>
+                </m:e>
+                <m:sub>
+                  <m:r>
+                    <w:rPr>
+                      <w:rFonts w:ascii="Cambria Math" w:hAnsi="Cambria Math"/>
+                    </w:rPr>
+                    <m:t>7</m:t>
+                  </m:r>
+                </m:sub>
+              </m:sSub>
+            </m:num>
+            <m:den>
+              <m:sSub>
+                <m:sSubPr>
+                  <m:ctrlPr>
+                    <w:rPr>
+                      <w:rFonts w:ascii="Cambria Math" w:hAnsi="Cambria Math"/>
+                      <w:i/>
+                    </w:rPr>
+                  </m:ctrlPr>
+                </m:sSubPr>
+                <m:e>
+                  <m:r>
+                    <w:rPr>
+                      <w:rFonts w:ascii="Cambria Math" w:hAnsi="Cambria Math"/>
+                    </w:rPr>
+                    <m:t>R</m:t>
+                  </m:r>
+                </m:e>
+                <m:sub>
+                  <m:r>
+                    <w:rPr>
+                      <w:rFonts w:ascii="Cambria Math" w:hAnsi="Cambria Math"/>
+                    </w:rPr>
+                    <m:t>6</m:t>
+                  </m:r>
+                </m:sub>
+              </m:sSub>
+              <m:r>
+                <w:rPr>
+                  <w:rFonts w:ascii="Cambria Math" w:hAnsi="Cambria Math"/>
+                </w:rPr>
+                <m:t>+</m:t>
+              </m:r>
+              <m:sSub>
+                <m:sSubPr>
+                  <m:ctrlPr>
+                    <w:rPr>
+                      <w:rFonts w:ascii="Cambria Math" w:hAnsi="Cambria Math"/>
+                      <w:i/>
+                    </w:rPr>
+                  </m:ctrlPr>
+                </m:sSubPr>
+                <m:e>
+                  <m:r>
+                    <w:rPr>
+                      <w:rFonts w:ascii="Cambria Math" w:hAnsi="Cambria Math"/>
+                    </w:rPr>
+                    <m:t>R</m:t>
+                  </m:r>
+                </m:e>
+                <m:sub>
+                  <m:r>
+                    <w:rPr>
+                      <w:rFonts w:ascii="Cambria Math" w:hAnsi="Cambria Math"/>
+                    </w:rPr>
+                    <m:t>7</m:t>
+                  </m:r>
+                </m:sub>
+              </m:sSub>
+            </m:den>
+          </m:f>
+          <m:r>
+            <w:rPr>
+              <w:rFonts w:ascii="Cambria Math" w:hAnsi="Cambria Math"/>
+            </w:rPr>
+            <m:t xml:space="preserve"> → </m:t>
+          </m:r>
+          <m:f>
+            <m:fPr>
+              <m:ctrlPr>
+                <w:rPr>
+                  <w:rFonts w:ascii="Cambria Math" w:hAnsi="Cambria Math"/>
+                  <w:i/>
+                </w:rPr>
+              </m:ctrlPr>
+            </m:fPr>
+            <m:num>
+              <m:r>
+                <w:rPr>
+                  <w:rFonts w:ascii="Cambria Math" w:hAnsi="Cambria Math"/>
+                </w:rPr>
+                <m:t>0,</m:t>
+              </m:r>
+              <m:r>
+                <w:rPr>
+                  <w:rFonts w:ascii="Cambria Math" w:hAnsi="Cambria Math"/>
+                </w:rPr>
+                <m:t>22</m:t>
+              </m:r>
+              <m:r>
+                <w:rPr>
+                  <w:rFonts w:ascii="Cambria Math" w:hAnsi="Cambria Math"/>
+                </w:rPr>
+                <m:t xml:space="preserve"> Ω</m:t>
+              </m:r>
+              <m:r>
+                <w:rPr>
+                  <w:rFonts w:ascii="Cambria Math" w:hAnsi="Cambria Math"/>
+                </w:rPr>
+                <m:t xml:space="preserve"> ×0,22 Ω</m:t>
+              </m:r>
+            </m:num>
+            <m:den>
+              <m:r>
+                <w:rPr>
+                  <w:rFonts w:ascii="Cambria Math" w:hAnsi="Cambria Math"/>
+                </w:rPr>
+                <m:t>0,22 Ω</m:t>
+              </m:r>
+              <m:r>
+                <w:rPr>
+                  <w:rFonts w:ascii="Cambria Math" w:hAnsi="Cambria Math"/>
+                </w:rPr>
+                <m:t xml:space="preserve"> + </m:t>
+              </m:r>
+              <m:r>
+                <w:rPr>
+                  <w:rFonts w:ascii="Cambria Math" w:hAnsi="Cambria Math"/>
+                </w:rPr>
+                <m:t>0,22 Ω</m:t>
+              </m:r>
+            </m:den>
+          </m:f>
+          <m:r>
+            <w:rPr>
+              <w:rFonts w:ascii="Cambria Math" w:hAnsi="Cambria Math"/>
+            </w:rPr>
+            <m:t xml:space="preserve">=0,11 </m:t>
+          </m:r>
+          <m:r>
+            <w:rPr>
+              <w:rFonts w:ascii="Cambria Math" w:hAnsi="Cambria Math"/>
+            </w:rPr>
+            <m:t>Ω</m:t>
+          </m:r>
+        </m:oMath>
+      </m:oMathPara>
+    </w:p>
+    <w:p>
+      <w:pPr>
+        <w:pStyle w:val="Legenda"/>
+      </w:pPr>
+      <w:r>
+        <w:t xml:space="preserve">Equação </w:t>
+      </w:r>
+      <w:fldSimple w:instr=" SEQ Equação \* ARABIC ">
+        <w:r>
+          <w:rPr>
+            <w:noProof/>
+          </w:rPr>
+          <w:t>7</w:t>
+        </w:r>
+      </w:fldSimple>
+      <w:r>
+        <w:t xml:space="preserve"> Resistencia no resistor de leitura da corrente de referência</w:t>
+      </w:r>
+    </w:p>
+    <w:p>
+      <w:pPr>
+        <w:keepNext/>
+      </w:pPr>
+      <m:oMathPara>
+        <m:oMathParaPr>
+          <m:jc m:val="left"/>
+        </m:oMathParaPr>
+        <m:oMath>
+          <m:sSub>
+            <m:sSubPr>
+              <m:ctrlPr>
+                <w:rPr>
+                  <w:rFonts w:ascii="Cambria Math" w:hAnsi="Cambria Math"/>
+                  <w:i/>
+                </w:rPr>
+              </m:ctrlPr>
+            </m:sSubPr>
+            <m:e>
+              <m:r>
+                <w:rPr>
+                  <w:rFonts w:ascii="Cambria Math" w:hAnsi="Cambria Math"/>
+                </w:rPr>
+                <m:t>V</m:t>
+              </m:r>
+            </m:e>
+            <m:sub>
+              <m:r>
+                <w:rPr>
+                  <w:rFonts w:ascii="Cambria Math" w:hAnsi="Cambria Math"/>
+                </w:rPr>
+                <m:t>shunt</m:t>
+              </m:r>
+            </m:sub>
+          </m:sSub>
+          <m:r>
+            <w:rPr>
+              <w:rFonts w:ascii="Cambria Math" w:hAnsi="Cambria Math"/>
+            </w:rPr>
+            <m:t>=I ×</m:t>
+          </m:r>
+          <m:sSub>
+            <m:sSubPr>
+              <m:ctrlPr>
+                <w:rPr>
+                  <w:rFonts w:ascii="Cambria Math" w:hAnsi="Cambria Math"/>
+                  <w:i/>
+                </w:rPr>
+              </m:ctrlPr>
+            </m:sSubPr>
+            <m:e>
+              <m:r>
+                <w:rPr>
+                  <w:rFonts w:ascii="Cambria Math" w:hAnsi="Cambria Math"/>
+                </w:rPr>
+                <m:t>R</m:t>
+              </m:r>
+            </m:e>
+            <m:sub>
+              <m:r>
+                <w:rPr>
+                  <w:rFonts w:ascii="Cambria Math" w:hAnsi="Cambria Math"/>
+                </w:rPr>
+                <m:t>ref</m:t>
+              </m:r>
+            </m:sub>
+          </m:sSub>
+        </m:oMath>
+      </m:oMathPara>
+    </w:p>
+    <w:p>
+      <w:pPr>
+        <w:pStyle w:val="Legenda"/>
+      </w:pPr>
+      <w:r>
+        <w:t xml:space="preserve">Equação </w:t>
+      </w:r>
+      <w:fldSimple w:instr=" SEQ Equação \* ARABIC ">
+        <w:r>
+          <w:rPr>
+            <w:noProof/>
+          </w:rPr>
+          <w:t>8</w:t>
+        </w:r>
+      </w:fldSimple>
+      <w:r>
+        <w:t xml:space="preserve"> Leitura da tensão correlacionada a corrente de referência</w:t>
+      </w:r>
+    </w:p>
+    <w:p>
+      <w:pPr>
+        <w:keepNext/>
+        <w:ind w:firstLine="0"/>
+      </w:pPr>
+      <m:oMathPara>
+        <m:oMathParaPr>
+          <m:jc m:val="left"/>
+        </m:oMathParaPr>
+        <m:oMath>
+          <m:sSub>
+            <m:sSubPr>
+              <m:ctrlPr>
+                <w:rPr>
+                  <w:rFonts w:ascii="Cambria Math" w:hAnsi="Cambria Math"/>
+                  <w:i/>
+                </w:rPr>
+              </m:ctrlPr>
+            </m:sSubPr>
+            <m:e>
+              <m:r>
+                <w:rPr>
+                  <w:rFonts w:ascii="Cambria Math" w:hAnsi="Cambria Math"/>
+                </w:rPr>
+                <m:t>P</m:t>
+              </m:r>
+            </m:e>
+            <m:sub>
+              <m:r>
+                <w:rPr>
+                  <w:rFonts w:ascii="Cambria Math" w:hAnsi="Cambria Math"/>
+                </w:rPr>
+                <m:t>d</m:t>
+              </m:r>
+            </m:sub>
+          </m:sSub>
+          <m:r>
+            <w:rPr>
+              <w:rFonts w:ascii="Cambria Math" w:hAnsi="Cambria Math"/>
+            </w:rPr>
+            <m:t xml:space="preserve"> </m:t>
+          </m:r>
+          <m:d>
+            <m:dPr>
+              <m:ctrlPr>
+                <w:rPr>
+                  <w:rFonts w:ascii="Cambria Math" w:hAnsi="Cambria Math"/>
+                  <w:i/>
+                </w:rPr>
+              </m:ctrlPr>
+            </m:dPr>
+            <m:e>
+              <m:r>
+                <w:rPr>
+                  <w:rFonts w:ascii="Cambria Math" w:hAnsi="Cambria Math"/>
+                </w:rPr>
+                <m:t>LM7812</m:t>
+              </m:r>
+            </m:e>
+          </m:d>
+          <m:r>
+            <w:rPr>
+              <w:rFonts w:ascii="Cambria Math" w:hAnsi="Cambria Math"/>
+            </w:rPr>
+            <m:t>=</m:t>
+          </m:r>
+          <m:sSub>
+            <m:sSubPr>
+              <m:ctrlPr>
+                <w:rPr>
+                  <w:rFonts w:ascii="Cambria Math" w:hAnsi="Cambria Math"/>
+                  <w:i/>
+                </w:rPr>
+              </m:ctrlPr>
+            </m:sSubPr>
+            <m:e>
+              <m:r>
+                <w:rPr>
+                  <w:rFonts w:ascii="Cambria Math" w:hAnsi="Cambria Math"/>
+                </w:rPr>
+                <m:t>V</m:t>
+              </m:r>
+            </m:e>
+            <m:sub>
+              <m:r>
+                <w:rPr>
+                  <w:rFonts w:ascii="Cambria Math" w:hAnsi="Cambria Math"/>
+                </w:rPr>
+                <m:t>in</m:t>
+              </m:r>
+            </m:sub>
+          </m:sSub>
+          <m:r>
+            <w:rPr>
+              <w:rFonts w:ascii="Cambria Math" w:hAnsi="Cambria Math"/>
+            </w:rPr>
+            <m:t>-</m:t>
+          </m:r>
+          <m:sSub>
+            <m:sSubPr>
+              <m:ctrlPr>
+                <w:rPr>
+                  <w:rFonts w:ascii="Cambria Math" w:hAnsi="Cambria Math"/>
+                  <w:i/>
+                </w:rPr>
+              </m:ctrlPr>
+            </m:sSubPr>
+            <m:e>
+              <m:r>
+                <w:rPr>
+                  <w:rFonts w:ascii="Cambria Math" w:hAnsi="Cambria Math"/>
+                </w:rPr>
+                <m:t>V</m:t>
+              </m:r>
+            </m:e>
+            <m:sub>
+              <m:r>
+                <w:rPr>
+                  <w:rFonts w:ascii="Cambria Math" w:hAnsi="Cambria Math"/>
+                </w:rPr>
+                <m:t>out</m:t>
+              </m:r>
+            </m:sub>
+          </m:sSub>
+          <m:r>
+            <w:rPr>
+              <w:rFonts w:ascii="Cambria Math" w:hAnsi="Cambria Math"/>
+            </w:rPr>
+            <m:t xml:space="preserve"> ×</m:t>
+          </m:r>
+          <m:sSub>
+            <m:sSubPr>
+              <m:ctrlPr>
+                <w:rPr>
+                  <w:rFonts w:ascii="Cambria Math" w:hAnsi="Cambria Math"/>
+                  <w:i/>
+                </w:rPr>
+              </m:ctrlPr>
+            </m:sSubPr>
+            <m:e>
+              <m:r>
+                <w:rPr>
+                  <w:rFonts w:ascii="Cambria Math" w:hAnsi="Cambria Math"/>
+                </w:rPr>
+                <m:t>I</m:t>
+              </m:r>
+            </m:e>
+            <m:sub>
+              <m:r>
+                <w:rPr>
+                  <w:rFonts w:ascii="Cambria Math" w:hAnsi="Cambria Math"/>
+                </w:rPr>
+                <m:t>out</m:t>
+              </m:r>
+            </m:sub>
+          </m:sSub>
+          <m:r>
+            <w:rPr>
+              <w:rFonts w:ascii="Cambria Math" w:hAnsi="Cambria Math"/>
+            </w:rPr>
+            <m:t xml:space="preserve"> →18V-12V ×0,5 A=3 W</m:t>
+          </m:r>
+        </m:oMath>
+      </m:oMathPara>
+    </w:p>
+    <w:p>
+      <w:pPr>
+        <w:pStyle w:val="Legenda"/>
+      </w:pPr>
+      <w:r>
+        <w:t xml:space="preserve">Equação </w:t>
+      </w:r>
+      <w:fldSimple w:instr=" SEQ Equação \* ARABIC ">
+        <w:r>
+          <w:rPr>
+            <w:noProof/>
+          </w:rPr>
+          <w:t>9</w:t>
+        </w:r>
+      </w:fldSimple>
+      <w:r>
+        <w:t xml:space="preserve"> Potência dissipada (LM7812)</w:t>
+      </w:r>
+    </w:p>
+    <w:p>
+      <w:pPr>
+        <w:keepNext/>
+      </w:pPr>
+      <m:oMathPara>
+        <m:oMathParaPr>
+          <m:jc m:val="left"/>
+        </m:oMathParaPr>
+        <m:oMath>
+          <m:sSub>
+            <m:sSubPr>
+              <m:ctrlPr>
+                <w:rPr>
+                  <w:rFonts w:ascii="Cambria Math" w:hAnsi="Cambria Math"/>
+                  <w:i/>
+                </w:rPr>
+              </m:ctrlPr>
+            </m:sSubPr>
+            <m:e>
+              <m:r>
+                <w:rPr>
+                  <w:rFonts w:ascii="Cambria Math" w:hAnsi="Cambria Math"/>
+                </w:rPr>
+                <m:t>∆</m:t>
+              </m:r>
+            </m:e>
+            <m:sub>
+              <m:r>
+                <w:rPr>
+                  <w:rFonts w:ascii="Cambria Math" w:hAnsi="Cambria Math"/>
+                </w:rPr>
+                <m:t>Il</m:t>
+              </m:r>
+            </m:sub>
+          </m:sSub>
+          <m:r>
+            <w:rPr>
+              <w:rFonts w:ascii="Cambria Math" w:hAnsi="Cambria Math"/>
+            </w:rPr>
+            <m:t xml:space="preserve"> </m:t>
+          </m:r>
+          <m:d>
+            <m:dPr>
+              <m:ctrlPr>
+                <w:rPr>
+                  <w:rFonts w:ascii="Cambria Math" w:hAnsi="Cambria Math"/>
+                  <w:i/>
+                </w:rPr>
+              </m:ctrlPr>
+            </m:dPr>
+            <m:e>
+              <m:r>
+                <w:rPr>
+                  <w:rFonts w:ascii="Cambria Math" w:hAnsi="Cambria Math"/>
+                </w:rPr>
+                <m:t>LM2576</m:t>
+              </m:r>
+            </m:e>
+          </m:d>
+          <m:r>
+            <w:rPr>
+              <w:rFonts w:ascii="Cambria Math" w:hAnsi="Cambria Math"/>
+            </w:rPr>
+            <m:t xml:space="preserve">= </m:t>
+          </m:r>
+          <m:f>
+            <m:fPr>
+              <m:ctrlPr>
+                <w:rPr>
+                  <w:rFonts w:ascii="Cambria Math" w:hAnsi="Cambria Math"/>
+                  <w:i/>
+                </w:rPr>
+              </m:ctrlPr>
+            </m:fPr>
+            <m:num>
+              <m:sSub>
+                <m:sSubPr>
+                  <m:ctrlPr>
+                    <w:rPr>
+                      <w:rFonts w:ascii="Cambria Math" w:hAnsi="Cambria Math"/>
+                      <w:i/>
+                    </w:rPr>
+                  </m:ctrlPr>
+                </m:sSubPr>
+                <m:e>
+                  <m:r>
+                    <w:rPr>
+                      <w:rFonts w:ascii="Cambria Math" w:hAnsi="Cambria Math"/>
+                    </w:rPr>
+                    <m:t>V</m:t>
+                  </m:r>
+                </m:e>
+                <m:sub>
+                  <m:r>
+                    <w:rPr>
+                      <w:rFonts w:ascii="Cambria Math" w:hAnsi="Cambria Math"/>
+                    </w:rPr>
+                    <m:t>in</m:t>
+                  </m:r>
+                </m:sub>
+              </m:sSub>
+              <m:r>
+                <w:rPr>
+                  <w:rFonts w:ascii="Cambria Math" w:hAnsi="Cambria Math"/>
+                </w:rPr>
+                <m:t>-</m:t>
+              </m:r>
+              <m:sSub>
+                <m:sSubPr>
+                  <m:ctrlPr>
+                    <w:rPr>
+                      <w:rFonts w:ascii="Cambria Math" w:hAnsi="Cambria Math"/>
+                      <w:i/>
+                    </w:rPr>
+                  </m:ctrlPr>
+                </m:sSubPr>
+                <m:e>
+                  <m:r>
+                    <w:rPr>
+                      <w:rFonts w:ascii="Cambria Math" w:hAnsi="Cambria Math"/>
+                    </w:rPr>
+                    <m:t>V</m:t>
+                  </m:r>
+                </m:e>
+                <m:sub>
+                  <m:r>
+                    <w:rPr>
+                      <w:rFonts w:ascii="Cambria Math" w:hAnsi="Cambria Math"/>
+                    </w:rPr>
+                    <m:t>out</m:t>
+                  </m:r>
+                </m:sub>
+              </m:sSub>
+              <m:r>
+                <w:rPr>
+                  <w:rFonts w:ascii="Cambria Math" w:hAnsi="Cambria Math"/>
+                </w:rPr>
+                <m:t xml:space="preserve"> ×</m:t>
+              </m:r>
+              <m:sSub>
+                <m:sSubPr>
+                  <m:ctrlPr>
+                    <w:rPr>
+                      <w:rFonts w:ascii="Cambria Math" w:hAnsi="Cambria Math"/>
+                      <w:i/>
+                    </w:rPr>
+                  </m:ctrlPr>
+                </m:sSubPr>
+                <m:e>
+                  <m:r>
+                    <w:rPr>
+                      <w:rFonts w:ascii="Cambria Math" w:hAnsi="Cambria Math"/>
+                    </w:rPr>
+                    <m:t>V</m:t>
+                  </m:r>
+                </m:e>
+                <m:sub>
+                  <m:r>
+                    <w:rPr>
+                      <w:rFonts w:ascii="Cambria Math" w:hAnsi="Cambria Math"/>
+                    </w:rPr>
+                    <m:t>out</m:t>
+                  </m:r>
+                </m:sub>
+              </m:sSub>
+            </m:num>
+            <m:den>
+              <m:sSub>
+                <m:sSubPr>
+                  <m:ctrlPr>
+                    <w:rPr>
+                      <w:rFonts w:ascii="Cambria Math" w:hAnsi="Cambria Math"/>
+                      <w:i/>
+                    </w:rPr>
+                  </m:ctrlPr>
+                </m:sSubPr>
+                <m:e>
+                  <m:r>
+                    <w:rPr>
+                      <w:rFonts w:ascii="Cambria Math" w:hAnsi="Cambria Math"/>
+                    </w:rPr>
+                    <m:t>V</m:t>
+                  </m:r>
+                </m:e>
+                <m:sub>
+                  <m:r>
+                    <w:rPr>
+                      <w:rFonts w:ascii="Cambria Math" w:hAnsi="Cambria Math"/>
+                    </w:rPr>
+                    <m:t>in</m:t>
+                  </m:r>
+                </m:sub>
+              </m:sSub>
+              <m:r>
+                <m:rPr>
+                  <m:scr m:val="script"/>
+                </m:rPr>
+                <w:rPr>
+                  <w:rFonts w:ascii="Cambria Math" w:hAnsi="Cambria Math"/>
+                </w:rPr>
+                <m:t xml:space="preserve"> ×F ×</m:t>
+              </m:r>
+              <m:r>
+                <w:rPr>
+                  <w:rFonts w:ascii="Cambria Math" w:hAnsi="Cambria Math"/>
+                </w:rPr>
+                <m:t>L</m:t>
+              </m:r>
+            </m:den>
+          </m:f>
+          <m:r>
+            <w:rPr>
+              <w:rFonts w:ascii="Cambria Math" w:hAnsi="Cambria Math"/>
+            </w:rPr>
+            <m:t xml:space="preserve">  → </m:t>
+          </m:r>
+          <m:f>
+            <m:fPr>
+              <m:ctrlPr>
+                <w:rPr>
+                  <w:rFonts w:ascii="Cambria Math" w:hAnsi="Cambria Math"/>
+                  <w:i/>
+                </w:rPr>
+              </m:ctrlPr>
+            </m:fPr>
+            <m:num>
+              <m:r>
+                <w:rPr>
+                  <w:rFonts w:ascii="Cambria Math" w:hAnsi="Cambria Math"/>
+                </w:rPr>
+                <m:t>12 V-5 V ×5 V</m:t>
+              </m:r>
+            </m:num>
+            <m:den>
+              <m:r>
+                <w:rPr>
+                  <w:rFonts w:ascii="Cambria Math" w:hAnsi="Cambria Math"/>
+                </w:rPr>
+                <m:t xml:space="preserve">12 V ×52 kHz ×100µH </m:t>
+              </m:r>
+            </m:den>
+          </m:f>
+          <m:r>
+            <w:rPr>
+              <w:rFonts w:ascii="Cambria Math" w:hAnsi="Cambria Math"/>
+            </w:rPr>
+            <m:t>=0,56 A</m:t>
+          </m:r>
+        </m:oMath>
+      </m:oMathPara>
+    </w:p>
+    <w:p>
+      <w:pPr>
+        <w:pStyle w:val="Legenda"/>
+      </w:pPr>
+      <w:r>
+        <w:t xml:space="preserve">Equação </w:t>
+      </w:r>
+      <w:fldSimple w:instr=" SEQ Equação \* ARABIC ">
+        <w:r>
+          <w:rPr>
+            <w:noProof/>
+          </w:rPr>
+          <w:t>10</w:t>
+        </w:r>
+      </w:fldSimple>
+      <w:r>
+        <w:t xml:space="preserve"> Ondulação de corrente no indutor (LM2576)</w:t>
+      </w:r>
+    </w:p>
+    <w:p>
+      <w:pPr>
+        <w:pStyle w:val="Legenda"/>
+      </w:pPr>
+      <m:oMath>
+        <m:sSub>
+          <m:sSubPr>
+            <m:ctrlPr>
+              <w:rPr>
+                <w:rFonts w:ascii="Cambria Math" w:hAnsi="Cambria Math"/>
+              </w:rPr>
+            </m:ctrlPr>
+          </m:sSubPr>
+          <m:e>
+            <m:r>
+              <w:rPr>
+                <w:rFonts w:ascii="Cambria Math" w:hAnsi="Cambria Math"/>
+              </w:rPr>
+              <m:t>I</m:t>
+            </m:r>
+          </m:e>
+          <m:sub>
+            <m:r>
+              <w:rPr>
+                <w:rFonts w:ascii="Cambria Math" w:hAnsi="Cambria Math"/>
+              </w:rPr>
+              <m:t>pico</m:t>
+            </m:r>
+          </m:sub>
+        </m:sSub>
+        <m:r>
+          <m:rPr>
+            <m:sty m:val="p"/>
+          </m:rPr>
+          <w:rPr>
+            <w:rFonts w:ascii="Cambria Math" w:hAnsi="Cambria Math"/>
+          </w:rPr>
+          <m:t>=</m:t>
+        </m:r>
+        <m:sSub>
+          <m:sSubPr>
+            <m:ctrlPr>
+              <w:rPr>
+                <w:rFonts w:ascii="Cambria Math" w:hAnsi="Cambria Math"/>
+              </w:rPr>
+            </m:ctrlPr>
+          </m:sSubPr>
+          <m:e>
+            <m:r>
+              <w:rPr>
+                <w:rFonts w:ascii="Cambria Math" w:hAnsi="Cambria Math"/>
+              </w:rPr>
+              <m:t>I</m:t>
+            </m:r>
+          </m:e>
+          <m:sub>
+            <m:r>
+              <w:rPr>
+                <w:rFonts w:ascii="Cambria Math" w:hAnsi="Cambria Math"/>
+              </w:rPr>
+              <m:t>out</m:t>
+            </m:r>
+          </m:sub>
+        </m:sSub>
+        <m:r>
+          <m:rPr>
+            <m:sty m:val="p"/>
+          </m:rPr>
+          <w:rPr>
+            <w:rFonts w:ascii="Cambria Math" w:hAnsi="Cambria Math"/>
+          </w:rPr>
+          <m:t xml:space="preserve">+ </m:t>
+        </m:r>
+        <m:f>
+          <m:fPr>
+            <m:ctrlPr>
+              <w:rPr>
+                <w:rFonts w:ascii="Cambria Math" w:hAnsi="Cambria Math"/>
+              </w:rPr>
+            </m:ctrlPr>
+          </m:fPr>
+          <m:num>
+            <m:sSub>
+              <m:sSubPr>
+                <m:ctrlPr>
+                  <w:rPr>
+                    <w:rFonts w:ascii="Cambria Math" w:hAnsi="Cambria Math"/>
+                  </w:rPr>
+                </m:ctrlPr>
+              </m:sSubPr>
+              <m:e>
+                <m:r>
+                  <m:rPr>
+                    <m:sty m:val="p"/>
+                  </m:rPr>
+                  <w:rPr>
+                    <w:rFonts w:ascii="Cambria Math" w:hAnsi="Cambria Math"/>
+                  </w:rPr>
+                  <m:t>∆</m:t>
+                </m:r>
+              </m:e>
+              <m:sub>
+                <m:r>
+                  <w:rPr>
+                    <w:rFonts w:ascii="Cambria Math" w:hAnsi="Cambria Math"/>
+                  </w:rPr>
+                  <m:t>Il</m:t>
+                </m:r>
+              </m:sub>
+            </m:sSub>
+          </m:num>
+          <m:den>
+            <m:r>
+              <m:rPr>
+                <m:sty m:val="p"/>
+              </m:rPr>
+              <w:rPr>
+                <w:rFonts w:ascii="Cambria Math" w:hAnsi="Cambria Math"/>
+              </w:rPr>
+              <m:t>2</m:t>
+            </m:r>
+          </m:den>
+        </m:f>
+        <m:r>
+          <m:rPr>
+            <m:sty m:val="p"/>
+          </m:rPr>
+          <w:rPr>
+            <w:rFonts w:ascii="Cambria Math" w:hAnsi="Cambria Math"/>
+          </w:rPr>
+          <m:t xml:space="preserve"> → 1 </m:t>
+        </m:r>
+        <m:r>
+          <w:rPr>
+            <w:rFonts w:ascii="Cambria Math" w:hAnsi="Cambria Math"/>
+          </w:rPr>
+          <m:t>A</m:t>
+        </m:r>
+        <m:r>
+          <m:rPr>
+            <m:sty m:val="p"/>
+          </m:rPr>
+          <w:rPr>
+            <w:rFonts w:ascii="Cambria Math" w:hAnsi="Cambria Math"/>
+          </w:rPr>
+          <m:t xml:space="preserve">+ </m:t>
+        </m:r>
+        <m:f>
+          <m:fPr>
+            <m:ctrlPr>
+              <w:rPr>
+                <w:rFonts w:ascii="Cambria Math" w:hAnsi="Cambria Math"/>
+              </w:rPr>
+            </m:ctrlPr>
+          </m:fPr>
+          <m:num>
+            <m:r>
+              <m:rPr>
+                <m:sty m:val="p"/>
+              </m:rPr>
+              <w:rPr>
+                <w:rFonts w:ascii="Cambria Math" w:hAnsi="Cambria Math"/>
+              </w:rPr>
+              <m:t xml:space="preserve">0,56 </m:t>
+            </m:r>
+            <m:r>
+              <w:rPr>
+                <w:rFonts w:ascii="Cambria Math" w:hAnsi="Cambria Math"/>
+              </w:rPr>
+              <m:t>A</m:t>
+            </m:r>
+          </m:num>
+          <m:den>
+            <m:r>
+              <m:rPr>
+                <m:sty m:val="p"/>
+              </m:rPr>
+              <w:rPr>
+                <w:rFonts w:ascii="Cambria Math" w:hAnsi="Cambria Math"/>
+              </w:rPr>
+              <m:t>2</m:t>
+            </m:r>
+          </m:den>
+        </m:f>
+        <m:r>
+          <m:rPr>
+            <m:sty m:val="p"/>
+          </m:rPr>
+          <w:rPr>
+            <w:rFonts w:ascii="Cambria Math" w:hAnsi="Cambria Math"/>
+          </w:rPr>
+          <m:t xml:space="preserve">=1,28 </m:t>
+        </m:r>
+        <m:r>
+          <w:rPr>
+            <w:rFonts w:ascii="Cambria Math" w:hAnsi="Cambria Math"/>
+          </w:rPr>
+          <m:t>A</m:t>
+        </m:r>
+      </m:oMath>
+      <w:r>
+        <w:rPr>
+          <w:sz w:val="24"/>
+          <w:szCs w:val="24"/>
+        </w:rPr>
+        <w:t xml:space="preserve"> </w:t>
+      </w:r>
+    </w:p>
+    <w:p>
+      <w:pPr>
+        <w:pStyle w:val="Legenda"/>
+      </w:pPr>
+      <w:r>
+        <w:t xml:space="preserve">Equação </w:t>
+      </w:r>
+      <w:fldSimple w:instr=" SEQ Equação \* ARABIC ">
+        <w:r>
+          <w:rPr>
+            <w:noProof/>
+          </w:rPr>
+          <w:t>11</w:t>
+        </w:r>
+      </w:fldSimple>
+      <w:r>
+        <w:t xml:space="preserve"> Valor da corrente de pico no indutor</w:t>
+      </w:r>
+    </w:p>
+    <w:p/>
+    <w:p>
+      <w:pPr>
+        <w:keepNext/>
+      </w:pPr>
+      <m:oMathPara>
+        <m:oMathParaPr>
+          <m:jc m:val="left"/>
+        </m:oMathParaPr>
+        <m:oMath>
+          <m:sSub>
+            <m:sSubPr>
+              <m:ctrlPr>
+                <w:rPr>
+                  <w:rFonts w:ascii="Cambria Math" w:hAnsi="Cambria Math"/>
+                  <w:i/>
+                </w:rPr>
+              </m:ctrlPr>
+            </m:sSubPr>
+            <m:e>
+              <m:r>
+                <w:rPr>
+                  <w:rFonts w:ascii="Cambria Math" w:hAnsi="Cambria Math"/>
+                </w:rPr>
+                <m:t>P</m:t>
+              </m:r>
+            </m:e>
+            <m:sub>
+              <m:r>
+                <w:rPr>
+                  <w:rFonts w:ascii="Cambria Math" w:hAnsi="Cambria Math"/>
+                </w:rPr>
+                <m:t>d</m:t>
+              </m:r>
+            </m:sub>
+          </m:sSub>
+          <m:r>
+            <w:rPr>
+              <w:rFonts w:ascii="Cambria Math" w:hAnsi="Cambria Math"/>
+            </w:rPr>
+            <m:t xml:space="preserve"> </m:t>
+          </m:r>
+          <m:d>
+            <m:dPr>
+              <m:ctrlPr>
+                <w:rPr>
+                  <w:rFonts w:ascii="Cambria Math" w:hAnsi="Cambria Math"/>
+                  <w:i/>
+                </w:rPr>
+              </m:ctrlPr>
+            </m:dPr>
+            <m:e>
+              <m:r>
+                <w:rPr>
+                  <w:rFonts w:ascii="Cambria Math" w:hAnsi="Cambria Math"/>
+                </w:rPr>
+                <m:t>LD1117</m:t>
+              </m:r>
+            </m:e>
+          </m:d>
+          <m:r>
+            <w:rPr>
+              <w:rFonts w:ascii="Cambria Math" w:hAnsi="Cambria Math"/>
+            </w:rPr>
+            <m:t>=</m:t>
+          </m:r>
+          <m:sSub>
+            <m:sSubPr>
+              <m:ctrlPr>
+                <w:rPr>
+                  <w:rFonts w:ascii="Cambria Math" w:hAnsi="Cambria Math"/>
+                  <w:i/>
+                </w:rPr>
+              </m:ctrlPr>
+            </m:sSubPr>
+            <m:e>
+              <m:r>
+                <w:rPr>
+                  <w:rFonts w:ascii="Cambria Math" w:hAnsi="Cambria Math"/>
+                </w:rPr>
+                <m:t>V</m:t>
+              </m:r>
+            </m:e>
+            <m:sub>
+              <m:r>
+                <w:rPr>
+                  <w:rFonts w:ascii="Cambria Math" w:hAnsi="Cambria Math"/>
+                </w:rPr>
+                <m:t>in</m:t>
+              </m:r>
+            </m:sub>
+          </m:sSub>
+          <m:r>
+            <w:rPr>
+              <w:rFonts w:ascii="Cambria Math" w:hAnsi="Cambria Math"/>
+            </w:rPr>
+            <m:t>-</m:t>
+          </m:r>
+          <m:sSub>
+            <m:sSubPr>
+              <m:ctrlPr>
+                <w:rPr>
+                  <w:rFonts w:ascii="Cambria Math" w:hAnsi="Cambria Math"/>
+                  <w:i/>
+                </w:rPr>
+              </m:ctrlPr>
+            </m:sSubPr>
+            <m:e>
+              <m:r>
+                <w:rPr>
+                  <w:rFonts w:ascii="Cambria Math" w:hAnsi="Cambria Math"/>
+                </w:rPr>
+                <m:t>V</m:t>
+              </m:r>
+            </m:e>
+            <m:sub>
+              <m:r>
+                <w:rPr>
+                  <w:rFonts w:ascii="Cambria Math" w:hAnsi="Cambria Math"/>
+                </w:rPr>
+                <m:t>out</m:t>
+              </m:r>
+            </m:sub>
+          </m:sSub>
+          <m:r>
+            <w:rPr>
+              <w:rFonts w:ascii="Cambria Math" w:hAnsi="Cambria Math"/>
+            </w:rPr>
+            <m:t xml:space="preserve"> ×</m:t>
+          </m:r>
+          <m:sSub>
+            <m:sSubPr>
+              <m:ctrlPr>
+                <w:rPr>
+                  <w:rFonts w:ascii="Cambria Math" w:hAnsi="Cambria Math"/>
+                  <w:i/>
+                </w:rPr>
+              </m:ctrlPr>
+            </m:sSubPr>
+            <m:e>
+              <m:r>
+                <w:rPr>
+                  <w:rFonts w:ascii="Cambria Math" w:hAnsi="Cambria Math"/>
+                </w:rPr>
+                <m:t>I</m:t>
+              </m:r>
+            </m:e>
+            <m:sub>
+              <m:r>
+                <w:rPr>
+                  <w:rFonts w:ascii="Cambria Math" w:hAnsi="Cambria Math"/>
+                </w:rPr>
+                <m:t>out</m:t>
+              </m:r>
+            </m:sub>
+          </m:sSub>
+          <m:r>
+            <w:rPr>
+              <w:rFonts w:ascii="Cambria Math" w:hAnsi="Cambria Math"/>
+            </w:rPr>
+            <m:t xml:space="preserve"> →5 V-3,3 V × 0,2 A=0,34 W</m:t>
+          </m:r>
+        </m:oMath>
+      </m:oMathPara>
+    </w:p>
+    <w:p>
+      <w:pPr>
+        <w:pStyle w:val="Legenda"/>
+      </w:pPr>
+      <w:r>
+        <w:t xml:space="preserve">Equação </w:t>
+      </w:r>
+      <w:fldSimple w:instr=" SEQ Equação \* ARABIC ">
+        <w:r>
+          <w:rPr>
+            <w:noProof/>
+          </w:rPr>
+          <w:t>12</w:t>
+        </w:r>
+      </w:fldSimple>
+      <w:r>
+        <w:t xml:space="preserve"> Potência dissipada (LD1117)</w:t>
+      </w:r>
+    </w:p>
+    <w:p>
+      <w:pPr>
+        <w:keepNext/>
+      </w:pPr>
+      <m:oMathPara>
+        <m:oMathParaPr>
+          <m:jc m:val="left"/>
+        </m:oMathParaPr>
+        <m:oMath>
+          <m:sSub>
+            <m:sSubPr>
+              <m:ctrlPr>
+                <w:rPr>
+                  <w:rFonts w:ascii="Cambria Math" w:hAnsi="Cambria Math"/>
+                  <w:i/>
+                </w:rPr>
+              </m:ctrlPr>
+            </m:sSubPr>
+            <m:e>
+              <m:r>
+                <w:rPr>
+                  <w:rFonts w:ascii="Cambria Math" w:hAnsi="Cambria Math"/>
+                </w:rPr>
+                <m:t>V</m:t>
+              </m:r>
+            </m:e>
+            <m:sub>
+              <m:d>
+                <m:dPr>
+                  <m:ctrlPr>
+                    <w:rPr>
+                      <w:rFonts w:ascii="Cambria Math" w:hAnsi="Cambria Math"/>
+                      <w:i/>
+                    </w:rPr>
+                  </m:ctrlPr>
+                </m:dPr>
+                <m:e>
+                  <m:r>
+                    <w:rPr>
+                      <w:rFonts w:ascii="Cambria Math" w:hAnsi="Cambria Math"/>
+                    </w:rPr>
+                    <m:t>U2B</m:t>
+                  </m:r>
+                </m:e>
+              </m:d>
+            </m:sub>
+          </m:sSub>
+          <m:r>
+            <w:rPr>
+              <w:rFonts w:ascii="Cambria Math" w:hAnsi="Cambria Math"/>
+            </w:rPr>
+            <m:t>=</m:t>
+          </m:r>
+          <m:sSub>
+            <m:sSubPr>
+              <m:ctrlPr>
+                <w:rPr>
+                  <w:rFonts w:ascii="Cambria Math" w:hAnsi="Cambria Math"/>
+                  <w:i/>
+                </w:rPr>
+              </m:ctrlPr>
+            </m:sSubPr>
+            <m:e>
+              <m:r>
+                <w:rPr>
+                  <w:rFonts w:ascii="Cambria Math" w:hAnsi="Cambria Math"/>
+                </w:rPr>
+                <m:t>V</m:t>
+              </m:r>
+            </m:e>
+            <m:sub>
+              <m:r>
+                <w:rPr>
+                  <w:rFonts w:ascii="Cambria Math" w:hAnsi="Cambria Math"/>
+                </w:rPr>
+                <m:t>out</m:t>
+              </m:r>
+            </m:sub>
+          </m:sSub>
+          <m:r>
+            <w:rPr>
+              <w:rFonts w:ascii="Cambria Math" w:hAnsi="Cambria Math"/>
+            </w:rPr>
+            <m:t xml:space="preserve"> × </m:t>
+          </m:r>
+          <m:f>
+            <m:fPr>
+              <m:ctrlPr>
+                <w:rPr>
+                  <w:rFonts w:ascii="Cambria Math" w:hAnsi="Cambria Math"/>
+                  <w:i/>
+                </w:rPr>
+              </m:ctrlPr>
+            </m:fPr>
+            <m:num>
+              <m:sSub>
+                <m:sSubPr>
+                  <m:ctrlPr>
+                    <w:rPr>
+                      <w:rFonts w:ascii="Cambria Math" w:hAnsi="Cambria Math"/>
+                      <w:i/>
+                    </w:rPr>
+                  </m:ctrlPr>
+                </m:sSubPr>
+                <m:e>
+                  <m:r>
+                    <w:rPr>
+                      <w:rFonts w:ascii="Cambria Math" w:hAnsi="Cambria Math"/>
+                    </w:rPr>
+                    <m:t>R</m:t>
+                  </m:r>
+                </m:e>
+                <m:sub>
+                  <m:r>
+                    <w:rPr>
+                      <w:rFonts w:ascii="Cambria Math" w:hAnsi="Cambria Math"/>
+                    </w:rPr>
+                    <m:t>12</m:t>
+                  </m:r>
+                </m:sub>
+              </m:sSub>
+            </m:num>
+            <m:den>
+              <m:sSub>
+                <m:sSubPr>
+                  <m:ctrlPr>
+                    <w:rPr>
+                      <w:rFonts w:ascii="Cambria Math" w:hAnsi="Cambria Math"/>
+                      <w:i/>
+                    </w:rPr>
+                  </m:ctrlPr>
+                </m:sSubPr>
+                <m:e>
+                  <m:r>
+                    <w:rPr>
+                      <w:rFonts w:ascii="Cambria Math" w:hAnsi="Cambria Math"/>
+                    </w:rPr>
+                    <m:t>R</m:t>
+                  </m:r>
+                </m:e>
+                <m:sub>
+                  <m:r>
+                    <w:rPr>
+                      <w:rFonts w:ascii="Cambria Math" w:hAnsi="Cambria Math"/>
+                    </w:rPr>
+                    <m:t>3</m:t>
+                  </m:r>
+                </m:sub>
+              </m:sSub>
+              <m:r>
+                <w:rPr>
+                  <w:rFonts w:ascii="Cambria Math" w:hAnsi="Cambria Math"/>
+                </w:rPr>
+                <m:t>+</m:t>
+              </m:r>
+              <m:sSub>
+                <m:sSubPr>
+                  <m:ctrlPr>
+                    <w:rPr>
+                      <w:rFonts w:ascii="Cambria Math" w:hAnsi="Cambria Math"/>
+                      <w:i/>
+                    </w:rPr>
+                  </m:ctrlPr>
+                </m:sSubPr>
+                <m:e>
+                  <m:r>
+                    <w:rPr>
+                      <w:rFonts w:ascii="Cambria Math" w:hAnsi="Cambria Math"/>
+                    </w:rPr>
+                    <m:t>R</m:t>
+                  </m:r>
+                </m:e>
+                <m:sub>
+                  <m:r>
+                    <w:rPr>
+                      <w:rFonts w:ascii="Cambria Math" w:hAnsi="Cambria Math"/>
+                    </w:rPr>
+                    <m:t>12</m:t>
+                  </m:r>
+                </m:sub>
+              </m:sSub>
+            </m:den>
+          </m:f>
+          <m:r>
+            <w:rPr>
+              <w:rFonts w:ascii="Cambria Math" w:hAnsi="Cambria Math"/>
+            </w:rPr>
+            <m:t xml:space="preserve"> →12 V × </m:t>
+          </m:r>
+          <m:f>
+            <m:fPr>
+              <m:ctrlPr>
+                <w:rPr>
+                  <w:rFonts w:ascii="Cambria Math" w:hAnsi="Cambria Math"/>
+                  <w:i/>
+                </w:rPr>
+              </m:ctrlPr>
+            </m:fPr>
+            <m:num>
+              <m:r>
+                <w:rPr>
+                  <w:rFonts w:ascii="Cambria Math" w:hAnsi="Cambria Math"/>
+                </w:rPr>
+                <m:t>1k Ω</m:t>
+              </m:r>
+            </m:num>
+            <m:den>
+              <m:r>
+                <w:rPr>
+                  <w:rFonts w:ascii="Cambria Math" w:hAnsi="Cambria Math"/>
+                </w:rPr>
+                <m:t>14k Ω+</m:t>
+              </m:r>
+              <m:r>
+                <w:rPr>
+                  <w:rFonts w:ascii="Cambria Math" w:hAnsi="Cambria Math"/>
+                </w:rPr>
+                <m:t>1k Ω</m:t>
+              </m:r>
+            </m:den>
+          </m:f>
+          <m:r>
+            <w:rPr>
+              <w:rFonts w:ascii="Cambria Math" w:hAnsi="Cambria Math"/>
+            </w:rPr>
+            <m:t>=0,8 V</m:t>
+          </m:r>
+        </m:oMath>
+      </m:oMathPara>
+    </w:p>
+    <w:p>
+      <w:pPr>
+        <w:pStyle w:val="Legenda"/>
+      </w:pPr>
+      <w:r>
+        <w:t xml:space="preserve">Equação </w:t>
+      </w:r>
+      <w:fldSimple w:instr=" SEQ Equação \* ARABIC ">
+        <w:r>
+          <w:rPr>
+            <w:noProof/>
+          </w:rPr>
+          <w:t>13</w:t>
+        </w:r>
+      </w:fldSimple>
+      <w:r>
+        <w:t xml:space="preserve"> Divisor de tensão para leitura de tensão através do ESP32</w:t>
+      </w:r>
+    </w:p>
+    <w:p>
+      <w:pPr>
+        <w:keepNext/>
+      </w:pPr>
+      <m:oMathPara>
+        <m:oMathParaPr>
+          <m:jc m:val="left"/>
+        </m:oMathParaPr>
+        <m:oMath>
+          <m:r>
+            <m:rPr>
+              <m:nor/>
+            </m:rPr>
+            <w:rPr>
+              <w:rFonts w:ascii="Cambria Math" w:hAnsi="Cambria Math"/>
+            </w:rPr>
+            <m:t>Ler_V</m:t>
+          </m:r>
+          <m:r>
+            <w:rPr>
+              <w:rFonts w:ascii="Cambria Math" w:hAnsi="Cambria Math"/>
+            </w:rPr>
+            <m:t>=</m:t>
+          </m:r>
+          <m:sSub>
+            <m:sSubPr>
+              <m:ctrlPr>
+                <w:rPr>
+                  <w:rFonts w:ascii="Cambria Math" w:hAnsi="Cambria Math"/>
+                  <w:i/>
+                </w:rPr>
+              </m:ctrlPr>
+            </m:sSubPr>
+            <m:e>
+              <m:r>
+                <w:rPr>
+                  <w:rFonts w:ascii="Cambria Math" w:hAnsi="Cambria Math"/>
+                </w:rPr>
+                <m:t>V</m:t>
+              </m:r>
+            </m:e>
+            <m:sub>
+              <m:r>
+                <w:rPr>
+                  <w:rFonts w:ascii="Cambria Math" w:hAnsi="Cambria Math"/>
+                </w:rPr>
+                <m:t>U2B</m:t>
+              </m:r>
+            </m:sub>
+          </m:sSub>
+        </m:oMath>
+      </m:oMathPara>
+    </w:p>
+    <w:p>
+      <w:pPr>
+        <w:pStyle w:val="Legenda"/>
+      </w:pPr>
+      <w:r>
+        <w:t xml:space="preserve">Equação </w:t>
+      </w:r>
+      <w:fldSimple w:instr=" SEQ Equação \* ARABIC ">
+        <w:r>
+          <w:rPr>
+            <w:noProof/>
+          </w:rPr>
+          <w:t>14</w:t>
+        </w:r>
+      </w:fldSimple>
+      <w:r>
+        <w:t xml:space="preserve"> Leitura da tensão no ESP32</w:t>
+      </w:r>
+    </w:p>
+    <w:p>
+      <w:pPr>
+        <w:keepNext/>
+      </w:pPr>
+      <m:oMathPara>
+        <m:oMathParaPr>
+          <m:jc m:val="left"/>
+        </m:oMathParaPr>
+        <m:oMath>
+          <m:sSub>
+            <m:sSubPr>
+              <m:ctrlPr>
+                <w:rPr>
+                  <w:rFonts w:ascii="Cambria Math" w:hAnsi="Cambria Math"/>
+                  <w:i/>
+                </w:rPr>
+              </m:ctrlPr>
+            </m:sSubPr>
+            <m:e>
+              <m:r>
+                <w:rPr>
+                  <w:rFonts w:ascii="Cambria Math" w:hAnsi="Cambria Math"/>
+                </w:rPr>
+                <m:t>R</m:t>
+              </m:r>
+            </m:e>
+            <m:sub>
+              <m:r>
+                <w:rPr>
+                  <w:rFonts w:ascii="Cambria Math" w:hAnsi="Cambria Math"/>
+                </w:rPr>
+                <m:t>F</m:t>
+              </m:r>
+            </m:sub>
+          </m:sSub>
+          <m:r>
+            <w:rPr>
+              <w:rFonts w:ascii="Cambria Math" w:hAnsi="Cambria Math"/>
+            </w:rPr>
+            <m:t>=</m:t>
+          </m:r>
+          <m:sSub>
+            <m:sSubPr>
+              <m:ctrlPr>
+                <w:rPr>
+                  <w:rFonts w:ascii="Cambria Math" w:hAnsi="Cambria Math"/>
+                  <w:i/>
+                </w:rPr>
+              </m:ctrlPr>
+            </m:sSubPr>
+            <m:e>
+              <m:r>
+                <w:rPr>
+                  <w:rFonts w:ascii="Cambria Math" w:hAnsi="Cambria Math"/>
+                </w:rPr>
+                <m:t>R</m:t>
+              </m:r>
+            </m:e>
+            <m:sub>
+              <m:r>
+                <w:rPr>
+                  <w:rFonts w:ascii="Cambria Math" w:hAnsi="Cambria Math"/>
+                </w:rPr>
+                <m:t>F1</m:t>
+              </m:r>
+            </m:sub>
+          </m:sSub>
+          <m:r>
+            <w:rPr>
+              <w:rFonts w:ascii="Cambria Math" w:hAnsi="Cambria Math"/>
+            </w:rPr>
+            <m:t>+</m:t>
+          </m:r>
+          <m:sSub>
+            <m:sSubPr>
+              <m:ctrlPr>
+                <w:rPr>
+                  <w:rFonts w:ascii="Cambria Math" w:hAnsi="Cambria Math"/>
+                  <w:i/>
+                </w:rPr>
+              </m:ctrlPr>
+            </m:sSubPr>
+            <m:e>
+              <m:r>
+                <w:rPr>
+                  <w:rFonts w:ascii="Cambria Math" w:hAnsi="Cambria Math"/>
+                </w:rPr>
+                <m:t>R</m:t>
+              </m:r>
+            </m:e>
+            <m:sub>
+              <m:r>
+                <w:rPr>
+                  <w:rFonts w:ascii="Cambria Math" w:hAnsi="Cambria Math"/>
+                </w:rPr>
+                <m:t>F2</m:t>
+              </m:r>
+            </m:sub>
+          </m:sSub>
+          <m:r>
+            <w:rPr>
+              <w:rFonts w:ascii="Cambria Math" w:hAnsi="Cambria Math"/>
+            </w:rPr>
+            <m:t xml:space="preserve"> →15k Ω+ </m:t>
+          </m:r>
+          <m:r>
+            <w:rPr>
+              <w:rFonts w:ascii="Cambria Math" w:hAnsi="Cambria Math"/>
+            </w:rPr>
+            <m:t>15k Ω</m:t>
+          </m:r>
+          <m:r>
+            <w:rPr>
+              <w:rFonts w:ascii="Cambria Math" w:hAnsi="Cambria Math"/>
+            </w:rPr>
+            <m:t>=30k Ω</m:t>
+          </m:r>
+          <m:r>
+            <w:rPr>
+              <w:rFonts w:ascii="Cambria Math" w:hAnsi="Cambria Math"/>
+            </w:rPr>
+            <m:t xml:space="preserve"> </m:t>
+          </m:r>
+        </m:oMath>
+      </m:oMathPara>
+    </w:p>
+    <w:p>
+      <w:pPr>
+        <w:pStyle w:val="Legenda"/>
+      </w:pPr>
+      <w:r>
+        <w:t xml:space="preserve">Equação </w:t>
+      </w:r>
+      <w:fldSimple w:instr=" SEQ Equação \* ARABIC ">
+        <w:r>
+          <w:rPr>
+            <w:noProof/>
+          </w:rPr>
+          <w:t>15</w:t>
+        </w:r>
+      </w:fldSimple>
+      <w:r>
+        <w:t xml:space="preserve"> Realimentação no U2A</w:t>
+      </w:r>
+    </w:p>
+    <w:p>
+      <w:pPr>
+        <w:keepNext/>
+        <w:jc w:val="center"/>
+      </w:pPr>
+      <m:oMathPara>
+        <m:oMathParaPr>
+          <m:jc m:val="left"/>
+        </m:oMathParaPr>
+        <m:oMath>
+          <m:sSub>
+            <m:sSubPr>
+              <m:ctrlPr>
+                <w:rPr>
+                  <w:rFonts w:ascii="Cambria Math" w:hAnsi="Cambria Math"/>
+                  <w:i/>
+                </w:rPr>
+              </m:ctrlPr>
+            </m:sSubPr>
+            <m:e>
+              <m:r>
+                <w:rPr>
+                  <w:rFonts w:ascii="Cambria Math" w:hAnsi="Cambria Math"/>
+                </w:rPr>
+                <m:t>G</m:t>
+              </m:r>
+            </m:e>
+            <m:sub>
+              <m:r>
+                <w:rPr>
+                  <w:rFonts w:ascii="Cambria Math" w:hAnsi="Cambria Math"/>
+                </w:rPr>
+                <m:t>U2A</m:t>
+              </m:r>
+            </m:sub>
+          </m:sSub>
+          <m:r>
+            <w:rPr>
+              <w:rFonts w:ascii="Cambria Math" w:hAnsi="Cambria Math"/>
+            </w:rPr>
+            <m:t xml:space="preserve">=1+ </m:t>
+          </m:r>
+          <m:f>
+            <m:fPr>
+              <m:ctrlPr>
+                <w:rPr>
+                  <w:rFonts w:ascii="Cambria Math" w:hAnsi="Cambria Math"/>
+                  <w:i/>
+                </w:rPr>
+              </m:ctrlPr>
+            </m:fPr>
+            <m:num>
+              <m:sSub>
+                <m:sSubPr>
+                  <m:ctrlPr>
+                    <w:rPr>
+                      <w:rFonts w:ascii="Cambria Math" w:hAnsi="Cambria Math"/>
+                      <w:i/>
+                    </w:rPr>
+                  </m:ctrlPr>
+                </m:sSubPr>
+                <m:e>
+                  <m:r>
+                    <w:rPr>
+                      <w:rFonts w:ascii="Cambria Math" w:hAnsi="Cambria Math"/>
+                    </w:rPr>
+                    <m:t>R</m:t>
+                  </m:r>
+                </m:e>
+                <m:sub>
+                  <m:r>
+                    <w:rPr>
+                      <w:rFonts w:ascii="Cambria Math" w:hAnsi="Cambria Math"/>
+                    </w:rPr>
+                    <m:t>F</m:t>
+                  </m:r>
+                </m:sub>
+              </m:sSub>
+            </m:num>
+            <m:den>
+              <m:sSub>
+                <m:sSubPr>
+                  <m:ctrlPr>
+                    <w:rPr>
+                      <w:rFonts w:ascii="Cambria Math" w:hAnsi="Cambria Math"/>
+                      <w:i/>
+                    </w:rPr>
+                  </m:ctrlPr>
+                </m:sSubPr>
+                <m:e>
+                  <m:r>
+                    <w:rPr>
+                      <w:rFonts w:ascii="Cambria Math" w:hAnsi="Cambria Math"/>
+                    </w:rPr>
+                    <m:t>R</m:t>
+                  </m:r>
+                </m:e>
+                <m:sub>
+                  <m:r>
+                    <w:rPr>
+                      <w:rFonts w:ascii="Cambria Math" w:hAnsi="Cambria Math"/>
+                    </w:rPr>
+                    <m:t>G1</m:t>
+                  </m:r>
+                </m:sub>
+              </m:sSub>
+            </m:den>
+          </m:f>
+          <m:r>
+            <w:rPr>
+              <w:rFonts w:ascii="Cambria Math" w:hAnsi="Cambria Math"/>
+            </w:rPr>
+            <m:t xml:space="preserve"> →1+ </m:t>
+          </m:r>
+          <m:f>
+            <m:fPr>
+              <m:ctrlPr>
+                <w:rPr>
+                  <w:rFonts w:ascii="Cambria Math" w:hAnsi="Cambria Math"/>
+                  <w:i/>
+                </w:rPr>
+              </m:ctrlPr>
+            </m:fPr>
+            <m:num>
+              <m:r>
+                <w:rPr>
+                  <w:rFonts w:ascii="Cambria Math" w:hAnsi="Cambria Math"/>
+                </w:rPr>
+                <m:t>30k Ω</m:t>
+              </m:r>
+            </m:num>
+            <m:den>
+              <m:r>
+                <w:rPr>
+                  <w:rFonts w:ascii="Cambria Math" w:hAnsi="Cambria Math"/>
+                </w:rPr>
+                <m:t>10k Ω</m:t>
+              </m:r>
+            </m:den>
+          </m:f>
+          <m:r>
+            <w:rPr>
+              <w:rFonts w:ascii="Cambria Math" w:hAnsi="Cambria Math"/>
+            </w:rPr>
+            <m:t>=</m:t>
+          </m:r>
+          <m:r>
+            <w:rPr>
+              <w:rFonts w:ascii="Cambria Math" w:hAnsi="Cambria Math"/>
+            </w:rPr>
+            <m:t>4</m:t>
+          </m:r>
+        </m:oMath>
+      </m:oMathPara>
+    </w:p>
+    <w:p>
+      <w:pPr>
+        <w:pStyle w:val="Legenda"/>
+      </w:pPr>
+      <w:r>
+        <w:t xml:space="preserve">Equação </w:t>
+      </w:r>
+      <w:fldSimple w:instr=" SEQ Equação \* ARABIC ">
+        <w:r>
+          <w:rPr>
+            <w:noProof/>
+          </w:rPr>
+          <w:t>16</w:t>
+        </w:r>
+      </w:fldSimple>
+      <w:r>
+        <w:t xml:space="preserve"> Ganho de tensão no U2A</w:t>
+      </w:r>
+    </w:p>
+    <w:p>
+      <w:pPr>
+        <w:keepNext/>
+      </w:pPr>
+      <m:oMathPara>
+        <m:oMathParaPr>
+          <m:jc m:val="left"/>
+        </m:oMathParaPr>
+        <m:oMath>
+          <m:r>
+            <m:rPr>
+              <m:nor/>
+            </m:rPr>
+            <w:rPr>
+              <w:rFonts w:ascii="Cambria Math" w:hAnsi="Cambria Math"/>
+            </w:rPr>
+            <m:t>Ler_I</m:t>
+          </m:r>
+          <m:r>
+            <w:rPr>
+              <w:rFonts w:ascii="Cambria Math" w:hAnsi="Cambria Math"/>
+            </w:rPr>
+            <m:t>=</m:t>
+          </m:r>
+          <m:sSub>
+            <m:sSubPr>
+              <m:ctrlPr>
+                <w:rPr>
+                  <w:rFonts w:ascii="Cambria Math" w:hAnsi="Cambria Math"/>
+                  <w:i/>
+                </w:rPr>
+              </m:ctrlPr>
+            </m:sSubPr>
+            <m:e>
+              <m:r>
+                <w:rPr>
+                  <w:rFonts w:ascii="Cambria Math" w:hAnsi="Cambria Math"/>
+                </w:rPr>
+                <m:t>G</m:t>
+              </m:r>
+            </m:e>
+            <m:sub>
+              <m:r>
+                <w:rPr>
+                  <w:rFonts w:ascii="Cambria Math" w:hAnsi="Cambria Math"/>
+                </w:rPr>
+                <m:t>U2A</m:t>
+              </m:r>
+            </m:sub>
+          </m:sSub>
+          <m:r>
+            <w:rPr>
+              <w:rFonts w:ascii="Cambria Math" w:hAnsi="Cambria Math"/>
+            </w:rPr>
+            <m:t>×</m:t>
+          </m:r>
+          <m:r>
+            <m:rPr>
+              <m:nor/>
+            </m:rPr>
+            <w:rPr>
+              <w:rFonts w:ascii="Cambria Math" w:hAnsi="Cambria Math"/>
+            </w:rPr>
+            <m:t>Ler_Iref</m:t>
+          </m:r>
+          <m:r>
+            <m:rPr>
+              <m:nor/>
+            </m:rPr>
+            <w:rPr>
+              <w:rFonts w:ascii="Cambria Math" w:hAnsi="Cambria Math"/>
+            </w:rPr>
+            <m:t xml:space="preserve"> (Icarga  × 0,11 Ω)</m:t>
+          </m:r>
+          <m:r>
+            <w:rPr>
+              <w:rFonts w:ascii="Cambria Math" w:hAnsi="Cambria Math"/>
+            </w:rPr>
+            <m:t>→ 0,44 ×1,27 A=0,558 V</m:t>
+          </m:r>
+          <m:r>
+            <w:rPr>
+              <w:rFonts w:ascii="Cambria Math" w:hAnsi="Cambria Math"/>
+            </w:rPr>
+            <m:t xml:space="preserve"> </m:t>
+          </m:r>
+        </m:oMath>
+      </m:oMathPara>
+    </w:p>
+    <w:p>
+      <w:pPr>
+        <w:pStyle w:val="Legenda"/>
+        <w:jc w:val="both"/>
+      </w:pPr>
+      <w:r>
+        <w:t xml:space="preserve">Equação </w:t>
+      </w:r>
+      <w:fldSimple w:instr=" SEQ Equação \* ARABIC ">
+        <w:r>
+          <w:rPr>
+            <w:noProof/>
+          </w:rPr>
+          <w:t>17</w:t>
+        </w:r>
+      </w:fldSimple>
+      <w:r>
+        <w:t xml:space="preserve"> Sinal final da corrente no U2A</w:t>
+      </w:r>
+    </w:p>
+    <w:p>
+      <w:pPr>
+        <w:keepNext/>
+      </w:pPr>
+      <m:oMathPara>
+        <m:oMathParaPr>
+          <m:jc m:val="left"/>
+        </m:oMathParaPr>
+        <m:oMath>
+          <m:sSub>
+            <m:sSubPr>
+              <m:ctrlPr>
+                <w:rPr>
+                  <w:rFonts w:ascii="Cambria Math" w:hAnsi="Cambria Math"/>
+                  <w:i/>
+                </w:rPr>
+              </m:ctrlPr>
+            </m:sSubPr>
+            <m:e>
+              <m:r>
+                <w:rPr>
+                  <w:rFonts w:ascii="Cambria Math" w:hAnsi="Cambria Math"/>
+                </w:rPr>
+                <m:t>I</m:t>
+              </m:r>
+            </m:e>
+            <m:sub>
+              <m:r>
+                <w:rPr>
+                  <w:rFonts w:ascii="Cambria Math" w:hAnsi="Cambria Math"/>
+                </w:rPr>
+                <m:t>LE</m:t>
+              </m:r>
+              <m:sSub>
+                <m:sSubPr>
+                  <m:ctrlPr>
+                    <w:rPr>
+                      <w:rFonts w:ascii="Cambria Math" w:hAnsi="Cambria Math"/>
+                      <w:i/>
+                    </w:rPr>
+                  </m:ctrlPr>
+                </m:sSubPr>
+                <m:e>
+                  <m:r>
+                    <w:rPr>
+                      <w:rFonts w:ascii="Cambria Math" w:hAnsi="Cambria Math"/>
+                    </w:rPr>
+                    <m:t>D</m:t>
+                  </m:r>
+                </m:e>
+                <m:sub>
+                  <m:r>
+                    <w:rPr>
+                      <w:rFonts w:ascii="Cambria Math" w:hAnsi="Cambria Math"/>
+                    </w:rPr>
+                    <m:t>RED</m:t>
+                  </m:r>
+                </m:sub>
+              </m:sSub>
+            </m:sub>
+          </m:sSub>
+          <m:r>
+            <w:rPr>
+              <w:rFonts w:ascii="Cambria Math" w:hAnsi="Cambria Math"/>
+            </w:rPr>
+            <m:t xml:space="preserve">= </m:t>
+          </m:r>
+          <m:f>
+            <m:fPr>
+              <m:ctrlPr>
+                <w:rPr>
+                  <w:rFonts w:ascii="Cambria Math" w:hAnsi="Cambria Math"/>
+                  <w:i/>
+                </w:rPr>
+              </m:ctrlPr>
+            </m:fPr>
+            <m:num>
+              <m:sSub>
+                <m:sSubPr>
+                  <m:ctrlPr>
+                    <w:rPr>
+                      <w:rFonts w:ascii="Cambria Math" w:hAnsi="Cambria Math"/>
+                      <w:i/>
+                    </w:rPr>
+                  </m:ctrlPr>
+                </m:sSubPr>
+                <m:e>
+                  <m:r>
+                    <w:rPr>
+                      <w:rFonts w:ascii="Cambria Math" w:hAnsi="Cambria Math"/>
+                    </w:rPr>
+                    <m:t>V</m:t>
+                  </m:r>
+                </m:e>
+                <m:sub>
+                  <m:r>
+                    <w:rPr>
+                      <w:rFonts w:ascii="Cambria Math" w:hAnsi="Cambria Math"/>
+                    </w:rPr>
+                    <m:t>in</m:t>
+                  </m:r>
+                </m:sub>
+              </m:sSub>
+              <m:r>
+                <w:rPr>
+                  <w:rFonts w:ascii="Cambria Math" w:hAnsi="Cambria Math"/>
+                </w:rPr>
+                <m:t>-</m:t>
+              </m:r>
+              <m:sSub>
+                <m:sSubPr>
+                  <m:ctrlPr>
+                    <w:rPr>
+                      <w:rFonts w:ascii="Cambria Math" w:hAnsi="Cambria Math"/>
+                      <w:i/>
+                    </w:rPr>
+                  </m:ctrlPr>
+                </m:sSubPr>
+                <m:e>
+                  <m:r>
+                    <w:rPr>
+                      <w:rFonts w:ascii="Cambria Math" w:hAnsi="Cambria Math"/>
+                    </w:rPr>
+                    <m:t>V</m:t>
+                  </m:r>
+                </m:e>
+                <m:sub>
+                  <m:r>
+                    <w:rPr>
+                      <w:rFonts w:ascii="Cambria Math" w:hAnsi="Cambria Math"/>
+                    </w:rPr>
+                    <m:t>D</m:t>
+                  </m:r>
+                </m:sub>
+              </m:sSub>
+            </m:num>
+            <m:den>
+              <m:sSub>
+                <m:sSubPr>
+                  <m:ctrlPr>
+                    <w:rPr>
+                      <w:rFonts w:ascii="Cambria Math" w:hAnsi="Cambria Math"/>
+                      <w:i/>
+                    </w:rPr>
+                  </m:ctrlPr>
+                </m:sSubPr>
+                <m:e>
+                  <m:r>
+                    <w:rPr>
+                      <w:rFonts w:ascii="Cambria Math" w:hAnsi="Cambria Math"/>
+                    </w:rPr>
+                    <m:t>R</m:t>
+                  </m:r>
+                </m:e>
+                <m:sub>
+                  <m:r>
+                    <w:rPr>
+                      <w:rFonts w:ascii="Cambria Math" w:hAnsi="Cambria Math"/>
+                    </w:rPr>
+                    <m:t>10</m:t>
+                  </m:r>
+                </m:sub>
+              </m:sSub>
+            </m:den>
+          </m:f>
+          <m:r>
+            <w:rPr>
+              <w:rFonts w:ascii="Cambria Math" w:hAnsi="Cambria Math"/>
+            </w:rPr>
+            <m:t xml:space="preserve"> → </m:t>
+          </m:r>
+          <m:f>
+            <m:fPr>
+              <m:ctrlPr>
+                <w:rPr>
+                  <w:rFonts w:ascii="Cambria Math" w:hAnsi="Cambria Math"/>
+                  <w:i/>
+                </w:rPr>
+              </m:ctrlPr>
+            </m:fPr>
+            <m:num>
+              <m:r>
+                <w:rPr>
+                  <w:rFonts w:ascii="Cambria Math" w:hAnsi="Cambria Math"/>
+                </w:rPr>
+                <m:t>3,3 V-2 V</m:t>
+              </m:r>
+            </m:num>
+            <m:den>
+              <m:r>
+                <w:rPr>
+                  <w:rFonts w:ascii="Cambria Math" w:hAnsi="Cambria Math"/>
+                </w:rPr>
+                <m:t>180 Ω</m:t>
+              </m:r>
+            </m:den>
+          </m:f>
+          <m:r>
+            <w:rPr>
+              <w:rFonts w:ascii="Cambria Math" w:hAnsi="Cambria Math"/>
+            </w:rPr>
+            <m:t>=7,22 mA</m:t>
+          </m:r>
+        </m:oMath>
+      </m:oMathPara>
+    </w:p>
+    <w:p>
+      <w:pPr>
+        <w:pStyle w:val="Legenda"/>
+        <w:jc w:val="both"/>
+      </w:pPr>
+      <w:r>
+        <w:t xml:space="preserve">Equação </w:t>
+      </w:r>
+      <w:fldSimple w:instr=" SEQ Equação \* ARABIC ">
+        <w:r>
+          <w:rPr>
+            <w:noProof/>
+          </w:rPr>
+          <w:t>18</w:t>
+        </w:r>
+      </w:fldSimple>
+      <w:r>
+        <w:t xml:space="preserve"> Corrente no LED vermelho</w:t>
+      </w:r>
+    </w:p>
+    <w:p>
+      <w:pPr>
+        <w:keepNext/>
+      </w:pPr>
+      <m:oMathPara>
+        <m:oMathParaPr>
+          <m:jc m:val="left"/>
+        </m:oMathParaPr>
+        <m:oMath>
+          <m:sSub>
+            <m:sSubPr>
+              <m:ctrlPr>
+                <w:rPr>
+                  <w:rFonts w:ascii="Cambria Math" w:hAnsi="Cambria Math"/>
+                  <w:i/>
+                </w:rPr>
+              </m:ctrlPr>
+            </m:sSubPr>
+            <m:e>
+              <m:r>
+                <w:rPr>
+                  <w:rFonts w:ascii="Cambria Math" w:hAnsi="Cambria Math"/>
+                </w:rPr>
+                <m:t>I</m:t>
+              </m:r>
+            </m:e>
+            <m:sub>
+              <m:r>
+                <w:rPr>
+                  <w:rFonts w:ascii="Cambria Math" w:hAnsi="Cambria Math"/>
+                </w:rPr>
+                <m:t>LE</m:t>
+              </m:r>
+              <m:sSub>
+                <m:sSubPr>
+                  <m:ctrlPr>
+                    <w:rPr>
+                      <w:rFonts w:ascii="Cambria Math" w:hAnsi="Cambria Math"/>
+                      <w:i/>
+                    </w:rPr>
+                  </m:ctrlPr>
+                </m:sSubPr>
+                <m:e>
+                  <m:r>
+                    <w:rPr>
+                      <w:rFonts w:ascii="Cambria Math" w:hAnsi="Cambria Math"/>
+                    </w:rPr>
+                    <m:t>D</m:t>
+                  </m:r>
+                </m:e>
+                <m:sub>
+                  <m:r>
+                    <w:rPr>
+                      <w:rFonts w:ascii="Cambria Math" w:hAnsi="Cambria Math"/>
+                    </w:rPr>
+                    <m:t>green</m:t>
+                  </m:r>
+                </m:sub>
+              </m:sSub>
+            </m:sub>
+          </m:sSub>
+          <m:r>
+            <w:rPr>
+              <w:rFonts w:ascii="Cambria Math" w:hAnsi="Cambria Math"/>
+            </w:rPr>
+            <m:t xml:space="preserve">= </m:t>
+          </m:r>
+          <m:f>
+            <m:fPr>
+              <m:ctrlPr>
+                <w:rPr>
+                  <w:rFonts w:ascii="Cambria Math" w:hAnsi="Cambria Math"/>
+                  <w:i/>
+                </w:rPr>
+              </m:ctrlPr>
+            </m:fPr>
+            <m:num>
+              <m:sSub>
+                <m:sSubPr>
+                  <m:ctrlPr>
+                    <w:rPr>
+                      <w:rFonts w:ascii="Cambria Math" w:hAnsi="Cambria Math"/>
+                      <w:i/>
+                    </w:rPr>
+                  </m:ctrlPr>
+                </m:sSubPr>
+                <m:e>
+                  <m:r>
+                    <w:rPr>
+                      <w:rFonts w:ascii="Cambria Math" w:hAnsi="Cambria Math"/>
+                    </w:rPr>
+                    <m:t>V</m:t>
+                  </m:r>
+                </m:e>
+                <m:sub>
+                  <m:r>
+                    <w:rPr>
+                      <w:rFonts w:ascii="Cambria Math" w:hAnsi="Cambria Math"/>
+                    </w:rPr>
+                    <m:t>in</m:t>
+                  </m:r>
+                </m:sub>
+              </m:sSub>
+              <m:r>
+                <w:rPr>
+                  <w:rFonts w:ascii="Cambria Math" w:hAnsi="Cambria Math"/>
+                </w:rPr>
+                <m:t>-</m:t>
+              </m:r>
+              <m:sSub>
+                <m:sSubPr>
+                  <m:ctrlPr>
+                    <w:rPr>
+                      <w:rFonts w:ascii="Cambria Math" w:hAnsi="Cambria Math"/>
+                      <w:i/>
+                    </w:rPr>
+                  </m:ctrlPr>
+                </m:sSubPr>
+                <m:e>
+                  <m:r>
+                    <w:rPr>
+                      <w:rFonts w:ascii="Cambria Math" w:hAnsi="Cambria Math"/>
+                    </w:rPr>
+                    <m:t>V</m:t>
+                  </m:r>
+                </m:e>
+                <m:sub>
+                  <m:r>
+                    <w:rPr>
+                      <w:rFonts w:ascii="Cambria Math" w:hAnsi="Cambria Math"/>
+                    </w:rPr>
+                    <m:t>D</m:t>
+                  </m:r>
+                </m:sub>
+              </m:sSub>
+            </m:num>
+            <m:den>
+              <m:sSub>
+                <m:sSubPr>
+                  <m:ctrlPr>
+                    <w:rPr>
+                      <w:rFonts w:ascii="Cambria Math" w:hAnsi="Cambria Math"/>
+                      <w:i/>
+                    </w:rPr>
+                  </m:ctrlPr>
+                </m:sSubPr>
+                <m:e>
+                  <m:r>
+                    <w:rPr>
+                      <w:rFonts w:ascii="Cambria Math" w:hAnsi="Cambria Math"/>
+                    </w:rPr>
+                    <m:t>R</m:t>
+                  </m:r>
+                </m:e>
+                <m:sub>
+                  <m:r>
+                    <w:rPr>
+                      <w:rFonts w:ascii="Cambria Math" w:hAnsi="Cambria Math"/>
+                    </w:rPr>
+                    <m:t>1</m:t>
+                  </m:r>
+                  <m:r>
+                    <w:rPr>
+                      <w:rFonts w:ascii="Cambria Math" w:hAnsi="Cambria Math"/>
+                    </w:rPr>
+                    <m:t>1</m:t>
+                  </m:r>
+                </m:sub>
+              </m:sSub>
+            </m:den>
+          </m:f>
+          <m:r>
+            <w:rPr>
+              <w:rFonts w:ascii="Cambria Math" w:hAnsi="Cambria Math"/>
+            </w:rPr>
+            <m:t xml:space="preserve"> → </m:t>
+          </m:r>
+          <m:f>
+            <m:fPr>
+              <m:ctrlPr>
+                <w:rPr>
+                  <w:rFonts w:ascii="Cambria Math" w:hAnsi="Cambria Math"/>
+                  <w:i/>
+                </w:rPr>
+              </m:ctrlPr>
+            </m:fPr>
+            <m:num>
+              <m:r>
+                <w:rPr>
+                  <w:rFonts w:ascii="Cambria Math" w:hAnsi="Cambria Math"/>
+                </w:rPr>
+                <m:t>3,3 V-2 V</m:t>
+              </m:r>
+            </m:num>
+            <m:den>
+              <m:r>
+                <w:rPr>
+                  <w:rFonts w:ascii="Cambria Math" w:hAnsi="Cambria Math"/>
+                </w:rPr>
+                <m:t>1</m:t>
+              </m:r>
+              <m:r>
+                <w:rPr>
+                  <w:rFonts w:ascii="Cambria Math" w:hAnsi="Cambria Math"/>
+                </w:rPr>
+                <m:t>50</m:t>
+              </m:r>
+              <m:r>
+                <w:rPr>
+                  <w:rFonts w:ascii="Cambria Math" w:hAnsi="Cambria Math"/>
+                </w:rPr>
+                <m:t xml:space="preserve"> Ω</m:t>
+              </m:r>
+            </m:den>
+          </m:f>
+          <m:r>
+            <w:rPr>
+              <w:rFonts w:ascii="Cambria Math" w:hAnsi="Cambria Math"/>
+            </w:rPr>
+            <m:t>=</m:t>
+          </m:r>
+          <m:r>
+            <w:rPr>
+              <w:rFonts w:ascii="Cambria Math" w:hAnsi="Cambria Math"/>
+            </w:rPr>
+            <m:t>8,66</m:t>
+          </m:r>
+          <m:r>
+            <w:rPr>
+              <w:rFonts w:ascii="Cambria Math" w:hAnsi="Cambria Math"/>
+            </w:rPr>
+            <m:t xml:space="preserve"> mA</m:t>
+          </m:r>
+        </m:oMath>
+      </m:oMathPara>
+    </w:p>
+    <w:p>
+      <w:pPr>
+        <w:pStyle w:val="Legenda"/>
+        <w:jc w:val="both"/>
+      </w:pPr>
+      <w:r>
+        <w:t xml:space="preserve">Equação </w:t>
+      </w:r>
+      <w:fldSimple w:instr=" SEQ Equação \* ARABIC ">
+        <w:r>
+          <w:rPr>
+            <w:noProof/>
+          </w:rPr>
+          <w:t>19</w:t>
+        </w:r>
+      </w:fldSimple>
+      <w:r>
+        <w:t xml:space="preserve"> </w:t>
+      </w:r>
+      <w:r>
+        <w:t>Corrente no LED ver</w:t>
+      </w:r>
+      <w:r>
+        <w:t>de</w:t>
+      </w:r>
+    </w:p>
+    <w:p>
+      <w:pPr>
+        <w:pStyle w:val="Legenda"/>
+        <w:jc w:val="both"/>
+      </w:pPr>
+      <m:oMathPara>
+        <m:oMath>
+          <m:r>
+            <w:rPr>
+              <w:rFonts w:ascii="Cambria Math" w:hAnsi="Cambria Math"/>
+            </w:rPr>
+            <m:t xml:space="preserve"> </m:t>
+          </m:r>
+        </m:oMath>
+      </m:oMathPara>
+    </w:p>
+    <w:p>
+      <w:pPr>
+        <w:pStyle w:val="Ttulo2"/>
+      </w:pPr>
+      <w:bookmarkStart w:id="10" w:name="_Toc230404761"/>
+      <w:r>
+        <w:t>Algoritmo</w:t>
+      </w:r>
+      <w:bookmarkEnd w:id="10"/>
+      <w:r>
+        <w:t xml:space="preserve"> </w:t>
+      </w:r>
+    </w:p>
+    <w:p>
+      <w:pPr>
+        <w:pStyle w:val="Ttulo1"/>
+      </w:pPr>
+      <w:bookmarkStart w:id="11" w:name="_Toc230404762"/>
+      <w:r>
+        <w:t>Resultados Experimentais</w:t>
+      </w:r>
+      <w:bookmarkEnd w:id="11"/>
+    </w:p>
+    <w:p>
+      <w:pPr>
+        <w:pStyle w:val="Ttulo2"/>
+      </w:pPr>
+      <w:bookmarkStart w:id="12" w:name="_Toc230404763"/>
+      <w:r>
+        <w:t>Regulação de Tensão</w:t>
+      </w:r>
+      <w:bookmarkEnd w:id="12"/>
+    </w:p>
+    <w:p>
+      <w:pPr>
+        <w:pStyle w:val="Ttulo2"/>
+      </w:pPr>
+      <w:bookmarkStart w:id="13" w:name="_Toc230404764"/>
+      <w:r>
+        <w:t>Variação da Carga</w:t>
+      </w:r>
       <w:bookmarkEnd w:id="13"/>
     </w:p>
+    <w:p>
+      <w:pPr>
+        <w:pStyle w:val="Ttulo2"/>
+      </w:pPr>
+      <w:bookmarkStart w:id="14" w:name="_Toc230404765"/>
+      <w:r>
+        <w:t>Comparação de Medição</w:t>
+      </w:r>
+      <w:bookmarkEnd w:id="14"/>
+      <w:r>
+        <w:t xml:space="preserve"> </w:t>
+      </w:r>
+    </w:p>
+    <w:p>
+      <w:pPr>
+        <w:pStyle w:val="Ttulo2"/>
+      </w:pPr>
+      <w:bookmarkStart w:id="15" w:name="_Toc230404766"/>
+      <w:r>
+        <w:t>Teste de Sobrecorrente</w:t>
+      </w:r>
+      <w:bookmarkEnd w:id="15"/>
+    </w:p>
     <w:p/>
-    <w:p/>
-    <w:p>
-      <w:pPr>
-        <w:pStyle w:val="Ttulo2"/>
-      </w:pPr>
-      <w:bookmarkStart w:id="14" w:name="_Toc230404761"/>
-      <w:r>
-        <w:t>Algoritmo</w:t>
-      </w:r>
-      <w:bookmarkEnd w:id="14"/>
-      <w:r>
-        <w:t xml:space="preserve"> </w:t>
-      </w:r>
-    </w:p>
     <w:p>
       <w:pPr>
         <w:pStyle w:val="Ttulo1"/>
       </w:pPr>
-      <w:bookmarkStart w:id="15" w:name="_Toc230404762"/>
-      <w:r>
-        <w:t>Resultados Experimentais</w:t>
-      </w:r>
-      <w:bookmarkEnd w:id="15"/>
-    </w:p>
-    <w:p>
-      <w:pPr>
-        <w:pStyle w:val="Ttulo2"/>
-      </w:pPr>
-      <w:bookmarkStart w:id="16" w:name="_Toc230404763"/>
-      <w:r>
-        <w:t>Regulação de Tensão</w:t>
+      <w:bookmarkStart w:id="16" w:name="_Toc230404767"/>
+      <w:r>
+        <w:t>Discussão</w:t>
       </w:r>
       <w:bookmarkEnd w:id="16"/>
-    </w:p>
-    <w:p>
-      <w:pPr>
-        <w:pStyle w:val="Ttulo2"/>
-      </w:pPr>
-      <w:bookmarkStart w:id="17" w:name="_Toc230404764"/>
-      <w:r>
-        <w:t>Variação da Carga</w:t>
-      </w:r>
-      <w:bookmarkEnd w:id="17"/>
-    </w:p>
-    <w:p>
-      <w:pPr>
-        <w:pStyle w:val="Ttulo2"/>
-      </w:pPr>
-      <w:bookmarkStart w:id="18" w:name="_Toc230404765"/>
-      <w:r>
-        <w:t>Comparação de Medição</w:t>
-      </w:r>
-      <w:bookmarkEnd w:id="18"/>
-      <w:r>
-        <w:t xml:space="preserve"> </w:t>
-      </w:r>
-    </w:p>
-    <w:p>
-      <w:pPr>
-        <w:pStyle w:val="Ttulo2"/>
-      </w:pPr>
-      <w:bookmarkStart w:id="19" w:name="_Toc230404766"/>
-      <w:r>
-        <w:t>Teste de Sobrecorrente</w:t>
-      </w:r>
-      <w:bookmarkEnd w:id="19"/>
-    </w:p>
-    <w:p/>
-    <w:p>
-      <w:pPr>
-        <w:pStyle w:val="Ttulo1"/>
-      </w:pPr>
-      <w:bookmarkStart w:id="20" w:name="_Toc230404767"/>
-      <w:r>
-        <w:lastRenderedPageBreak/>
-        <w:t>Discussão</w:t>
-      </w:r>
-      <w:bookmarkEnd w:id="20"/>
       <w:r>
         <w:t xml:space="preserve"> </w:t>
       </w:r>
@@ -5153,26 +8629,29 @@
     <w:p/>
     <w:p/>
     <w:p/>
+    <w:p/>
     <w:p>
       <w:pPr>
         <w:pStyle w:val="Ttulo1"/>
       </w:pPr>
-      <w:bookmarkStart w:id="21" w:name="_Toc230404768"/>
-      <w:r>
+      <w:bookmarkStart w:id="17" w:name="_Toc230404768"/>
+      <w:r>
+        <w:lastRenderedPageBreak/>
         <w:t>Conclusão</w:t>
       </w:r>
-      <w:bookmarkEnd w:id="21"/>
+      <w:bookmarkEnd w:id="17"/>
     </w:p>
     <w:p/>
+    <w:p/>
     <w:p>
       <w:pPr>
         <w:pStyle w:val="Ttulo1"/>
       </w:pPr>
-      <w:bookmarkStart w:id="22" w:name="_Toc230404769"/>
+      <w:bookmarkStart w:id="18" w:name="_Toc230404769"/>
       <w:r>
         <w:t>Referencias</w:t>
       </w:r>
-      <w:bookmarkEnd w:id="22"/>
+      <w:bookmarkEnd w:id="18"/>
     </w:p>
     <w:p>
       <w:pPr>
@@ -6650,7 +10129,7 @@
   <w:style w:type="paragraph" w:default="1" w:styleId="Normal">
     <w:name w:val="Normal"/>
     <w:qFormat/>
-    <w:rsid w:val="00F444B0"/>
+    <w:rsid w:val="007C191F"/>
     <w:pPr>
       <w:spacing w:after="0" w:line="360" w:lineRule="auto"/>
       <w:ind w:firstLine="709"/>
@@ -7344,11 +10823,12 @@
     <w:uiPriority w:val="35"/>
     <w:unhideWhenUsed/>
     <w:qFormat/>
-    <w:rsid w:val="00130873"/>
+    <w:rsid w:val="00CF5162"/>
     <w:pPr>
       <w:keepNext/>
       <w:spacing w:after="240" w:line="240" w:lineRule="auto"/>
       <w:ind w:firstLine="0"/>
+      <w:jc w:val="left"/>
     </w:pPr>
     <w:rPr>
       <w:iCs/>

--- a/Documentacao/APS - Fonte Linear Regulada.docx
+++ b/Documentacao/APS - Fonte Linear Regulada.docx
@@ -4935,11 +4935,200 @@
       </w:r>
     </w:p>
     <w:p>
+      <w:r>
+        <w:t>Diodos Retificadores (1N5406) são posicionados em forma de ponte que fazem esses semicondutores conduzirem corrente em pares durante dois semi-ciclos (positivo e negativo), fazendo assim, a corrente alternada que vem do transformador ser convertida em corrente cont</w:t>
+      </w:r>
+      <w:r>
+        <w:t>í</w:t>
+      </w:r>
+      <w:r>
+        <w:t>nua</w:t>
+      </w:r>
+      <w:r>
+        <w:t>.</w:t>
+      </w:r>
+    </w:p>
+    <w:p>
+      <w:r>
+        <w:t xml:space="preserve">Capacitores de filtro (4700 </w:t>
+      </w:r>
+      <w:r>
+        <w:rPr>
+          <w:rFonts w:cs="Times New Roman"/>
+        </w:rPr>
+        <w:t>µ</w:t>
+      </w:r>
+      <w:r>
+        <w:t>F) atuam como filtro, eles guardam a energia nos pontos de pico das ondas e descarregam de forma suave reduzindo a oscilação da tensão, entregando uma tensão mais regular e estável.</w:t>
+      </w:r>
+    </w:p>
+    <w:p>
+      <w:r>
+        <w:t>Diodo Zener (1N4744A) trabalhando na região de ruptura inversa, esse diodo consegue fixar a tensão de referencia que chega no potenciômetro, independe das oscilações que tiver</w:t>
+      </w:r>
+      <w:r>
+        <w:t>em</w:t>
+      </w:r>
+      <w:r>
+        <w:t xml:space="preserve"> na entrada do circuito, a tensão no diodo Zener não oscila.</w:t>
+      </w:r>
+    </w:p>
+    <w:p>
+      <w:r>
+        <w:t xml:space="preserve">Resistor de polarização (330 </w:t>
+      </w:r>
+      <w:r>
+        <w:rPr>
+          <w:rFonts w:cs="Times New Roman"/>
+        </w:rPr>
+        <w:t>Ω</w:t>
+      </w:r>
+      <w:r>
+        <w:t>) serve para limitar a corrente que circula no diodo Zener, evitando sobreaquecimento ele permite o diodo Zener trabalhar na região ideal com segurança e polariza o diodo.</w:t>
+      </w:r>
+    </w:p>
+    <w:p>
+      <w:r>
+        <w:t xml:space="preserve">Potenciômetro (11k </w:t>
+      </w:r>
+      <w:r>
+        <w:rPr>
+          <w:rFonts w:cs="Times New Roman"/>
+        </w:rPr>
+        <w:t>Ω</w:t>
+      </w:r>
+      <w:r>
+        <w:t>) atua como um divisor de tensão ajustável, ele posicionado em paralelo com o diodo Zener e conectado na base do transistor de potência, pode ajustar a tensão de saída da fonte conforme o giro do seu eixo.</w:t>
+      </w:r>
+    </w:p>
+    <w:p>
+      <w:r>
+        <w:t xml:space="preserve">Transistor de </w:t>
+      </w:r>
+      <w:r>
+        <w:t>P</w:t>
+      </w:r>
+      <w:r>
+        <w:t>ot</w:t>
+      </w:r>
+      <w:r>
+        <w:t>ê</w:t>
+      </w:r>
+      <w:r>
+        <w:t>ncia</w:t>
+      </w:r>
+      <w:r>
+        <w:t xml:space="preserve"> (TIP120) é o principal regulador do circuito pois oferece um ganho alto de corrente, ele recebe uma corrente baixa em sua base que serve como controle para uma corrente maior que vai para a carga.</w:t>
+      </w:r>
+    </w:p>
+    <w:p>
+      <w:r>
+        <w:t xml:space="preserve">Transistor de Proteção (BC547) age como uma chave de proteção no circuito, esse transistor monitora a queda de tensão nos resistores de proteção, quando essa queda passar de 0,7 V </w:t>
+      </w:r>
+      <w:r>
+        <w:t>ele desvia a corrente de sua base diretamente ao GND, desta forma, protegendo o circuito de um curto-circuito ou sobrecorrente.</w:t>
+      </w:r>
+    </w:p>
+    <w:p>
+      <w:r>
+        <w:t xml:space="preserve">Resistores de Proteção (0,33 </w:t>
+      </w:r>
+      <w:r>
+        <w:rPr>
+          <w:rFonts w:cs="Times New Roman"/>
+        </w:rPr>
+        <w:t>Ω</w:t>
+      </w:r>
+      <w:r>
+        <w:t xml:space="preserve">; 0,22 </w:t>
+      </w:r>
+      <w:r>
+        <w:rPr>
+          <w:rFonts w:cs="Times New Roman"/>
+        </w:rPr>
+        <w:t>Ω</w:t>
+      </w:r>
+      <w:r>
+        <w:t>)</w:t>
+      </w:r>
+      <w:r>
+        <w:t xml:space="preserve"> </w:t>
+      </w:r>
+      <w:r>
+        <w:t>em série na saída da fonte, servem para converter a corrente da saída em tensão, sendo assim, fazendo o transistor de proteção conseguir monitorar a segurança do circuito.</w:t>
+      </w:r>
+    </w:p>
+    <w:p>
+      <w:r>
+        <w:t xml:space="preserve">Resistores Shunt (0,22 </w:t>
+      </w:r>
+      <w:r>
+        <w:rPr>
+          <w:rFonts w:cs="Times New Roman"/>
+        </w:rPr>
+        <w:t>Ω</w:t>
+      </w:r>
+      <w:r>
+        <w:t xml:space="preserve">; 0,22 </w:t>
+      </w:r>
+      <w:r>
+        <w:rPr>
+          <w:rFonts w:cs="Times New Roman"/>
+        </w:rPr>
+        <w:t>Ω</w:t>
+      </w:r>
+      <w:r>
+        <w:t xml:space="preserve">) em paralelo na linha de retorno </w:t>
+      </w:r>
+      <w:r>
+        <w:t>conseguem gerar uma queda de tensão proporcional à corrente consumida no circuito, sendo essencial para o sistema de medição da fonte.</w:t>
+      </w:r>
+    </w:p>
+    <w:p>
+      <w:r>
+        <w:t xml:space="preserve">O capacitor (0,1 </w:t>
+      </w:r>
+      <w:r>
+        <w:rPr>
+          <w:rFonts w:cs="Times New Roman"/>
+        </w:rPr>
+        <w:t>µ</w:t>
+      </w:r>
+      <w:r>
+        <w:t>F) serve também como filtro, porém, especificamente para a tensão de referencia no diodo Zener e potenciômetro.</w:t>
+      </w:r>
+    </w:p>
+    <w:p>
+      <w:r>
+        <w:lastRenderedPageBreak/>
+        <w:t>O capacitor (100</w:t>
+      </w:r>
+      <w:r>
+        <w:rPr>
+          <w:rFonts w:cs="Times New Roman"/>
+        </w:rPr>
+        <w:t>µ</w:t>
+      </w:r>
+      <w:r>
+        <w:t>F) atua como um filtro focado na estabilidade da fonte, suavizando as transições que acontece no circuito.</w:t>
+      </w:r>
+    </w:p>
+    <w:p/>
+    <w:p>
+      <w:pPr>
+        <w:tabs>
+          <w:tab w:val="left" w:pos="1113"/>
+        </w:tabs>
+        <w:ind w:firstLine="0"/>
+      </w:pPr>
+    </w:p>
+    <w:p>
       <w:pPr>
         <w:pStyle w:val="Ttulo2"/>
       </w:pPr>
       <w:bookmarkStart w:id="8" w:name="_Toc230404760"/>
       <w:r>
+        <w:lastRenderedPageBreak/>
         <w:t>Cálculos</w:t>
       </w:r>
       <w:bookmarkEnd w:id="8"/>
@@ -6045,7 +6234,25 @@
             <w:rPr>
               <w:rFonts w:ascii="Cambria Math" w:hAnsi="Cambria Math"/>
             </w:rPr>
-            <m:t>=1,27 mA</m:t>
+            <m:t>≅</m:t>
+          </m:r>
+          <m:r>
+            <w:rPr>
+              <w:rFonts w:ascii="Cambria Math" w:hAnsi="Cambria Math"/>
+            </w:rPr>
+            <m:t>1,2</m:t>
+          </m:r>
+          <m:r>
+            <w:rPr>
+              <w:rFonts w:ascii="Cambria Math" w:hAnsi="Cambria Math"/>
+            </w:rPr>
+            <m:t>5</m:t>
+          </m:r>
+          <m:r>
+            <w:rPr>
+              <w:rFonts w:ascii="Cambria Math" w:hAnsi="Cambria Math"/>
+            </w:rPr>
+            <m:t xml:space="preserve"> mA</m:t>
           </m:r>
         </m:oMath>
       </m:oMathPara>
@@ -6110,203 +6317,17 @@
             </w:rPr>
             <m:t xml:space="preserve">= </m:t>
           </m:r>
-          <m:f>
-            <m:fPr>
-              <m:ctrlPr>
-                <w:rPr>
-                  <w:rFonts w:ascii="Cambria Math" w:hAnsi="Cambria Math"/>
-                  <w:i/>
-                </w:rPr>
-              </m:ctrlPr>
-            </m:fPr>
-            <m:num>
-              <m:sSub>
-                <m:sSubPr>
-                  <m:ctrlPr>
-                    <w:rPr>
-                      <w:rFonts w:ascii="Cambria Math" w:hAnsi="Cambria Math"/>
-                      <w:i/>
-                    </w:rPr>
-                  </m:ctrlPr>
-                </m:sSubPr>
-                <m:e>
-                  <m:r>
-                    <w:rPr>
-                      <w:rFonts w:ascii="Cambria Math" w:hAnsi="Cambria Math"/>
-                    </w:rPr>
-                    <m:t>R</m:t>
-                  </m:r>
-                </m:e>
-                <m:sub>
-                  <m:r>
-                    <w:rPr>
-                      <w:rFonts w:ascii="Cambria Math" w:hAnsi="Cambria Math"/>
-                    </w:rPr>
-                    <m:t>6</m:t>
-                  </m:r>
-                </m:sub>
-              </m:sSub>
-              <m:r>
-                <w:rPr>
-                  <w:rFonts w:ascii="Cambria Math" w:hAnsi="Cambria Math"/>
-                </w:rPr>
-                <m:t>×</m:t>
-              </m:r>
-              <m:sSub>
-                <m:sSubPr>
-                  <m:ctrlPr>
-                    <w:rPr>
-                      <w:rFonts w:ascii="Cambria Math" w:hAnsi="Cambria Math"/>
-                      <w:i/>
-                    </w:rPr>
-                  </m:ctrlPr>
-                </m:sSubPr>
-                <m:e>
-                  <m:r>
-                    <w:rPr>
-                      <w:rFonts w:ascii="Cambria Math" w:hAnsi="Cambria Math"/>
-                    </w:rPr>
-                    <m:t>R</m:t>
-                  </m:r>
-                </m:e>
-                <m:sub>
-                  <m:r>
-                    <w:rPr>
-                      <w:rFonts w:ascii="Cambria Math" w:hAnsi="Cambria Math"/>
-                    </w:rPr>
-                    <m:t>7</m:t>
-                  </m:r>
-                </m:sub>
-              </m:sSub>
-            </m:num>
-            <m:den>
-              <m:sSub>
-                <m:sSubPr>
-                  <m:ctrlPr>
-                    <w:rPr>
-                      <w:rFonts w:ascii="Cambria Math" w:hAnsi="Cambria Math"/>
-                      <w:i/>
-                    </w:rPr>
-                  </m:ctrlPr>
-                </m:sSubPr>
-                <m:e>
-                  <m:r>
-                    <w:rPr>
-                      <w:rFonts w:ascii="Cambria Math" w:hAnsi="Cambria Math"/>
-                    </w:rPr>
-                    <m:t>R</m:t>
-                  </m:r>
-                </m:e>
-                <m:sub>
-                  <m:r>
-                    <w:rPr>
-                      <w:rFonts w:ascii="Cambria Math" w:hAnsi="Cambria Math"/>
-                    </w:rPr>
-                    <m:t>6</m:t>
-                  </m:r>
-                </m:sub>
-              </m:sSub>
-              <m:r>
-                <w:rPr>
-                  <w:rFonts w:ascii="Cambria Math" w:hAnsi="Cambria Math"/>
-                </w:rPr>
-                <m:t>+</m:t>
-              </m:r>
-              <m:sSub>
-                <m:sSubPr>
-                  <m:ctrlPr>
-                    <w:rPr>
-                      <w:rFonts w:ascii="Cambria Math" w:hAnsi="Cambria Math"/>
-                      <w:i/>
-                    </w:rPr>
-                  </m:ctrlPr>
-                </m:sSubPr>
-                <m:e>
-                  <m:r>
-                    <w:rPr>
-                      <w:rFonts w:ascii="Cambria Math" w:hAnsi="Cambria Math"/>
-                    </w:rPr>
-                    <m:t>R</m:t>
-                  </m:r>
-                </m:e>
-                <m:sub>
-                  <m:r>
-                    <w:rPr>
-                      <w:rFonts w:ascii="Cambria Math" w:hAnsi="Cambria Math"/>
-                    </w:rPr>
-                    <m:t>7</m:t>
-                  </m:r>
-                </m:sub>
-              </m:sSub>
-            </m:den>
-          </m:f>
           <m:r>
             <w:rPr>
               <w:rFonts w:ascii="Cambria Math" w:hAnsi="Cambria Math"/>
             </w:rPr>
-            <m:t xml:space="preserve"> → </m:t>
+            <m:t>R6 →0,22</m:t>
           </m:r>
-          <m:f>
-            <m:fPr>
-              <m:ctrlPr>
-                <w:rPr>
-                  <w:rFonts w:ascii="Cambria Math" w:hAnsi="Cambria Math"/>
-                  <w:i/>
-                </w:rPr>
-              </m:ctrlPr>
-            </m:fPr>
-            <m:num>
-              <m:r>
-                <w:rPr>
-                  <w:rFonts w:ascii="Cambria Math" w:hAnsi="Cambria Math"/>
-                </w:rPr>
-                <m:t>0,</m:t>
-              </m:r>
-              <m:r>
-                <w:rPr>
-                  <w:rFonts w:ascii="Cambria Math" w:hAnsi="Cambria Math"/>
-                </w:rPr>
-                <m:t>22</m:t>
-              </m:r>
-              <m:r>
-                <w:rPr>
-                  <w:rFonts w:ascii="Cambria Math" w:hAnsi="Cambria Math"/>
-                </w:rPr>
-                <m:t xml:space="preserve"> Ω</m:t>
-              </m:r>
-              <m:r>
-                <w:rPr>
-                  <w:rFonts w:ascii="Cambria Math" w:hAnsi="Cambria Math"/>
-                </w:rPr>
-                <m:t xml:space="preserve"> ×0,22 Ω</m:t>
-              </m:r>
-            </m:num>
-            <m:den>
-              <m:r>
-                <w:rPr>
-                  <w:rFonts w:ascii="Cambria Math" w:hAnsi="Cambria Math"/>
-                </w:rPr>
-                <m:t>0,22 Ω</m:t>
-              </m:r>
-              <m:r>
-                <w:rPr>
-                  <w:rFonts w:ascii="Cambria Math" w:hAnsi="Cambria Math"/>
-                </w:rPr>
-                <m:t xml:space="preserve"> + </m:t>
-              </m:r>
-              <m:r>
-                <w:rPr>
-                  <w:rFonts w:ascii="Cambria Math" w:hAnsi="Cambria Math"/>
-                </w:rPr>
-                <m:t>0,22 Ω</m:t>
-              </m:r>
-            </m:den>
-          </m:f>
           <m:r>
             <w:rPr>
               <w:rFonts w:ascii="Cambria Math" w:hAnsi="Cambria Math"/>
             </w:rPr>
-            <m:t xml:space="preserve">=0,11 </m:t>
+            <m:t xml:space="preserve"> </m:t>
           </m:r>
           <m:r>
             <w:rPr>
@@ -7477,7 +7498,19 @@
             <w:rPr>
               <w:rFonts w:ascii="Cambria Math" w:hAnsi="Cambria Math"/>
             </w:rPr>
-            <m:t xml:space="preserve"> →12 V × </m:t>
+            <m:t xml:space="preserve"> →1</m:t>
+          </m:r>
+          <m:r>
+            <w:rPr>
+              <w:rFonts w:ascii="Cambria Math" w:hAnsi="Cambria Math"/>
+            </w:rPr>
+            <m:t>5</m:t>
+          </m:r>
+          <m:r>
+            <w:rPr>
+              <w:rFonts w:ascii="Cambria Math" w:hAnsi="Cambria Math"/>
+            </w:rPr>
+            <m:t xml:space="preserve"> V × </m:t>
           </m:r>
           <m:f>
             <m:fPr>
@@ -7515,7 +7548,19 @@
             <w:rPr>
               <w:rFonts w:ascii="Cambria Math" w:hAnsi="Cambria Math"/>
             </w:rPr>
-            <m:t>=0,8 V</m:t>
+            <m:t>=</m:t>
+          </m:r>
+          <m:r>
+            <w:rPr>
+              <w:rFonts w:ascii="Cambria Math" w:hAnsi="Cambria Math"/>
+            </w:rPr>
+            <m:t>1</m:t>
+          </m:r>
+          <m:r>
+            <w:rPr>
+              <w:rFonts w:ascii="Cambria Math" w:hAnsi="Cambria Math"/>
+            </w:rPr>
+            <m:t xml:space="preserve"> V</m:t>
           </m:r>
         </m:oMath>
       </m:oMathPara>
@@ -8526,22 +8571,14 @@
       <w:r>
         <w:t>de</w:t>
       </w:r>
-    </w:p>
-    <w:p>
-      <w:pPr>
-        <w:pStyle w:val="Legenda"/>
-        <w:jc w:val="both"/>
-      </w:pPr>
-      <m:oMathPara>
-        <m:oMath>
-          <m:r>
-            <w:rPr>
-              <w:rFonts w:ascii="Cambria Math" w:hAnsi="Cambria Math"/>
-            </w:rPr>
-            <m:t xml:space="preserve"> </m:t>
-          </m:r>
-        </m:oMath>
-      </m:oMathPara>
+      <m:oMath>
+        <m:r>
+          <w:rPr>
+            <w:rFonts w:ascii="Cambria Math" w:hAnsi="Cambria Math"/>
+          </w:rPr>
+          <m:t xml:space="preserve"> </m:t>
+        </m:r>
+      </m:oMath>
     </w:p>
     <w:p>
       <w:pPr>
@@ -8636,7 +8673,6 @@
       </w:pPr>
       <w:bookmarkStart w:id="17" w:name="_Toc230404768"/>
       <w:r>
-        <w:lastRenderedPageBreak/>
         <w:t>Conclusão</w:t>
       </w:r>
       <w:bookmarkEnd w:id="17"/>

--- a/Documentacao/APS - Fonte Linear Regulada.docx
+++ b/Documentacao/APS - Fonte Linear Regulada.docx
@@ -1524,7 +1524,7 @@
     <w:sdt>
       <w:sdtPr>
         <w:rPr>
-          <w:rFonts w:eastAsiaTheme="minorEastAsia" w:cstheme="minorBidi"/>
+          <w:rFonts w:ascii="Times New Roman" w:eastAsiaTheme="minorEastAsia" w:hAnsi="Times New Roman" w:cstheme="minorBidi"/>
           <w:color w:val="auto"/>
           <w:kern w:val="2"/>
           <w:sz w:val="24"/>
@@ -1540,7 +1540,6 @@
       </w:sdtPr>
       <w:sdtEndPr>
         <w:rPr>
-          <w:rFonts w:ascii="Times New Roman" w:hAnsi="Times New Roman"/>
           <w:b/>
           <w:bCs/>
         </w:rPr>
@@ -4884,6 +4883,64 @@
       <w:bookmarkEnd w:id="6"/>
     </w:p>
     <w:p>
+      <w:r>
+        <w:t xml:space="preserve">Sistemas microcontrolados integram memorias, processadores, entradas e saídas em um circuito integrado. Para a fonte linear ajustável, foi utilizado o microcontrolador ESP32, um componente de 32 bits dual-core. </w:t>
+      </w:r>
+    </w:p>
+    <w:p>
+      <w:r>
+        <w:t>O ESP32 é um pouco diferente dos outros microcontroladores de oito bits, pois opera com frequências altas e possui conectividade wireless. Para a realização de montagem de fontes de bancada, o ESP32 geralmente é o mais escolhido pela sua quantidade de pinos de entrada/saída e pela especialização na conversão de sinais analógicos em digital.</w:t>
+      </w:r>
+    </w:p>
+    <w:p>
+      <w:r>
+        <w:lastRenderedPageBreak/>
+        <w:t>Neste projeto, existem valores que são sinais analógicos</w:t>
+      </w:r>
+      <w:r>
+        <w:t>,</w:t>
+      </w:r>
+      <w:r>
+        <w:t xml:space="preserve"> como a tensão sobre a carga, </w:t>
+      </w:r>
+      <w:r>
+        <w:t>por isso, é necessário a digitalização desses sinais para que o processor interno do ESP32 consiga interpretá-los, essa função é do ADC. O Conversor Analógico Digital trabalha em três etapas: Na amostragem, o ADC captura os valores analógicos. Na quantização, ele mapeia o valor analógico em um nível de tensão que corresponde a uma escala determinada pela resolução do circuito. E na codificação, ele converte o sinal em uma palavra binaria que é lida pelo firmware.</w:t>
+      </w:r>
+    </w:p>
+    <w:p>
+      <w:r>
+        <w:t xml:space="preserve">Um dos problemas do microcontrolador é as </w:t>
+      </w:r>
+      <w:r>
+        <w:t>restrições</w:t>
+      </w:r>
+      <w:r>
+        <w:t xml:space="preserve"> nas entradas, pois só suportam no máximo 3,3 V, sina</w:t>
+      </w:r>
+      <w:r>
+        <w:t>l</w:t>
+      </w:r>
+      <w:r>
+        <w:t xml:space="preserve"> </w:t>
+      </w:r>
+      <w:r>
+        <w:t>de alta potência não pode ser conectada ao microcontrolador. Esse problema é resolvido com os Amplificadores Operacionais, esses amplificadores são circuitos integrados analógicos com alto ganho nas entradas.</w:t>
+      </w:r>
+    </w:p>
+    <w:p>
+      <w:r>
+        <w:t>Para exibir as variáveis medidas sem muitos pinos do microcontrolador, é importante adotar o protocolo de comunicação I2C, esse protocolo da empresa Philips utiliza uma topologia baseada em apenas dois condutores ativos. Serial Data é a linha responsável pela transferência serial de dados nos dispositivos e o Serial Clock é responsável pelo sinal que gera sincronismo nos dispositivos</w:t>
+      </w:r>
+      <w:r>
+        <w:t xml:space="preserve"> (VICTOR VISION, 2022).</w:t>
+      </w:r>
+    </w:p>
+    <w:p>
+      <w:pPr>
+        <w:ind w:left="707"/>
+      </w:pPr>
+    </w:p>
+    <w:p>
       <w:pPr>
         <w:pStyle w:val="Ttulo1"/>
       </w:pPr>
@@ -4908,6 +4965,993 @@
       </w:r>
     </w:p>
     <w:p>
+      <w:r>
+        <w:t>Após inúmeras reuniões e apresentações de ideias entre o grupo, a fonte finalmente tinha um começo no digital, com auxílio do Software Kicad foi desenvolvido uma primeira amostra de um esquemático da possível fonte. Com todos os testes, análises, modificações e quase certeza que o projeto estava apto, a realização da criação da PCB da fonte foi iniciada.</w:t>
+      </w:r>
+    </w:p>
+    <w:p>
+      <w:r>
+        <w:t>A confecção da PCB foi realizada através do processo de corrosão química, com todos cuidados no isolamento de trilhas e fixação de todos componentes através de soldagem com estanho. A PCB também recebeu uma máscara de tinta fotossensível, usada para proteger as trilhas de cobre contra oxidação além de ficar esteticamente mais agradável e facilitar a visualização dos componentes.</w:t>
+      </w:r>
+    </w:p>
+    <w:p/>
+    <w:tbl>
+      <w:tblPr>
+        <w:tblStyle w:val="Tabelacomgrade"/>
+        <w:tblW w:w="0" w:type="auto"/>
+        <w:jc w:val="center"/>
+        <w:tblLook w:val="04A0" w:firstRow="1" w:lastRow="0" w:firstColumn="1" w:lastColumn="0" w:noHBand="0" w:noVBand="1"/>
+      </w:tblPr>
+      <w:tblGrid>
+        <w:gridCol w:w="4191"/>
+        <w:gridCol w:w="4303"/>
+      </w:tblGrid>
+      <w:tr>
+        <w:trPr>
+          <w:jc w:val="center"/>
+        </w:trPr>
+        <w:tc>
+          <w:tcPr>
+            <w:tcW w:w="4191" w:type="dxa"/>
+            <w:vAlign w:val="center"/>
+          </w:tcPr>
+          <w:p>
+            <w:pPr>
+              <w:keepNext/>
+              <w:ind w:firstLine="0"/>
+            </w:pPr>
+            <w:r>
+              <w:rPr>
+                <w:noProof/>
+              </w:rPr>
+              <w:lastRenderedPageBreak/>
+              <w:drawing>
+                <wp:inline distT="0" distB="0" distL="0" distR="0" wp14:anchorId="7DD1B56B" wp14:editId="7129C068">
+                  <wp:extent cx="2557145" cy="2168525"/>
+                  <wp:effectExtent l="0" t="0" r="0" b="3175"/>
+                  <wp:docPr id="56402322" name="Imagem 1"/>
+                  <wp:cNvGraphicFramePr>
+                    <a:graphicFrameLocks xmlns:a="http://schemas.openxmlformats.org/drawingml/2006/main" noChangeAspect="1"/>
+                  </wp:cNvGraphicFramePr>
+                  <a:graphic xmlns:a="http://schemas.openxmlformats.org/drawingml/2006/main">
+                    <a:graphicData uri="http://schemas.openxmlformats.org/drawingml/2006/picture">
+                      <pic:pic xmlns:pic="http://schemas.openxmlformats.org/drawingml/2006/picture">
+                        <pic:nvPicPr>
+                          <pic:cNvPr id="56402322" name="Imagem 56402322"/>
+                          <pic:cNvPicPr/>
+                        </pic:nvPicPr>
+                        <pic:blipFill rotWithShape="1">
+                          <a:blip r:embed="rId11" cstate="print">
+                            <a:extLst>
+                              <a:ext uri="{28A0092B-C50C-407E-A947-70E740481C1C}">
+                                <a14:useLocalDpi xmlns:a14="http://schemas.microsoft.com/office/drawing/2010/main" val="0"/>
+                              </a:ext>
+                            </a:extLst>
+                          </a:blip>
+                          <a:srcRect l="6544" t="25688" r="10577" b="21588"/>
+                          <a:stretch>
+                            <a:fillRect/>
+                          </a:stretch>
+                        </pic:blipFill>
+                        <pic:spPr bwMode="auto">
+                          <a:xfrm>
+                            <a:off x="0" y="0"/>
+                            <a:ext cx="2557145" cy="2168525"/>
+                          </a:xfrm>
+                          <a:prstGeom prst="rect">
+                            <a:avLst/>
+                          </a:prstGeom>
+                          <a:ln>
+                            <a:noFill/>
+                          </a:ln>
+                          <a:extLst>
+                            <a:ext uri="{53640926-AAD7-44D8-BBD7-CCE9431645EC}">
+                              <a14:shadowObscured xmlns:a14="http://schemas.microsoft.com/office/drawing/2010/main"/>
+                            </a:ext>
+                          </a:extLst>
+                        </pic:spPr>
+                      </pic:pic>
+                    </a:graphicData>
+                  </a:graphic>
+                </wp:inline>
+              </w:drawing>
+            </w:r>
+          </w:p>
+          <w:p>
+            <w:pPr>
+              <w:pStyle w:val="Legenda"/>
+              <w:jc w:val="both"/>
+            </w:pPr>
+            <w:r>
+              <w:t xml:space="preserve">Figura </w:t>
+            </w:r>
+            <w:r>
+              <w:fldChar w:fldCharType="begin"/>
+            </w:r>
+            <w:r>
+              <w:instrText xml:space="preserve"> SEQ Figura \* ARABIC </w:instrText>
+            </w:r>
+            <w:r>
+              <w:fldChar w:fldCharType="separate"/>
+            </w:r>
+            <w:r>
+              <w:rPr>
+                <w:noProof/>
+              </w:rPr>
+              <w:t>1</w:t>
+            </w:r>
+            <w:r>
+              <w:rPr>
+                <w:noProof/>
+              </w:rPr>
+              <w:fldChar w:fldCharType="end"/>
+            </w:r>
+            <w:r>
+              <w:t xml:space="preserve"> - PCB Top </w:t>
+            </w:r>
+            <w:proofErr w:type="spellStart"/>
+            <w:r>
+              <w:t>layer</w:t>
+            </w:r>
+            <w:proofErr w:type="spellEnd"/>
+          </w:p>
+        </w:tc>
+        <w:tc>
+          <w:tcPr>
+            <w:tcW w:w="4303" w:type="dxa"/>
+            <w:vAlign w:val="center"/>
+          </w:tcPr>
+          <w:p>
+            <w:pPr>
+              <w:keepNext/>
+              <w:ind w:firstLine="0"/>
+            </w:pPr>
+            <w:r>
+              <w:rPr>
+                <w:noProof/>
+              </w:rPr>
+              <w:drawing>
+                <wp:inline distT="0" distB="0" distL="0" distR="0" wp14:anchorId="69C73D68" wp14:editId="1B8BA0B7">
+                  <wp:extent cx="2629535" cy="2210713"/>
+                  <wp:effectExtent l="0" t="0" r="0" b="0"/>
+                  <wp:docPr id="686301786" name="Imagem 2"/>
+                  <wp:cNvGraphicFramePr>
+                    <a:graphicFrameLocks xmlns:a="http://schemas.openxmlformats.org/drawingml/2006/main" noChangeAspect="1"/>
+                  </wp:cNvGraphicFramePr>
+                  <a:graphic xmlns:a="http://schemas.openxmlformats.org/drawingml/2006/main">
+                    <a:graphicData uri="http://schemas.openxmlformats.org/drawingml/2006/picture">
+                      <pic:pic xmlns:pic="http://schemas.openxmlformats.org/drawingml/2006/picture">
+                        <pic:nvPicPr>
+                          <pic:cNvPr id="686301786" name="Imagem 686301786"/>
+                          <pic:cNvPicPr/>
+                        </pic:nvPicPr>
+                        <pic:blipFill rotWithShape="1">
+                          <a:blip r:embed="rId12" cstate="print">
+                            <a:extLst>
+                              <a:ext uri="{28A0092B-C50C-407E-A947-70E740481C1C}">
+                                <a14:useLocalDpi xmlns:a14="http://schemas.microsoft.com/office/drawing/2010/main" val="0"/>
+                              </a:ext>
+                            </a:extLst>
+                          </a:blip>
+                          <a:srcRect l="-726" t="18834" r="1085" b="18375"/>
+                          <a:stretch>
+                            <a:fillRect/>
+                          </a:stretch>
+                        </pic:blipFill>
+                        <pic:spPr bwMode="auto">
+                          <a:xfrm>
+                            <a:off x="0" y="0"/>
+                            <a:ext cx="2629535" cy="2210713"/>
+                          </a:xfrm>
+                          <a:prstGeom prst="rect">
+                            <a:avLst/>
+                          </a:prstGeom>
+                          <a:ln>
+                            <a:noFill/>
+                          </a:ln>
+                          <a:extLst>
+                            <a:ext uri="{53640926-AAD7-44D8-BBD7-CCE9431645EC}">
+                              <a14:shadowObscured xmlns:a14="http://schemas.microsoft.com/office/drawing/2010/main"/>
+                            </a:ext>
+                          </a:extLst>
+                        </pic:spPr>
+                      </pic:pic>
+                    </a:graphicData>
+                  </a:graphic>
+                </wp:inline>
+              </w:drawing>
+            </w:r>
+          </w:p>
+          <w:p>
+            <w:pPr>
+              <w:pStyle w:val="Legenda"/>
+              <w:jc w:val="both"/>
+            </w:pPr>
+            <w:r>
+              <w:t xml:space="preserve">Figura </w:t>
+            </w:r>
+            <w:r>
+              <w:fldChar w:fldCharType="begin"/>
+            </w:r>
+            <w:r>
+              <w:instrText xml:space="preserve"> SEQ Figura \* ARABIC </w:instrText>
+            </w:r>
+            <w:r>
+              <w:fldChar w:fldCharType="separate"/>
+            </w:r>
+            <w:r>
+              <w:rPr>
+                <w:noProof/>
+              </w:rPr>
+              <w:t>2</w:t>
+            </w:r>
+            <w:r>
+              <w:rPr>
+                <w:noProof/>
+              </w:rPr>
+              <w:fldChar w:fldCharType="end"/>
+            </w:r>
+            <w:r>
+              <w:t xml:space="preserve"> - PCB </w:t>
+            </w:r>
+            <w:proofErr w:type="spellStart"/>
+            <w:r>
+              <w:t>Bottom</w:t>
+            </w:r>
+            <w:proofErr w:type="spellEnd"/>
+            <w:r>
+              <w:t xml:space="preserve"> </w:t>
+            </w:r>
+            <w:proofErr w:type="spellStart"/>
+            <w:r>
+              <w:t>Layer</w:t>
+            </w:r>
+            <w:proofErr w:type="spellEnd"/>
+          </w:p>
+        </w:tc>
+      </w:tr>
+      <w:tr>
+        <w:trPr>
+          <w:jc w:val="center"/>
+        </w:trPr>
+        <w:tc>
+          <w:tcPr>
+            <w:tcW w:w="4191" w:type="dxa"/>
+            <w:vAlign w:val="center"/>
+          </w:tcPr>
+          <w:p>
+            <w:pPr>
+              <w:keepNext/>
+              <w:ind w:firstLine="0"/>
+              <w:rPr>
+                <w:noProof/>
+              </w:rPr>
+            </w:pPr>
+          </w:p>
+        </w:tc>
+        <w:tc>
+          <w:tcPr>
+            <w:tcW w:w="4303" w:type="dxa"/>
+            <w:vAlign w:val="center"/>
+          </w:tcPr>
+          <w:p>
+            <w:pPr>
+              <w:keepNext/>
+              <w:ind w:firstLine="0"/>
+              <w:rPr>
+                <w:noProof/>
+              </w:rPr>
+            </w:pPr>
+          </w:p>
+        </w:tc>
+      </w:tr>
+    </w:tbl>
+    <w:p>
+      <w:pPr>
+        <w:tabs>
+          <w:tab w:val="left" w:pos="1200"/>
+          <w:tab w:val="left" w:pos="2200"/>
+          <w:tab w:val="center" w:pos="4606"/>
+        </w:tabs>
+        <w:ind w:firstLine="0"/>
+        <w:jc w:val="left"/>
+      </w:pPr>
+      <w:r>
+        <w:tab/>
+        <w:t xml:space="preserve"> </w:t>
+      </w:r>
+    </w:p>
+    <w:p>
+      <w:pPr>
+        <w:jc w:val="center"/>
+      </w:pPr>
+      <w:r>
+        <w:rPr>
+          <w:noProof/>
+        </w:rPr>
+        <w:drawing>
+          <wp:anchor distT="0" distB="0" distL="114300" distR="114300" simplePos="0" relativeHeight="251661312" behindDoc="1" locked="0" layoutInCell="1" allowOverlap="1" wp14:anchorId="56A14F77" wp14:editId="057270E9">
+            <wp:simplePos x="0" y="0"/>
+            <wp:positionH relativeFrom="margin">
+              <wp:align>right</wp:align>
+            </wp:positionH>
+            <wp:positionV relativeFrom="paragraph">
+              <wp:posOffset>4676</wp:posOffset>
+            </wp:positionV>
+            <wp:extent cx="2652771" cy="2161309"/>
+            <wp:effectExtent l="0" t="0" r="0" b="0"/>
+            <wp:wrapNone/>
+            <wp:docPr id="919698986" name="Imagem 4"/>
+            <wp:cNvGraphicFramePr>
+              <a:graphicFrameLocks xmlns:a="http://schemas.openxmlformats.org/drawingml/2006/main" noChangeAspect="1"/>
+            </wp:cNvGraphicFramePr>
+            <a:graphic xmlns:a="http://schemas.openxmlformats.org/drawingml/2006/main">
+              <a:graphicData uri="http://schemas.openxmlformats.org/drawingml/2006/picture">
+                <pic:pic xmlns:pic="http://schemas.openxmlformats.org/drawingml/2006/picture">
+                  <pic:nvPicPr>
+                    <pic:cNvPr id="919698986" name="Imagem 919698986"/>
+                    <pic:cNvPicPr/>
+                  </pic:nvPicPr>
+                  <pic:blipFill rotWithShape="1">
+                    <a:blip r:embed="rId13" cstate="print">
+                      <a:extLst>
+                        <a:ext uri="{28A0092B-C50C-407E-A947-70E740481C1C}">
+                          <a14:useLocalDpi xmlns:a14="http://schemas.microsoft.com/office/drawing/2010/main" val="0"/>
+                        </a:ext>
+                      </a:extLst>
+                    </a:blip>
+                    <a:srcRect l="-14" t="-211" r="15508" b="8472"/>
+                    <a:stretch>
+                      <a:fillRect/>
+                    </a:stretch>
+                  </pic:blipFill>
+                  <pic:spPr bwMode="auto">
+                    <a:xfrm>
+                      <a:off x="0" y="0"/>
+                      <a:ext cx="2653145" cy="2161614"/>
+                    </a:xfrm>
+                    <a:prstGeom prst="rect">
+                      <a:avLst/>
+                    </a:prstGeom>
+                    <a:ln>
+                      <a:noFill/>
+                    </a:ln>
+                    <a:extLst>
+                      <a:ext uri="{53640926-AAD7-44D8-BBD7-CCE9431645EC}">
+                        <a14:shadowObscured xmlns:a14="http://schemas.microsoft.com/office/drawing/2010/main"/>
+                      </a:ext>
+                    </a:extLst>
+                  </pic:spPr>
+                </pic:pic>
+              </a:graphicData>
+            </a:graphic>
+            <wp14:sizeRelH relativeFrom="margin">
+              <wp14:pctWidth>0</wp14:pctWidth>
+            </wp14:sizeRelH>
+            <wp14:sizeRelV relativeFrom="margin">
+              <wp14:pctHeight>0</wp14:pctHeight>
+            </wp14:sizeRelV>
+          </wp:anchor>
+        </w:drawing>
+      </w:r>
+      <w:r>
+        <w:rPr>
+          <w:noProof/>
+        </w:rPr>
+        <w:drawing>
+          <wp:anchor distT="0" distB="0" distL="114300" distR="114300" simplePos="0" relativeHeight="251659264" behindDoc="1" locked="0" layoutInCell="1" allowOverlap="1" wp14:anchorId="1262449C" wp14:editId="5EEEBD5B">
+            <wp:simplePos x="0" y="0"/>
+            <wp:positionH relativeFrom="margin">
+              <wp:align>left</wp:align>
+            </wp:positionH>
+            <wp:positionV relativeFrom="paragraph">
+              <wp:posOffset>4560</wp:posOffset>
+            </wp:positionV>
+            <wp:extent cx="2618509" cy="2174240"/>
+            <wp:effectExtent l="0" t="0" r="0" b="0"/>
+            <wp:wrapNone/>
+            <wp:docPr id="1679132344" name="Imagem 3"/>
+            <wp:cNvGraphicFramePr>
+              <a:graphicFrameLocks xmlns:a="http://schemas.openxmlformats.org/drawingml/2006/main" noChangeAspect="1"/>
+            </wp:cNvGraphicFramePr>
+            <a:graphic xmlns:a="http://schemas.openxmlformats.org/drawingml/2006/main">
+              <a:graphicData uri="http://schemas.openxmlformats.org/drawingml/2006/picture">
+                <pic:pic xmlns:pic="http://schemas.openxmlformats.org/drawingml/2006/picture">
+                  <pic:nvPicPr>
+                    <pic:cNvPr id="1679132344" name="Imagem 1679132344"/>
+                    <pic:cNvPicPr/>
+                  </pic:nvPicPr>
+                  <pic:blipFill rotWithShape="1">
+                    <a:blip r:embed="rId14" cstate="print">
+                      <a:extLst>
+                        <a:ext uri="{28A0092B-C50C-407E-A947-70E740481C1C}">
+                          <a14:useLocalDpi xmlns:a14="http://schemas.microsoft.com/office/drawing/2010/main" val="0"/>
+                        </a:ext>
+                      </a:extLst>
+                    </a:blip>
+                    <a:srcRect l="-18" t="15030" r="481" b="22984"/>
+                    <a:stretch>
+                      <a:fillRect/>
+                    </a:stretch>
+                  </pic:blipFill>
+                  <pic:spPr bwMode="auto">
+                    <a:xfrm>
+                      <a:off x="0" y="0"/>
+                      <a:ext cx="2618509" cy="2174240"/>
+                    </a:xfrm>
+                    <a:prstGeom prst="rect">
+                      <a:avLst/>
+                    </a:prstGeom>
+                    <a:ln>
+                      <a:noFill/>
+                    </a:ln>
+                    <a:extLst>
+                      <a:ext uri="{53640926-AAD7-44D8-BBD7-CCE9431645EC}">
+                        <a14:shadowObscured xmlns:a14="http://schemas.microsoft.com/office/drawing/2010/main"/>
+                      </a:ext>
+                    </a:extLst>
+                  </pic:spPr>
+                </pic:pic>
+              </a:graphicData>
+            </a:graphic>
+            <wp14:sizeRelH relativeFrom="margin">
+              <wp14:pctWidth>0</wp14:pctWidth>
+            </wp14:sizeRelH>
+            <wp14:sizeRelV relativeFrom="margin">
+              <wp14:pctHeight>0</wp14:pctHeight>
+            </wp14:sizeRelV>
+          </wp:anchor>
+        </w:drawing>
+      </w:r>
+    </w:p>
+    <w:p/>
+    <w:p/>
+    <w:p/>
+    <w:p/>
+    <w:p/>
+    <w:p>
+      <w:pPr>
+        <w:tabs>
+          <w:tab w:val="left" w:pos="7647"/>
+        </w:tabs>
+      </w:pPr>
+      <w:r>
+        <w:tab/>
+      </w:r>
+    </w:p>
+    <w:p/>
+    <w:p>
+      <w:r>
+        <w:rPr>
+          <w:noProof/>
+        </w:rPr>
+        <mc:AlternateContent>
+          <mc:Choice Requires="wps">
+            <w:drawing>
+              <wp:anchor distT="0" distB="0" distL="114300" distR="114300" simplePos="0" relativeHeight="251662336" behindDoc="1" locked="0" layoutInCell="1" allowOverlap="1" wp14:anchorId="07E33E1A" wp14:editId="33D23075">
+                <wp:simplePos x="0" y="0"/>
+                <wp:positionH relativeFrom="column">
+                  <wp:posOffset>2750647</wp:posOffset>
+                </wp:positionH>
+                <wp:positionV relativeFrom="paragraph">
+                  <wp:posOffset>63038</wp:posOffset>
+                </wp:positionV>
+                <wp:extent cx="2652395" cy="221673"/>
+                <wp:effectExtent l="0" t="0" r="0" b="6985"/>
+                <wp:wrapNone/>
+                <wp:docPr id="1517221868" name="Caixa de Texto 1"/>
+                <wp:cNvGraphicFramePr/>
+                <a:graphic xmlns:a="http://schemas.openxmlformats.org/drawingml/2006/main">
+                  <a:graphicData uri="http://schemas.microsoft.com/office/word/2010/wordprocessingShape">
+                    <wps:wsp>
+                      <wps:cNvSpPr txBox="1"/>
+                      <wps:spPr>
+                        <a:xfrm>
+                          <a:off x="0" y="0"/>
+                          <a:ext cx="2652395" cy="221673"/>
+                        </a:xfrm>
+                        <a:prstGeom prst="rect">
+                          <a:avLst/>
+                        </a:prstGeom>
+                        <a:solidFill>
+                          <a:prstClr val="white"/>
+                        </a:solidFill>
+                        <a:ln>
+                          <a:noFill/>
+                        </a:ln>
+                      </wps:spPr>
+                      <wps:txbx>
+                        <w:txbxContent>
+                          <w:p>
+                            <w:pPr>
+                              <w:pStyle w:val="Legenda"/>
+                            </w:pPr>
+                            <w:r>
+                              <w:t xml:space="preserve">Figura </w:t>
+                            </w:r>
+                            <w:r>
+                              <w:fldChar w:fldCharType="begin"/>
+                            </w:r>
+                            <w:r>
+                              <w:instrText xml:space="preserve"> SEQ Figura \* ARABIC </w:instrText>
+                            </w:r>
+                            <w:r>
+                              <w:fldChar w:fldCharType="separate"/>
+                            </w:r>
+                            <w:r>
+                              <w:rPr>
+                                <w:noProof/>
+                              </w:rPr>
+                              <w:t>3</w:t>
+                            </w:r>
+                            <w:r>
+                              <w:rPr>
+                                <w:noProof/>
+                              </w:rPr>
+                              <w:fldChar w:fldCharType="end"/>
+                            </w:r>
+                            <w:r>
+                              <w:t xml:space="preserve"> PCB finalizada frente</w:t>
+                            </w:r>
+                          </w:p>
+                        </w:txbxContent>
+                      </wps:txbx>
+                      <wps:bodyPr rot="0" spcFirstLastPara="0" vertOverflow="overflow" horzOverflow="overflow" vert="horz" wrap="square" lIns="0" tIns="0" rIns="0" bIns="0" numCol="1" spcCol="0" rtlCol="0" fromWordArt="0" anchor="t" anchorCtr="0" forceAA="0" compatLnSpc="1">
+                        <a:prstTxWarp prst="textNoShape">
+                          <a:avLst/>
+                        </a:prstTxWarp>
+                        <a:noAutofit/>
+                      </wps:bodyPr>
+                    </wps:wsp>
+                  </a:graphicData>
+                </a:graphic>
+                <wp14:sizeRelV relativeFrom="margin">
+                  <wp14:pctHeight>0</wp14:pctHeight>
+                </wp14:sizeRelV>
+              </wp:anchor>
+            </w:drawing>
+          </mc:Choice>
+          <mc:Fallback>
+            <w:pict>
+              <v:shapetype w14:anchorId="07E33E1A" id="_x0000_t202" coordsize="21600,21600" o:spt="202" path="m,l,21600r21600,l21600,xe">
+                <v:stroke joinstyle="miter"/>
+                <v:path gradientshapeok="t" o:connecttype="rect"/>
+              </v:shapetype>
+              <v:shape id="Caixa de Texto 1" o:spid="_x0000_s1026" type="#_x0000_t202" style="position:absolute;left:0;text-align:left;margin-left:216.6pt;margin-top:4.95pt;width:208.85pt;height:17.45pt;z-index:-251654144;visibility:visible;mso-wrap-style:square;mso-height-percent:0;mso-wrap-distance-left:9pt;mso-wrap-distance-top:0;mso-wrap-distance-right:9pt;mso-wrap-distance-bottom:0;mso-position-horizontal:absolute;mso-position-horizontal-relative:text;mso-position-vertical:absolute;mso-position-vertical-relative:text;mso-height-percent:0;mso-height-relative:margin;v-text-anchor:top" o:gfxdata="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" stroked="f">
+                <v:textbox inset="0,0,0,0">
+                  <w:txbxContent>
+                    <w:p>
+                      <w:pPr>
+                        <w:pStyle w:val="Legenda"/>
+                      </w:pPr>
+                      <w:r>
+                        <w:t xml:space="preserve">Figura </w:t>
+                      </w:r>
+                      <w:r>
+                        <w:fldChar w:fldCharType="begin"/>
+                      </w:r>
+                      <w:r>
+                        <w:instrText xml:space="preserve"> SEQ Figura \* ARABIC </w:instrText>
+                      </w:r>
+                      <w:r>
+                        <w:fldChar w:fldCharType="separate"/>
+                      </w:r>
+                      <w:r>
+                        <w:rPr>
+                          <w:noProof/>
+                        </w:rPr>
+                        <w:t>3</w:t>
+                      </w:r>
+                      <w:r>
+                        <w:rPr>
+                          <w:noProof/>
+                        </w:rPr>
+                        <w:fldChar w:fldCharType="end"/>
+                      </w:r>
+                      <w:r>
+                        <w:t xml:space="preserve"> PCB finalizada frente</w:t>
+                      </w:r>
+                    </w:p>
+                  </w:txbxContent>
+                </v:textbox>
+              </v:shape>
+            </w:pict>
+          </mc:Fallback>
+        </mc:AlternateContent>
+      </w:r>
+      <w:r>
+        <w:rPr>
+          <w:noProof/>
+        </w:rPr>
+        <mc:AlternateContent>
+          <mc:Choice Requires="wps">
+            <w:drawing>
+              <wp:anchor distT="0" distB="0" distL="114300" distR="114300" simplePos="0" relativeHeight="251660288" behindDoc="1" locked="0" layoutInCell="1" allowOverlap="1" wp14:anchorId="2199B725" wp14:editId="2113DA97">
+                <wp:simplePos x="0" y="0"/>
+                <wp:positionH relativeFrom="margin">
+                  <wp:align>left</wp:align>
+                </wp:positionH>
+                <wp:positionV relativeFrom="paragraph">
+                  <wp:posOffset>75796</wp:posOffset>
+                </wp:positionV>
+                <wp:extent cx="2473036" cy="381000"/>
+                <wp:effectExtent l="0" t="0" r="3810" b="0"/>
+                <wp:wrapNone/>
+                <wp:docPr id="1981691385" name="Caixa de Texto 1"/>
+                <wp:cNvGraphicFramePr/>
+                <a:graphic xmlns:a="http://schemas.openxmlformats.org/drawingml/2006/main">
+                  <a:graphicData uri="http://schemas.microsoft.com/office/word/2010/wordprocessingShape">
+                    <wps:wsp>
+                      <wps:cNvSpPr txBox="1"/>
+                      <wps:spPr>
+                        <a:xfrm>
+                          <a:off x="0" y="0"/>
+                          <a:ext cx="2473036" cy="381000"/>
+                        </a:xfrm>
+                        <a:prstGeom prst="rect">
+                          <a:avLst/>
+                        </a:prstGeom>
+                        <a:solidFill>
+                          <a:prstClr val="white"/>
+                        </a:solidFill>
+                        <a:ln>
+                          <a:noFill/>
+                        </a:ln>
+                      </wps:spPr>
+                      <wps:txbx>
+                        <w:txbxContent>
+                          <w:p>
+                            <w:pPr>
+                              <w:pStyle w:val="Legenda"/>
+                            </w:pPr>
+                            <w:r>
+                              <w:t xml:space="preserve">Figura </w:t>
+                            </w:r>
+                            <w:r>
+                              <w:fldChar w:fldCharType="begin"/>
+                            </w:r>
+                            <w:r>
+                              <w:instrText xml:space="preserve"> SEQ Figura \* ARABIC </w:instrText>
+                            </w:r>
+                            <w:r>
+                              <w:fldChar w:fldCharType="separate"/>
+                            </w:r>
+                            <w:r>
+                              <w:rPr>
+                                <w:noProof/>
+                              </w:rPr>
+                              <w:t>4</w:t>
+                            </w:r>
+                            <w:r>
+                              <w:rPr>
+                                <w:noProof/>
+                              </w:rPr>
+                              <w:fldChar w:fldCharType="end"/>
+                            </w:r>
+                            <w:r>
+                              <w:t xml:space="preserve"> Processo de solda na PCB da fonte</w:t>
+                            </w:r>
+                          </w:p>
+                        </w:txbxContent>
+                      </wps:txbx>
+                      <wps:bodyPr rot="0" spcFirstLastPara="0" vertOverflow="overflow" horzOverflow="overflow" vert="horz" wrap="square" lIns="0" tIns="0" rIns="0" bIns="0" numCol="1" spcCol="0" rtlCol="0" fromWordArt="0" anchor="t" anchorCtr="0" forceAA="0" compatLnSpc="1">
+                        <a:prstTxWarp prst="textNoShape">
+                          <a:avLst/>
+                        </a:prstTxWarp>
+                        <a:noAutofit/>
+                      </wps:bodyPr>
+                    </wps:wsp>
+                  </a:graphicData>
+                </a:graphic>
+                <wp14:sizeRelH relativeFrom="margin">
+                  <wp14:pctWidth>0</wp14:pctWidth>
+                </wp14:sizeRelH>
+                <wp14:sizeRelV relativeFrom="margin">
+                  <wp14:pctHeight>0</wp14:pctHeight>
+                </wp14:sizeRelV>
+              </wp:anchor>
+            </w:drawing>
+          </mc:Choice>
+          <mc:Fallback>
+            <w:pict>
+              <v:shape w14:anchorId="2199B725" id="_x0000_s1027" type="#_x0000_t202" style="position:absolute;left:0;text-align:left;margin-left:0;margin-top:5.95pt;width:194.75pt;height:30pt;z-index:-251656192;visibility:visible;mso-wrap-style:square;mso-width-percent:0;mso-height-percent:0;mso-wrap-distance-left:9pt;mso-wrap-distance-top:0;mso-wrap-distance-right:9pt;mso-wrap-distance-bottom:0;mso-position-horizontal:left;mso-position-horizontal-relative:margin;mso-position-vertical:absolute;mso-position-vertical-relative:text;mso-width-percent:0;mso-height-percent:0;mso-width-relative:margin;mso-height-relative:margin;v-text-anchor:top" o:gfxdata="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" stroked="f">
+                <v:textbox inset="0,0,0,0">
+                  <w:txbxContent>
+                    <w:p>
+                      <w:pPr>
+                        <w:pStyle w:val="Legenda"/>
+                      </w:pPr>
+                      <w:r>
+                        <w:t xml:space="preserve">Figura </w:t>
+                      </w:r>
+                      <w:r>
+                        <w:fldChar w:fldCharType="begin"/>
+                      </w:r>
+                      <w:r>
+                        <w:instrText xml:space="preserve"> SEQ Figura \* ARABIC </w:instrText>
+                      </w:r>
+                      <w:r>
+                        <w:fldChar w:fldCharType="separate"/>
+                      </w:r>
+                      <w:r>
+                        <w:rPr>
+                          <w:noProof/>
+                        </w:rPr>
+                        <w:t>4</w:t>
+                      </w:r>
+                      <w:r>
+                        <w:rPr>
+                          <w:noProof/>
+                        </w:rPr>
+                        <w:fldChar w:fldCharType="end"/>
+                      </w:r>
+                      <w:r>
+                        <w:t xml:space="preserve"> Processo de solda na PCB da fonte</w:t>
+                      </w:r>
+                    </w:p>
+                  </w:txbxContent>
+                </v:textbox>
+                <w10:wrap anchorx="margin"/>
+              </v:shape>
+            </w:pict>
+          </mc:Fallback>
+        </mc:AlternateContent>
+      </w:r>
+    </w:p>
+    <w:p/>
+    <w:p>
+      <w:r>
+        <w:rPr>
+          <w:noProof/>
+        </w:rPr>
+        <w:drawing>
+          <wp:anchor distT="0" distB="0" distL="114300" distR="114300" simplePos="0" relativeHeight="251663360" behindDoc="1" locked="0" layoutInCell="1" allowOverlap="1" wp14:anchorId="11B585A9" wp14:editId="6A2635CB">
+            <wp:simplePos x="0" y="0"/>
+            <wp:positionH relativeFrom="margin">
+              <wp:align>left</wp:align>
+            </wp:positionH>
+            <wp:positionV relativeFrom="paragraph">
+              <wp:posOffset>10613</wp:posOffset>
+            </wp:positionV>
+            <wp:extent cx="2602894" cy="2112818"/>
+            <wp:effectExtent l="0" t="0" r="6985" b="1905"/>
+            <wp:wrapNone/>
+            <wp:docPr id="1710967743" name="Imagem 5"/>
+            <wp:cNvGraphicFramePr>
+              <a:graphicFrameLocks xmlns:a="http://schemas.openxmlformats.org/drawingml/2006/main" noChangeAspect="1"/>
+            </wp:cNvGraphicFramePr>
+            <a:graphic xmlns:a="http://schemas.openxmlformats.org/drawingml/2006/main">
+              <a:graphicData uri="http://schemas.openxmlformats.org/drawingml/2006/picture">
+                <pic:pic xmlns:pic="http://schemas.openxmlformats.org/drawingml/2006/picture">
+                  <pic:nvPicPr>
+                    <pic:cNvPr id="1710967743" name="Imagem 1710967743"/>
+                    <pic:cNvPicPr/>
+                  </pic:nvPicPr>
+                  <pic:blipFill rotWithShape="1">
+                    <a:blip r:embed="rId15" cstate="print">
+                      <a:extLst>
+                        <a:ext uri="{28A0092B-C50C-407E-A947-70E740481C1C}">
+                          <a14:useLocalDpi xmlns:a14="http://schemas.microsoft.com/office/drawing/2010/main" val="0"/>
+                        </a:ext>
+                      </a:extLst>
+                    </a:blip>
+                    <a:srcRect l="5328" t="-1312" r="5276" b="4632"/>
+                    <a:stretch>
+                      <a:fillRect/>
+                    </a:stretch>
+                  </pic:blipFill>
+                  <pic:spPr bwMode="auto">
+                    <a:xfrm>
+                      <a:off x="0" y="0"/>
+                      <a:ext cx="2602894" cy="2112818"/>
+                    </a:xfrm>
+                    <a:prstGeom prst="rect">
+                      <a:avLst/>
+                    </a:prstGeom>
+                    <a:ln>
+                      <a:noFill/>
+                    </a:ln>
+                    <a:extLst>
+                      <a:ext uri="{53640926-AAD7-44D8-BBD7-CCE9431645EC}">
+                        <a14:shadowObscured xmlns:a14="http://schemas.microsoft.com/office/drawing/2010/main"/>
+                      </a:ext>
+                    </a:extLst>
+                  </pic:spPr>
+                </pic:pic>
+              </a:graphicData>
+            </a:graphic>
+            <wp14:sizeRelH relativeFrom="margin">
+              <wp14:pctWidth>0</wp14:pctWidth>
+            </wp14:sizeRelH>
+            <wp14:sizeRelV relativeFrom="margin">
+              <wp14:pctHeight>0</wp14:pctHeight>
+            </wp14:sizeRelV>
+          </wp:anchor>
+        </w:drawing>
+      </w:r>
+    </w:p>
+    <w:p/>
+    <w:p/>
+    <w:p/>
+    <w:p/>
+    <w:p/>
+    <w:p/>
+    <w:p/>
+    <w:p>
+      <w:r>
+        <w:rPr>
+          <w:noProof/>
+        </w:rPr>
+        <mc:AlternateContent>
+          <mc:Choice Requires="wps">
+            <w:drawing>
+              <wp:anchor distT="0" distB="0" distL="114300" distR="114300" simplePos="0" relativeHeight="251664384" behindDoc="1" locked="0" layoutInCell="1" allowOverlap="1" wp14:anchorId="43790D99" wp14:editId="7F2A0415">
+                <wp:simplePos x="0" y="0"/>
+                <wp:positionH relativeFrom="margin">
+                  <wp:posOffset>-730</wp:posOffset>
+                </wp:positionH>
+                <wp:positionV relativeFrom="paragraph">
+                  <wp:posOffset>9229</wp:posOffset>
+                </wp:positionV>
+                <wp:extent cx="2602865" cy="262890"/>
+                <wp:effectExtent l="0" t="0" r="6985" b="3810"/>
+                <wp:wrapNone/>
+                <wp:docPr id="1554228826" name="Caixa de Texto 1"/>
+                <wp:cNvGraphicFramePr/>
+                <a:graphic xmlns:a="http://schemas.openxmlformats.org/drawingml/2006/main">
+                  <a:graphicData uri="http://schemas.microsoft.com/office/word/2010/wordprocessingShape">
+                    <wps:wsp>
+                      <wps:cNvSpPr txBox="1"/>
+                      <wps:spPr>
+                        <a:xfrm>
+                          <a:off x="0" y="0"/>
+                          <a:ext cx="2602865" cy="262890"/>
+                        </a:xfrm>
+                        <a:prstGeom prst="rect">
+                          <a:avLst/>
+                        </a:prstGeom>
+                        <a:solidFill>
+                          <a:prstClr val="white"/>
+                        </a:solidFill>
+                        <a:ln>
+                          <a:noFill/>
+                        </a:ln>
+                      </wps:spPr>
+                      <wps:txbx>
+                        <w:txbxContent>
+                          <w:p>
+                            <w:pPr>
+                              <w:pStyle w:val="Legenda"/>
+                            </w:pPr>
+                            <w:r>
+                              <w:t xml:space="preserve">Figura </w:t>
+                            </w:r>
+                            <w:r>
+                              <w:fldChar w:fldCharType="begin"/>
+                            </w:r>
+                            <w:r>
+                              <w:instrText xml:space="preserve"> SEQ Figura \* ARABIC </w:instrText>
+                            </w:r>
+                            <w:r>
+                              <w:fldChar w:fldCharType="separate"/>
+                            </w:r>
+                            <w:r>
+                              <w:rPr>
+                                <w:noProof/>
+                              </w:rPr>
+                              <w:t>5</w:t>
+                            </w:r>
+                            <w:r>
+                              <w:rPr>
+                                <w:noProof/>
+                              </w:rPr>
+                              <w:fldChar w:fldCharType="end"/>
+                            </w:r>
+                            <w:r>
+                              <w:t xml:space="preserve"> PCB finalizada verso</w:t>
+                            </w:r>
+                          </w:p>
+                        </w:txbxContent>
+                      </wps:txbx>
+                      <wps:bodyPr rot="0" spcFirstLastPara="0" vertOverflow="overflow" horzOverflow="overflow" vert="horz" wrap="square" lIns="0" tIns="0" rIns="0" bIns="0" numCol="1" spcCol="0" rtlCol="0" fromWordArt="0" anchor="t" anchorCtr="0" forceAA="0" compatLnSpc="1">
+                        <a:prstTxWarp prst="textNoShape">
+                          <a:avLst/>
+                        </a:prstTxWarp>
+                        <a:noAutofit/>
+                      </wps:bodyPr>
+                    </wps:wsp>
+                  </a:graphicData>
+                </a:graphic>
+                <wp14:sizeRelV relativeFrom="margin">
+                  <wp14:pctHeight>0</wp14:pctHeight>
+                </wp14:sizeRelV>
+              </wp:anchor>
+            </w:drawing>
+          </mc:Choice>
+          <mc:Fallback>
+            <w:pict>
+              <v:shape w14:anchorId="43790D99" id="_x0000_s1028" type="#_x0000_t202" style="position:absolute;left:0;text-align:left;margin-left:-.05pt;margin-top:.75pt;width:204.95pt;height:20.7pt;z-index:-251652096;visibility:visible;mso-wrap-style:square;mso-height-percent:0;mso-wrap-distance-left:9pt;mso-wrap-distance-top:0;mso-wrap-distance-right:9pt;mso-wrap-distance-bottom:0;mso-position-horizontal:absolute;mso-position-horizontal-relative:margin;mso-position-vertical:absolute;mso-position-vertical-relative:text;mso-height-percent:0;mso-height-relative:margin;v-text-anchor:top" o:gfxdata="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" stroked="f">
+                <v:textbox inset="0,0,0,0">
+                  <w:txbxContent>
+                    <w:p>
+                      <w:pPr>
+                        <w:pStyle w:val="Legenda"/>
+                      </w:pPr>
+                      <w:r>
+                        <w:t xml:space="preserve">Figura </w:t>
+                      </w:r>
+                      <w:r>
+                        <w:fldChar w:fldCharType="begin"/>
+                      </w:r>
+                      <w:r>
+                        <w:instrText xml:space="preserve"> SEQ Figura \* ARABIC </w:instrText>
+                      </w:r>
+                      <w:r>
+                        <w:fldChar w:fldCharType="separate"/>
+                      </w:r>
+                      <w:r>
+                        <w:rPr>
+                          <w:noProof/>
+                        </w:rPr>
+                        <w:t>5</w:t>
+                      </w:r>
+                      <w:r>
+                        <w:rPr>
+                          <w:noProof/>
+                        </w:rPr>
+                        <w:fldChar w:fldCharType="end"/>
+                      </w:r>
+                      <w:r>
+                        <w:t xml:space="preserve"> PCB finalizada verso</w:t>
+                      </w:r>
+                    </w:p>
+                  </w:txbxContent>
+                </v:textbox>
+                <w10:wrap anchorx="margin"/>
+              </v:shape>
+            </w:pict>
+          </mc:Fallback>
+        </mc:AlternateContent>
+      </w:r>
+    </w:p>
+    <w:p/>
+    <w:p/>
+    <w:p/>
+    <w:p>
+      <w:r>
+        <w:t xml:space="preserve">Com a PCB em mãos, a próxima etapa seria desenvolver o gabinete da fonte utilizando uma impressora 3d. Com auxílio do Autodesk Fusion foi desenvolvido uma modelagem 3d desse gabinete, com todas medidas e encaixas já modelados para a montagem da fonte e saídas de ar visando uma boa refrigeração. </w:t>
+      </w:r>
+    </w:p>
+    <w:p>
+      <w:r>
+        <w:t>Foi utilizado o filamento do tipo PETG como material do gabinete e algumas partes como a base de acrílico, para facilitar a visualização da PCB e do funcionamento da fonte sem precisar abrir ou desmontar o gabinete.</w:t>
+      </w:r>
+    </w:p>
+    <w:p>
+      <w:pPr>
+        <w:keepNext/>
+      </w:pPr>
+      <w:r>
+        <w:t xml:space="preserve"> </w:t>
+      </w:r>
+    </w:p>
+    <w:p>
+      <w:r>
+        <w:rPr>
+          <w:color w:val="EE0000"/>
+        </w:rPr>
+        <w:t>Fotos caixa</w:t>
+      </w:r>
+    </w:p>
+    <w:p/>
+    <w:p>
+      <w:r>
+        <w:t xml:space="preserve">Por fim, a integração e montagem final da fonte foi realizada com a fixação de todos equipamentos no interior do gabinete. O transformador foi parafusado na base do gabinete para garantir estabilidade </w:t>
+      </w:r>
+    </w:p>
+    <w:p/>
+    <w:p/>
+    <w:p>
       <w:pPr>
         <w:pStyle w:val="Ttulo2"/>
       </w:pPr>
@@ -4926,7 +5970,6 @@
       </w:pPr>
       <w:bookmarkStart w:id="7" w:name="_Toc230404759"/>
       <w:r>
-        <w:lastRenderedPageBreak/>
         <w:t>Funcionamento dos componentes</w:t>
       </w:r>
       <w:bookmarkEnd w:id="7"/>
@@ -4975,6 +6018,7 @@
     </w:p>
     <w:p>
       <w:r>
+        <w:lastRenderedPageBreak/>
         <w:t xml:space="preserve">Resistor de polarização (330 </w:t>
       </w:r>
       <w:r>
@@ -5095,12 +6139,17 @@
         <w:t>µ</w:t>
       </w:r>
       <w:r>
-        <w:t>F) serve também como filtro, porém, especificamente para a tensão de referencia no diodo Zener e potenciômetro.</w:t>
-      </w:r>
-    </w:p>
-    <w:p>
-      <w:r>
-        <w:lastRenderedPageBreak/>
+        <w:t xml:space="preserve">F) serve também como filtro, porém, especificamente para a tensão de </w:t>
+      </w:r>
+      <w:r>
+        <w:t>referência</w:t>
+      </w:r>
+      <w:r>
+        <w:t xml:space="preserve"> no diodo Zener e potenciômetro.</w:t>
+      </w:r>
+    </w:p>
+    <w:p>
+      <w:r>
         <w:t>O capacitor (100</w:t>
       </w:r>
       <w:r>
@@ -5113,14 +6162,176 @@
         <w:t>F) atua como um filtro focado na estabilidade da fonte, suavizando as transições que acontece no circuito.</w:t>
       </w:r>
     </w:p>
-    <w:p/>
-    <w:p>
-      <w:pPr>
-        <w:tabs>
-          <w:tab w:val="left" w:pos="1113"/>
-        </w:tabs>
+    <w:p>
+      <w:pPr>
         <w:ind w:firstLine="0"/>
       </w:pPr>
+      <w:r>
+        <w:tab/>
+        <w:t>Regulador Linear (LM7812) Recebe 18 V da filtragem do circuito e reduz para 12 V com sua regulação interna.</w:t>
+      </w:r>
+    </w:p>
+    <w:p>
+      <w:pPr>
+        <w:ind w:firstLine="0"/>
+      </w:pPr>
+      <w:r>
+        <w:tab/>
+        <w:t>Regulador Chaveado (LM2576D2TR4–5G) é um circuito integrado conversor DC–DC, que no circuito reduz a tensão de 12 V para 5 V ligando e desligando internamente.</w:t>
+      </w:r>
+    </w:p>
+    <w:p>
+      <w:pPr>
+        <w:ind w:firstLine="0"/>
+      </w:pPr>
+      <w:r>
+        <w:tab/>
+        <w:t>Diodo Schottky (SS36) fornece um caminho em que a corrente armazenada no indutor continue fluindo evitando picos de alta tensão quando o regulador chaveado está fechado.</w:t>
+      </w:r>
+    </w:p>
+    <w:p>
+      <w:pPr>
+        <w:ind w:firstLine="0"/>
+      </w:pPr>
+      <w:r>
+        <w:tab/>
+        <w:t>Indutor (100</w:t>
+      </w:r>
+      <w:r>
+        <w:rPr>
+          <w:rFonts w:cs="Times New Roman"/>
+        </w:rPr>
+        <w:t>µ</w:t>
+      </w:r>
+      <w:r>
+        <w:t>H) armazena energia em campo magnético quando o regulador está fechado e libera a energia quando o regulador abre.</w:t>
+      </w:r>
+    </w:p>
+    <w:p>
+      <w:pPr>
+        <w:ind w:firstLine="0"/>
+      </w:pPr>
+      <w:r>
+        <w:lastRenderedPageBreak/>
+        <w:tab/>
+        <w:t>Capacitor (1000</w:t>
+      </w:r>
+      <w:r>
+        <w:rPr>
+          <w:rFonts w:cs="Times New Roman"/>
+        </w:rPr>
+        <w:t>µ</w:t>
+      </w:r>
+      <w:r>
+        <w:t>F) junto com o indutor forma um filtro passa–baixas que transforma a pulsação da onda em uma tensão contínua de 5 V.</w:t>
+      </w:r>
+    </w:p>
+    <w:p>
+      <w:pPr>
+        <w:ind w:firstLine="0"/>
+      </w:pPr>
+      <w:r>
+        <w:tab/>
+        <w:t>Regulador LDO (LD1117DT33TR) tem uma baixa queda de tensão, recebe 5 V estável e fixa uma saída de 3,3 V para alimentar o microcontrolador.</w:t>
+      </w:r>
+    </w:p>
+    <w:p>
+      <w:pPr>
+        <w:ind w:firstLine="0"/>
+      </w:pPr>
+      <w:r>
+        <w:tab/>
+        <w:t xml:space="preserve">Capacitores de Desacoplamento (0,1; 100; 0,1; 100; 0,1; 10 </w:t>
+      </w:r>
+      <w:r>
+        <w:rPr>
+          <w:rFonts w:cs="Times New Roman"/>
+        </w:rPr>
+        <w:t>µ</w:t>
+      </w:r>
+      <w:r>
+        <w:t>F) filtram os ruídos da rede ou chaveamento, gerando estabilidade nas entradas e saídas dos circuitos integrados.</w:t>
+      </w:r>
+    </w:p>
+    <w:p>
+      <w:pPr>
+        <w:ind w:firstLine="0"/>
+      </w:pPr>
+      <w:r>
+        <w:tab/>
+        <w:t>Microcontrolador (ESP32) executa o firmware do projeto, realiza todas leituras e cálculos de monitoramento, gerencia as proteções do circuito e envia todas informações necessárias para o display.</w:t>
+      </w:r>
+    </w:p>
+    <w:p>
+      <w:pPr>
+        <w:ind w:firstLine="0"/>
+      </w:pPr>
+      <w:r>
+        <w:tab/>
+        <w:t>Amplificadores Operacionais U2B, U2A (LM358N) são circuitos amplificadores, o U2B isola o divisor de tensão da saída da fonte para garantir a não interferência da leitura com o valor de saída. Já o U2A multiplica por 4 o sinal do resistor Shunt, transformando esse valor em legível para o ESP32 conseguir medir a corrente.</w:t>
+      </w:r>
+    </w:p>
+    <w:p>
+      <w:pPr>
+        <w:ind w:firstLine="576"/>
+      </w:pPr>
+      <w:r>
+        <w:t xml:space="preserve">Resistores no Divisor de Tensão (14k </w:t>
+      </w:r>
+      <w:r>
+        <w:rPr>
+          <w:rFonts w:cs="Times New Roman"/>
+        </w:rPr>
+        <w:t>Ω</w:t>
+      </w:r>
+      <w:r>
+        <w:t xml:space="preserve">, 1k </w:t>
+      </w:r>
+      <w:r>
+        <w:rPr>
+          <w:rFonts w:cs="Times New Roman"/>
+        </w:rPr>
+        <w:t>Ω</w:t>
+      </w:r>
+      <w:r>
+        <w:t>) reduzem a tensão máxima para uma faixa segura que permite a leitura pelo pino analógico do ESP32</w:t>
+      </w:r>
+    </w:p>
+    <w:p>
+      <w:pPr>
+        <w:ind w:firstLine="576"/>
+      </w:pPr>
+      <w:r>
+        <w:t xml:space="preserve">Transistores (BC547) funcionam como chaves digitais automáticas comandadas por sinais digitais que colocam o ESP32 em modo gravação. </w:t>
+      </w:r>
+    </w:p>
+    <w:p>
+      <w:pPr>
+        <w:ind w:firstLine="576"/>
+        <w:rPr>
+          <w:rFonts w:cs="Times New Roman"/>
+        </w:rPr>
+      </w:pPr>
+      <w:r>
+        <w:t xml:space="preserve">O botão ST1 possibilita resetar o microcontrolador, o resistor 10k </w:t>
+      </w:r>
+      <w:r>
+        <w:rPr>
+          <w:rFonts w:cs="Times New Roman"/>
+        </w:rPr>
+        <w:t>Ω mantém o pino reset em nível alto e o capacitor 0,1 µF elimina os ruídos desse circuito.</w:t>
+      </w:r>
+    </w:p>
+    <w:p>
+      <w:pPr>
+        <w:ind w:firstLine="576"/>
+      </w:pPr>
+      <w:r>
+        <w:rPr>
+          <w:rFonts w:cs="Times New Roman"/>
+        </w:rPr>
+        <w:t>LED Bicolor com resistores (180 Ω, 150 Ω) age como indicador visual do status da fonte, os resistores limitam a corrente dos LEDs.</w:t>
+      </w:r>
     </w:p>
     <w:p>
       <w:pPr>
@@ -5206,16 +6417,7 @@
                 <w:rPr>
                   <w:rFonts w:ascii="Cambria Math" w:hAnsi="Cambria Math"/>
                 </w:rPr>
-                <m:t xml:space="preserve">F × </m:t>
-              </m:r>
-              <m:r>
-                <m:rPr>
-                  <m:scr m:val="script"/>
-                </m:rPr>
-                <w:rPr>
-                  <w:rFonts w:ascii="Cambria Math" w:hAnsi="Cambria Math"/>
-                </w:rPr>
-                <m:t>C</m:t>
+                <m:t>F × C</m:t>
               </m:r>
             </m:den>
           </m:f>
@@ -5412,31 +6614,7 @@
                 <w:rPr>
                   <w:rFonts w:ascii="Cambria Math" w:hAnsi="Cambria Math"/>
                 </w:rPr>
-                <m:t>18</m:t>
-              </m:r>
-              <m:r>
-                <w:rPr>
-                  <w:rFonts w:ascii="Cambria Math" w:hAnsi="Cambria Math"/>
-                </w:rPr>
-                <m:t xml:space="preserve"> </m:t>
-              </m:r>
-              <m:r>
-                <w:rPr>
-                  <w:rFonts w:ascii="Cambria Math" w:hAnsi="Cambria Math"/>
-                </w:rPr>
-                <m:t>V-15</m:t>
-              </m:r>
-              <m:r>
-                <w:rPr>
-                  <w:rFonts w:ascii="Cambria Math" w:hAnsi="Cambria Math"/>
-                </w:rPr>
-                <m:t xml:space="preserve"> </m:t>
-              </m:r>
-              <m:r>
-                <w:rPr>
-                  <w:rFonts w:ascii="Cambria Math" w:hAnsi="Cambria Math"/>
-                </w:rPr>
-                <m:t>V</m:t>
+                <m:t>18 V-15 V</m:t>
               </m:r>
             </m:num>
             <m:den>
@@ -5444,19 +6622,7 @@
                 <w:rPr>
                   <w:rFonts w:ascii="Cambria Math" w:hAnsi="Cambria Math"/>
                 </w:rPr>
-                <m:t>330</m:t>
-              </m:r>
-              <m:r>
-                <w:rPr>
-                  <w:rFonts w:ascii="Cambria Math" w:hAnsi="Cambria Math"/>
-                </w:rPr>
-                <m:t xml:space="preserve"> </m:t>
-              </m:r>
-              <m:r>
-                <w:rPr>
-                  <w:rFonts w:ascii="Cambria Math" w:hAnsi="Cambria Math"/>
-                </w:rPr>
-                <m:t>Ω</m:t>
+                <m:t>330 Ω</m:t>
               </m:r>
             </m:den>
           </m:f>
@@ -5464,19 +6630,7 @@
             <w:rPr>
               <w:rFonts w:ascii="Cambria Math" w:hAnsi="Cambria Math"/>
             </w:rPr>
-            <m:t>=9</m:t>
-          </m:r>
-          <m:r>
-            <w:rPr>
-              <w:rFonts w:ascii="Cambria Math" w:hAnsi="Cambria Math"/>
-            </w:rPr>
-            <m:t xml:space="preserve"> </m:t>
-          </m:r>
-          <m:r>
-            <w:rPr>
-              <w:rFonts w:ascii="Cambria Math" w:hAnsi="Cambria Math"/>
-            </w:rPr>
-            <m:t>mA</m:t>
+            <m:t>=9 mA</m:t>
           </m:r>
         </m:oMath>
       </m:oMathPara>
@@ -5674,49 +6828,7 @@
                 <w:rPr>
                   <w:rFonts w:ascii="Cambria Math" w:hAnsi="Cambria Math"/>
                 </w:rPr>
-                <m:t>(</m:t>
-              </m:r>
-              <m:r>
-                <w:rPr>
-                  <w:rFonts w:ascii="Cambria Math" w:hAnsi="Cambria Math"/>
-                </w:rPr>
-                <m:t>18</m:t>
-              </m:r>
-              <m:r>
-                <w:rPr>
-                  <w:rFonts w:ascii="Cambria Math" w:hAnsi="Cambria Math"/>
-                </w:rPr>
-                <m:t xml:space="preserve"> </m:t>
-              </m:r>
-              <m:r>
-                <w:rPr>
-                  <w:rFonts w:ascii="Cambria Math" w:hAnsi="Cambria Math"/>
-                </w:rPr>
-                <m:t>V-15</m:t>
-              </m:r>
-              <m:r>
-                <w:rPr>
-                  <w:rFonts w:ascii="Cambria Math" w:hAnsi="Cambria Math"/>
-                </w:rPr>
-                <m:t xml:space="preserve"> </m:t>
-              </m:r>
-              <m:r>
-                <w:rPr>
-                  <w:rFonts w:ascii="Cambria Math" w:hAnsi="Cambria Math"/>
-                </w:rPr>
-                <m:t>V</m:t>
-              </m:r>
-              <m:r>
-                <w:rPr>
-                  <w:rFonts w:ascii="Cambria Math" w:hAnsi="Cambria Math"/>
-                </w:rPr>
-                <m:t>)</m:t>
-              </m:r>
-              <m:r>
-                <w:rPr>
-                  <w:rFonts w:ascii="Cambria Math" w:hAnsi="Cambria Math"/>
-                </w:rPr>
-                <m:t>²</m:t>
+                <m:t>(18 V-15 V)²</m:t>
               </m:r>
             </m:num>
             <m:den>
@@ -5724,19 +6836,7 @@
                 <w:rPr>
                   <w:rFonts w:ascii="Cambria Math" w:hAnsi="Cambria Math"/>
                 </w:rPr>
-                <m:t>330</m:t>
-              </m:r>
-              <m:r>
-                <w:rPr>
-                  <w:rFonts w:ascii="Cambria Math" w:hAnsi="Cambria Math"/>
-                </w:rPr>
-                <m:t xml:space="preserve"> </m:t>
-              </m:r>
-              <m:r>
-                <w:rPr>
-                  <w:rFonts w:ascii="Cambria Math" w:hAnsi="Cambria Math"/>
-                </w:rPr>
-                <m:t>Ω</m:t>
+                <m:t>330 Ω</m:t>
               </m:r>
             </m:den>
           </m:f>
@@ -5744,25 +6844,7 @@
             <w:rPr>
               <w:rFonts w:ascii="Cambria Math" w:hAnsi="Cambria Math"/>
             </w:rPr>
-            <m:t>=</m:t>
-          </m:r>
-          <m:r>
-            <w:rPr>
-              <w:rFonts w:ascii="Cambria Math" w:hAnsi="Cambria Math"/>
-            </w:rPr>
-            <m:t>27</m:t>
-          </m:r>
-          <m:r>
-            <w:rPr>
-              <w:rFonts w:ascii="Cambria Math" w:hAnsi="Cambria Math"/>
-            </w:rPr>
-            <m:t xml:space="preserve"> </m:t>
-          </m:r>
-          <m:r>
-            <w:rPr>
-              <w:rFonts w:ascii="Cambria Math" w:hAnsi="Cambria Math"/>
-            </w:rPr>
-            <m:t>mW</m:t>
+            <m:t>=27 mW</m:t>
           </m:r>
         </m:oMath>
       </m:oMathPara>
@@ -5916,19 +6998,7 @@
             <w:rPr>
               <w:rFonts w:ascii="Cambria Math" w:hAnsi="Cambria Math"/>
             </w:rPr>
-            <m:t xml:space="preserve"> </m:t>
-          </m:r>
-          <m:r>
-            <w:rPr>
-              <w:rFonts w:ascii="Cambria Math" w:hAnsi="Cambria Math"/>
-            </w:rPr>
-            <m:t xml:space="preserve"> (TIP120)</m:t>
-          </m:r>
-          <m:r>
-            <w:rPr>
-              <w:rFonts w:ascii="Cambria Math" w:hAnsi="Cambria Math"/>
-            </w:rPr>
-            <m:t>→15 V-1,4 V=13,6 V</m:t>
+            <m:t xml:space="preserve">  (TIP120)→15 V-1,4 V=13,6 V</m:t>
           </m:r>
         </m:oMath>
       </m:oMathPara>
@@ -6055,13 +7125,7 @@
             <w:rPr>
               <w:rFonts w:ascii="Cambria Math" w:hAnsi="Cambria Math"/>
             </w:rPr>
-            <m:t xml:space="preserve"> </m:t>
-          </m:r>
-          <m:r>
-            <w:rPr>
-              <w:rFonts w:ascii="Cambria Math" w:hAnsi="Cambria Math"/>
-            </w:rPr>
-            <m:t>→0,33 Ω+0,22 Ω=0,55 Ω</m:t>
+            <m:t xml:space="preserve"> →0,33 Ω+0,22 Ω=0,55 Ω</m:t>
           </m:r>
         </m:oMath>
       </m:oMathPara>
@@ -6234,25 +7298,7 @@
             <w:rPr>
               <w:rFonts w:ascii="Cambria Math" w:hAnsi="Cambria Math"/>
             </w:rPr>
-            <m:t>≅</m:t>
-          </m:r>
-          <m:r>
-            <w:rPr>
-              <w:rFonts w:ascii="Cambria Math" w:hAnsi="Cambria Math"/>
-            </w:rPr>
-            <m:t>1,2</m:t>
-          </m:r>
-          <m:r>
-            <w:rPr>
-              <w:rFonts w:ascii="Cambria Math" w:hAnsi="Cambria Math"/>
-            </w:rPr>
-            <m:t>5</m:t>
-          </m:r>
-          <m:r>
-            <w:rPr>
-              <w:rFonts w:ascii="Cambria Math" w:hAnsi="Cambria Math"/>
-            </w:rPr>
-            <m:t xml:space="preserve"> mA</m:t>
+            <m:t>≅1,25 mA</m:t>
           </m:r>
         </m:oMath>
       </m:oMathPara>
@@ -6315,25 +7361,7 @@
             <w:rPr>
               <w:rFonts w:ascii="Cambria Math" w:hAnsi="Cambria Math"/>
             </w:rPr>
-            <m:t xml:space="preserve">= </m:t>
-          </m:r>
-          <m:r>
-            <w:rPr>
-              <w:rFonts w:ascii="Cambria Math" w:hAnsi="Cambria Math"/>
-            </w:rPr>
-            <m:t>R6 →0,22</m:t>
-          </m:r>
-          <m:r>
-            <w:rPr>
-              <w:rFonts w:ascii="Cambria Math" w:hAnsi="Cambria Math"/>
-            </w:rPr>
-            <m:t xml:space="preserve"> </m:t>
-          </m:r>
-          <m:r>
-            <w:rPr>
-              <w:rFonts w:ascii="Cambria Math" w:hAnsi="Cambria Math"/>
-            </w:rPr>
-            <m:t>Ω</m:t>
+            <m:t>= R6 →0,22 Ω</m:t>
           </m:r>
         </m:oMath>
       </m:oMathPara>
@@ -7498,19 +8526,7 @@
             <w:rPr>
               <w:rFonts w:ascii="Cambria Math" w:hAnsi="Cambria Math"/>
             </w:rPr>
-            <m:t xml:space="preserve"> →1</m:t>
-          </m:r>
-          <m:r>
-            <w:rPr>
-              <w:rFonts w:ascii="Cambria Math" w:hAnsi="Cambria Math"/>
-            </w:rPr>
-            <m:t>5</m:t>
-          </m:r>
-          <m:r>
-            <w:rPr>
-              <w:rFonts w:ascii="Cambria Math" w:hAnsi="Cambria Math"/>
-            </w:rPr>
-            <m:t xml:space="preserve"> V × </m:t>
+            <m:t xml:space="preserve"> →15 V × </m:t>
           </m:r>
           <m:f>
             <m:fPr>
@@ -7534,13 +8550,7 @@
                 <w:rPr>
                   <w:rFonts w:ascii="Cambria Math" w:hAnsi="Cambria Math"/>
                 </w:rPr>
-                <m:t>14k Ω+</m:t>
-              </m:r>
-              <m:r>
-                <w:rPr>
-                  <w:rFonts w:ascii="Cambria Math" w:hAnsi="Cambria Math"/>
-                </w:rPr>
-                <m:t>1k Ω</m:t>
+                <m:t>14k Ω+1k Ω</m:t>
               </m:r>
             </m:den>
           </m:f>
@@ -7548,19 +8558,7 @@
             <w:rPr>
               <w:rFonts w:ascii="Cambria Math" w:hAnsi="Cambria Math"/>
             </w:rPr>
-            <m:t>=</m:t>
-          </m:r>
-          <m:r>
-            <w:rPr>
-              <w:rFonts w:ascii="Cambria Math" w:hAnsi="Cambria Math"/>
-            </w:rPr>
-            <m:t>1</m:t>
-          </m:r>
-          <m:r>
-            <w:rPr>
-              <w:rFonts w:ascii="Cambria Math" w:hAnsi="Cambria Math"/>
-            </w:rPr>
-            <m:t xml:space="preserve"> V</m:t>
+            <m:t>=1 V</m:t>
           </m:r>
         </m:oMath>
       </m:oMathPara>
@@ -7759,25 +8757,7 @@
             <w:rPr>
               <w:rFonts w:ascii="Cambria Math" w:hAnsi="Cambria Math"/>
             </w:rPr>
-            <m:t xml:space="preserve"> →15k Ω+ </m:t>
-          </m:r>
-          <m:r>
-            <w:rPr>
-              <w:rFonts w:ascii="Cambria Math" w:hAnsi="Cambria Math"/>
-            </w:rPr>
-            <m:t>15k Ω</m:t>
-          </m:r>
-          <m:r>
-            <w:rPr>
-              <w:rFonts w:ascii="Cambria Math" w:hAnsi="Cambria Math"/>
-            </w:rPr>
-            <m:t>=30k Ω</m:t>
-          </m:r>
-          <m:r>
-            <w:rPr>
-              <w:rFonts w:ascii="Cambria Math" w:hAnsi="Cambria Math"/>
-            </w:rPr>
-            <m:t xml:space="preserve"> </m:t>
+            <m:t xml:space="preserve"> →15k Ω+ 15k Ω=30k Ω </m:t>
           </m:r>
         </m:oMath>
       </m:oMathPara>
@@ -7945,13 +8925,7 @@
             <w:rPr>
               <w:rFonts w:ascii="Cambria Math" w:hAnsi="Cambria Math"/>
             </w:rPr>
-            <m:t>=</m:t>
-          </m:r>
-          <m:r>
-            <w:rPr>
-              <w:rFonts w:ascii="Cambria Math" w:hAnsi="Cambria Math"/>
-            </w:rPr>
-            <m:t>4</m:t>
+            <m:t>=4</m:t>
           </m:r>
         </m:oMath>
       </m:oMathPara>
@@ -8038,28 +9012,13 @@
             <w:rPr>
               <w:rFonts w:ascii="Cambria Math" w:hAnsi="Cambria Math"/>
             </w:rPr>
-            <m:t>Ler_Iref</m:t>
-          </m:r>
-          <m:r>
-            <m:rPr>
-              <m:nor/>
-            </m:rPr>
-            <w:rPr>
-              <w:rFonts w:ascii="Cambria Math" w:hAnsi="Cambria Math"/>
-            </w:rPr>
-            <m:t xml:space="preserve"> (Icarga  × 0,11 Ω)</m:t>
+            <m:t>Ler_Iref (Icarga  × 0,11 Ω)</m:t>
           </m:r>
           <m:r>
             <w:rPr>
               <w:rFonts w:ascii="Cambria Math" w:hAnsi="Cambria Math"/>
             </w:rPr>
-            <m:t>→ 0,44 ×1,27 A=0,558 V</m:t>
-          </m:r>
-          <m:r>
-            <w:rPr>
-              <w:rFonts w:ascii="Cambria Math" w:hAnsi="Cambria Math"/>
-            </w:rPr>
-            <m:t xml:space="preserve"> </m:t>
+            <m:t xml:space="preserve">→ 0,44 ×1,27 A=0,558 V </m:t>
           </m:r>
         </m:oMath>
       </m:oMathPara>
@@ -8469,13 +9428,7 @@
                     <w:rPr>
                       <w:rFonts w:ascii="Cambria Math" w:hAnsi="Cambria Math"/>
                     </w:rPr>
-                    <m:t>1</m:t>
-                  </m:r>
-                  <m:r>
-                    <w:rPr>
-                      <w:rFonts w:ascii="Cambria Math" w:hAnsi="Cambria Math"/>
-                    </w:rPr>
-                    <m:t>1</m:t>
+                    <m:t>11</m:t>
                   </m:r>
                 </m:sub>
               </m:sSub>
@@ -8509,19 +9462,7 @@
                 <w:rPr>
                   <w:rFonts w:ascii="Cambria Math" w:hAnsi="Cambria Math"/>
                 </w:rPr>
-                <m:t>1</m:t>
-              </m:r>
-              <m:r>
-                <w:rPr>
-                  <w:rFonts w:ascii="Cambria Math" w:hAnsi="Cambria Math"/>
-                </w:rPr>
-                <m:t>50</m:t>
-              </m:r>
-              <m:r>
-                <w:rPr>
-                  <w:rFonts w:ascii="Cambria Math" w:hAnsi="Cambria Math"/>
-                </w:rPr>
-                <m:t xml:space="preserve"> Ω</m:t>
+                <m:t>150 Ω</m:t>
               </m:r>
             </m:den>
           </m:f>
@@ -8529,19 +9470,7 @@
             <w:rPr>
               <w:rFonts w:ascii="Cambria Math" w:hAnsi="Cambria Math"/>
             </w:rPr>
-            <m:t>=</m:t>
-          </m:r>
-          <m:r>
-            <w:rPr>
-              <w:rFonts w:ascii="Cambria Math" w:hAnsi="Cambria Math"/>
-            </w:rPr>
-            <m:t>8,66</m:t>
-          </m:r>
-          <m:r>
-            <w:rPr>
-              <w:rFonts w:ascii="Cambria Math" w:hAnsi="Cambria Math"/>
-            </w:rPr>
-            <m:t xml:space="preserve"> mA</m:t>
+            <m:t>=8,66 mA</m:t>
           </m:r>
         </m:oMath>
       </m:oMathPara>
@@ -8584,110 +9513,1174 @@
       <w:pPr>
         <w:pStyle w:val="Ttulo2"/>
       </w:pPr>
-      <w:bookmarkStart w:id="10" w:name="_Toc230404761"/>
-      <w:r>
-        <w:t>Algoritmo</w:t>
+      <w:r>
+        <w:t>Firmware</w:t>
+      </w:r>
+    </w:p>
+    <w:p>
+      <w:r>
+        <w:t xml:space="preserve">O firmware do sistema foi integralmente desenvolvido sob o ecossistema de código aberto utilizando a linguagem C++ integrada ao framework Arduino. Como ambiente de desenvolvimento (IDE), adotou-se o Visual Studio </w:t>
+      </w:r>
+      <w:proofErr w:type="spellStart"/>
+      <w:r>
+        <w:t>Code</w:t>
+      </w:r>
+      <w:proofErr w:type="spellEnd"/>
+      <w:r>
+        <w:t xml:space="preserve"> (VS </w:t>
+      </w:r>
+      <w:proofErr w:type="spellStart"/>
+      <w:r>
+        <w:t>Code</w:t>
+      </w:r>
+      <w:proofErr w:type="spellEnd"/>
+      <w:r>
+        <w:t xml:space="preserve">) em conjunto com a extensão </w:t>
+      </w:r>
+      <w:proofErr w:type="spellStart"/>
+      <w:r>
+        <w:t>PlatformIO</w:t>
+      </w:r>
+      <w:proofErr w:type="spellEnd"/>
+      <w:r>
+        <w:t xml:space="preserve">. Esta escolha justifica-se pela robustez no gerenciamento de bibliotecas, compilação otimizada para o processador de arquitetura </w:t>
+      </w:r>
+      <w:proofErr w:type="spellStart"/>
+      <w:r>
+        <w:t>Xtensa</w:t>
+      </w:r>
+      <w:proofErr w:type="spellEnd"/>
+      <w:r>
+        <w:t xml:space="preserve"> de 32 bits do ESP32 e suporte avançado a sistemas de versionamento.</w:t>
+      </w:r>
+    </w:p>
+    <w:p>
+      <w:r>
+        <w:t>A arquitetura do software foi estruturada de forma modular para otimizar o uso de memória do microcontrolador, dividindo-se em três arquivos principais:</w:t>
+      </w:r>
+    </w:p>
+    <w:p/>
+    <w:p>
+      <w:pPr>
+        <w:numPr>
+          <w:ilvl w:val="0"/>
+          <w:numId w:val="6"/>
+        </w:numPr>
+      </w:pPr>
+      <w:r>
+        <w:rPr>
+          <w:b/>
+          <w:bCs/>
+        </w:rPr>
+        <w:lastRenderedPageBreak/>
+        <w:t>Código Principal (</w:t>
+      </w:r>
+      <w:proofErr w:type="spellStart"/>
+      <w:r>
+        <w:rPr>
+          <w:b/>
+          <w:bCs/>
+        </w:rPr>
+        <w:t>src</w:t>
+      </w:r>
+      <w:proofErr w:type="spellEnd"/>
+      <w:r>
+        <w:rPr>
+          <w:b/>
+          <w:bCs/>
+        </w:rPr>
+        <w:t>/main.cpp):</w:t>
+      </w:r>
+      <w:r>
+        <w:t xml:space="preserve"> Responsável pelo controle de baixo nível, inicialização de periféricos, execução dos filtros digitais e gerenciamento das requisições do servidor.</w:t>
+      </w:r>
+    </w:p>
+    <w:p>
+      <w:pPr>
+        <w:numPr>
+          <w:ilvl w:val="0"/>
+          <w:numId w:val="6"/>
+        </w:numPr>
+      </w:pPr>
+      <w:r>
+        <w:rPr>
+          <w:b/>
+          <w:bCs/>
+        </w:rPr>
+        <w:t>Interface Web (include/</w:t>
+      </w:r>
+      <w:proofErr w:type="spellStart"/>
+      <w:r>
+        <w:rPr>
+          <w:b/>
+          <w:bCs/>
+        </w:rPr>
+        <w:t>html.h</w:t>
+      </w:r>
+      <w:proofErr w:type="spellEnd"/>
+      <w:r>
+        <w:rPr>
+          <w:b/>
+          <w:bCs/>
+        </w:rPr>
+        <w:t>):</w:t>
+      </w:r>
+      <w:r>
+        <w:t xml:space="preserve"> Arquivo de cabeçalho que armazena a estrutura do front-</w:t>
+      </w:r>
+      <w:proofErr w:type="spellStart"/>
+      <w:r>
+        <w:t>end</w:t>
+      </w:r>
+      <w:proofErr w:type="spellEnd"/>
+      <w:r>
+        <w:t xml:space="preserve"> (HTML, CSS e </w:t>
+      </w:r>
+      <w:proofErr w:type="spellStart"/>
+      <w:r>
+        <w:t>JavaScript</w:t>
+      </w:r>
+      <w:proofErr w:type="spellEnd"/>
+      <w:r>
+        <w:t>) na memória de programa do chip (PROGMEM), evitando o consumo da memória RAM (SRAM) dinâmica.</w:t>
+      </w:r>
+    </w:p>
+    <w:p>
+      <w:pPr>
+        <w:ind w:left="720" w:firstLine="0"/>
+      </w:pPr>
+    </w:p>
+    <w:p>
+      <w:pPr>
+        <w:numPr>
+          <w:ilvl w:val="0"/>
+          <w:numId w:val="6"/>
+        </w:numPr>
+      </w:pPr>
+      <w:r>
+        <w:rPr>
+          <w:b/>
+          <w:bCs/>
+        </w:rPr>
+        <w:t>Recursos Visuais (include/</w:t>
+      </w:r>
+      <w:proofErr w:type="spellStart"/>
+      <w:r>
+        <w:rPr>
+          <w:b/>
+          <w:bCs/>
+        </w:rPr>
+        <w:t>images.h</w:t>
+      </w:r>
+      <w:proofErr w:type="spellEnd"/>
+      <w:r>
+        <w:rPr>
+          <w:b/>
+          <w:bCs/>
+        </w:rPr>
+        <w:t>):</w:t>
+      </w:r>
+      <w:r>
+        <w:t xml:space="preserve"> Armazena as imagens de interface convertidas em matrizes de bytes binários (</w:t>
+      </w:r>
+      <w:proofErr w:type="spellStart"/>
+      <w:r>
+        <w:t>hex</w:t>
+      </w:r>
+      <w:proofErr w:type="spellEnd"/>
+      <w:r>
+        <w:t xml:space="preserve"> </w:t>
+      </w:r>
+      <w:proofErr w:type="spellStart"/>
+      <w:r>
+        <w:t>arrays</w:t>
+      </w:r>
+      <w:proofErr w:type="spellEnd"/>
+      <w:r>
+        <w:t>) para transmissão direta via rede.</w:t>
+      </w:r>
+    </w:p>
+    <w:p>
+      <w:pPr>
+        <w:ind w:firstLine="0"/>
+      </w:pPr>
+    </w:p>
+    <w:p>
+      <w:pPr>
+        <w:pStyle w:val="Ttulo3"/>
+      </w:pPr>
+      <w:r>
+        <w:t>Bibliotecas e Periféricos</w:t>
+      </w:r>
+    </w:p>
+    <w:p>
+      <w:r>
+        <w:t>Para a operação integrada dos componentes e protocolos de comunicação, o firmware incorpora as seguintes bibliotecas nativas e externas:</w:t>
+      </w:r>
+    </w:p>
+    <w:p/>
+    <w:p>
+      <w:pPr>
+        <w:numPr>
+          <w:ilvl w:val="0"/>
+          <w:numId w:val="7"/>
+        </w:numPr>
+      </w:pPr>
+      <w:proofErr w:type="spellStart"/>
+      <w:r>
+        <w:rPr>
+          <w:b/>
+          <w:bCs/>
+        </w:rPr>
+        <w:t>Arduino.h</w:t>
+      </w:r>
+      <w:proofErr w:type="spellEnd"/>
+      <w:r>
+        <w:rPr>
+          <w:b/>
+          <w:bCs/>
+        </w:rPr>
+        <w:t>:</w:t>
+      </w:r>
+      <w:r>
+        <w:t xml:space="preserve"> Fornece a API base para controle dos pinos de Entrada/Saída (GPIO) e temporizadores do chip</w:t>
+      </w:r>
+      <w:r>
+        <w:t>.</w:t>
+      </w:r>
+    </w:p>
+    <w:p>
+      <w:pPr>
+        <w:ind w:left="720" w:firstLine="0"/>
+      </w:pPr>
+    </w:p>
+    <w:p>
+      <w:pPr>
+        <w:numPr>
+          <w:ilvl w:val="0"/>
+          <w:numId w:val="7"/>
+        </w:numPr>
+      </w:pPr>
+      <w:proofErr w:type="spellStart"/>
+      <w:r>
+        <w:rPr>
+          <w:b/>
+          <w:bCs/>
+        </w:rPr>
+        <w:t>Wire.h</w:t>
+      </w:r>
+      <w:proofErr w:type="spellEnd"/>
+      <w:r>
+        <w:rPr>
+          <w:b/>
+          <w:bCs/>
+        </w:rPr>
+        <w:t>:</w:t>
+      </w:r>
+      <w:r>
+        <w:t xml:space="preserve"> Gerencia o barramento de comunicação serial síncrona I2C nos pinos customizados (SDA: GPIO 16, SCL: GPIO 19).</w:t>
+      </w:r>
+    </w:p>
+    <w:p>
+      <w:pPr>
+        <w:ind w:firstLine="0"/>
+      </w:pPr>
+    </w:p>
+    <w:p>
+      <w:pPr>
+        <w:numPr>
+          <w:ilvl w:val="0"/>
+          <w:numId w:val="7"/>
+        </w:numPr>
+      </w:pPr>
+      <w:r>
+        <w:rPr>
+          <w:b/>
+          <w:bCs/>
+        </w:rPr>
+        <w:t>LiquidCrystal_I2C.h:</w:t>
+      </w:r>
+      <w:r>
+        <w:t xml:space="preserve"> Controla o display LCD de 20 colunas por 4 linhas, encapsulando os comandos de escrita e posicionamento de cursor via I2C.</w:t>
+      </w:r>
+    </w:p>
+    <w:p>
+      <w:pPr>
+        <w:ind w:firstLine="0"/>
+      </w:pPr>
+    </w:p>
+    <w:p>
+      <w:pPr>
+        <w:numPr>
+          <w:ilvl w:val="0"/>
+          <w:numId w:val="7"/>
+        </w:numPr>
+      </w:pPr>
+      <w:proofErr w:type="spellStart"/>
+      <w:r>
+        <w:rPr>
+          <w:b/>
+          <w:bCs/>
+        </w:rPr>
+        <w:t>WiFi.h</w:t>
+      </w:r>
+      <w:proofErr w:type="spellEnd"/>
+      <w:r>
+        <w:rPr>
+          <w:b/>
+          <w:bCs/>
+        </w:rPr>
+        <w:t>:</w:t>
+      </w:r>
+      <w:r>
+        <w:t xml:space="preserve"> Configura o modem de rádio do ESP32 para operar estritamente em modo </w:t>
+      </w:r>
+      <w:r>
+        <w:t>Soft Access Point</w:t>
+      </w:r>
+      <w:r>
+        <w:t xml:space="preserve"> (</w:t>
+      </w:r>
+      <w:proofErr w:type="spellStart"/>
+      <w:r>
+        <w:t>SoftAP</w:t>
+      </w:r>
+      <w:proofErr w:type="spellEnd"/>
+      <w:r>
+        <w:t>), gerando uma rede local criptografada sem a necessidade de um roteador externo.</w:t>
+      </w:r>
+    </w:p>
+    <w:p>
+      <w:pPr>
+        <w:ind w:firstLine="0"/>
+      </w:pPr>
+    </w:p>
+    <w:p>
+      <w:pPr>
+        <w:numPr>
+          <w:ilvl w:val="0"/>
+          <w:numId w:val="7"/>
+        </w:numPr>
+      </w:pPr>
+      <w:proofErr w:type="spellStart"/>
+      <w:r>
+        <w:rPr>
+          <w:b/>
+          <w:bCs/>
+        </w:rPr>
+        <w:t>WebServer.h</w:t>
+      </w:r>
+      <w:proofErr w:type="spellEnd"/>
+      <w:r>
+        <w:rPr>
+          <w:b/>
+          <w:bCs/>
+        </w:rPr>
+        <w:t>:</w:t>
+      </w:r>
+      <w:r>
+        <w:t xml:space="preserve"> Instancia um servidor HTTP escutando </w:t>
+      </w:r>
+      <w:proofErr w:type="gramStart"/>
+      <w:r>
+        <w:t>na porta padrão</w:t>
+      </w:r>
+      <w:proofErr w:type="gramEnd"/>
+      <w:r>
+        <w:t xml:space="preserve"> 80, encarregado de processar os métodos de requisição dos clientes conectados.</w:t>
+      </w:r>
+    </w:p>
+    <w:p>
+      <w:pPr>
+        <w:ind w:firstLine="0"/>
+      </w:pPr>
+    </w:p>
+    <w:p>
+      <w:pPr>
+        <w:pStyle w:val="Ttulo3"/>
+      </w:pPr>
+      <w:r>
+        <w:lastRenderedPageBreak/>
+        <w:t xml:space="preserve">Infraestrutura de Rede e </w:t>
+      </w:r>
+      <w:proofErr w:type="spellStart"/>
+      <w:r>
+        <w:t>Endpoints</w:t>
+      </w:r>
+      <w:proofErr w:type="spellEnd"/>
+      <w:r>
+        <w:t xml:space="preserve"> HTTP (API JSON)</w:t>
+      </w:r>
+    </w:p>
+    <w:p>
+      <w:r>
+        <w:t xml:space="preserve">O ESP32 atua simultaneamente como ponto de acesso Wi-Fi (SSID: "FLM_FTE12V") e servidor de aplicação. O roteamento de dados do servidor web foi projetado sob o modelo arquitetural REST, expondo </w:t>
+      </w:r>
+      <w:proofErr w:type="spellStart"/>
+      <w:r>
+        <w:t>endpoints</w:t>
+      </w:r>
+      <w:proofErr w:type="spellEnd"/>
+      <w:r>
+        <w:t xml:space="preserve"> específicos mapeados por meio de funções lambda:</w:t>
+      </w:r>
+    </w:p>
+    <w:p>
+      <w:pPr>
+        <w:numPr>
+          <w:ilvl w:val="0"/>
+          <w:numId w:val="8"/>
+        </w:numPr>
+      </w:pPr>
+      <w:r>
+        <w:rPr>
+          <w:b/>
+          <w:bCs/>
+        </w:rPr>
+        <w:t>Rota Raiz (/):</w:t>
+      </w:r>
+      <w:r>
+        <w:t xml:space="preserve"> Quando o usuário acessa o endereço IP da fonte, o servidor dispara uma resposta HTTP com código de status 200 (OK), transmitindo o documento INDEX_HTML em formato de texto e hipertexto.</w:t>
+      </w:r>
+    </w:p>
+    <w:p>
+      <w:pPr>
+        <w:ind w:left="720" w:firstLine="0"/>
+      </w:pPr>
+    </w:p>
+    <w:p>
+      <w:pPr>
+        <w:numPr>
+          <w:ilvl w:val="0"/>
+          <w:numId w:val="8"/>
+        </w:numPr>
+      </w:pPr>
+      <w:r>
+        <w:rPr>
+          <w:b/>
+          <w:bCs/>
+        </w:rPr>
+        <w:t>Rota de Telemetria (/dados):</w:t>
+      </w:r>
+      <w:r>
+        <w:t xml:space="preserve"> Este </w:t>
+      </w:r>
+      <w:proofErr w:type="spellStart"/>
+      <w:r>
+        <w:t>endpoint</w:t>
+      </w:r>
+      <w:proofErr w:type="spellEnd"/>
+      <w:r>
+        <w:t xml:space="preserve"> expõe os dados brutos da fonte em tempo real. Ele encapsula as variáveis globais de medição dinamicamente e as envia formatadas como uma </w:t>
+      </w:r>
+      <w:proofErr w:type="spellStart"/>
+      <w:r>
+        <w:t>string</w:t>
+      </w:r>
+      <w:proofErr w:type="spellEnd"/>
+      <w:r>
+        <w:t xml:space="preserve"> em padrão JSON (</w:t>
+      </w:r>
+      <w:proofErr w:type="spellStart"/>
+      <w:r>
+        <w:t>JavaScript</w:t>
+      </w:r>
+      <w:proofErr w:type="spellEnd"/>
+      <w:r>
+        <w:t xml:space="preserve"> </w:t>
+      </w:r>
+      <w:proofErr w:type="spellStart"/>
+      <w:r>
+        <w:t>Object</w:t>
+      </w:r>
+      <w:proofErr w:type="spellEnd"/>
+      <w:r>
+        <w:t xml:space="preserve"> </w:t>
+      </w:r>
+      <w:proofErr w:type="spellStart"/>
+      <w:r>
+        <w:t>Notation</w:t>
+      </w:r>
+      <w:proofErr w:type="spellEnd"/>
+      <w:r>
+        <w:t>), conforme a estrutura abaixo:</w:t>
+      </w:r>
+    </w:p>
+    <w:p>
+      <w:r>
+        <w:t>JSON</w:t>
+      </w:r>
+    </w:p>
+    <w:p>
+      <w:r>
+        <w:t>{"v": 12.00, "i": 0.500, "p": 6.00}</w:t>
+      </w:r>
+    </w:p>
+    <w:p/>
+    <w:p>
+      <w:pPr>
+        <w:numPr>
+          <w:ilvl w:val="0"/>
+          <w:numId w:val="8"/>
+        </w:numPr>
+      </w:pPr>
+      <w:r>
+        <w:rPr>
+          <w:b/>
+          <w:bCs/>
+        </w:rPr>
+        <w:t>Rotas de Mídia (/logo.png e /fonte.png):</w:t>
+      </w:r>
+      <w:r>
+        <w:t xml:space="preserve"> Enviam os dados binários das imagens com o cabeçalho (</w:t>
+      </w:r>
+      <w:r>
+        <w:t xml:space="preserve">MIME </w:t>
+      </w:r>
+      <w:proofErr w:type="spellStart"/>
+      <w:r>
+        <w:t>type</w:t>
+      </w:r>
+      <w:proofErr w:type="spellEnd"/>
+      <w:r>
+        <w:t xml:space="preserve">) definido como </w:t>
+      </w:r>
+      <w:proofErr w:type="spellStart"/>
+      <w:r>
+        <w:t>image</w:t>
+      </w:r>
+      <w:proofErr w:type="spellEnd"/>
+      <w:r>
+        <w:t>/png, permitindo que o navegador renderize o layout visual completo da FLM Systems.</w:t>
+      </w:r>
+    </w:p>
+    <w:p>
+      <w:pPr>
+        <w:ind w:left="720" w:firstLine="0"/>
+      </w:pPr>
+    </w:p>
+    <w:p>
+      <w:pPr>
+        <w:pStyle w:val="Ttulo3"/>
+      </w:pPr>
+      <w:r>
+        <w:t>Interface Gráfica e Comunicação Assíncrona (Front-</w:t>
+      </w:r>
+      <w:proofErr w:type="spellStart"/>
+      <w:r>
+        <w:t>end</w:t>
+      </w:r>
+      <w:proofErr w:type="spellEnd"/>
+      <w:r>
+        <w:t>)</w:t>
+      </w:r>
+    </w:p>
+    <w:p>
+      <w:r>
+        <w:t xml:space="preserve">A interface de monitoramento remoto foi desenvolvida utilizando HTML5 estrutural, folhas de estilo CSS3 responsivas (adaptáveis a telas de computadores e </w:t>
+      </w:r>
+      <w:r>
+        <w:t>smartphones</w:t>
+      </w:r>
+      <w:r>
+        <w:t xml:space="preserve">) e scripts interpretados em </w:t>
+      </w:r>
+      <w:proofErr w:type="spellStart"/>
+      <w:r>
+        <w:t>JavaScript</w:t>
+      </w:r>
+      <w:proofErr w:type="spellEnd"/>
+      <w:r>
+        <w:t xml:space="preserve"> puro (</w:t>
+      </w:r>
+      <w:proofErr w:type="spellStart"/>
+      <w:r>
+        <w:t>Vanilla</w:t>
+      </w:r>
+      <w:proofErr w:type="spellEnd"/>
+      <w:r>
+        <w:t xml:space="preserve"> JS</w:t>
+      </w:r>
+      <w:r>
+        <w:t>).</w:t>
+      </w:r>
+    </w:p>
+    <w:p>
+      <w:r>
+        <w:t xml:space="preserve">O mecanismo de atualização da tela dispensa o recarregamento completo da página web, técnica que saturaria o poder de processamento do ESP32. Em vez disso, o navegador executa um loop assíncrono baseado na função </w:t>
+      </w:r>
+      <w:proofErr w:type="spellStart"/>
+      <w:proofErr w:type="gramStart"/>
+      <w:r>
+        <w:t>setInterval</w:t>
+      </w:r>
+      <w:proofErr w:type="spellEnd"/>
+      <w:r>
+        <w:t>(</w:t>
+      </w:r>
+      <w:proofErr w:type="gramEnd"/>
+      <w:r>
+        <w:t xml:space="preserve">) a cada </w:t>
+      </w:r>
+      <w:r>
+        <w:rPr>
+          <w:b/>
+          <w:bCs/>
+        </w:rPr>
+        <w:t>1000 milissegundos</w:t>
+      </w:r>
+      <w:r>
+        <w:t xml:space="preserve">. Esse loop realiza uma requisição de segundo plano via objeto </w:t>
+      </w:r>
+      <w:proofErr w:type="spellStart"/>
+      <w:r>
+        <w:t>XMLHttpRequest</w:t>
+      </w:r>
+      <w:proofErr w:type="spellEnd"/>
+      <w:r>
+        <w:t xml:space="preserve"> (padrão AJAX) voltada ao </w:t>
+      </w:r>
+      <w:proofErr w:type="spellStart"/>
+      <w:r>
+        <w:t>endpoint</w:t>
+      </w:r>
+      <w:proofErr w:type="spellEnd"/>
+      <w:r>
+        <w:t xml:space="preserve"> /dados.</w:t>
+      </w:r>
+    </w:p>
+    <w:p>
+      <w:r>
+        <w:t xml:space="preserve">Ao receber o objeto JSON com a telemetria, o motor </w:t>
+      </w:r>
+      <w:proofErr w:type="spellStart"/>
+      <w:r>
+        <w:t>JavaScript</w:t>
+      </w:r>
+      <w:proofErr w:type="spellEnd"/>
+      <w:r>
+        <w:t xml:space="preserve"> decodifica os valores e atualiza imediatamente os elementos de texto do painel. Simultaneamente, o </w:t>
+      </w:r>
+      <w:r>
+        <w:lastRenderedPageBreak/>
+        <w:t>script insere esses dados em vetores de histórico (</w:t>
+      </w:r>
+      <w:proofErr w:type="spellStart"/>
+      <w:r>
+        <w:t>arrays</w:t>
+      </w:r>
+      <w:proofErr w:type="spellEnd"/>
+      <w:r>
+        <w:t xml:space="preserve"> FIFO com limite de 40 pontos) e realiza a renderização vetorial de gráficos de linha em tempo real utilizando de forma direta a API gráfica do elemento nativo HTML </w:t>
+      </w:r>
+      <w:r>
+        <w:t>(</w:t>
+      </w:r>
+      <w:proofErr w:type="spellStart"/>
+      <w:r>
+        <w:t>canvas</w:t>
+      </w:r>
+      <w:proofErr w:type="spellEnd"/>
+      <w:r>
+        <w:t>)</w:t>
+      </w:r>
+      <w:r>
+        <w:t>, desenhando curvas dinâmicas de comportamento para Tensão, Corrente e Potência.</w:t>
+      </w:r>
+    </w:p>
+    <w:p/>
+    <w:p>
+      <w:pPr>
+        <w:pStyle w:val="Ttulo2"/>
+      </w:pPr>
+      <w:r>
+        <w:t>Algoritmo e Processamento de Sinais</w:t>
+      </w:r>
+    </w:p>
+    <w:p>
+      <w:pPr>
+        <w:rPr>
+          <w:b/>
+          <w:bCs/>
+        </w:rPr>
+      </w:pPr>
+      <w:r>
+        <w:t>O algoritmo embarcado no ESP32 foi desenvolvido para ir além da simples leitura de conversores analógico-digitais (</w:t>
+      </w:r>
+      <w:proofErr w:type="spellStart"/>
+      <w:r>
+        <w:t>ADCs</w:t>
+      </w:r>
+      <w:proofErr w:type="spellEnd"/>
+      <w:r>
+        <w:t xml:space="preserve">). Ele atua como uma camada de instrumentação inteligente, aplicando técnicas de Processamento Digital de Sinais (DSP) e compensações matemáticas para garantir a precisão das grandezas elétricas exibidas. O ciclo de execução principal pode ser visualizado na </w:t>
+      </w:r>
+      <w:r>
+        <w:rPr>
+          <w:b/>
+          <w:bCs/>
+          <w:highlight w:val="yellow"/>
+        </w:rPr>
+        <w:t>Figura</w:t>
+      </w:r>
+    </w:p>
+    <w:p>
+      <w:pPr>
+        <w:pStyle w:val="Legenda"/>
+      </w:pPr>
+      <w:r>
+        <w:rPr>
+          <w:noProof/>
+        </w:rPr>
+        <w:lastRenderedPageBreak/>
+        <w:drawing>
+          <wp:inline distT="0" distB="0" distL="0" distR="0" wp14:anchorId="0EBFA23B" wp14:editId="68BF74A4">
+            <wp:extent cx="2983898" cy="6589441"/>
+            <wp:effectExtent l="0" t="0" r="6985" b="1905"/>
+            <wp:docPr id="1351388566" name="Imagem 1"/>
+            <wp:cNvGraphicFramePr>
+              <a:graphicFrameLocks xmlns:a="http://schemas.openxmlformats.org/drawingml/2006/main" noChangeAspect="1"/>
+            </wp:cNvGraphicFramePr>
+            <a:graphic xmlns:a="http://schemas.openxmlformats.org/drawingml/2006/main">
+              <a:graphicData uri="http://schemas.openxmlformats.org/drawingml/2006/picture">
+                <pic:pic xmlns:pic="http://schemas.openxmlformats.org/drawingml/2006/picture">
+                  <pic:nvPicPr>
+                    <pic:cNvPr id="0" name="Picture 1"/>
+                    <pic:cNvPicPr>
+                      <a:picLocks noChangeAspect="1" noChangeArrowheads="1"/>
+                    </pic:cNvPicPr>
+                  </pic:nvPicPr>
+                  <pic:blipFill>
+                    <a:blip r:embed="rId16" cstate="print">
+                      <a:extLst>
+                        <a:ext uri="{28A0092B-C50C-407E-A947-70E740481C1C}">
+                          <a14:useLocalDpi xmlns:a14="http://schemas.microsoft.com/office/drawing/2010/main" val="0"/>
+                        </a:ext>
+                      </a:extLst>
+                    </a:blip>
+                    <a:srcRect/>
+                    <a:stretch>
+                      <a:fillRect/>
+                    </a:stretch>
+                  </pic:blipFill>
+                  <pic:spPr bwMode="auto">
+                    <a:xfrm>
+                      <a:off x="0" y="0"/>
+                      <a:ext cx="3010309" cy="6647766"/>
+                    </a:xfrm>
+                    <a:prstGeom prst="rect">
+                      <a:avLst/>
+                    </a:prstGeom>
+                    <a:noFill/>
+                    <a:ln>
+                      <a:noFill/>
+                    </a:ln>
+                  </pic:spPr>
+                </pic:pic>
+              </a:graphicData>
+            </a:graphic>
+          </wp:inline>
+        </w:drawing>
+      </w:r>
+    </w:p>
+    <w:p>
+      <w:pPr>
+        <w:pStyle w:val="Legenda"/>
+      </w:pPr>
+      <w:r>
+        <w:t xml:space="preserve">Figura </w:t>
+      </w:r>
+      <w:r>
+        <w:fldChar w:fldCharType="begin"/>
+      </w:r>
+      <w:r>
+        <w:instrText xml:space="preserve"> SEQ Figura \* ARABIC </w:instrText>
+      </w:r>
+      <w:r>
+        <w:fldChar w:fldCharType="separate"/>
+      </w:r>
+      <w:r>
+        <w:rPr>
+          <w:noProof/>
+        </w:rPr>
+        <w:t>5</w:t>
+      </w:r>
+      <w:r>
+        <w:rPr>
+          <w:noProof/>
+        </w:rPr>
+        <w:fldChar w:fldCharType="end"/>
+      </w:r>
+      <w:r>
+        <w:t xml:space="preserve"> - </w:t>
+      </w:r>
+      <w:r>
+        <w:t>Fluxograma de processamento e controle do firmware.</w:t>
+      </w:r>
+    </w:p>
+    <w:p>
+      <w:pPr>
+        <w:ind w:firstLine="0"/>
+      </w:pPr>
+      <w:r>
+        <w:t>(Fonte: Autoria própria, 2026)</w:t>
+      </w:r>
+    </w:p>
+    <w:p>
+      <w:pPr>
+        <w:ind w:firstLine="0"/>
+      </w:pPr>
+    </w:p>
+    <w:p>
+      <w:pPr>
+        <w:pStyle w:val="Ttulo3"/>
+      </w:pPr>
+      <w:r>
+        <w:t>Filtragem e tratamento de Ruído (DSP)</w:t>
+      </w:r>
+    </w:p>
+    <w:p>
+      <w:r>
+        <w:t xml:space="preserve">Para </w:t>
+      </w:r>
+      <w:r>
+        <w:t>suavizar</w:t>
+      </w:r>
+      <w:r>
+        <w:t xml:space="preserve"> a flutuação de leitura causada pelo </w:t>
+      </w:r>
+      <w:proofErr w:type="spellStart"/>
+      <w:r>
+        <w:t>ripple</w:t>
+      </w:r>
+      <w:proofErr w:type="spellEnd"/>
+      <w:r>
+        <w:t xml:space="preserve"> da fonte de alimentação e por interferências eletromagnéticas (EMI), o firmware não utiliza leituras instantâneas do </w:t>
+      </w:r>
+      <w:r>
+        <w:lastRenderedPageBreak/>
+        <w:t xml:space="preserve">ADC. Foi implementada a função </w:t>
+      </w:r>
+      <w:proofErr w:type="spellStart"/>
+      <w:proofErr w:type="gramStart"/>
+      <w:r>
+        <w:t>lerMedia</w:t>
+      </w:r>
+      <w:proofErr w:type="spellEnd"/>
+      <w:r>
+        <w:t>(</w:t>
+      </w:r>
+      <w:proofErr w:type="gramEnd"/>
+      <w:r>
+        <w:t xml:space="preserve">), que atua como um filtro passa-baixa digital por Média Móvel. O algoritmo coleta </w:t>
+      </w:r>
+      <w:r>
+        <w:t>60 amostras</w:t>
+      </w:r>
+      <w:r>
+        <w:t xml:space="preserve">, introduzindo um atraso de </w:t>
+      </w:r>
+      <w:r>
+        <w:t>277 microssegundos</w:t>
+      </w:r>
+      <w:r>
+        <w:t xml:space="preserve"> entre cada leitura. A soma desse tempo (60 </w:t>
+      </w:r>
+      <w:r>
+        <w:t>x</w:t>
+      </w:r>
+      <w:r>
+        <w:t xml:space="preserve"> 277</w:t>
+      </w:r>
+      <w:r>
+        <w:rPr>
+          <w:rFonts w:cs="Times New Roman"/>
+        </w:rPr>
+        <w:t>µ</w:t>
+      </w:r>
+      <w:r>
+        <w:t xml:space="preserve">s </w:t>
+      </w:r>
+      <w:r>
+        <w:rPr>
+          <w:rFonts w:cs="Times New Roman"/>
+        </w:rPr>
+        <w:t>≈</w:t>
+      </w:r>
+      <w:r>
+        <w:t xml:space="preserve"> 16,6</w:t>
+      </w:r>
+      <w:r>
+        <w:t>ms</w:t>
+      </w:r>
+      <w:r>
+        <w:t xml:space="preserve">) equivale exatamente a </w:t>
+      </w:r>
+      <w:r>
+        <w:t>um ciclo completo da rede elétrica de 60Hz</w:t>
+      </w:r>
+      <w:r>
+        <w:t>, promovendo o cancelamento natural de ruídos harmônicos da rede antes mesmo do cálculo matemático.</w:t>
+      </w:r>
+    </w:p>
+    <w:p>
+      <w:pPr>
+        <w:pStyle w:val="Ttulo3"/>
+      </w:pPr>
+      <w:r>
+        <w:t>Auto calibração de Zero (Offset)</w:t>
+      </w:r>
+    </w:p>
+    <w:p>
+      <w:r>
+        <w:t>Amplificadores operacionais, como o LM358N utilizado no circuito, possuem tensões de deslocamento intrínsecas (</w:t>
+      </w:r>
+      <w:r>
+        <w:t xml:space="preserve">Input Offset </w:t>
+      </w:r>
+      <w:proofErr w:type="spellStart"/>
+      <w:r>
+        <w:t>Voltage</w:t>
+      </w:r>
+      <w:proofErr w:type="spellEnd"/>
+      <w:r>
+        <w:t xml:space="preserve">). Para evitar que a fonte registre consumo de corrente com os bornes vazios, o algoritmo executa a rotina </w:t>
+      </w:r>
+      <w:proofErr w:type="spellStart"/>
+      <w:proofErr w:type="gramStart"/>
+      <w:r>
+        <w:t>medirOffset</w:t>
+      </w:r>
+      <w:proofErr w:type="spellEnd"/>
+      <w:r>
+        <w:t>(</w:t>
+      </w:r>
+      <w:proofErr w:type="gramEnd"/>
+      <w:r>
+        <w:t>) durante a inicialização (Setup). Essa função afere o ruído basal do hardware sem carga conectada e armazena esse valor, funcionando como a função "Tara" de uma balança analítica, subtraindo esse viés de todas as leituras subsequentes.</w:t>
+      </w:r>
+    </w:p>
+    <w:p>
+      <w:pPr>
+        <w:pStyle w:val="Ttulo3"/>
+      </w:pPr>
+      <w:r>
+        <w:t>Regressão Linear e Compensação de Carga</w:t>
+      </w:r>
+    </w:p>
+    <w:p>
+      <w:r>
+        <w:t xml:space="preserve">As não-linearidades dos componentes eletrônicos e do ADC do ESP32 são corrigidas via software utilizando uma equação de calibração de dois pontos (Regressão Linear Simples: y = </w:t>
+      </w:r>
+      <w:proofErr w:type="spellStart"/>
+      <w:r>
+        <w:t>ax</w:t>
+      </w:r>
+      <w:proofErr w:type="spellEnd"/>
+      <w:r>
+        <w:t xml:space="preserve"> =</w:t>
+      </w:r>
+      <w:r>
+        <w:t xml:space="preserve"> b). Após aplicar o fator de calibração, o algoritmo soluciona o problema físico da queda de tensão (</w:t>
+      </w:r>
+      <w:proofErr w:type="spellStart"/>
+      <w:r>
+        <w:t>Voltage</w:t>
+      </w:r>
+      <w:proofErr w:type="spellEnd"/>
+      <w:r>
+        <w:t xml:space="preserve"> Drop</w:t>
+      </w:r>
+      <w:r>
+        <w:t>) no resistor shunt.</w:t>
+      </w:r>
+    </w:p>
+    <w:p>
+      <w:pPr>
+        <w:rPr>
+          <w:b/>
+          <w:bCs/>
+        </w:rPr>
+      </w:pPr>
+      <w:r>
+        <w:t>Como o resistor shunt encontra-se em série com o referencial negativo da carga, o algoritmo calcula a tensão dissipada pelo próprio resistor (</w:t>
+      </w:r>
+      <w:proofErr w:type="spellStart"/>
+      <w:r>
+        <w:t>Vshunt_real</w:t>
+      </w:r>
+      <w:proofErr w:type="spellEnd"/>
+      <w:r>
+        <w:t>) e a subtrai ativamente da tensão total medida pelo divisor resistivo (</w:t>
+      </w:r>
+      <w:proofErr w:type="spellStart"/>
+      <w:r>
+        <w:t>tensaoAtual</w:t>
+      </w:r>
+      <w:proofErr w:type="spellEnd"/>
+      <w:r>
+        <w:t xml:space="preserve"> = </w:t>
+      </w:r>
+      <w:proofErr w:type="spellStart"/>
+      <w:r>
+        <w:t>tensao</w:t>
+      </w:r>
+      <w:proofErr w:type="spellEnd"/>
+      <w:r>
+        <w:t xml:space="preserve"> - </w:t>
+      </w:r>
+      <w:proofErr w:type="spellStart"/>
+      <w:r>
+        <w:t>Vshunt_real</w:t>
+      </w:r>
+      <w:proofErr w:type="spellEnd"/>
+      <w:r>
+        <w:t xml:space="preserve">). Isso garante que o valor exibido no </w:t>
+      </w:r>
+      <w:r>
+        <w:t>display</w:t>
+      </w:r>
+      <w:r>
+        <w:t xml:space="preserve"> e na página Web seja rigorosamente a tensão útil entregue aos bornes de saída.</w:t>
+      </w:r>
+    </w:p>
+    <w:p>
+      <w:pPr>
+        <w:pStyle w:val="Ttulo3"/>
+      </w:pPr>
+      <w:r>
+        <w:t xml:space="preserve"> Supressão de Zona Morta (Zero </w:t>
+      </w:r>
+      <w:proofErr w:type="spellStart"/>
+      <w:r>
+        <w:t>Blanking</w:t>
+      </w:r>
+      <w:proofErr w:type="spellEnd"/>
+      <w:r>
+        <w:t>)</w:t>
+      </w:r>
+    </w:p>
+    <w:p>
+      <w:r>
+        <w:t xml:space="preserve">Para garantir estabilidade visual e confiabilidade em níveis de instrumentação, o firmware incorpora uma lógica de supressão de ruído térmico em baixas correntes, conhecida como </w:t>
+      </w:r>
+      <w:r>
+        <w:t xml:space="preserve">Zero </w:t>
+      </w:r>
+      <w:proofErr w:type="spellStart"/>
+      <w:r>
+        <w:t>Blanking</w:t>
+      </w:r>
+      <w:proofErr w:type="spellEnd"/>
+      <w:r>
+        <w:t>. Qualquer leitura flutuante processada pelo ADC que represente uma corrente inferior a 90mA é forçada logicamente a 0A (</w:t>
+      </w:r>
+      <w:proofErr w:type="spellStart"/>
+      <w:r>
+        <w:t>if</w:t>
+      </w:r>
+      <w:proofErr w:type="spellEnd"/>
+      <w:r>
+        <w:t xml:space="preserve"> (</w:t>
+      </w:r>
+      <w:proofErr w:type="spellStart"/>
+      <w:r>
+        <w:t>correnteAtual</w:t>
+      </w:r>
+      <w:proofErr w:type="spellEnd"/>
+      <w:r>
+        <w:t xml:space="preserve"> &lt; 0.090)), garantindo que o display permaneça limpo e cravado quando a fonte estiver inoperante.</w:t>
+      </w:r>
+    </w:p>
+    <w:p>
+      <w:pPr>
+        <w:pStyle w:val="Ttulo1"/>
+      </w:pPr>
+      <w:bookmarkStart w:id="10" w:name="_Toc230404762"/>
+      <w:r>
+        <w:lastRenderedPageBreak/>
+        <w:t>Resultados Experimentais</w:t>
       </w:r>
       <w:bookmarkEnd w:id="10"/>
-      <w:r>
-        <w:t xml:space="preserve"> </w:t>
-      </w:r>
+    </w:p>
+    <w:p>
+      <w:pPr>
+        <w:pStyle w:val="Ttulo2"/>
+      </w:pPr>
+      <w:bookmarkStart w:id="11" w:name="_Toc230404763"/>
+      <w:r>
+        <w:t>Regulação de Tensão</w:t>
+      </w:r>
+      <w:bookmarkEnd w:id="11"/>
+    </w:p>
+    <w:p>
+      <w:pPr>
+        <w:pStyle w:val="Ttulo2"/>
+      </w:pPr>
+      <w:bookmarkStart w:id="12" w:name="_Toc230404764"/>
+      <w:r>
+        <w:t>Variação da Carga</w:t>
+      </w:r>
+      <w:bookmarkEnd w:id="12"/>
+    </w:p>
+    <w:p>
+      <w:pPr>
+        <w:pStyle w:val="Ttulo2"/>
+      </w:pPr>
+      <w:bookmarkStart w:id="13" w:name="_Toc230404765"/>
+      <w:r>
+        <w:t>Comparação de Medição</w:t>
+      </w:r>
+      <w:bookmarkEnd w:id="13"/>
+      <w:r>
+        <w:t xml:space="preserve"> </w:t>
+      </w:r>
+    </w:p>
+    <w:p>
+      <w:pPr>
+        <w:pStyle w:val="Ttulo2"/>
+      </w:pPr>
+      <w:bookmarkStart w:id="14" w:name="_Toc230404766"/>
+      <w:r>
+        <w:t>Teste de Sobrecorrente</w:t>
+      </w:r>
+      <w:bookmarkEnd w:id="14"/>
     </w:p>
     <w:p>
       <w:pPr>
         <w:pStyle w:val="Ttulo1"/>
       </w:pPr>
-      <w:bookmarkStart w:id="11" w:name="_Toc230404762"/>
-      <w:r>
-        <w:t>Resultados Experimentais</w:t>
-      </w:r>
-      <w:bookmarkEnd w:id="11"/>
-    </w:p>
-    <w:p>
-      <w:pPr>
-        <w:pStyle w:val="Ttulo2"/>
-      </w:pPr>
-      <w:bookmarkStart w:id="12" w:name="_Toc230404763"/>
-      <w:r>
-        <w:t>Regulação de Tensão</w:t>
-      </w:r>
-      <w:bookmarkEnd w:id="12"/>
-    </w:p>
-    <w:p>
-      <w:pPr>
-        <w:pStyle w:val="Ttulo2"/>
-      </w:pPr>
-      <w:bookmarkStart w:id="13" w:name="_Toc230404764"/>
-      <w:r>
-        <w:t>Variação da Carga</w:t>
-      </w:r>
-      <w:bookmarkEnd w:id="13"/>
-    </w:p>
-    <w:p>
-      <w:pPr>
-        <w:pStyle w:val="Ttulo2"/>
-      </w:pPr>
-      <w:bookmarkStart w:id="14" w:name="_Toc230404765"/>
-      <w:r>
-        <w:t>Comparação de Medição</w:t>
-      </w:r>
-      <w:bookmarkEnd w:id="14"/>
-      <w:r>
-        <w:t xml:space="preserve"> </w:t>
-      </w:r>
-    </w:p>
-    <w:p>
-      <w:pPr>
-        <w:pStyle w:val="Ttulo2"/>
-      </w:pPr>
-      <w:bookmarkStart w:id="15" w:name="_Toc230404766"/>
-      <w:r>
-        <w:t>Teste de Sobrecorrente</w:t>
+      <w:bookmarkStart w:id="15" w:name="_Toc230404767"/>
+      <w:r>
+        <w:t>Discussão</w:t>
       </w:r>
       <w:bookmarkEnd w:id="15"/>
-    </w:p>
-    <w:p/>
+      <w:r>
+        <w:t xml:space="preserve"> </w:t>
+      </w:r>
+      <w:r>
+        <w:t xml:space="preserve"> </w:t>
+      </w:r>
+    </w:p>
     <w:p>
       <w:pPr>
         <w:pStyle w:val="Ttulo1"/>
       </w:pPr>
-      <w:bookmarkStart w:id="16" w:name="_Toc230404767"/>
-      <w:r>
-        <w:t>Discussão</w:t>
+      <w:bookmarkStart w:id="16" w:name="_Toc230404768"/>
+      <w:r>
+        <w:t>Conclusão</w:t>
       </w:r>
       <w:bookmarkEnd w:id="16"/>
-      <w:r>
-        <w:t xml:space="preserve"> </w:t>
-      </w:r>
-      <w:r>
-        <w:t xml:space="preserve"> </w:t>
-      </w:r>
-    </w:p>
-    <w:p/>
-    <w:p/>
-    <w:p/>
-    <w:p/>
+    </w:p>
     <w:p>
       <w:pPr>
         <w:pStyle w:val="Ttulo1"/>
       </w:pPr>
-      <w:bookmarkStart w:id="17" w:name="_Toc230404768"/>
-      <w:r>
-        <w:t>Conclusão</w:t>
+      <w:bookmarkStart w:id="17" w:name="_Toc230404769"/>
+      <w:r>
+        <w:t>Referencias</w:t>
       </w:r>
       <w:bookmarkEnd w:id="17"/>
-    </w:p>
-    <w:p/>
-    <w:p/>
-    <w:p>
-      <w:pPr>
-        <w:pStyle w:val="Ttulo1"/>
-      </w:pPr>
-      <w:bookmarkStart w:id="18" w:name="_Toc230404769"/>
-      <w:r>
-        <w:t>Referencias</w:t>
-      </w:r>
-      <w:bookmarkEnd w:id="18"/>
     </w:p>
     <w:p>
       <w:pPr>
@@ -8830,12 +10823,56 @@
         <w:t>2014.</w:t>
       </w:r>
     </w:p>
-    <w:p/>
+    <w:p>
+      <w:pPr>
+        <w:ind w:firstLine="0"/>
+      </w:pPr>
+      <w:r>
+        <w:rPr>
+          <w:b/>
+          <w:bCs/>
+        </w:rPr>
+        <w:t>PLACA ESP32: o que é, modelos, pinagem e como programar</w:t>
+      </w:r>
+      <w:r>
+        <w:rPr>
+          <w:b/>
+          <w:bCs/>
+        </w:rPr>
+        <w:t xml:space="preserve">. </w:t>
+      </w:r>
+      <w:r>
+        <w:t xml:space="preserve">VictorVision, 2022. Disponível em: </w:t>
+      </w:r>
+      <w:hyperlink r:id="rId17" w:tgtFrame="_blank" w:history="1">
+        <w:r>
+          <w:rPr>
+            <w:rStyle w:val="Hyperlink"/>
+          </w:rPr>
+          <w:t>https://victorvision.com.br/blog/p</w:t>
+        </w:r>
+        <w:r>
+          <w:rPr>
+            <w:rStyle w:val="Hyperlink"/>
+          </w:rPr>
+          <w:t>l</w:t>
+        </w:r>
+        <w:r>
+          <w:rPr>
+            <w:rStyle w:val="Hyperlink"/>
+          </w:rPr>
+          <w:t>aca-esp32/</w:t>
+        </w:r>
+      </w:hyperlink>
+      <w:r>
+        <w:t>. Acesso em: 2026.</w:t>
+      </w:r>
+    </w:p>
     <w:sectPr>
-      <w:headerReference w:type="default" r:id="rId11"/>
-      <w:footerReference w:type="default" r:id="rId12"/>
-      <w:headerReference w:type="first" r:id="rId13"/>
-      <w:footerReference w:type="first" r:id="rId14"/>
+      <w:headerReference w:type="default" r:id="rId18"/>
+      <w:footerReference w:type="default" r:id="rId19"/>
+      <w:headerReference w:type="first" r:id="rId20"/>
+      <w:footerReference w:type="first" r:id="rId21"/>
       <w:pgSz w:w="11906" w:h="16838"/>
       <w:pgMar w:top="1417" w:right="1701" w:bottom="1417" w:left="1701" w:header="708" w:footer="708" w:gutter="0"/>
       <w:cols w:space="708"/>
@@ -9293,6 +11330,268 @@
     </w:lvl>
   </w:abstractNum>
   <w:abstractNum w:abstractNumId="1" w15:restartNumberingAfterBreak="0">
+    <w:nsid w:val="1F2501DF"/>
+    <w:multiLevelType w:val="multilevel"/>
+    <w:tmpl w:val="E354AE90"/>
+    <w:lvl w:ilvl="0">
+      <w:start w:val="1"/>
+      <w:numFmt w:val="decimal"/>
+      <w:lvlText w:val="%1."/>
+      <w:lvlJc w:val="left"/>
+      <w:pPr>
+        <w:tabs>
+          <w:tab w:val="num" w:pos="720"/>
+        </w:tabs>
+        <w:ind w:left="720" w:hanging="360"/>
+      </w:pPr>
+    </w:lvl>
+    <w:lvl w:ilvl="1" w:tentative="1">
+      <w:start w:val="1"/>
+      <w:numFmt w:val="decimal"/>
+      <w:lvlText w:val="%2."/>
+      <w:lvlJc w:val="left"/>
+      <w:pPr>
+        <w:tabs>
+          <w:tab w:val="num" w:pos="1440"/>
+        </w:tabs>
+        <w:ind w:left="1440" w:hanging="360"/>
+      </w:pPr>
+    </w:lvl>
+    <w:lvl w:ilvl="2" w:tentative="1">
+      <w:start w:val="1"/>
+      <w:numFmt w:val="decimal"/>
+      <w:lvlText w:val="%3."/>
+      <w:lvlJc w:val="left"/>
+      <w:pPr>
+        <w:tabs>
+          <w:tab w:val="num" w:pos="2160"/>
+        </w:tabs>
+        <w:ind w:left="2160" w:hanging="360"/>
+      </w:pPr>
+    </w:lvl>
+    <w:lvl w:ilvl="3" w:tentative="1">
+      <w:start w:val="1"/>
+      <w:numFmt w:val="decimal"/>
+      <w:lvlText w:val="%4."/>
+      <w:lvlJc w:val="left"/>
+      <w:pPr>
+        <w:tabs>
+          <w:tab w:val="num" w:pos="2880"/>
+        </w:tabs>
+        <w:ind w:left="2880" w:hanging="360"/>
+      </w:pPr>
+    </w:lvl>
+    <w:lvl w:ilvl="4" w:tentative="1">
+      <w:start w:val="1"/>
+      <w:numFmt w:val="decimal"/>
+      <w:lvlText w:val="%5."/>
+      <w:lvlJc w:val="left"/>
+      <w:pPr>
+        <w:tabs>
+          <w:tab w:val="num" w:pos="3600"/>
+        </w:tabs>
+        <w:ind w:left="3600" w:hanging="360"/>
+      </w:pPr>
+    </w:lvl>
+    <w:lvl w:ilvl="5" w:tentative="1">
+      <w:start w:val="1"/>
+      <w:numFmt w:val="decimal"/>
+      <w:lvlText w:val="%6."/>
+      <w:lvlJc w:val="left"/>
+      <w:pPr>
+        <w:tabs>
+          <w:tab w:val="num" w:pos="4320"/>
+        </w:tabs>
+        <w:ind w:left="4320" w:hanging="360"/>
+      </w:pPr>
+    </w:lvl>
+    <w:lvl w:ilvl="6" w:tentative="1">
+      <w:start w:val="1"/>
+      <w:numFmt w:val="decimal"/>
+      <w:lvlText w:val="%7."/>
+      <w:lvlJc w:val="left"/>
+      <w:pPr>
+        <w:tabs>
+          <w:tab w:val="num" w:pos="5040"/>
+        </w:tabs>
+        <w:ind w:left="5040" w:hanging="360"/>
+      </w:pPr>
+    </w:lvl>
+    <w:lvl w:ilvl="7" w:tentative="1">
+      <w:start w:val="1"/>
+      <w:numFmt w:val="decimal"/>
+      <w:lvlText w:val="%8."/>
+      <w:lvlJc w:val="left"/>
+      <w:pPr>
+        <w:tabs>
+          <w:tab w:val="num" w:pos="5760"/>
+        </w:tabs>
+        <w:ind w:left="5760" w:hanging="360"/>
+      </w:pPr>
+    </w:lvl>
+    <w:lvl w:ilvl="8" w:tentative="1">
+      <w:start w:val="1"/>
+      <w:numFmt w:val="decimal"/>
+      <w:lvlText w:val="%9."/>
+      <w:lvlJc w:val="left"/>
+      <w:pPr>
+        <w:tabs>
+          <w:tab w:val="num" w:pos="6480"/>
+        </w:tabs>
+        <w:ind w:left="6480" w:hanging="360"/>
+      </w:pPr>
+    </w:lvl>
+  </w:abstractNum>
+  <w:abstractNum w:abstractNumId="2" w15:restartNumberingAfterBreak="0">
+    <w:nsid w:val="21A33514"/>
+    <w:multiLevelType w:val="multilevel"/>
+    <w:tmpl w:val="EAD8007C"/>
+    <w:lvl w:ilvl="0">
+      <w:start w:val="1"/>
+      <w:numFmt w:val="bullet"/>
+      <w:lvlText w:val=""/>
+      <w:lvlJc w:val="left"/>
+      <w:pPr>
+        <w:tabs>
+          <w:tab w:val="num" w:pos="720"/>
+        </w:tabs>
+        <w:ind w:left="720" w:hanging="360"/>
+      </w:pPr>
+      <w:rPr>
+        <w:rFonts w:ascii="Symbol" w:hAnsi="Symbol" w:hint="default"/>
+        <w:sz w:val="20"/>
+      </w:rPr>
+    </w:lvl>
+    <w:lvl w:ilvl="1" w:tentative="1">
+      <w:start w:val="1"/>
+      <w:numFmt w:val="bullet"/>
+      <w:lvlText w:val="o"/>
+      <w:lvlJc w:val="left"/>
+      <w:pPr>
+        <w:tabs>
+          <w:tab w:val="num" w:pos="1440"/>
+        </w:tabs>
+        <w:ind w:left="1440" w:hanging="360"/>
+      </w:pPr>
+      <w:rPr>
+        <w:rFonts w:ascii="Courier New" w:hAnsi="Courier New" w:hint="default"/>
+        <w:sz w:val="20"/>
+      </w:rPr>
+    </w:lvl>
+    <w:lvl w:ilvl="2" w:tentative="1">
+      <w:start w:val="1"/>
+      <w:numFmt w:val="bullet"/>
+      <w:lvlText w:val=""/>
+      <w:lvlJc w:val="left"/>
+      <w:pPr>
+        <w:tabs>
+          <w:tab w:val="num" w:pos="2160"/>
+        </w:tabs>
+        <w:ind w:left="2160" w:hanging="360"/>
+      </w:pPr>
+      <w:rPr>
+        <w:rFonts w:ascii="Wingdings" w:hAnsi="Wingdings" w:hint="default"/>
+        <w:sz w:val="20"/>
+      </w:rPr>
+    </w:lvl>
+    <w:lvl w:ilvl="3" w:tentative="1">
+      <w:start w:val="1"/>
+      <w:numFmt w:val="bullet"/>
+      <w:lvlText w:val=""/>
+      <w:lvlJc w:val="left"/>
+      <w:pPr>
+        <w:tabs>
+          <w:tab w:val="num" w:pos="2880"/>
+        </w:tabs>
+        <w:ind w:left="2880" w:hanging="360"/>
+      </w:pPr>
+      <w:rPr>
+        <w:rFonts w:ascii="Wingdings" w:hAnsi="Wingdings" w:hint="default"/>
+        <w:sz w:val="20"/>
+      </w:rPr>
+    </w:lvl>
+    <w:lvl w:ilvl="4" w:tentative="1">
+      <w:start w:val="1"/>
+      <w:numFmt w:val="bullet"/>
+      <w:lvlText w:val=""/>
+      <w:lvlJc w:val="left"/>
+      <w:pPr>
+        <w:tabs>
+          <w:tab w:val="num" w:pos="3600"/>
+        </w:tabs>
+        <w:ind w:left="3600" w:hanging="360"/>
+      </w:pPr>
+      <w:rPr>
+        <w:rFonts w:ascii="Wingdings" w:hAnsi="Wingdings" w:hint="default"/>
+        <w:sz w:val="20"/>
+      </w:rPr>
+    </w:lvl>
+    <w:lvl w:ilvl="5" w:tentative="1">
+      <w:start w:val="1"/>
+      <w:numFmt w:val="bullet"/>
+      <w:lvlText w:val=""/>
+      <w:lvlJc w:val="left"/>
+      <w:pPr>
+        <w:tabs>
+          <w:tab w:val="num" w:pos="4320"/>
+        </w:tabs>
+        <w:ind w:left="4320" w:hanging="360"/>
+      </w:pPr>
+      <w:rPr>
+        <w:rFonts w:ascii="Wingdings" w:hAnsi="Wingdings" w:hint="default"/>
+        <w:sz w:val="20"/>
+      </w:rPr>
+    </w:lvl>
+    <w:lvl w:ilvl="6" w:tentative="1">
+      <w:start w:val="1"/>
+      <w:numFmt w:val="bullet"/>
+      <w:lvlText w:val=""/>
+      <w:lvlJc w:val="left"/>
+      <w:pPr>
+        <w:tabs>
+          <w:tab w:val="num" w:pos="5040"/>
+        </w:tabs>
+        <w:ind w:left="5040" w:hanging="360"/>
+      </w:pPr>
+      <w:rPr>
+        <w:rFonts w:ascii="Wingdings" w:hAnsi="Wingdings" w:hint="default"/>
+        <w:sz w:val="20"/>
+      </w:rPr>
+    </w:lvl>
+    <w:lvl w:ilvl="7" w:tentative="1">
+      <w:start w:val="1"/>
+      <w:numFmt w:val="bullet"/>
+      <w:lvlText w:val=""/>
+      <w:lvlJc w:val="left"/>
+      <w:pPr>
+        <w:tabs>
+          <w:tab w:val="num" w:pos="5760"/>
+        </w:tabs>
+        <w:ind w:left="5760" w:hanging="360"/>
+      </w:pPr>
+      <w:rPr>
+        <w:rFonts w:ascii="Wingdings" w:hAnsi="Wingdings" w:hint="default"/>
+        <w:sz w:val="20"/>
+      </w:rPr>
+    </w:lvl>
+    <w:lvl w:ilvl="8" w:tentative="1">
+      <w:start w:val="1"/>
+      <w:numFmt w:val="bullet"/>
+      <w:lvlText w:val=""/>
+      <w:lvlJc w:val="left"/>
+      <w:pPr>
+        <w:tabs>
+          <w:tab w:val="num" w:pos="6480"/>
+        </w:tabs>
+        <w:ind w:left="6480" w:hanging="360"/>
+      </w:pPr>
+      <w:rPr>
+        <w:rFonts w:ascii="Wingdings" w:hAnsi="Wingdings" w:hint="default"/>
+        <w:sz w:val="20"/>
+      </w:rPr>
+    </w:lvl>
+  </w:abstractNum>
+  <w:abstractNum w:abstractNumId="3" w15:restartNumberingAfterBreak="0">
     <w:nsid w:val="2E692AD4"/>
     <w:multiLevelType w:val="multilevel"/>
     <w:tmpl w:val="8588215E"/>
@@ -9405,7 +11704,7 @@
       </w:pPr>
     </w:lvl>
   </w:abstractNum>
-  <w:abstractNum w:abstractNumId="2" w15:restartNumberingAfterBreak="0">
+  <w:abstractNum w:abstractNumId="4" w15:restartNumberingAfterBreak="0">
     <w:nsid w:val="328C685C"/>
     <w:multiLevelType w:val="multilevel"/>
     <w:tmpl w:val="CF5A50A2"/>
@@ -9518,7 +11817,156 @@
       </w:pPr>
     </w:lvl>
   </w:abstractNum>
-  <w:abstractNum w:abstractNumId="3" w15:restartNumberingAfterBreak="0">
+  <w:abstractNum w:abstractNumId="5" w15:restartNumberingAfterBreak="0">
+    <w:nsid w:val="41F46A64"/>
+    <w:multiLevelType w:val="multilevel"/>
+    <w:tmpl w:val="7AFC8176"/>
+    <w:lvl w:ilvl="0">
+      <w:start w:val="1"/>
+      <w:numFmt w:val="bullet"/>
+      <w:lvlText w:val=""/>
+      <w:lvlJc w:val="left"/>
+      <w:pPr>
+        <w:tabs>
+          <w:tab w:val="num" w:pos="720"/>
+        </w:tabs>
+        <w:ind w:left="720" w:hanging="360"/>
+      </w:pPr>
+      <w:rPr>
+        <w:rFonts w:ascii="Symbol" w:hAnsi="Symbol" w:hint="default"/>
+        <w:sz w:val="20"/>
+      </w:rPr>
+    </w:lvl>
+    <w:lvl w:ilvl="1" w:tentative="1">
+      <w:start w:val="1"/>
+      <w:numFmt w:val="bullet"/>
+      <w:lvlText w:val="o"/>
+      <w:lvlJc w:val="left"/>
+      <w:pPr>
+        <w:tabs>
+          <w:tab w:val="num" w:pos="1440"/>
+        </w:tabs>
+        <w:ind w:left="1440" w:hanging="360"/>
+      </w:pPr>
+      <w:rPr>
+        <w:rFonts w:ascii="Courier New" w:hAnsi="Courier New" w:hint="default"/>
+        <w:sz w:val="20"/>
+      </w:rPr>
+    </w:lvl>
+    <w:lvl w:ilvl="2" w:tentative="1">
+      <w:start w:val="1"/>
+      <w:numFmt w:val="bullet"/>
+      <w:lvlText w:val=""/>
+      <w:lvlJc w:val="left"/>
+      <w:pPr>
+        <w:tabs>
+          <w:tab w:val="num" w:pos="2160"/>
+        </w:tabs>
+        <w:ind w:left="2160" w:hanging="360"/>
+      </w:pPr>
+      <w:rPr>
+        <w:rFonts w:ascii="Wingdings" w:hAnsi="Wingdings" w:hint="default"/>
+        <w:sz w:val="20"/>
+      </w:rPr>
+    </w:lvl>
+    <w:lvl w:ilvl="3" w:tentative="1">
+      <w:start w:val="1"/>
+      <w:numFmt w:val="bullet"/>
+      <w:lvlText w:val=""/>
+      <w:lvlJc w:val="left"/>
+      <w:pPr>
+        <w:tabs>
+          <w:tab w:val="num" w:pos="2880"/>
+        </w:tabs>
+        <w:ind w:left="2880" w:hanging="360"/>
+      </w:pPr>
+      <w:rPr>
+        <w:rFonts w:ascii="Wingdings" w:hAnsi="Wingdings" w:hint="default"/>
+        <w:sz w:val="20"/>
+      </w:rPr>
+    </w:lvl>
+    <w:lvl w:ilvl="4" w:tentative="1">
+      <w:start w:val="1"/>
+      <w:numFmt w:val="bullet"/>
+      <w:lvlText w:val=""/>
+      <w:lvlJc w:val="left"/>
+      <w:pPr>
+        <w:tabs>
+          <w:tab w:val="num" w:pos="3600"/>
+        </w:tabs>
+        <w:ind w:left="3600" w:hanging="360"/>
+      </w:pPr>
+      <w:rPr>
+        <w:rFonts w:ascii="Wingdings" w:hAnsi="Wingdings" w:hint="default"/>
+        <w:sz w:val="20"/>
+      </w:rPr>
+    </w:lvl>
+    <w:lvl w:ilvl="5" w:tentative="1">
+      <w:start w:val="1"/>
+      <w:numFmt w:val="bullet"/>
+      <w:lvlText w:val=""/>
+      <w:lvlJc w:val="left"/>
+      <w:pPr>
+        <w:tabs>
+          <w:tab w:val="num" w:pos="4320"/>
+        </w:tabs>
+        <w:ind w:left="4320" w:hanging="360"/>
+      </w:pPr>
+      <w:rPr>
+        <w:rFonts w:ascii="Wingdings" w:hAnsi="Wingdings" w:hint="default"/>
+        <w:sz w:val="20"/>
+      </w:rPr>
+    </w:lvl>
+    <w:lvl w:ilvl="6" w:tentative="1">
+      <w:start w:val="1"/>
+      <w:numFmt w:val="bullet"/>
+      <w:lvlText w:val=""/>
+      <w:lvlJc w:val="left"/>
+      <w:pPr>
+        <w:tabs>
+          <w:tab w:val="num" w:pos="5040"/>
+        </w:tabs>
+        <w:ind w:left="5040" w:hanging="360"/>
+      </w:pPr>
+      <w:rPr>
+        <w:rFonts w:ascii="Wingdings" w:hAnsi="Wingdings" w:hint="default"/>
+        <w:sz w:val="20"/>
+      </w:rPr>
+    </w:lvl>
+    <w:lvl w:ilvl="7" w:tentative="1">
+      <w:start w:val="1"/>
+      <w:numFmt w:val="bullet"/>
+      <w:lvlText w:val=""/>
+      <w:lvlJc w:val="left"/>
+      <w:pPr>
+        <w:tabs>
+          <w:tab w:val="num" w:pos="5760"/>
+        </w:tabs>
+        <w:ind w:left="5760" w:hanging="360"/>
+      </w:pPr>
+      <w:rPr>
+        <w:rFonts w:ascii="Wingdings" w:hAnsi="Wingdings" w:hint="default"/>
+        <w:sz w:val="20"/>
+      </w:rPr>
+    </w:lvl>
+    <w:lvl w:ilvl="8" w:tentative="1">
+      <w:start w:val="1"/>
+      <w:numFmt w:val="bullet"/>
+      <w:lvlText w:val=""/>
+      <w:lvlJc w:val="left"/>
+      <w:pPr>
+        <w:tabs>
+          <w:tab w:val="num" w:pos="6480"/>
+        </w:tabs>
+        <w:ind w:left="6480" w:hanging="360"/>
+      </w:pPr>
+      <w:rPr>
+        <w:rFonts w:ascii="Wingdings" w:hAnsi="Wingdings" w:hint="default"/>
+        <w:sz w:val="20"/>
+      </w:rPr>
+    </w:lvl>
+  </w:abstractNum>
+  <w:abstractNum w:abstractNumId="6" w15:restartNumberingAfterBreak="0">
     <w:nsid w:val="6315799E"/>
     <w:multiLevelType w:val="multilevel"/>
     <w:tmpl w:val="0A9E9524"/>
@@ -9631,7 +12079,7 @@
       </w:pPr>
     </w:lvl>
   </w:abstractNum>
-  <w:abstractNum w:abstractNumId="4" w15:restartNumberingAfterBreak="0">
+  <w:abstractNum w:abstractNumId="7" w15:restartNumberingAfterBreak="0">
     <w:nsid w:val="7C2C7981"/>
     <w:multiLevelType w:val="multilevel"/>
     <w:tmpl w:val="1650656A"/>
@@ -9727,13 +12175,13 @@
     </w:lvl>
   </w:abstractNum>
   <w:num w:numId="1" w16cid:durableId="2042590792">
-    <w:abstractNumId w:val="4"/>
+    <w:abstractNumId w:val="7"/>
   </w:num>
   <w:num w:numId="2" w16cid:durableId="1965576091">
-    <w:abstractNumId w:val="3"/>
+    <w:abstractNumId w:val="6"/>
   </w:num>
   <w:num w:numId="3" w16cid:durableId="1984038342">
-    <w:abstractNumId w:val="2"/>
+    <w:abstractNumId w:val="4"/>
     <w:lvlOverride w:ilvl="0">
       <w:lvl w:ilvl="0">
         <w:numFmt w:val="decimal"/>
@@ -9753,7 +12201,7 @@
     </w:lvlOverride>
   </w:num>
   <w:num w:numId="5" w16cid:durableId="628558222">
-    <w:abstractNumId w:val="1"/>
+    <w:abstractNumId w:val="3"/>
     <w:lvlOverride w:ilvl="0">
       <w:lvl w:ilvl="0">
         <w:numFmt w:val="decimal"/>
@@ -9761,6 +12209,15 @@
         <w:lvlJc w:val="left"/>
       </w:lvl>
     </w:lvlOverride>
+  </w:num>
+  <w:num w:numId="6" w16cid:durableId="1997492850">
+    <w:abstractNumId w:val="5"/>
+  </w:num>
+  <w:num w:numId="7" w16cid:durableId="2124684436">
+    <w:abstractNumId w:val="2"/>
+  </w:num>
+  <w:num w:numId="8" w16cid:durableId="606161349">
+    <w:abstractNumId w:val="1"/>
   </w:num>
 </w:numbering>
 </file>
@@ -10413,7 +12870,6 @@
   <w:style w:type="character" w:default="1" w:styleId="Fontepargpadro">
     <w:name w:val="Default Paragraph Font"/>
     <w:uiPriority w:val="1"/>
-    <w:semiHidden/>
     <w:unhideWhenUsed/>
   </w:style>
   <w:style w:type="table" w:default="1" w:styleId="Tabelanormal">
@@ -11464,14 +13920,6 @@
 </file>
 
 <file path=customXml/item1.xml><?xml version="1.0" encoding="utf-8"?>
-<p:properties xmlns:p="http://schemas.microsoft.com/office/2006/metadata/properties" xmlns:xsi="http://www.w3.org/2001/XMLSchema-instance" xmlns:pc="http://schemas.microsoft.com/office/infopath/2007/PartnerControls">
-  <documentManagement>
-    <_activity xmlns="fe006c0b-4912-41ea-b8fb-fb13fc790363" xsi:nil="true"/>
-  </documentManagement>
-</p:properties>
-</file>
-
-<file path=customXml/item2.xml><?xml version="1.0" encoding="utf-8"?>
 <ct:contentTypeSchema xmlns:ct="http://schemas.microsoft.com/office/2006/metadata/contentType" xmlns:ma="http://schemas.microsoft.com/office/2006/metadata/properties/metaAttributes" ct:_="" ma:_="" ma:contentTypeName="Document" ma:contentTypeID="0x0101005EEE5ED3FC6B184CB89A3D0309EC4FC5" ma:contentTypeVersion="6" ma:contentTypeDescription="Create a new document." ma:contentTypeScope="" ma:versionID="55c1603867461dc033e82de41065267a">
   <xsd:schema xmlns:xsd="http://www.w3.org/2001/XMLSchema" xmlns:xs="http://www.w3.org/2001/XMLSchema" xmlns:p="http://schemas.microsoft.com/office/2006/metadata/properties" xmlns:ns3="fe006c0b-4912-41ea-b8fb-fb13fc790363" targetNamespace="http://schemas.microsoft.com/office/2006/metadata/properties" ma:root="true" ma:fieldsID="89541c535ba7f6837dcffe6ec7b19d7a" ns3:_="">
     <xsd:import namespace="fe006c0b-4912-41ea-b8fb-fb13fc790363"/>
@@ -11627,7 +14075,19 @@
 </ct:contentTypeSchema>
 </file>
 
+<file path=customXml/item2.xml><?xml version="1.0" encoding="utf-8"?>
+<p:properties xmlns:p="http://schemas.microsoft.com/office/2006/metadata/properties" xmlns:xsi="http://www.w3.org/2001/XMLSchema-instance" xmlns:pc="http://schemas.microsoft.com/office/infopath/2007/PartnerControls">
+  <documentManagement>
+    <_activity xmlns="fe006c0b-4912-41ea-b8fb-fb13fc790363" xsi:nil="true"/>
+  </documentManagement>
+</p:properties>
+</file>
+
 <file path=customXml/item3.xml><?xml version="1.0" encoding="utf-8"?>
+<b:Sources xmlns:b="http://schemas.openxmlformats.org/officeDocument/2006/bibliography" xmlns="http://schemas.openxmlformats.org/officeDocument/2006/bibliography" SelectedStyle="\APASixthEditionOfficeOnline.xsl" StyleName="APA" Version="6"/>
+</file>
+
+<file path=customXml/item4.xml><?xml version="1.0" encoding="utf-8"?>
 <?mso-contentType ?>
 <FormTemplates xmlns="http://schemas.microsoft.com/sharepoint/v3/contenttype/forms">
   <Display>DocumentLibraryForm</Display>
@@ -11636,21 +14096,7 @@
 </FormTemplates>
 </file>
 
-<file path=customXml/item4.xml><?xml version="1.0" encoding="utf-8"?>
-<b:Sources xmlns:b="http://schemas.openxmlformats.org/officeDocument/2006/bibliography" xmlns="http://schemas.openxmlformats.org/officeDocument/2006/bibliography" SelectedStyle="\APASixthEditionOfficeOnline.xsl" StyleName="APA" Version="6"/>
-</file>
-
 <file path=customXml/itemProps1.xml><?xml version="1.0" encoding="utf-8"?>
-<ds:datastoreItem xmlns:ds="http://schemas.openxmlformats.org/officeDocument/2006/customXml" ds:itemID="{6504E372-959B-40CE-8EB4-7DD7820783AA}">
-  <ds:schemaRefs>
-    <ds:schemaRef ds:uri="http://schemas.microsoft.com/office/2006/metadata/properties"/>
-    <ds:schemaRef ds:uri="http://schemas.microsoft.com/office/infopath/2007/PartnerControls"/>
-    <ds:schemaRef ds:uri="fe006c0b-4912-41ea-b8fb-fb13fc790363"/>
-  </ds:schemaRefs>
-</ds:datastoreItem>
-</file>
-
-<file path=customXml/itemProps2.xml><?xml version="1.0" encoding="utf-8"?>
 <ds:datastoreItem xmlns:ds="http://schemas.openxmlformats.org/officeDocument/2006/customXml" ds:itemID="{F5F99F9B-3D0E-430B-B7D0-C7B08FA667EF}">
   <ds:schemaRefs>
     <ds:schemaRef ds:uri="http://schemas.microsoft.com/office/2006/metadata/contentType"/>
@@ -11668,18 +14114,28 @@
 </ds:datastoreItem>
 </file>
 
+<file path=customXml/itemProps2.xml><?xml version="1.0" encoding="utf-8"?>
+<ds:datastoreItem xmlns:ds="http://schemas.openxmlformats.org/officeDocument/2006/customXml" ds:itemID="{6504E372-959B-40CE-8EB4-7DD7820783AA}">
+  <ds:schemaRefs>
+    <ds:schemaRef ds:uri="http://schemas.microsoft.com/office/2006/metadata/properties"/>
+    <ds:schemaRef ds:uri="http://schemas.microsoft.com/office/infopath/2007/PartnerControls"/>
+    <ds:schemaRef ds:uri="fe006c0b-4912-41ea-b8fb-fb13fc790363"/>
+  </ds:schemaRefs>
+</ds:datastoreItem>
+</file>
+
 <file path=customXml/itemProps3.xml><?xml version="1.0" encoding="utf-8"?>
+<ds:datastoreItem xmlns:ds="http://schemas.openxmlformats.org/officeDocument/2006/customXml" ds:itemID="{CB1380C5-C06B-45C6-80F0-7AEE23B5E2B8}">
+  <ds:schemaRefs>
+    <ds:schemaRef ds:uri="http://schemas.openxmlformats.org/officeDocument/2006/bibliography"/>
+  </ds:schemaRefs>
+</ds:datastoreItem>
+</file>
+
+<file path=customXml/itemProps4.xml><?xml version="1.0" encoding="utf-8"?>
 <ds:datastoreItem xmlns:ds="http://schemas.openxmlformats.org/officeDocument/2006/customXml" ds:itemID="{D7D3A90F-4EAF-4798-A979-8C92EF6F2F8F}">
   <ds:schemaRefs>
     <ds:schemaRef ds:uri="http://schemas.microsoft.com/sharepoint/v3/contenttype/forms"/>
   </ds:schemaRefs>
 </ds:datastoreItem>
-</file>
-
-<file path=customXml/itemProps4.xml><?xml version="1.0" encoding="utf-8"?>
-<ds:datastoreItem xmlns:ds="http://schemas.openxmlformats.org/officeDocument/2006/customXml" ds:itemID="{CB1380C5-C06B-45C6-80F0-7AEE23B5E2B8}">
-  <ds:schemaRefs>
-    <ds:schemaRef ds:uri="http://schemas.openxmlformats.org/officeDocument/2006/bibliography"/>
-  </ds:schemaRefs>
-</ds:datastoreItem>
 </file>